--- a/docs/HyreKit_Documentation.docx
+++ b/docs/HyreKit_Documentation.docx
@@ -2811,7 +2811,16 @@
         <w:t xml:space="preserve"> </w:t>
       </w:r>
       <w:r>
-        <w:t xml:space="preserve">согласие на публикацию.</w:t>
+        <w:t xml:space="preserve">согласие на публикацию. Каждая выдача и отзыв согласия пишутся в журнал с редакцией текста; кандидат видит журнал в настройках (</w:t>
+      </w:r>
+      <w:r>
+        <w:rPr>
+          <w:rStyle w:val="VerbatimChar"/>
+        </w:rPr>
+        <w:t xml:space="preserve">GET /candidate/consents</w:t>
+      </w:r>
+      <w:r>
+        <w:t xml:space="preserve">).</w:t>
       </w:r>
     </w:p>
     <w:bookmarkEnd w:id="40"/>
@@ -3217,6 +3226,71 @@
               <w:jc w:val="left"/>
             </w:pPr>
             <w:r>
+              <w:t xml:space="preserve">6а</w:t>
+            </w:r>
+          </w:p>
+        </w:tc>
+        <w:tc>
+          <w:tcPr/>
+          <w:p>
+            <w:pPr>
+              <w:pStyle w:val="Compact"/>
+              <w:jc w:val="left"/>
+            </w:pPr>
+            <w:r>
+              <w:t xml:space="preserve">Избранное</w:t>
+            </w:r>
+          </w:p>
+        </w:tc>
+        <w:tc>
+          <w:tcPr/>
+          <w:p>
+            <w:pPr>
+              <w:pStyle w:val="Compact"/>
+              <w:jc w:val="left"/>
+            </w:pPr>
+            <w:r>
+              <w:t xml:space="preserve">Шортлист компании: закладка на карточке в подборке, банке и профиле; можно привязать к потребности. Контакты по-прежнему скрыты до приглашения</w:t>
+            </w:r>
+          </w:p>
+        </w:tc>
+        <w:tc>
+          <w:tcPr/>
+          <w:p>
+            <w:pPr>
+              <w:pStyle w:val="Compact"/>
+              <w:jc w:val="left"/>
+            </w:pPr>
+            <w:r>
+              <w:rPr>
+                <w:rStyle w:val="VerbatimChar"/>
+              </w:rPr>
+              <w:t xml:space="preserve">GET /employer/favorites</w:t>
+            </w:r>
+            <w:r>
+              <w:t xml:space="preserve">,</w:t>
+            </w:r>
+            <w:r>
+              <w:t xml:space="preserve"> </w:t>
+            </w:r>
+            <w:r>
+              <w:rPr>
+                <w:rStyle w:val="VerbatimChar"/>
+              </w:rPr>
+              <w:t xml:space="preserve">PUT/DELETE /employer/favorites/{id}</w:t>
+            </w:r>
+          </w:p>
+        </w:tc>
+      </w:tr>
+      <w:tr>
+        <w:tc>
+          <w:tcPr/>
+          <w:p>
+            <w:pPr>
+              <w:pStyle w:val="Compact"/>
+              <w:jc w:val="left"/>
+            </w:pPr>
+            <w:r>
               <w:t xml:space="preserve">7</w:t>
             </w:r>
           </w:p>
@@ -3623,6 +3697,76 @@
                 <w:rStyle w:val="VerbatimChar"/>
               </w:rPr>
               <w:t xml:space="preserve">candidates.service.is_visible</w:t>
+            </w:r>
+          </w:p>
+        </w:tc>
+      </w:tr>
+      <w:tr>
+        <w:tc>
+          <w:tcPr/>
+          <w:p>
+            <w:pPr>
+              <w:pStyle w:val="Compact"/>
+              <w:jc w:val="left"/>
+            </w:pPr>
+            <w:r>
+              <w:t xml:space="preserve">Согласие хранится с историей и редакцией текста</w:t>
+            </w:r>
+          </w:p>
+        </w:tc>
+        <w:tc>
+          <w:tcPr/>
+          <w:p>
+            <w:pPr>
+              <w:pStyle w:val="Compact"/>
+              <w:jc w:val="left"/>
+            </w:pPr>
+            <w:r>
+              <w:rPr>
+                <w:rStyle w:val="VerbatimChar"/>
+              </w:rPr>
+              <w:t xml:space="preserve">candidates.service.set_consent</w:t>
+            </w:r>
+            <w:r>
+              <w:t xml:space="preserve">, таблица</w:t>
+            </w:r>
+            <w:r>
+              <w:t xml:space="preserve"> </w:t>
+            </w:r>
+            <w:r>
+              <w:rPr>
+                <w:rStyle w:val="VerbatimChar"/>
+              </w:rPr>
+              <w:t xml:space="preserve">consent_events</w:t>
+            </w:r>
+          </w:p>
+        </w:tc>
+      </w:tr>
+      <w:tr>
+        <w:tc>
+          <w:tcPr/>
+          <w:p>
+            <w:pPr>
+              <w:pStyle w:val="Compact"/>
+              <w:jc w:val="left"/>
+            </w:pPr>
+            <w:r>
+              <w:t xml:space="preserve">Отозвавший согласие кандидат пропадает и из избранного</w:t>
+            </w:r>
+          </w:p>
+        </w:tc>
+        <w:tc>
+          <w:tcPr/>
+          <w:p>
+            <w:pPr>
+              <w:pStyle w:val="Compact"/>
+              <w:jc w:val="left"/>
+            </w:pPr>
+            <w:r>
+              <w:rPr>
+                <w:rStyle w:val="VerbatimChar"/>
+              </w:rPr>
+              <w:t xml:space="preserve">employers.router.list_favorites</w:t>
             </w:r>
           </w:p>
         </w:tc>
@@ -6581,7 +6725,7 @@
               <a:graphicData uri="http://schemas.openxmlformats.org/drawingml/2006/picture">
                 <pic:pic>
                   <pic:nvPicPr>
-                    <pic:cNvPr descr="/home/claude/hyrekit_fsp/docs/assets/diagrams/04-arhitektura-1.png" id="59" name="Picture"/>
+                    <pic:cNvPr descr="/home/user/hyrekit_fsp/docs/assets/diagrams/04-arhitektura-1.png" id="59" name="Picture"/>
                     <pic:cNvPicPr>
                       <a:picLocks noChangeArrowheads="1" noChangeAspect="1"/>
                     </pic:cNvPicPr>
@@ -7124,7 +7268,7 @@
               <a:graphicData uri="http://schemas.openxmlformats.org/drawingml/2006/picture">
                 <pic:pic>
                   <pic:nvPicPr>
-                    <pic:cNvPr descr="/home/claude/hyrekit_fsp/docs/assets/diagrams/04-arhitektura-2.png" id="63" name="Picture"/>
+                    <pic:cNvPr descr="/home/user/hyrekit_fsp/docs/assets/diagrams/04-arhitektura-2.png" id="63" name="Picture"/>
                     <pic:cNvPicPr>
                       <a:picLocks noChangeArrowheads="1" noChangeAspect="1"/>
                     </pic:cNvPicPr>
@@ -7541,14 +7685,14 @@
       <w:r>
         <w:drawing>
           <wp:inline>
-            <wp:extent cx="5334000" cy="2925244"/>
+            <wp:extent cx="5334000" cy="2044699"/>
             <wp:effectExtent b="0" l="0" r="0" t="0"/>
             <wp:docPr descr="" title="" id="65" name="Picture"/>
             <a:graphic>
               <a:graphicData uri="http://schemas.openxmlformats.org/drawingml/2006/picture">
                 <pic:pic>
                   <pic:nvPicPr>
-                    <pic:cNvPr descr="/home/claude/hyrekit_fsp/docs/assets/diagrams/04-arhitektura-3.png" id="66" name="Picture"/>
+                    <pic:cNvPr descr="/home/user/hyrekit_fsp/docs/assets/diagrams/04-arhitektura-3.png" id="66" name="Picture"/>
                     <pic:cNvPicPr>
                       <a:picLocks noChangeArrowheads="1" noChangeAspect="1"/>
                     </pic:cNvPicPr>
@@ -7562,7 +7706,7 @@
                   <pic:spPr bwMode="auto">
                     <a:xfrm>
                       <a:off x="0" y="0"/>
-                      <a:ext cx="5334000" cy="2925244"/>
+                      <a:ext cx="5334000" cy="2044699"/>
                     </a:xfrm>
                     <a:prstGeom prst="rect">
                       <a:avLst/>
@@ -7612,6 +7756,18 @@
         <w:t xml:space="preserve">alembic/versions/0001_initial_schema.py</w:t>
       </w:r>
       <w:r>
+        <w:t xml:space="preserve">, журнал согласий и избранное добавляет</w:t>
+      </w:r>
+      <w:r>
+        <w:t xml:space="preserve"> </w:t>
+      </w:r>
+      <w:r>
+        <w:rPr>
+          <w:rStyle w:val="VerbatimChar"/>
+        </w:rPr>
+        <w:t xml:space="preserve">0002_consents_favorites.py</w:t>
+      </w:r>
+      <w:r>
         <w:t xml:space="preserve">.</w:t>
       </w:r>
     </w:p>
@@ -8546,7 +8702,7 @@
               <a:graphicData uri="http://schemas.openxmlformats.org/drawingml/2006/picture">
                 <pic:pic>
                   <pic:nvPicPr>
-                    <pic:cNvPr descr="/home/claude/hyrekit_fsp/docs/assets/diagrams/04-arhitektura-4.png" id="76" name="Picture"/>
+                    <pic:cNvPr descr="/home/user/hyrekit_fsp/docs/assets/diagrams/04-arhitektura-4.png" id="76" name="Picture"/>
                     <pic:cNvPicPr>
                       <a:picLocks noChangeArrowheads="1" noChangeAspect="1"/>
                     </pic:cNvPicPr>
@@ -8632,7 +8788,7 @@
               <a:graphicData uri="http://schemas.openxmlformats.org/drawingml/2006/picture">
                 <pic:pic>
                   <pic:nvPicPr>
-                    <pic:cNvPr descr="/home/claude/hyrekit_fsp/docs/assets/diagrams/04-arhitektura-5.png" id="80" name="Picture"/>
+                    <pic:cNvPr descr="/home/user/hyrekit_fsp/docs/assets/diagrams/04-arhitektura-5.png" id="80" name="Picture"/>
                     <pic:cNvPicPr>
                       <a:picLocks noChangeArrowheads="1" noChangeAspect="1"/>
                     </pic:cNvPicPr>
@@ -8961,7 +9117,7 @@
     <w:bookmarkEnd w:id="85"/>
     <w:bookmarkEnd w:id="86"/>
     <w:bookmarkEnd w:id="87"/>
-    <w:bookmarkStart w:id="98" w:name="sec-05-zapusk-i-demo"/>
+    <w:bookmarkStart w:id="99" w:name="sec-05-zapusk-i-demo"/>
     <w:p>
       <w:pPr>
         <w:pStyle w:val="Heading1"/>
@@ -8970,7 +9126,7 @@
         <w:t xml:space="preserve">5. Запуск и демо</w:t>
       </w:r>
     </w:p>
-    <w:bookmarkStart w:id="90" w:name="вариант-1.-docker-compose-одна-команда"/>
+    <w:bookmarkStart w:id="91" w:name="вариант-1.-docker-compose-одна-команда"/>
     <w:p>
       <w:pPr>
         <w:pStyle w:val="Heading2"/>
@@ -9340,6 +9496,40 @@
         <w:pStyle w:val="BodyText"/>
       </w:pPr>
       <w:r>
+        <w:t xml:space="preserve">Нагрузочная проверка —</w:t>
+      </w:r>
+      <w:r>
+        <w:t xml:space="preserve"> </w:t>
+      </w:r>
+      <w:r>
+        <w:rPr>
+          <w:rStyle w:val="VerbatimChar"/>
+        </w:rPr>
+        <w:t xml:space="preserve">python scripts/load.py --users 50 --duration 30</w:t>
+      </w:r>
+      <w:r>
+        <w:t xml:space="preserve">: p50 и p95 подборки, поиска, карточки и кабинета кандидата. Результаты и выводы —</w:t>
+      </w:r>
+      <w:r>
+        <w:t xml:space="preserve"> </w:t>
+      </w:r>
+      <w:hyperlink r:id="rId90">
+        <w:r>
+          <w:rPr>
+            <w:rStyle w:val="Hyperlink"/>
+          </w:rPr>
+          <w:t xml:space="preserve">docs/validation/load.md</w:t>
+        </w:r>
+      </w:hyperlink>
+      <w:r>
+        <w:t xml:space="preserve">.</w:t>
+      </w:r>
+    </w:p>
+    <w:p>
+      <w:pPr>
+        <w:pStyle w:val="BodyText"/>
+      </w:pPr>
+      <w:r>
         <w:t xml:space="preserve">Остановка:</w:t>
       </w:r>
       <w:r>
@@ -9367,8 +9557,8 @@
         <w:t xml:space="preserve">.</w:t>
       </w:r>
     </w:p>
-    <w:bookmarkEnd w:id="90"/>
-    <w:bookmarkStart w:id="91" w:name="X1414facfffa5691b0a8be99016f6f3006c88455"/>
+    <w:bookmarkEnd w:id="91"/>
+    <w:bookmarkStart w:id="92" w:name="X1414facfffa5691b0a8be99016f6f3006c88455"/>
     <w:p>
       <w:pPr>
         <w:pStyle w:val="Heading2"/>
@@ -9635,8 +9825,8 @@
         <w:t xml:space="preserve">на SQLite, применяет миграцию и запускает API с автоперезагрузкой. Демо-данные создаются так же, как в Docker. Ссылка подтверждения почты без SMTP печатается в лог API.</w:t>
       </w:r>
     </w:p>
-    <w:bookmarkEnd w:id="91"/>
-    <w:bookmarkStart w:id="92" w:name="демо-аккаунты"/>
+    <w:bookmarkEnd w:id="92"/>
+    <w:bookmarkStart w:id="93" w:name="демо-аккаунты"/>
     <w:p>
       <w:pPr>
         <w:pStyle w:val="Heading2"/>
@@ -9856,8 +10046,8 @@
         <w:t xml:space="preserve">, тот же пароль) прошли тест через симуляцию по той же модели, что и валидация, поэтому их категории и рейтинги согласованы с методикой. Около 65 % привязали ФСП ID; часть ID без истории — так видно, как система показывает кандидата без достижений.</w:t>
       </w:r>
     </w:p>
-    <w:bookmarkEnd w:id="92"/>
-    <w:bookmarkStart w:id="93" w:name="демо-за-5-минут"/>
+    <w:bookmarkEnd w:id="93"/>
+    <w:bookmarkStart w:id="94" w:name="демо-за-5-минут"/>
     <w:p>
       <w:pPr>
         <w:pStyle w:val="Heading2"/>
@@ -10128,8 +10318,8 @@
         <w:t xml:space="preserve">Дополнительно: кандидат откликается на опубликованную вакансию в «Вакансиях», работодатель видит отклик и раскрытые контакты; кандидат отвечает на короткое задание в «Челленджах», работодатель видит ответ с оценкой.</w:t>
       </w:r>
     </w:p>
-    <w:bookmarkEnd w:id="93"/>
-    <w:bookmarkStart w:id="94" w:name="переменные-окружения"/>
+    <w:bookmarkEnd w:id="94"/>
+    <w:bookmarkStart w:id="95" w:name="переменные-окружения"/>
     <w:p>
       <w:pPr>
         <w:pStyle w:val="Heading2"/>
@@ -10796,8 +10986,8 @@
         </w:tc>
       </w:tr>
     </w:tbl>
-    <w:bookmarkEnd w:id="94"/>
-    <w:bookmarkStart w:id="95" w:name="сборка-и-проверки"/>
+    <w:bookmarkEnd w:id="95"/>
+    <w:bookmarkStart w:id="96" w:name="сборка-и-проверки"/>
     <w:p>
       <w:pPr>
         <w:pStyle w:val="Heading2"/>
@@ -11036,8 +11226,8 @@
         <w:t xml:space="preserve"># фронтенд</w:t>
       </w:r>
     </w:p>
-    <w:bookmarkEnd w:id="95"/>
-    <w:bookmarkStart w:id="97" w:name="развёртывание-в-yandex-cloud"/>
+    <w:bookmarkEnd w:id="96"/>
+    <w:bookmarkStart w:id="98" w:name="развёртывание-в-yandex-cloud"/>
     <w:p>
       <w:pPr>
         <w:pStyle w:val="Heading2"/>
@@ -11082,7 +11272,7 @@
       <w:r>
         <w:t xml:space="preserve"> </w:t>
       </w:r>
-      <w:hyperlink r:id="rId96">
+      <w:hyperlink r:id="rId97">
         <w:r>
           <w:rPr>
             <w:rStyle w:val="Hyperlink"/>
@@ -11106,9 +11296,9 @@
         <w:t xml:space="preserve">.</w:t>
       </w:r>
     </w:p>
-    <w:bookmarkEnd w:id="97"/>
     <w:bookmarkEnd w:id="98"/>
-    <w:bookmarkStart w:id="105" w:name="sec-06-tehnologii-i-servisy"/>
+    <w:bookmarkEnd w:id="99"/>
+    <w:bookmarkStart w:id="106" w:name="sec-06-tehnologii-i-servisy"/>
     <w:p>
       <w:pPr>
         <w:pStyle w:val="Heading1"/>
@@ -11164,7 +11354,7 @@
         <w:t xml:space="preserve">.</w:t>
       </w:r>
     </w:p>
-    <w:bookmarkStart w:id="99" w:name="бэкенд-python-3.11"/>
+    <w:bookmarkStart w:id="100" w:name="бэкенд-python-3.11"/>
     <w:p>
       <w:pPr>
         <w:pStyle w:val="Heading2"/>
@@ -12248,8 +12438,8 @@
         <w:t xml:space="preserve">Разработка: pytest 8.3.4, pytest-asyncio 0.24.0, pytest-cov 6.0.0, ruff 0.8.6, mypy 1.14.1, bandit 1.8.3, pip-audit 2.7.3.</w:t>
       </w:r>
     </w:p>
-    <w:bookmarkEnd w:id="99"/>
-    <w:bookmarkStart w:id="100" w:name="фронтенд-node.js-20"/>
+    <w:bookmarkEnd w:id="100"/>
+    <w:bookmarkStart w:id="101" w:name="фронтенд-node.js-20"/>
     <w:p>
       <w:pPr>
         <w:pStyle w:val="Heading2"/>
@@ -12675,8 +12865,8 @@
         </w:tc>
       </w:tr>
     </w:tbl>
-    <w:bookmarkEnd w:id="100"/>
-    <w:bookmarkStart w:id="101" w:name="инфраструктура"/>
+    <w:bookmarkEnd w:id="101"/>
+    <w:bookmarkStart w:id="102" w:name="инфраструктура"/>
     <w:p>
       <w:pPr>
         <w:pStyle w:val="Heading2"/>
@@ -12938,8 +13128,8 @@
         </w:tc>
       </w:tr>
     </w:tbl>
-    <w:bookmarkEnd w:id="101"/>
-    <w:bookmarkStart w:id="102" w:name="шрифты-и-бренд"/>
+    <w:bookmarkEnd w:id="102"/>
+    <w:bookmarkStart w:id="103" w:name="шрифты-и-бренд"/>
     <w:p>
       <w:pPr>
         <w:pStyle w:val="Heading2"/>
@@ -13143,8 +13333,8 @@
         </w:tc>
       </w:tr>
     </w:tbl>
-    <w:bookmarkEnd w:id="102"/>
-    <w:bookmarkStart w:id="104" w:name="gigachat"/>
+    <w:bookmarkEnd w:id="103"/>
+    <w:bookmarkStart w:id="105" w:name="gigachat"/>
     <w:p>
       <w:pPr>
         <w:pStyle w:val="Heading2"/>
@@ -13365,7 +13555,7 @@
       <w:r>
         <w:t xml:space="preserve"> </w:t>
       </w:r>
-      <w:hyperlink r:id="rId103">
+      <w:hyperlink r:id="rId104">
         <w:r>
           <w:rPr>
             <w:rStyle w:val="Hyperlink"/>
@@ -13377,9 +13567,9 @@
         <w:t xml:space="preserve">.</w:t>
       </w:r>
     </w:p>
-    <w:bookmarkEnd w:id="104"/>
     <w:bookmarkEnd w:id="105"/>
-    <w:bookmarkStart w:id="118" w:name="sec-07-komanda-i-process"/>
+    <w:bookmarkEnd w:id="106"/>
+    <w:bookmarkStart w:id="119" w:name="sec-07-komanda-i-process"/>
     <w:p>
       <w:pPr>
         <w:pStyle w:val="Heading1"/>
@@ -13388,7 +13578,7 @@
         <w:t xml:space="preserve">7. Команда и процесс</w:t>
       </w:r>
     </w:p>
-    <w:bookmarkStart w:id="110" w:name="команда-и-трек"/>
+    <w:bookmarkStart w:id="111" w:name="команда-и-трек"/>
     <w:p>
       <w:pPr>
         <w:pStyle w:val="Heading2"/>
@@ -13568,7 +13758,7 @@
             <w:r>
               <w:t xml:space="preserve">Яков Дятлов (</w:t>
             </w:r>
-            <w:hyperlink r:id="rId106">
+            <w:hyperlink r:id="rId107">
               <w:r>
                 <w:rPr>
                   <w:rStyle w:val="Hyperlink"/>
@@ -13605,7 +13795,7 @@
             <w:r>
               <w:t xml:space="preserve">Ирина Живова (</w:t>
             </w:r>
-            <w:hyperlink r:id="rId107">
+            <w:hyperlink r:id="rId108">
               <w:r>
                 <w:rPr>
                   <w:rStyle w:val="Hyperlink"/>
@@ -13642,7 +13832,7 @@
             <w:r>
               <w:t xml:space="preserve">Сергей Емельянов (</w:t>
             </w:r>
-            <w:hyperlink r:id="rId108">
+            <w:hyperlink r:id="rId109">
               <w:r>
                 <w:rPr>
                   <w:rStyle w:val="Hyperlink"/>
@@ -13679,7 +13869,7 @@
             <w:r>
               <w:t xml:space="preserve">Алиса Живова (</w:t>
             </w:r>
-            <w:hyperlink r:id="rId109">
+            <w:hyperlink r:id="rId110">
               <w:r>
                 <w:rPr>
                   <w:rStyle w:val="Hyperlink"/>
@@ -13706,8 +13896,8 @@
         </w:tc>
       </w:tr>
     </w:tbl>
-    <w:bookmarkEnd w:id="110"/>
-    <w:bookmarkStart w:id="114" w:name="как-велась-разработка"/>
+    <w:bookmarkEnd w:id="111"/>
+    <w:bookmarkStart w:id="115" w:name="как-велась-разработка"/>
     <w:p>
       <w:pPr>
         <w:pStyle w:val="Heading2"/>
@@ -13805,7 +13995,7 @@
       <w:r>
         <w:t xml:space="preserve"> </w:t>
       </w:r>
-      <w:hyperlink r:id="rId111">
+      <w:hyperlink r:id="rId112">
         <w:r>
           <w:rPr>
             <w:rStyle w:val="VerbatimChar"/>
@@ -13872,7 +14062,7 @@
       <w:r>
         <w:t xml:space="preserve"> </w:t>
       </w:r>
-      <w:hyperlink r:id="rId112">
+      <w:hyperlink r:id="rId113">
         <w:r>
           <w:rPr>
             <w:rStyle w:val="VerbatimChar"/>
@@ -13894,7 +14084,7 @@
       <w:r>
         <w:t xml:space="preserve"> </w:t>
       </w:r>
-      <w:hyperlink r:id="rId113">
+      <w:hyperlink r:id="rId114">
         <w:r>
           <w:rPr>
             <w:rStyle w:val="Hyperlink"/>
@@ -13906,8 +14096,8 @@
         <w:t xml:space="preserve">.</w:t>
       </w:r>
     </w:p>
-    <w:bookmarkEnd w:id="114"/>
-    <w:bookmarkStart w:id="115" w:name="качество"/>
+    <w:bookmarkEnd w:id="115"/>
+    <w:bookmarkStart w:id="116" w:name="качество"/>
     <w:p>
       <w:pPr>
         <w:pStyle w:val="Heading2"/>
@@ -14181,8 +14371,8 @@
         <w:t xml:space="preserve">: два задания, бэкенд и фронтенд, на каждый push и pull request.</w:t>
       </w:r>
     </w:p>
-    <w:bookmarkEnd w:id="115"/>
-    <w:bookmarkStart w:id="117" w:name="критерии-оценки-и-где-они-закрыты"/>
+    <w:bookmarkEnd w:id="116"/>
+    <w:bookmarkStart w:id="118" w:name="критерии-оценки-и-где-они-закрыты"/>
     <w:p>
       <w:pPr>
         <w:pStyle w:val="Heading2"/>
@@ -14428,7 +14618,7 @@
               <w:pStyle w:val="Compact"/>
               <w:jc w:val="left"/>
             </w:pPr>
-            <w:hyperlink r:id="rId116">
+            <w:hyperlink r:id="rId117">
               <w:r>
                 <w:rPr>
                   <w:rStyle w:val="Hyperlink"/>
@@ -14614,8 +14804,8 @@
         </w:tc>
       </w:tr>
     </w:tbl>
-    <w:bookmarkEnd w:id="117"/>
     <w:bookmarkEnd w:id="118"/>
+    <w:bookmarkEnd w:id="119"/>
     <w:sectPr/>
   </w:body>
 </w:document>

--- a/docs/HyreKit_Documentation.docx
+++ b/docs/HyreKit_Documentation.docx
@@ -9117,7 +9117,7 @@
     <w:bookmarkEnd w:id="85"/>
     <w:bookmarkEnd w:id="86"/>
     <w:bookmarkEnd w:id="87"/>
-    <w:bookmarkStart w:id="99" w:name="sec-05-zapusk-i-demo"/>
+    <w:bookmarkStart w:id="101" w:name="sec-05-zapusk-i-demo"/>
     <w:p>
       <w:pPr>
         <w:pStyle w:val="Heading1"/>
@@ -10047,13 +10047,13 @@
       </w:r>
     </w:p>
     <w:bookmarkEnd w:id="93"/>
-    <w:bookmarkStart w:id="94" w:name="демо-за-5-минут"/>
+    <w:bookmarkStart w:id="95" w:name="экспресс-тест-для-жюри"/>
     <w:p>
       <w:pPr>
         <w:pStyle w:val="Heading2"/>
       </w:pPr>
       <w:r>
-        <w:t xml:space="preserve">Демо за 5 минут</w:t>
+        <w:t xml:space="preserve">Экспресс-тест для жюри</w:t>
       </w:r>
     </w:p>
     <w:p>
@@ -10061,34 +10061,7 @@
         <w:pStyle w:val="FirstParagraph"/>
       </w:pPr>
       <w:r>
-        <w:t xml:space="preserve">Сквозной сценарий ТЗ 3.3.</w:t>
-      </w:r>
-    </w:p>
-    <w:p>
-      <w:pPr>
-        <w:pStyle w:val="BodyText"/>
-      </w:pPr>
-      <w:r>
-        <w:rPr>
-          <w:bCs/>
-          <w:b/>
-        </w:rPr>
-        <w:t xml:space="preserve">Кандидат</w:t>
-      </w:r>
-      <w:r>
-        <w:t xml:space="preserve"> </w:t>
-      </w:r>
-      <w:r>
-        <w:t xml:space="preserve">(</w:t>
-      </w:r>
-      <w:r>
-        <w:rPr>
-          <w:rStyle w:val="VerbatimChar"/>
-        </w:rPr>
-        <w:t xml:space="preserve">candidate@hyrekit.ru</w:t>
-      </w:r>
-      <w:r>
-        <w:t xml:space="preserve">):</w:t>
+        <w:t xml:space="preserve">Эксперт проходит тест сам, без регистрации и почты.</w:t>
       </w:r>
     </w:p>
     <w:p>
@@ -10100,7 +10073,19 @@
         <w:pStyle w:val="Compact"/>
       </w:pPr>
       <w:r>
-        <w:t xml:space="preserve">«Профиль» → загрузить PDF-резюме: поля заполнятся автоматически, распознанные подсвечены. Либо заполнить вручную.</w:t>
+        <w:t xml:space="preserve">На главной нажать «Экспресс-тест за 5 минут без регистрации» или открыть</w:t>
+      </w:r>
+      <w:r>
+        <w:t xml:space="preserve"> </w:t>
+      </w:r>
+      <w:r>
+        <w:rPr>
+          <w:rStyle w:val="VerbatimChar"/>
+        </w:rPr>
+        <w:t xml:space="preserve">/express</w:t>
+      </w:r>
+      <w:r>
+        <w:t xml:space="preserve">.</w:t>
       </w:r>
     </w:p>
     <w:p>
@@ -10112,7 +10097,7 @@
         <w:pStyle w:val="Compact"/>
       </w:pPr>
       <w:r>
-        <w:t xml:space="preserve">«Тестирование» → опрос: отрасль, Backend, стаж, стек, предполагаемый грейд Middle.</w:t>
+        <w:t xml:space="preserve">Выбрать направление и грейд, отметить согласие, нажать «Начать экспресс-тест».</w:t>
       </w:r>
     </w:p>
     <w:p>
@@ -10124,7 +10109,43 @@
         <w:pStyle w:val="Compact"/>
       </w:pPr>
       <w:r>
-        <w:t xml:space="preserve">Пройти тест: 10 заданий, таймер, карта вопросов, ответы сохраняются сами.</w:t>
+        <w:t xml:space="preserve">Ответить на 5 заданий — по одному на тему направления. Банк заданий и оценка θ те же, что в полном тесте; размер и время заданы в</w:t>
+      </w:r>
+      <w:r>
+        <w:t xml:space="preserve"> </w:t>
+      </w:r>
+      <w:r>
+        <w:rPr>
+          <w:rStyle w:val="VerbatimChar"/>
+        </w:rPr>
+        <w:t xml:space="preserve">src/app/assessment/engine.py</w:t>
+      </w:r>
+      <w:r>
+        <w:t xml:space="preserve"> </w:t>
+      </w:r>
+      <w:r>
+        <w:t xml:space="preserve">(</w:t>
+      </w:r>
+      <w:r>
+        <w:rPr>
+          <w:rStyle w:val="VerbatimChar"/>
+        </w:rPr>
+        <w:t xml:space="preserve">EXPRESS_ITEMS_PER_TOPIC</w:t>
+      </w:r>
+      <w:r>
+        <w:t xml:space="preserve">,</w:t>
+      </w:r>
+      <w:r>
+        <w:t xml:space="preserve"> </w:t>
+      </w:r>
+      <w:r>
+        <w:rPr>
+          <w:rStyle w:val="VerbatimChar"/>
+        </w:rPr>
+        <w:t xml:space="preserve">EXPRESS_SECONDS_PER_ITEM</w:t>
+      </w:r>
+      <w:r>
+        <w:t xml:space="preserve">).</w:t>
       </w:r>
     </w:p>
     <w:p>
@@ -10136,7 +10157,7 @@
         <w:pStyle w:val="Compact"/>
       </w:pPr>
       <w:r>
-        <w:t xml:space="preserve">Результат: балл, разбор по темам, присвоенная категория «Backend · Middle» или предложение пересдать уровнем ниже.</w:t>
+        <w:t xml:space="preserve">Увидеть результат и присвоенную категорию. Грейд можно пересдавать сразу, без ожидания 90 дней.</w:t>
       </w:r>
     </w:p>
     <w:p>
@@ -10148,7 +10169,7 @@
         <w:pStyle w:val="Compact"/>
       </w:pPr>
       <w:r>
-        <w:t xml:space="preserve">«Настройки» → дать согласие на публикацию, привязать ФСП ID, например</w:t>
+        <w:t xml:space="preserve">Войти как</w:t>
       </w:r>
       <w:r>
         <w:t xml:space="preserve"> </w:t>
@@ -10157,40 +10178,65 @@
         <w:rPr>
           <w:rStyle w:val="VerbatimChar"/>
         </w:rPr>
-        <w:t xml:space="preserve">FSP-123457</w:t>
+        <w:t xml:space="preserve">employer@hyrekit.ru</w:t>
       </w:r>
       <w:r>
         <w:t xml:space="preserve"> </w:t>
       </w:r>
       <w:r>
-        <w:t xml:space="preserve">(есть история) или</w:t>
+        <w:t xml:space="preserve">и найти гостя в подборке вакансии или в банке кандидатов.</w:t>
+      </w:r>
+    </w:p>
+    <w:p>
+      <w:pPr>
+        <w:pStyle w:val="FirstParagraph"/>
+      </w:pPr>
+      <w:r>
+        <w:t xml:space="preserve">Каждый запуск создаёт отдельного гостевого кандидата, поэтому несколько экспертов не мешают друг другу и сбрасывать демо-данные не нужно. На 5 заданиях априорное распределение θ весит сильнее, чем на 10, поэтому экспресс-результат — демонстрация механики, а не замена полного теста. Спецификация —</w:t>
       </w:r>
       <w:r>
         <w:t xml:space="preserve"> </w:t>
       </w:r>
-      <w:r>
-        <w:rPr>
-          <w:rStyle w:val="VerbatimChar"/>
-        </w:rPr>
-        <w:t xml:space="preserve">FSP-123450</w:t>
-      </w:r>
-      <w:r>
-        <w:t xml:space="preserve"> </w:t>
-      </w:r>
-      <w:r>
-        <w:t xml:space="preserve">(истории нет).</w:t>
+      <w:hyperlink r:id="rId94">
+        <w:r>
+          <w:rPr>
+            <w:rStyle w:val="Hyperlink"/>
+          </w:rPr>
+          <w:t xml:space="preserve">fsp-32-ekspress-test.md</w:t>
+        </w:r>
+      </w:hyperlink>
+      <w:r>
+        <w:t xml:space="preserve">.</w:t>
+      </w:r>
+    </w:p>
+    <w:bookmarkEnd w:id="95"/>
+    <w:bookmarkStart w:id="96" w:name="демо-за-5-минут"/>
+    <w:p>
+      <w:pPr>
+        <w:pStyle w:val="Heading2"/>
+      </w:pPr>
+      <w:r>
+        <w:t xml:space="preserve">Демо за 5 минут</w:t>
       </w:r>
     </w:p>
     <w:p>
       <w:pPr>
         <w:pStyle w:val="FirstParagraph"/>
+      </w:pPr>
+      <w:r>
+        <w:t xml:space="preserve">Сквозной сценарий ТЗ 3.3.</w:t>
+      </w:r>
+    </w:p>
+    <w:p>
+      <w:pPr>
+        <w:pStyle w:val="BodyText"/>
       </w:pPr>
       <w:r>
         <w:rPr>
           <w:bCs/>
           <w:b/>
         </w:rPr>
-        <w:t xml:space="preserve">Работодатель</w:t>
+        <w:t xml:space="preserve">Кандидат</w:t>
       </w:r>
       <w:r>
         <w:t xml:space="preserve"> </w:t>
@@ -10202,10 +10248,10 @@
         <w:rPr>
           <w:rStyle w:val="VerbatimChar"/>
         </w:rPr>
-        <w:t xml:space="preserve">employer@hyrekit.ru</w:t>
-      </w:r>
-      <w:r>
-        <w:t xml:space="preserve">, в другом браузере или окне инкогнито):</w:t>
+        <w:t xml:space="preserve">candidate@hyrekit.ru</w:t>
+      </w:r>
+      <w:r>
+        <w:t xml:space="preserve">):</w:t>
       </w:r>
     </w:p>
     <w:p>
@@ -10217,7 +10263,7 @@
         <w:pStyle w:val="Compact"/>
       </w:pPr>
       <w:r>
-        <w:t xml:space="preserve">«Потребности» → «Python backend-разработчик» → подборка: кандидаты по убыванию соответствия, полосы компонентов балла, причины, недостающий стек. Свежий кандидат из шагов 1–5 появится здесь.</w:t>
+        <w:t xml:space="preserve">«Профиль» → загрузить PDF-резюме: поля заполнятся автоматически, распознанные подсвечены. Либо заполнить вручную.</w:t>
       </w:r>
     </w:p>
     <w:p>
@@ -10229,7 +10275,7 @@
         <w:pStyle w:val="Compact"/>
       </w:pPr>
       <w:r>
-        <w:t xml:space="preserve">Отфильтровать «Только с достижениями ФСП» и сбросить фильтр — исходная подборка не теряется.</w:t>
+        <w:t xml:space="preserve">«Тестирование» → опрос: отрасль, Backend, стаж, стек, предполагаемый грейд Middle.</w:t>
       </w:r>
     </w:p>
     <w:p>
@@ -10241,7 +10287,7 @@
         <w:pStyle w:val="Compact"/>
       </w:pPr>
       <w:r>
-        <w:t xml:space="preserve">Вкладка «Тест под вакансию» — темы из стека вакансии и два разных варианта одинаковой сложности.</w:t>
+        <w:t xml:space="preserve">Пройти тест: 10 заданий, таймер, карта вопросов, ответы сохраняются сами.</w:t>
       </w:r>
     </w:p>
     <w:p>
@@ -10253,7 +10299,49 @@
         <w:pStyle w:val="Compact"/>
       </w:pPr>
       <w:r>
-        <w:t xml:space="preserve">Открыть кандидата → контакты скрыты → «Пригласить»: описание, вилка 250 000 – 320 000 ₽, способ связи.</w:t>
+        <w:t xml:space="preserve">Результат: балл, разбор по темам, присвоенная категория «Backend · Middle» или предложение пересдать уровнем ниже.</w:t>
+      </w:r>
+    </w:p>
+    <w:p>
+      <w:pPr>
+        <w:numPr>
+          <w:ilvl w:val="0"/>
+          <w:numId w:val="1015"/>
+        </w:numPr>
+        <w:pStyle w:val="Compact"/>
+      </w:pPr>
+      <w:r>
+        <w:t xml:space="preserve">«Настройки» → дать согласие на публикацию, привязать ФСП ID, например</w:t>
+      </w:r>
+      <w:r>
+        <w:t xml:space="preserve"> </w:t>
+      </w:r>
+      <w:r>
+        <w:rPr>
+          <w:rStyle w:val="VerbatimChar"/>
+        </w:rPr>
+        <w:t xml:space="preserve">FSP-123457</w:t>
+      </w:r>
+      <w:r>
+        <w:t xml:space="preserve"> </w:t>
+      </w:r>
+      <w:r>
+        <w:t xml:space="preserve">(есть история) или</w:t>
+      </w:r>
+      <w:r>
+        <w:t xml:space="preserve"> </w:t>
+      </w:r>
+      <w:r>
+        <w:rPr>
+          <w:rStyle w:val="VerbatimChar"/>
+        </w:rPr>
+        <w:t xml:space="preserve">FSP-123450</w:t>
+      </w:r>
+      <w:r>
+        <w:t xml:space="preserve"> </w:t>
+      </w:r>
+      <w:r>
+        <w:t xml:space="preserve">(истории нет).</w:t>
       </w:r>
     </w:p>
     <w:p>
@@ -10265,10 +10353,22 @@
           <w:bCs/>
           <w:b/>
         </w:rPr>
-        <w:t xml:space="preserve">Кандидат</w:t>
-      </w:r>
-      <w:r>
-        <w:t xml:space="preserve">:</w:t>
+        <w:t xml:space="preserve">Работодатель</w:t>
+      </w:r>
+      <w:r>
+        <w:t xml:space="preserve"> </w:t>
+      </w:r>
+      <w:r>
+        <w:t xml:space="preserve">(</w:t>
+      </w:r>
+      <w:r>
+        <w:rPr>
+          <w:rStyle w:val="VerbatimChar"/>
+        </w:rPr>
+        <w:t xml:space="preserve">employer@hyrekit.ru</w:t>
+      </w:r>
+      <w:r>
+        <w:t xml:space="preserve">, в другом браузере или окне инкогнито):</w:t>
       </w:r>
     </w:p>
     <w:p>
@@ -10280,7 +10380,43 @@
         <w:pStyle w:val="Compact"/>
       </w:pPr>
       <w:r>
-        <w:t xml:space="preserve">«Приглашения» → видно компанию и зарплату → «Принять».</w:t>
+        <w:t xml:space="preserve">«Потребности» → «Python backend-разработчик» → подборка: кандидаты по убыванию соответствия, полосы компонентов балла, причины, недостающий стек. Свежий кандидат из шагов 1–5 появится здесь.</w:t>
+      </w:r>
+    </w:p>
+    <w:p>
+      <w:pPr>
+        <w:numPr>
+          <w:ilvl w:val="0"/>
+          <w:numId w:val="1016"/>
+        </w:numPr>
+        <w:pStyle w:val="Compact"/>
+      </w:pPr>
+      <w:r>
+        <w:t xml:space="preserve">Отфильтровать «Только с достижениями ФСП» и сбросить фильтр — исходная подборка не теряется.</w:t>
+      </w:r>
+    </w:p>
+    <w:p>
+      <w:pPr>
+        <w:numPr>
+          <w:ilvl w:val="0"/>
+          <w:numId w:val="1016"/>
+        </w:numPr>
+        <w:pStyle w:val="Compact"/>
+      </w:pPr>
+      <w:r>
+        <w:t xml:space="preserve">Вкладка «Тест под вакансию» — темы из стека вакансии и два разных варианта одинаковой сложности.</w:t>
+      </w:r>
+    </w:p>
+    <w:p>
+      <w:pPr>
+        <w:numPr>
+          <w:ilvl w:val="0"/>
+          <w:numId w:val="1016"/>
+        </w:numPr>
+        <w:pStyle w:val="Compact"/>
+      </w:pPr>
+      <w:r>
+        <w:t xml:space="preserve">Открыть кандидата → контакты скрыты → «Пригласить»: описание, вилка 250 000 – 320 000 ₽, способ связи.</w:t>
       </w:r>
     </w:p>
     <w:p>
@@ -10292,7 +10428,7 @@
           <w:bCs/>
           <w:b/>
         </w:rPr>
-        <w:t xml:space="preserve">Работодатель</w:t>
+        <w:t xml:space="preserve">Кандидат</w:t>
       </w:r>
       <w:r>
         <w:t xml:space="preserve">:</w:t>
@@ -10307,6 +10443,33 @@
         <w:pStyle w:val="Compact"/>
       </w:pPr>
       <w:r>
+        <w:t xml:space="preserve">«Приглашения» → видно компанию и зарплату → «Принять».</w:t>
+      </w:r>
+    </w:p>
+    <w:p>
+      <w:pPr>
+        <w:pStyle w:val="FirstParagraph"/>
+      </w:pPr>
+      <w:r>
+        <w:rPr>
+          <w:bCs/>
+          <w:b/>
+        </w:rPr>
+        <w:t xml:space="preserve">Работодатель</w:t>
+      </w:r>
+      <w:r>
+        <w:t xml:space="preserve">:</w:t>
+      </w:r>
+    </w:p>
+    <w:p>
+      <w:pPr>
+        <w:numPr>
+          <w:ilvl w:val="0"/>
+          <w:numId w:val="1018"/>
+        </w:numPr>
+        <w:pStyle w:val="Compact"/>
+      </w:pPr>
+      <w:r>
         <w:t xml:space="preserve">«Приглашения и отклики» → статус «принято», у кандидата открылись ФИО и контакты.</w:t>
       </w:r>
     </w:p>
@@ -10318,8 +10481,8 @@
         <w:t xml:space="preserve">Дополнительно: кандидат откликается на опубликованную вакансию в «Вакансиях», работодатель видит отклик и раскрытые контакты; кандидат отвечает на короткое задание в «Челленджах», работодатель видит ответ с оценкой.</w:t>
       </w:r>
     </w:p>
-    <w:bookmarkEnd w:id="94"/>
-    <w:bookmarkStart w:id="95" w:name="переменные-окружения"/>
+    <w:bookmarkEnd w:id="96"/>
+    <w:bookmarkStart w:id="97" w:name="переменные-окружения"/>
     <w:p>
       <w:pPr>
         <w:pStyle w:val="Heading2"/>
@@ -10986,8 +11149,8 @@
         </w:tc>
       </w:tr>
     </w:tbl>
-    <w:bookmarkEnd w:id="95"/>
-    <w:bookmarkStart w:id="96" w:name="сборка-и-проверки"/>
+    <w:bookmarkEnd w:id="97"/>
+    <w:bookmarkStart w:id="98" w:name="сборка-и-проверки"/>
     <w:p>
       <w:pPr>
         <w:pStyle w:val="Heading2"/>
@@ -11226,8 +11389,8 @@
         <w:t xml:space="preserve"># фронтенд</w:t>
       </w:r>
     </w:p>
-    <w:bookmarkEnd w:id="96"/>
-    <w:bookmarkStart w:id="98" w:name="развёртывание-в-yandex-cloud"/>
+    <w:bookmarkEnd w:id="98"/>
+    <w:bookmarkStart w:id="100" w:name="развёртывание-в-yandex-cloud"/>
     <w:p>
       <w:pPr>
         <w:pStyle w:val="Heading2"/>
@@ -11272,7 +11435,7 @@
       <w:r>
         <w:t xml:space="preserve"> </w:t>
       </w:r>
-      <w:hyperlink r:id="rId97">
+      <w:hyperlink r:id="rId99">
         <w:r>
           <w:rPr>
             <w:rStyle w:val="Hyperlink"/>
@@ -11296,9 +11459,9 @@
         <w:t xml:space="preserve">.</w:t>
       </w:r>
     </w:p>
-    <w:bookmarkEnd w:id="98"/>
-    <w:bookmarkEnd w:id="99"/>
-    <w:bookmarkStart w:id="106" w:name="sec-06-tehnologii-i-servisy"/>
+    <w:bookmarkEnd w:id="100"/>
+    <w:bookmarkEnd w:id="101"/>
+    <w:bookmarkStart w:id="108" w:name="sec-06-tehnologii-i-servisy"/>
     <w:p>
       <w:pPr>
         <w:pStyle w:val="Heading1"/>
@@ -11354,7 +11517,7 @@
         <w:t xml:space="preserve">.</w:t>
       </w:r>
     </w:p>
-    <w:bookmarkStart w:id="100" w:name="бэкенд-python-3.11"/>
+    <w:bookmarkStart w:id="102" w:name="бэкенд-python-3.11"/>
     <w:p>
       <w:pPr>
         <w:pStyle w:val="Heading2"/>
@@ -12438,8 +12601,8 @@
         <w:t xml:space="preserve">Разработка: pytest 8.3.4, pytest-asyncio 0.24.0, pytest-cov 6.0.0, ruff 0.8.6, mypy 1.14.1, bandit 1.8.3, pip-audit 2.7.3.</w:t>
       </w:r>
     </w:p>
-    <w:bookmarkEnd w:id="100"/>
-    <w:bookmarkStart w:id="101" w:name="фронтенд-node.js-20"/>
+    <w:bookmarkEnd w:id="102"/>
+    <w:bookmarkStart w:id="103" w:name="фронтенд-node.js-20"/>
     <w:p>
       <w:pPr>
         <w:pStyle w:val="Heading2"/>
@@ -12865,8 +13028,8 @@
         </w:tc>
       </w:tr>
     </w:tbl>
-    <w:bookmarkEnd w:id="101"/>
-    <w:bookmarkStart w:id="102" w:name="инфраструктура"/>
+    <w:bookmarkEnd w:id="103"/>
+    <w:bookmarkStart w:id="104" w:name="инфраструктура"/>
     <w:p>
       <w:pPr>
         <w:pStyle w:val="Heading2"/>
@@ -13128,8 +13291,8 @@
         </w:tc>
       </w:tr>
     </w:tbl>
-    <w:bookmarkEnd w:id="102"/>
-    <w:bookmarkStart w:id="103" w:name="шрифты-и-бренд"/>
+    <w:bookmarkEnd w:id="104"/>
+    <w:bookmarkStart w:id="105" w:name="шрифты-и-бренд"/>
     <w:p>
       <w:pPr>
         <w:pStyle w:val="Heading2"/>
@@ -13333,8 +13496,8 @@
         </w:tc>
       </w:tr>
     </w:tbl>
-    <w:bookmarkEnd w:id="103"/>
-    <w:bookmarkStart w:id="105" w:name="gigachat"/>
+    <w:bookmarkEnd w:id="105"/>
+    <w:bookmarkStart w:id="107" w:name="gigachat"/>
     <w:p>
       <w:pPr>
         <w:pStyle w:val="Heading2"/>
@@ -13555,7 +13718,7 @@
       <w:r>
         <w:t xml:space="preserve"> </w:t>
       </w:r>
-      <w:hyperlink r:id="rId104">
+      <w:hyperlink r:id="rId106">
         <w:r>
           <w:rPr>
             <w:rStyle w:val="Hyperlink"/>
@@ -13567,9 +13730,9 @@
         <w:t xml:space="preserve">.</w:t>
       </w:r>
     </w:p>
-    <w:bookmarkEnd w:id="105"/>
-    <w:bookmarkEnd w:id="106"/>
-    <w:bookmarkStart w:id="119" w:name="sec-07-komanda-i-process"/>
+    <w:bookmarkEnd w:id="107"/>
+    <w:bookmarkEnd w:id="108"/>
+    <w:bookmarkStart w:id="121" w:name="sec-07-komanda-i-process"/>
     <w:p>
       <w:pPr>
         <w:pStyle w:val="Heading1"/>
@@ -13578,7 +13741,7 @@
         <w:t xml:space="preserve">7. Команда и процесс</w:t>
       </w:r>
     </w:p>
-    <w:bookmarkStart w:id="111" w:name="команда-и-трек"/>
+    <w:bookmarkStart w:id="113" w:name="команда-и-трек"/>
     <w:p>
       <w:pPr>
         <w:pStyle w:val="Heading2"/>
@@ -13758,7 +13921,7 @@
             <w:r>
               <w:t xml:space="preserve">Яков Дятлов (</w:t>
             </w:r>
-            <w:hyperlink r:id="rId107">
+            <w:hyperlink r:id="rId109">
               <w:r>
                 <w:rPr>
                   <w:rStyle w:val="Hyperlink"/>
@@ -13795,7 +13958,7 @@
             <w:r>
               <w:t xml:space="preserve">Ирина Живова (</w:t>
             </w:r>
-            <w:hyperlink r:id="rId108">
+            <w:hyperlink r:id="rId110">
               <w:r>
                 <w:rPr>
                   <w:rStyle w:val="Hyperlink"/>
@@ -13832,7 +13995,7 @@
             <w:r>
               <w:t xml:space="preserve">Сергей Емельянов (</w:t>
             </w:r>
-            <w:hyperlink r:id="rId109">
+            <w:hyperlink r:id="rId111">
               <w:r>
                 <w:rPr>
                   <w:rStyle w:val="Hyperlink"/>
@@ -13869,7 +14032,7 @@
             <w:r>
               <w:t xml:space="preserve">Алиса Живова (</w:t>
             </w:r>
-            <w:hyperlink r:id="rId110">
+            <w:hyperlink r:id="rId112">
               <w:r>
                 <w:rPr>
                   <w:rStyle w:val="Hyperlink"/>
@@ -13896,8 +14059,8 @@
         </w:tc>
       </w:tr>
     </w:tbl>
-    <w:bookmarkEnd w:id="111"/>
-    <w:bookmarkStart w:id="115" w:name="как-велась-разработка"/>
+    <w:bookmarkEnd w:id="113"/>
+    <w:bookmarkStart w:id="117" w:name="как-велась-разработка"/>
     <w:p>
       <w:pPr>
         <w:pStyle w:val="Heading2"/>
@@ -13958,7 +14121,7 @@
       <w:pPr>
         <w:numPr>
           <w:ilvl w:val="0"/>
-          <w:numId w:val="1018"/>
+          <w:numId w:val="1019"/>
         </w:numPr>
         <w:pStyle w:val="Compact"/>
       </w:pPr>
@@ -13970,7 +14133,7 @@
       <w:pPr>
         <w:numPr>
           <w:ilvl w:val="0"/>
-          <w:numId w:val="1018"/>
+          <w:numId w:val="1019"/>
         </w:numPr>
         <w:pStyle w:val="Compact"/>
       </w:pPr>
@@ -13995,7 +14158,7 @@
       <w:r>
         <w:t xml:space="preserve"> </w:t>
       </w:r>
-      <w:hyperlink r:id="rId112">
+      <w:hyperlink r:id="rId114">
         <w:r>
           <w:rPr>
             <w:rStyle w:val="VerbatimChar"/>
@@ -14011,7 +14174,7 @@
       <w:pPr>
         <w:numPr>
           <w:ilvl w:val="0"/>
-          <w:numId w:val="1018"/>
+          <w:numId w:val="1019"/>
         </w:numPr>
         <w:pStyle w:val="Compact"/>
       </w:pPr>
@@ -14040,7 +14203,7 @@
       <w:pPr>
         <w:numPr>
           <w:ilvl w:val="0"/>
-          <w:numId w:val="1018"/>
+          <w:numId w:val="1019"/>
         </w:numPr>
         <w:pStyle w:val="Compact"/>
       </w:pPr>
@@ -14052,7 +14215,7 @@
       <w:pPr>
         <w:numPr>
           <w:ilvl w:val="0"/>
-          <w:numId w:val="1018"/>
+          <w:numId w:val="1019"/>
         </w:numPr>
         <w:pStyle w:val="Compact"/>
       </w:pPr>
@@ -14062,7 +14225,7 @@
       <w:r>
         <w:t xml:space="preserve"> </w:t>
       </w:r>
-      <w:hyperlink r:id="rId113">
+      <w:hyperlink r:id="rId115">
         <w:r>
           <w:rPr>
             <w:rStyle w:val="VerbatimChar"/>
@@ -14084,7 +14247,7 @@
       <w:r>
         <w:t xml:space="preserve"> </w:t>
       </w:r>
-      <w:hyperlink r:id="rId114">
+      <w:hyperlink r:id="rId116">
         <w:r>
           <w:rPr>
             <w:rStyle w:val="Hyperlink"/>
@@ -14096,8 +14259,8 @@
         <w:t xml:space="preserve">.</w:t>
       </w:r>
     </w:p>
-    <w:bookmarkEnd w:id="115"/>
-    <w:bookmarkStart w:id="116" w:name="качество"/>
+    <w:bookmarkEnd w:id="117"/>
+    <w:bookmarkStart w:id="118" w:name="качество"/>
     <w:p>
       <w:pPr>
         <w:pStyle w:val="Heading2"/>
@@ -14371,8 +14534,8 @@
         <w:t xml:space="preserve">: два задания, бэкенд и фронтенд, на каждый push и pull request.</w:t>
       </w:r>
     </w:p>
-    <w:bookmarkEnd w:id="116"/>
-    <w:bookmarkStart w:id="118" w:name="критерии-оценки-и-где-они-закрыты"/>
+    <w:bookmarkEnd w:id="118"/>
+    <w:bookmarkStart w:id="120" w:name="критерии-оценки-и-где-они-закрыты"/>
     <w:p>
       <w:pPr>
         <w:pStyle w:val="Heading2"/>
@@ -14618,7 +14781,7 @@
               <w:pStyle w:val="Compact"/>
               <w:jc w:val="left"/>
             </w:pPr>
-            <w:hyperlink r:id="rId117">
+            <w:hyperlink r:id="rId119">
               <w:r>
                 <w:rPr>
                   <w:rStyle w:val="Hyperlink"/>
@@ -14804,8 +14967,8 @@
         </w:tc>
       </w:tr>
     </w:tbl>
-    <w:bookmarkEnd w:id="118"/>
-    <w:bookmarkEnd w:id="119"/>
+    <w:bookmarkEnd w:id="120"/>
+    <w:bookmarkEnd w:id="121"/>
     <w:sectPr/>
   </w:body>
 </w:document>
@@ -15675,6 +15838,36 @@
     </w:lvlOverride>
   </w:num>
   <w:num w:numId="1015">
+    <w:abstractNumId w:val="99411"/>
+    <w:lvlOverride w:ilvl="0">
+      <w:startOverride w:val="1"/>
+    </w:lvlOverride>
+    <w:lvlOverride w:ilvl="1">
+      <w:startOverride w:val="1"/>
+    </w:lvlOverride>
+    <w:lvlOverride w:ilvl="2">
+      <w:startOverride w:val="1"/>
+    </w:lvlOverride>
+    <w:lvlOverride w:ilvl="3">
+      <w:startOverride w:val="1"/>
+    </w:lvlOverride>
+    <w:lvlOverride w:ilvl="4">
+      <w:startOverride w:val="1"/>
+    </w:lvlOverride>
+    <w:lvlOverride w:ilvl="5">
+      <w:startOverride w:val="1"/>
+    </w:lvlOverride>
+    <w:lvlOverride w:ilvl="6">
+      <w:startOverride w:val="1"/>
+    </w:lvlOverride>
+    <w:lvlOverride w:ilvl="7">
+      <w:startOverride w:val="1"/>
+    </w:lvlOverride>
+    <w:lvlOverride w:ilvl="8">
+      <w:startOverride w:val="1"/>
+    </w:lvlOverride>
+  </w:num>
+  <w:num w:numId="1016">
     <w:abstractNumId w:val="99416"/>
     <w:lvlOverride w:ilvl="0">
       <w:startOverride w:val="6"/>
@@ -15704,7 +15897,7 @@
       <w:startOverride w:val="6"/>
     </w:lvlOverride>
   </w:num>
-  <w:num w:numId="1016">
+  <w:num w:numId="1017">
     <w:abstractNumId w:val="994110"/>
     <w:lvlOverride w:ilvl="0">
       <w:startOverride w:val="10"/>
@@ -15734,7 +15927,7 @@
       <w:startOverride w:val="10"/>
     </w:lvlOverride>
   </w:num>
-  <w:num w:numId="1017">
+  <w:num w:numId="1018">
     <w:abstractNumId w:val="994111"/>
     <w:lvlOverride w:ilvl="0">
       <w:startOverride w:val="11"/>
@@ -15764,7 +15957,7 @@
       <w:startOverride w:val="11"/>
     </w:lvlOverride>
   </w:num>
-  <w:num w:numId="1018">
+  <w:num w:numId="1019">
     <w:abstractNumId w:val="99411"/>
     <w:lvlOverride w:ilvl="0">
       <w:startOverride w:val="1"/>

--- a/docs/HyreKit_Documentation.docx
+++ b/docs/HyreKit_Documentation.docx
@@ -4555,7 +4555,7 @@
         <w:t xml:space="preserve">b = level − 3</w:t>
       </w:r>
       <w:r>
-        <w:t xml:space="preserve">. Оценка — MAP с априорным N(0, 1), метод Ньютона (</w:t>
+        <w:t xml:space="preserve">. Оценка — MAP с априорным N(cut(g), 1), где g — проверяемый грейд, метод Ньютона (</w:t>
       </w:r>
       <w:r>
         <w:rPr>
@@ -4564,7 +4564,7 @@
         <w:t xml:space="preserve">engine.estimate_ability</w:t>
       </w:r>
       <w:r>
-        <w:t xml:space="preserve">).</w:t>
+        <w:t xml:space="preserve">). Априорное распределение стоит на пороге грейда: пока ответов нет, оценка ровно на границе, и ни сдачу, ни провал оно не подталкивает.</w:t>
       </w:r>
     </w:p>
     <w:p>
@@ -4581,10 +4581,22 @@
         <w:rPr>
           <w:rStyle w:val="VerbatimChar"/>
         </w:rPr>
-        <w:t xml:space="preserve">cut(g) = order(g) − 2.5</w:t>
-      </w:r>
-      <w:r>
-        <w:t xml:space="preserve">, то есть Intern −2.5, Junior −1.5, Middle −0.5, Senior 0.5, Lead 1.5. Коридор каждого грейда — один логит.</w:t>
+        <w:t xml:space="preserve">cut(g) = order(g) − CUT_OFFSET</w:t>
+      </w:r>
+      <w:r>
+        <w:t xml:space="preserve"> </w:t>
+      </w:r>
+      <w:r>
+        <w:t xml:space="preserve">(</w:t>
+      </w:r>
+      <w:r>
+        <w:rPr>
+          <w:rStyle w:val="VerbatimChar"/>
+        </w:rPr>
+        <w:t xml:space="preserve">engine.CUT_OFFSET</w:t>
+      </w:r>
+      <w:r>
+        <w:t xml:space="preserve">), то есть Intern −1.75, Junior −0.75, Middle 0.25, Senior 1.25, Lead 2.25. Коридор каждого грейда — один логит. Порог на 0.25 логита выше трудности заданий грейда, поэтому подтвердить грейд можно только большинством верных ответов: на 10 заданиях — 6 (Intern — 5, Lead — 7, у них соседние уровни упираются в края шкалы), в экспресс-тесте — 3 из 5. Ноль верных ответов не подтверждает ни один грейд (FSP-61).</w:t>
       </w:r>
     </w:p>
     <w:p>
@@ -6085,7 +6097,7 @@
               <w:jc w:val="left"/>
             </w:pPr>
             <w:r>
-              <w:t xml:space="preserve">27.9 %</w:t>
+              <w:t xml:space="preserve">19.3 %</w:t>
             </w:r>
           </w:p>
         </w:tc>
@@ -6111,7 +6123,7 @@
               <w:jc w:val="left"/>
             </w:pPr>
             <w:r>
-              <w:t xml:space="preserve">43.1 %</w:t>
+              <w:t xml:space="preserve">29.7 %</w:t>
             </w:r>
           </w:p>
         </w:tc>
@@ -6175,7 +6187,7 @@
         <w:t xml:space="preserve"> </w:t>
       </w:r>
       <w:r>
-        <w:t xml:space="preserve">Корреляция θ между двумя независимыми попытками — 0.69, решение «сдал / не сдал» совпадает в 70 % случаев, стандартная ошибка θ — 0.49 логита при ширине коридора грейда в 1 логит. Для теста из 10 заданий это ожидаемый уровень; точность растёт с длиной теста (см. «Ограничения»).</w:t>
+        <w:t xml:space="preserve">Корреляция θ между двумя независимыми попытками — 0.83, решение «сдал / не сдал» совпадает в 61 % случаев (кандидаты в выборке стоят близко к порогу), стандартная ошибка θ — 0.49 логита при ширине коридора грейда в 1 логит. Для теста из 10 заданий это ожидаемый уровень; точность растёт с длиной теста (см. «Ограничения»).</w:t>
       </w:r>
     </w:p>
     <w:p>
@@ -6193,7 +6205,19 @@
         <w:t xml:space="preserve"> </w:t>
       </w:r>
       <w:r>
-        <w:t xml:space="preserve">Медиана корреляции ответа с θ по 32 семействам, попавшим в выборку, — 0.27, минимум — 0.16 (порог пригодности 0.2). Ответы смоделированы по модели Раша, поэтому таблица проверяет конвейер анализа; на пилоте с реальными людьми тот же расчёт покажет семейства для переработки.</w:t>
+        <w:t xml:space="preserve">Медиана корреляции ответа с θ по 32 семействам, попавшим в выборку, — 0.27, минимум — −0.05 у</w:t>
+      </w:r>
+      <w:r>
+        <w:t xml:space="preserve"> </w:t>
+      </w:r>
+      <w:r>
+        <w:rPr>
+          <w:rStyle w:val="VerbatimChar"/>
+        </w:rPr>
+        <w:t xml:space="preserve">http_idempotent</w:t>
+      </w:r>
+      <w:r>
+        <w:t xml:space="preserve">: на нынешних уровнях его решают 82 % кандидатов, семейство нужно усложнить (порог пригодности 0.2). Ответы смоделированы по модели Раша, поэтому таблица проверяет конвейер анализа; на пилоте с реальными людьми тот же расчёт покажет семейства для переработки.</w:t>
       </w:r>
     </w:p>
     <w:p>
@@ -6275,7 +6299,7 @@
               <w:jc w:val="left"/>
             </w:pPr>
             <w:r>
-              <w:t xml:space="preserve">63.0 %</w:t>
+              <w:t xml:space="preserve">65.5 %</w:t>
             </w:r>
           </w:p>
         </w:tc>
@@ -6305,7 +6329,7 @@
                 <w:bCs/>
                 <w:b/>
               </w:rPr>
-              <w:t xml:space="preserve">70.5 %</w:t>
+              <w:t xml:space="preserve">69.5 %</w:t>
             </w:r>
           </w:p>
         </w:tc>
@@ -6331,7 +6355,7 @@
               <w:jc w:val="left"/>
             </w:pPr>
             <w:r>
-              <w:t xml:space="preserve">99.5 %</w:t>
+              <w:t xml:space="preserve">98.7 %</w:t>
             </w:r>
           </w:p>
         </w:tc>
@@ -6357,7 +6381,7 @@
               <w:jc w:val="left"/>
             </w:pPr>
             <w:r>
-              <w:t xml:space="preserve">6.2 %</w:t>
+              <w:t xml:space="preserve">7.0 %</w:t>
             </w:r>
           </w:p>
         </w:tc>
@@ -6480,13 +6504,13 @@
                 <w:bCs/>
                 <w:b/>
               </w:rPr>
-              <w:t xml:space="preserve">0.87</w:t>
+              <w:t xml:space="preserve">0.93</w:t>
             </w:r>
             <w:r>
               <w:t xml:space="preserve"> </w:t>
             </w:r>
             <w:r>
-              <w:t xml:space="preserve">/ 0.86</w:t>
+              <w:t xml:space="preserve">/ 0.94</w:t>
             </w:r>
           </w:p>
         </w:tc>
@@ -6510,7 +6534,7 @@
               <w:jc w:val="left"/>
             </w:pPr>
             <w:r>
-              <w:t xml:space="preserve">0.59 / 0.58</w:t>
+              <w:t xml:space="preserve">0.57 / 0.57</w:t>
             </w:r>
           </w:p>
         </w:tc>
@@ -6536,7 +6560,7 @@
               <w:jc w:val="left"/>
             </w:pPr>
             <w:r>
-              <w:t xml:space="preserve">0.89 / 0.89</w:t>
+              <w:t xml:space="preserve">0.90 / 0.91</w:t>
             </w:r>
           </w:p>
         </w:tc>
@@ -6552,25 +6576,25 @@
                 <w:bCs/>
                 <w:b/>
               </w:rPr>
-              <w:t xml:space="preserve">0.90</w:t>
+              <w:t xml:space="preserve">0.95</w:t>
             </w:r>
             <w:r>
               <w:t xml:space="preserve"> </w:t>
             </w:r>
             <w:r>
-              <w:t xml:space="preserve">/ 0.89</w:t>
-            </w:r>
-          </w:p>
-        </w:tc>
-        <w:tc>
-          <w:tcPr/>
-          <w:p>
-            <w:pPr>
-              <w:pStyle w:val="Compact"/>
-              <w:jc w:val="left"/>
-            </w:pPr>
-            <w:r>
-              <w:t xml:space="preserve">0.59 / 0.60</w:t>
+              <w:t xml:space="preserve">/ 0.96</w:t>
+            </w:r>
+          </w:p>
+        </w:tc>
+        <w:tc>
+          <w:tcPr/>
+          <w:p>
+            <w:pPr>
+              <w:pStyle w:val="Compact"/>
+              <w:jc w:val="left"/>
+            </w:pPr>
+            <w:r>
+              <w:t xml:space="preserve">0.66 / 0.66</w:t>
             </w:r>
           </w:p>
         </w:tc>
@@ -6606,31 +6630,31 @@
               <w:t xml:space="preserve"> </w:t>
             </w:r>
             <w:r>
-              <w:t xml:space="preserve">/ 0.95</w:t>
-            </w:r>
-          </w:p>
-        </w:tc>
-        <w:tc>
-          <w:tcPr/>
-          <w:p>
-            <w:pPr>
-              <w:pStyle w:val="Compact"/>
-              <w:jc w:val="left"/>
-            </w:pPr>
-            <w:r>
-              <w:t xml:space="preserve">0.85 / 0.86</w:t>
-            </w:r>
-          </w:p>
-        </w:tc>
-        <w:tc>
-          <w:tcPr/>
-          <w:p>
-            <w:pPr>
-              <w:pStyle w:val="Compact"/>
-              <w:jc w:val="left"/>
-            </w:pPr>
-            <w:r>
-              <w:t xml:space="preserve">0.70 / 0.70</w:t>
+              <w:t xml:space="preserve">/ 0.96</w:t>
+            </w:r>
+          </w:p>
+        </w:tc>
+        <w:tc>
+          <w:tcPr/>
+          <w:p>
+            <w:pPr>
+              <w:pStyle w:val="Compact"/>
+              <w:jc w:val="left"/>
+            </w:pPr>
+            <w:r>
+              <w:t xml:space="preserve">0.80 / 0.79</w:t>
+            </w:r>
+          </w:p>
+        </w:tc>
+        <w:tc>
+          <w:tcPr/>
+          <w:p>
+            <w:pPr>
+              <w:pStyle w:val="Compact"/>
+              <w:jc w:val="left"/>
+            </w:pPr>
+            <w:r>
+              <w:t xml:space="preserve">0.67 / 0.67</w:t>
             </w:r>
           </w:p>
         </w:tc>
@@ -6641,7 +6665,7 @@
         <w:pStyle w:val="BodyText"/>
       </w:pPr>
       <w:r>
-        <w:t xml:space="preserve">Подбор по стеку, как на универсальных площадках, даёт 0.59–0.70. Подтверждённая категория поднимает долю релевантных в топ-10 до 0.87–0.96. На вакансии Junior–Middle подбор по заявленному грейду сопоставим с нашим: в узком нижнем диапазоне завышение самооценки на ступень реже выводит кандидата за пределы вакансии.</w:t>
+        <w:t xml:space="preserve">Подбор по стеку, как на универсальных площадках, даёт 0.57–0.67. Подтверждённая категория поднимает долю релевантных в топ-10 до 0.90–0.96. На вакансии Junior–Middle подбор по заявленному грейду сопоставим с нашим: в узком нижнем диапазоне завышение самооценки на ступень реже выводит кандидата за пределы вакансии.</w:t>
       </w:r>
     </w:p>
     <w:bookmarkEnd w:id="53"/>
@@ -10192,7 +10216,7 @@
         <w:pStyle w:val="FirstParagraph"/>
       </w:pPr>
       <w:r>
-        <w:t xml:space="preserve">Каждый запуск создаёт отдельного гостевого кандидата, поэтому несколько экспертов не мешают друг другу и сбрасывать демо-данные не нужно. На 5 заданиях априорное распределение θ весит сильнее, чем на 10, поэтому экспресс-результат — демонстрация механики, а не замена полного теста. Спецификация —</w:t>
+        <w:t xml:space="preserve">Каждый запуск создаёт отдельного гостевого кандидата, поэтому несколько экспертов не мешают друг другу и сбрасывать демо-данные не нужно. Порог и оценка те же, что в полном тесте: для подтверждения грейда нужно 3 верных ответа из 5. На 5 заданиях оценка менее точна, чем на 10, поэтому для работы с работодателем кандидату стоит пройти полный тест. Спецификация —</w:t>
       </w:r>
       <w:r>
         <w:t xml:space="preserve"> </w:t>
@@ -14643,7 +14667,7 @@
               <w:jc w:val="left"/>
             </w:pPr>
             <w:r>
-              <w:t xml:space="preserve">Приглашение с вилкой от работодателя, подборка с объяснимостью, раскрытие контактов по согласию; P@10 0.87–0.96</w:t>
+              <w:t xml:space="preserve">Приглашение с вилкой от работодателя, подборка с объяснимостью, раскрытие контактов по согласию; P@10 0.90–0.96</w:t>
             </w:r>
           </w:p>
         </w:tc>

--- a/docs/HyreKit_Documentation.docx
+++ b/docs/HyreKit_Documentation.docx
@@ -6749,7 +6749,7 @@
               <a:graphicData uri="http://schemas.openxmlformats.org/drawingml/2006/picture">
                 <pic:pic>
                   <pic:nvPicPr>
-                    <pic:cNvPr descr="/home/user/hyrekit_fsp/docs/assets/diagrams/04-arhitektura-1.png" id="59" name="Picture"/>
+                    <pic:cNvPr descr="/home/claude/hyrekit_fsp/docs/assets/diagrams/04-arhitektura-1.png" id="59" name="Picture"/>
                     <pic:cNvPicPr>
                       <a:picLocks noChangeArrowheads="1" noChangeAspect="1"/>
                     </pic:cNvPicPr>
@@ -7292,7 +7292,7 @@
               <a:graphicData uri="http://schemas.openxmlformats.org/drawingml/2006/picture">
                 <pic:pic>
                   <pic:nvPicPr>
-                    <pic:cNvPr descr="/home/user/hyrekit_fsp/docs/assets/diagrams/04-arhitektura-2.png" id="63" name="Picture"/>
+                    <pic:cNvPr descr="/home/claude/hyrekit_fsp/docs/assets/diagrams/04-arhitektura-2.png" id="63" name="Picture"/>
                     <pic:cNvPicPr>
                       <a:picLocks noChangeArrowheads="1" noChangeAspect="1"/>
                     </pic:cNvPicPr>
@@ -7716,7 +7716,7 @@
               <a:graphicData uri="http://schemas.openxmlformats.org/drawingml/2006/picture">
                 <pic:pic>
                   <pic:nvPicPr>
-                    <pic:cNvPr descr="/home/user/hyrekit_fsp/docs/assets/diagrams/04-arhitektura-3.png" id="66" name="Picture"/>
+                    <pic:cNvPr descr="/home/claude/hyrekit_fsp/docs/assets/diagrams/04-arhitektura-3.png" id="66" name="Picture"/>
                     <pic:cNvPicPr>
                       <a:picLocks noChangeArrowheads="1" noChangeAspect="1"/>
                     </pic:cNvPicPr>
@@ -8726,7 +8726,7 @@
               <a:graphicData uri="http://schemas.openxmlformats.org/drawingml/2006/picture">
                 <pic:pic>
                   <pic:nvPicPr>
-                    <pic:cNvPr descr="/home/user/hyrekit_fsp/docs/assets/diagrams/04-arhitektura-4.png" id="76" name="Picture"/>
+                    <pic:cNvPr descr="/home/claude/hyrekit_fsp/docs/assets/diagrams/04-arhitektura-4.png" id="76" name="Picture"/>
                     <pic:cNvPicPr>
                       <a:picLocks noChangeArrowheads="1" noChangeAspect="1"/>
                     </pic:cNvPicPr>
@@ -8812,7 +8812,7 @@
               <a:graphicData uri="http://schemas.openxmlformats.org/drawingml/2006/picture">
                 <pic:pic>
                   <pic:nvPicPr>
-                    <pic:cNvPr descr="/home/user/hyrekit_fsp/docs/assets/diagrams/04-arhitektura-5.png" id="80" name="Picture"/>
+                    <pic:cNvPr descr="/home/claude/hyrekit_fsp/docs/assets/diagrams/04-arhitektura-5.png" id="80" name="Picture"/>
                     <pic:cNvPicPr>
                       <a:picLocks noChangeArrowheads="1" noChangeAspect="1"/>
                     </pic:cNvPicPr>
@@ -9141,7 +9141,7 @@
     <w:bookmarkEnd w:id="85"/>
     <w:bookmarkEnd w:id="86"/>
     <w:bookmarkEnd w:id="87"/>
-    <w:bookmarkStart w:id="101" w:name="sec-05-zapusk-i-demo"/>
+    <w:bookmarkStart w:id="102" w:name="sec-05-zapusk-i-demo"/>
     <w:p>
       <w:pPr>
         <w:pStyle w:val="Heading1"/>
@@ -9150,7 +9150,7 @@
         <w:t xml:space="preserve">5. Запуск и демо</w:t>
       </w:r>
     </w:p>
-    <w:bookmarkStart w:id="91" w:name="вариант-1.-docker-compose-одна-команда"/>
+    <w:bookmarkStart w:id="92" w:name="вариант-1.-docker-compose-одна-команда"/>
     <w:p>
       <w:pPr>
         <w:pStyle w:val="Heading2"/>
@@ -9520,6 +9520,133 @@
         <w:pStyle w:val="BodyText"/>
       </w:pPr>
       <w:r>
+        <w:t xml:space="preserve">Тот же сценарий через интерфейс —</w:t>
+      </w:r>
+      <w:r>
+        <w:t xml:space="preserve"> </w:t>
+      </w:r>
+      <w:r>
+        <w:rPr>
+          <w:rStyle w:val="VerbatimChar"/>
+        </w:rPr>
+        <w:t xml:space="preserve">node scripts/e2e.cjs</w:t>
+      </w:r>
+      <w:r>
+        <w:t xml:space="preserve"> </w:t>
+      </w:r>
+      <w:r>
+        <w:t xml:space="preserve">(Playwright с Chromium; путь к пакету — в</w:t>
+      </w:r>
+      <w:r>
+        <w:t xml:space="preserve"> </w:t>
+      </w:r>
+      <w:r>
+        <w:rPr>
+          <w:rStyle w:val="VerbatimChar"/>
+        </w:rPr>
+        <w:t xml:space="preserve">NODE_PATH</w:t>
+      </w:r>
+      <w:r>
+        <w:t xml:space="preserve">, например</w:t>
+      </w:r>
+      <w:r>
+        <w:t xml:space="preserve"> </w:t>
+      </w:r>
+      <w:r>
+        <w:rPr>
+          <w:rStyle w:val="VerbatimChar"/>
+        </w:rPr>
+        <w:t xml:space="preserve">NODE_PATH=$(npm root -g)</w:t>
+      </w:r>
+      <w:r>
+        <w:t xml:space="preserve">). Скрипт открывает SPA в браузере и регистрирует двух новых кандидатов: оба проходят опрос и тест, отвечая наугад, и скрипт проверяет, что экран результата согласован (число верных, разбор по темам, вердикт и рекомендация), но не исход — при случайных ответах грейд обычно не подтверждается. Первый даёт согласие и привязывает ФСП ID с достижениями, второй — без ФСП ID. Затем демо-работодатель создаёт потребность, находит в подборке демо-кандидата</w:t>
+      </w:r>
+      <w:r>
+        <w:t xml:space="preserve"> </w:t>
+      </w:r>
+      <w:r>
+        <w:rPr>
+          <w:rStyle w:val="VerbatimChar"/>
+        </w:rPr>
+        <w:t xml:space="preserve">talent07@demo.hyrekit.ru</w:t>
+      </w:r>
+      <w:r>
+        <w:t xml:space="preserve"> </w:t>
+      </w:r>
+      <w:r>
+        <w:t xml:space="preserve">(у него есть категория и согласие) и приглашает его; кандидат входит и принимает приглашение, работодатель видит контакты. По умолчанию адрес —</w:t>
+      </w:r>
+      <w:r>
+        <w:t xml:space="preserve"> </w:t>
+      </w:r>
+      <w:r>
+        <w:rPr>
+          <w:rStyle w:val="VerbatimChar"/>
+        </w:rPr>
+        <w:t xml:space="preserve">http://localhost:5173</w:t>
+      </w:r>
+      <w:r>
+        <w:t xml:space="preserve">, для Docker —</w:t>
+      </w:r>
+      <w:r>
+        <w:t xml:space="preserve"> </w:t>
+      </w:r>
+      <w:r>
+        <w:rPr>
+          <w:rStyle w:val="VerbatimChar"/>
+        </w:rPr>
+        <w:t xml:space="preserve">--base http://localhost:3000</w:t>
+      </w:r>
+      <w:r>
+        <w:t xml:space="preserve">, для стенда —</w:t>
+      </w:r>
+      <w:r>
+        <w:t xml:space="preserve"> </w:t>
+      </w:r>
+      <w:r>
+        <w:rPr>
+          <w:rStyle w:val="VerbatimChar"/>
+        </w:rPr>
+        <w:t xml:space="preserve">--base https://hyrekit.ru</w:t>
+      </w:r>
+      <w:r>
+        <w:t xml:space="preserve">;</w:t>
+      </w:r>
+      <w:r>
+        <w:t xml:space="preserve"> </w:t>
+      </w:r>
+      <w:r>
+        <w:rPr>
+          <w:rStyle w:val="VerbatimChar"/>
+        </w:rPr>
+        <w:t xml:space="preserve">--headed</w:t>
+      </w:r>
+      <w:r>
+        <w:t xml:space="preserve"> </w:t>
+      </w:r>
+      <w:r>
+        <w:t xml:space="preserve">показывает браузер. Почту подтверждать не нужно. Прогон тратит 2 регистрации из лимита 3 в минуту, поэтому повторять не чаще раза в минуту. При падении шаг печатает FAIL и путь к скриншоту, код выхода 1. Спецификация —</w:t>
+      </w:r>
+      <w:r>
+        <w:t xml:space="preserve"> </w:t>
+      </w:r>
+      <w:hyperlink r:id="rId90">
+        <w:r>
+          <w:rPr>
+            <w:rStyle w:val="Hyperlink"/>
+          </w:rPr>
+          <w:t xml:space="preserve">fsp-56-e2e.md</w:t>
+        </w:r>
+      </w:hyperlink>
+      <w:r>
+        <w:t xml:space="preserve">.</w:t>
+      </w:r>
+    </w:p>
+    <w:p>
+      <w:pPr>
+        <w:pStyle w:val="BodyText"/>
+      </w:pPr>
+      <w:r>
         <w:t xml:space="preserve">Нагрузочная проверка —</w:t>
       </w:r>
       <w:r>
@@ -9537,7 +9664,7 @@
       <w:r>
         <w:t xml:space="preserve"> </w:t>
       </w:r>
-      <w:hyperlink r:id="rId90">
+      <w:hyperlink r:id="rId91">
         <w:r>
           <w:rPr>
             <w:rStyle w:val="Hyperlink"/>
@@ -9581,8 +9708,8 @@
         <w:t xml:space="preserve">.</w:t>
       </w:r>
     </w:p>
-    <w:bookmarkEnd w:id="91"/>
-    <w:bookmarkStart w:id="92" w:name="X1414facfffa5691b0a8be99016f6f3006c88455"/>
+    <w:bookmarkEnd w:id="92"/>
+    <w:bookmarkStart w:id="93" w:name="X1414facfffa5691b0a8be99016f6f3006c88455"/>
     <w:p>
       <w:pPr>
         <w:pStyle w:val="Heading2"/>
@@ -9849,8 +9976,8 @@
         <w:t xml:space="preserve">на SQLite, применяет миграцию и запускает API с автоперезагрузкой. Демо-данные создаются так же, как в Docker. Ссылка подтверждения почты без SMTP печатается в лог API.</w:t>
       </w:r>
     </w:p>
-    <w:bookmarkEnd w:id="92"/>
-    <w:bookmarkStart w:id="93" w:name="демо-аккаунты"/>
+    <w:bookmarkEnd w:id="93"/>
+    <w:bookmarkStart w:id="94" w:name="демо-аккаунты"/>
     <w:p>
       <w:pPr>
         <w:pStyle w:val="Heading2"/>
@@ -10070,8 +10197,8 @@
         <w:t xml:space="preserve">, тот же пароль) прошли тест через симуляцию по той же модели, что и валидация, поэтому их категории и рейтинги согласованы с методикой. Около 65 % привязали ФСП ID; часть ID без истории — так видно, как система показывает кандидата без достижений.</w:t>
       </w:r>
     </w:p>
-    <w:bookmarkEnd w:id="93"/>
-    <w:bookmarkStart w:id="95" w:name="экспресс-тест-для-жюри"/>
+    <w:bookmarkEnd w:id="94"/>
+    <w:bookmarkStart w:id="96" w:name="экспресс-тест-для-жюри"/>
     <w:p>
       <w:pPr>
         <w:pStyle w:val="Heading2"/>
@@ -10221,7 +10348,7 @@
       <w:r>
         <w:t xml:space="preserve"> </w:t>
       </w:r>
-      <w:hyperlink r:id="rId94">
+      <w:hyperlink r:id="rId95">
         <w:r>
           <w:rPr>
             <w:rStyle w:val="Hyperlink"/>
@@ -10233,8 +10360,8 @@
         <w:t xml:space="preserve">.</w:t>
       </w:r>
     </w:p>
-    <w:bookmarkEnd w:id="95"/>
-    <w:bookmarkStart w:id="96" w:name="демо-за-5-минут"/>
+    <w:bookmarkEnd w:id="96"/>
+    <w:bookmarkStart w:id="97" w:name="демо-за-5-минут"/>
     <w:p>
       <w:pPr>
         <w:pStyle w:val="Heading2"/>
@@ -10505,8 +10632,8 @@
         <w:t xml:space="preserve">Дополнительно: кандидат откликается на опубликованную вакансию в «Вакансиях», работодатель видит отклик и раскрытые контакты; кандидат отвечает на короткое задание в «Челленджах», работодатель видит ответ с оценкой.</w:t>
       </w:r>
     </w:p>
-    <w:bookmarkEnd w:id="96"/>
-    <w:bookmarkStart w:id="97" w:name="переменные-окружения"/>
+    <w:bookmarkEnd w:id="97"/>
+    <w:bookmarkStart w:id="98" w:name="переменные-окружения"/>
     <w:p>
       <w:pPr>
         <w:pStyle w:val="Heading2"/>
@@ -11173,8 +11300,8 @@
         </w:tc>
       </w:tr>
     </w:tbl>
-    <w:bookmarkEnd w:id="97"/>
-    <w:bookmarkStart w:id="98" w:name="сборка-и-проверки"/>
+    <w:bookmarkEnd w:id="98"/>
+    <w:bookmarkStart w:id="99" w:name="сборка-и-проверки"/>
     <w:p>
       <w:pPr>
         <w:pStyle w:val="Heading2"/>
@@ -11413,8 +11540,8 @@
         <w:t xml:space="preserve"># фронтенд</w:t>
       </w:r>
     </w:p>
-    <w:bookmarkEnd w:id="98"/>
-    <w:bookmarkStart w:id="100" w:name="развёртывание-в-yandex-cloud"/>
+    <w:bookmarkEnd w:id="99"/>
+    <w:bookmarkStart w:id="101" w:name="развёртывание-в-yandex-cloud"/>
     <w:p>
       <w:pPr>
         <w:pStyle w:val="Heading2"/>
@@ -11459,7 +11586,7 @@
       <w:r>
         <w:t xml:space="preserve"> </w:t>
       </w:r>
-      <w:hyperlink r:id="rId99">
+      <w:hyperlink r:id="rId100">
         <w:r>
           <w:rPr>
             <w:rStyle w:val="Hyperlink"/>
@@ -11483,9 +11610,9 @@
         <w:t xml:space="preserve">.</w:t>
       </w:r>
     </w:p>
-    <w:bookmarkEnd w:id="100"/>
     <w:bookmarkEnd w:id="101"/>
-    <w:bookmarkStart w:id="108" w:name="sec-06-tehnologii-i-servisy"/>
+    <w:bookmarkEnd w:id="102"/>
+    <w:bookmarkStart w:id="109" w:name="sec-06-tehnologii-i-servisy"/>
     <w:p>
       <w:pPr>
         <w:pStyle w:val="Heading1"/>
@@ -11541,7 +11668,7 @@
         <w:t xml:space="preserve">.</w:t>
       </w:r>
     </w:p>
-    <w:bookmarkStart w:id="102" w:name="бэкенд-python-3.11"/>
+    <w:bookmarkStart w:id="103" w:name="бэкенд-python-3.11"/>
     <w:p>
       <w:pPr>
         <w:pStyle w:val="Heading2"/>
@@ -12625,8 +12752,8 @@
         <w:t xml:space="preserve">Разработка: pytest 8.3.4, pytest-asyncio 0.24.0, pytest-cov 6.0.0, ruff 0.8.6, mypy 1.14.1, bandit 1.8.3, pip-audit 2.7.3.</w:t>
       </w:r>
     </w:p>
-    <w:bookmarkEnd w:id="102"/>
-    <w:bookmarkStart w:id="103" w:name="фронтенд-node.js-20"/>
+    <w:bookmarkEnd w:id="103"/>
+    <w:bookmarkStart w:id="104" w:name="фронтенд-node.js-20"/>
     <w:p>
       <w:pPr>
         <w:pStyle w:val="Heading2"/>
@@ -13052,8 +13179,8 @@
         </w:tc>
       </w:tr>
     </w:tbl>
-    <w:bookmarkEnd w:id="103"/>
-    <w:bookmarkStart w:id="104" w:name="инфраструктура"/>
+    <w:bookmarkEnd w:id="104"/>
+    <w:bookmarkStart w:id="105" w:name="инфраструктура"/>
     <w:p>
       <w:pPr>
         <w:pStyle w:val="Heading2"/>
@@ -13315,8 +13442,8 @@
         </w:tc>
       </w:tr>
     </w:tbl>
-    <w:bookmarkEnd w:id="104"/>
-    <w:bookmarkStart w:id="105" w:name="шрифты-и-бренд"/>
+    <w:bookmarkEnd w:id="105"/>
+    <w:bookmarkStart w:id="106" w:name="шрифты-и-бренд"/>
     <w:p>
       <w:pPr>
         <w:pStyle w:val="Heading2"/>
@@ -13520,8 +13647,8 @@
         </w:tc>
       </w:tr>
     </w:tbl>
-    <w:bookmarkEnd w:id="105"/>
-    <w:bookmarkStart w:id="107" w:name="gigachat"/>
+    <w:bookmarkEnd w:id="106"/>
+    <w:bookmarkStart w:id="108" w:name="gigachat"/>
     <w:p>
       <w:pPr>
         <w:pStyle w:val="Heading2"/>
@@ -13742,7 +13869,7 @@
       <w:r>
         <w:t xml:space="preserve"> </w:t>
       </w:r>
-      <w:hyperlink r:id="rId106">
+      <w:hyperlink r:id="rId107">
         <w:r>
           <w:rPr>
             <w:rStyle w:val="Hyperlink"/>
@@ -13754,9 +13881,9 @@
         <w:t xml:space="preserve">.</w:t>
       </w:r>
     </w:p>
-    <w:bookmarkEnd w:id="107"/>
     <w:bookmarkEnd w:id="108"/>
-    <w:bookmarkStart w:id="121" w:name="sec-07-komanda-i-process"/>
+    <w:bookmarkEnd w:id="109"/>
+    <w:bookmarkStart w:id="122" w:name="sec-07-komanda-i-process"/>
     <w:p>
       <w:pPr>
         <w:pStyle w:val="Heading1"/>
@@ -13765,7 +13892,7 @@
         <w:t xml:space="preserve">7. Команда и процесс</w:t>
       </w:r>
     </w:p>
-    <w:bookmarkStart w:id="113" w:name="команда-и-трек"/>
+    <w:bookmarkStart w:id="114" w:name="команда-и-трек"/>
     <w:p>
       <w:pPr>
         <w:pStyle w:val="Heading2"/>
@@ -13945,7 +14072,7 @@
             <w:r>
               <w:t xml:space="preserve">Яков Дятлов (</w:t>
             </w:r>
-            <w:hyperlink r:id="rId109">
+            <w:hyperlink r:id="rId110">
               <w:r>
                 <w:rPr>
                   <w:rStyle w:val="Hyperlink"/>
@@ -13982,7 +14109,7 @@
             <w:r>
               <w:t xml:space="preserve">Ирина Живова (</w:t>
             </w:r>
-            <w:hyperlink r:id="rId110">
+            <w:hyperlink r:id="rId111">
               <w:r>
                 <w:rPr>
                   <w:rStyle w:val="Hyperlink"/>
@@ -14019,7 +14146,7 @@
             <w:r>
               <w:t xml:space="preserve">Сергей Емельянов (</w:t>
             </w:r>
-            <w:hyperlink r:id="rId111">
+            <w:hyperlink r:id="rId112">
               <w:r>
                 <w:rPr>
                   <w:rStyle w:val="Hyperlink"/>
@@ -14056,7 +14183,7 @@
             <w:r>
               <w:t xml:space="preserve">Алиса Живова (</w:t>
             </w:r>
-            <w:hyperlink r:id="rId112">
+            <w:hyperlink r:id="rId113">
               <w:r>
                 <w:rPr>
                   <w:rStyle w:val="Hyperlink"/>
@@ -14083,8 +14210,8 @@
         </w:tc>
       </w:tr>
     </w:tbl>
-    <w:bookmarkEnd w:id="113"/>
-    <w:bookmarkStart w:id="117" w:name="как-велась-разработка"/>
+    <w:bookmarkEnd w:id="114"/>
+    <w:bookmarkStart w:id="118" w:name="как-велась-разработка"/>
     <w:p>
       <w:pPr>
         <w:pStyle w:val="Heading2"/>
@@ -14182,7 +14309,7 @@
       <w:r>
         <w:t xml:space="preserve"> </w:t>
       </w:r>
-      <w:hyperlink r:id="rId114">
+      <w:hyperlink r:id="rId115">
         <w:r>
           <w:rPr>
             <w:rStyle w:val="VerbatimChar"/>
@@ -14249,7 +14376,7 @@
       <w:r>
         <w:t xml:space="preserve"> </w:t>
       </w:r>
-      <w:hyperlink r:id="rId115">
+      <w:hyperlink r:id="rId116">
         <w:r>
           <w:rPr>
             <w:rStyle w:val="VerbatimChar"/>
@@ -14271,7 +14398,7 @@
       <w:r>
         <w:t xml:space="preserve"> </w:t>
       </w:r>
-      <w:hyperlink r:id="rId116">
+      <w:hyperlink r:id="rId117">
         <w:r>
           <w:rPr>
             <w:rStyle w:val="Hyperlink"/>
@@ -14283,8 +14410,8 @@
         <w:t xml:space="preserve">.</w:t>
       </w:r>
     </w:p>
-    <w:bookmarkEnd w:id="117"/>
-    <w:bookmarkStart w:id="118" w:name="качество"/>
+    <w:bookmarkEnd w:id="118"/>
+    <w:bookmarkStart w:id="119" w:name="качество"/>
     <w:p>
       <w:pPr>
         <w:pStyle w:val="Heading2"/>
@@ -14558,8 +14685,8 @@
         <w:t xml:space="preserve">: два задания, бэкенд и фронтенд, на каждый push и pull request.</w:t>
       </w:r>
     </w:p>
-    <w:bookmarkEnd w:id="118"/>
-    <w:bookmarkStart w:id="120" w:name="критерии-оценки-и-где-они-закрыты"/>
+    <w:bookmarkEnd w:id="119"/>
+    <w:bookmarkStart w:id="121" w:name="критерии-оценки-и-где-они-закрыты"/>
     <w:p>
       <w:pPr>
         <w:pStyle w:val="Heading2"/>
@@ -14805,7 +14932,7 @@
               <w:pStyle w:val="Compact"/>
               <w:jc w:val="left"/>
             </w:pPr>
-            <w:hyperlink r:id="rId119">
+            <w:hyperlink r:id="rId120">
               <w:r>
                 <w:rPr>
                   <w:rStyle w:val="Hyperlink"/>
@@ -14991,8 +15118,8 @@
         </w:tc>
       </w:tr>
     </w:tbl>
-    <w:bookmarkEnd w:id="120"/>
     <w:bookmarkEnd w:id="121"/>
+    <w:bookmarkEnd w:id="122"/>
     <w:sectPr/>
   </w:body>
 </w:document>

--- a/docs/HyreKit_Documentation.docx
+++ b/docs/HyreKit_Documentation.docx
@@ -2789,6 +2789,107 @@
           </w:p>
         </w:tc>
       </w:tr>
+      <w:tr>
+        <w:tc>
+          <w:tcPr/>
+          <w:p>
+            <w:pPr>
+              <w:pStyle w:val="Compact"/>
+              <w:jc w:val="left"/>
+            </w:pPr>
+            <w:r>
+              <w:t xml:space="preserve">11</w:t>
+            </w:r>
+          </w:p>
+        </w:tc>
+        <w:tc>
+          <w:tcPr/>
+          <w:p>
+            <w:pPr>
+              <w:pStyle w:val="Compact"/>
+              <w:jc w:val="left"/>
+            </w:pPr>
+            <w:r>
+              <w:t xml:space="preserve">Code Arena</w:t>
+            </w:r>
+          </w:p>
+        </w:tc>
+        <w:tc>
+          <w:tcPr/>
+          <w:p>
+            <w:pPr>
+              <w:pStyle w:val="Compact"/>
+              <w:jc w:val="left"/>
+            </w:pPr>
+            <w:r>
+              <w:t xml:space="preserve">Задачи по программированию в браузере на Python или JavaScript. Свой вариант задачи у каждого участника, проверка на скрытых тестах в песочнице, вердикт по каждому тесту, разбор решения (GigaChat или правила и разбор кода), таблица раунда в реальном времени, рейтинг Glicko-2</w:t>
+            </w:r>
+          </w:p>
+        </w:tc>
+        <w:tc>
+          <w:tcPr/>
+          <w:p>
+            <w:pPr>
+              <w:pStyle w:val="Compact"/>
+              <w:jc w:val="left"/>
+            </w:pPr>
+            <w:r>
+              <w:rPr>
+                <w:rStyle w:val="VerbatimChar"/>
+              </w:rPr>
+              <w:t xml:space="preserve">GET /arena/rounds</w:t>
+            </w:r>
+            <w:r>
+              <w:t xml:space="preserve">,</w:t>
+            </w:r>
+            <w:r>
+              <w:t xml:space="preserve"> </w:t>
+            </w:r>
+            <w:r>
+              <w:rPr>
+                <w:rStyle w:val="VerbatimChar"/>
+              </w:rPr>
+              <w:t xml:space="preserve">POST /arena/rounds/{id}/join</w:t>
+            </w:r>
+            <w:r>
+              <w:t xml:space="preserve">,</w:t>
+            </w:r>
+            <w:r>
+              <w:t xml:space="preserve"> </w:t>
+            </w:r>
+            <w:r>
+              <w:rPr>
+                <w:rStyle w:val="VerbatimChar"/>
+              </w:rPr>
+              <w:t xml:space="preserve">.../run</w:t>
+            </w:r>
+            <w:r>
+              <w:t xml:space="preserve">,</w:t>
+            </w:r>
+            <w:r>
+              <w:t xml:space="preserve"> </w:t>
+            </w:r>
+            <w:r>
+              <w:rPr>
+                <w:rStyle w:val="VerbatimChar"/>
+              </w:rPr>
+              <w:t xml:space="preserve">.../submit</w:t>
+            </w:r>
+            <w:r>
+              <w:t xml:space="preserve">,</w:t>
+            </w:r>
+            <w:r>
+              <w:t xml:space="preserve"> </w:t>
+            </w:r>
+            <w:r>
+              <w:rPr>
+                <w:rStyle w:val="VerbatimChar"/>
+              </w:rPr>
+              <w:t xml:space="preserve">GET .../stream</w:t>
+            </w:r>
+          </w:p>
+        </w:tc>
+      </w:tr>
     </w:tbl>
     <w:p>
       <w:pPr>
@@ -3506,6 +3607,83 @@
           </w:p>
         </w:tc>
       </w:tr>
+      <w:tr>
+        <w:tc>
+          <w:tcPr/>
+          <w:p>
+            <w:pPr>
+              <w:pStyle w:val="Compact"/>
+              <w:jc w:val="left"/>
+            </w:pPr>
+            <w:r>
+              <w:t xml:space="preserve">11</w:t>
+            </w:r>
+          </w:p>
+        </w:tc>
+        <w:tc>
+          <w:tcPr/>
+          <w:p>
+            <w:pPr>
+              <w:pStyle w:val="Compact"/>
+              <w:jc w:val="left"/>
+            </w:pPr>
+            <w:r>
+              <w:t xml:space="preserve">Code Arena</w:t>
+            </w:r>
+          </w:p>
+        </w:tc>
+        <w:tc>
+          <w:tcPr/>
+          <w:p>
+            <w:pPr>
+              <w:pStyle w:val="Compact"/>
+              <w:jc w:val="left"/>
+            </w:pPr>
+            <w:r>
+              <w:t xml:space="preserve">Витрина кандидатов по рейтингу Arena с фильтрами, свой раунд из банка задач по расписанию, таблица раунда с кнопкой «Пригласить». Рейтинг Arena входит в компонент «ФСП и соревнования» подборки</w:t>
+            </w:r>
+          </w:p>
+        </w:tc>
+        <w:tc>
+          <w:tcPr/>
+          <w:p>
+            <w:pPr>
+              <w:pStyle w:val="Compact"/>
+              <w:jc w:val="left"/>
+            </w:pPr>
+            <w:r>
+              <w:rPr>
+                <w:rStyle w:val="VerbatimChar"/>
+              </w:rPr>
+              <w:t xml:space="preserve">GET /arena/top</w:t>
+            </w:r>
+            <w:r>
+              <w:t xml:space="preserve">,</w:t>
+            </w:r>
+            <w:r>
+              <w:t xml:space="preserve"> </w:t>
+            </w:r>
+            <w:r>
+              <w:rPr>
+                <w:rStyle w:val="VerbatimChar"/>
+              </w:rPr>
+              <w:t xml:space="preserve">POST /arena/rounds</w:t>
+            </w:r>
+            <w:r>
+              <w:t xml:space="preserve">,</w:t>
+            </w:r>
+            <w:r>
+              <w:t xml:space="preserve"> </w:t>
+            </w:r>
+            <w:r>
+              <w:rPr>
+                <w:rStyle w:val="VerbatimChar"/>
+              </w:rPr>
+              <w:t xml:space="preserve">GET /arena/rounds/{id}/leaderboard</w:t>
+            </w:r>
+          </w:p>
+        </w:tc>
+      </w:tr>
     </w:tbl>
     <w:bookmarkEnd w:id="41"/>
     <w:bookmarkStart w:id="42" w:name="правила-видимости-тз-2.2"/>
@@ -3882,7 +4060,7 @@
     </w:tbl>
     <w:bookmarkEnd w:id="42"/>
     <w:bookmarkEnd w:id="43"/>
-    <w:bookmarkStart w:id="56" w:name="sec-03-metodika-ocenki"/>
+    <w:bookmarkStart w:id="58" w:name="sec-03-metodika-ocenki"/>
     <w:p>
       <w:pPr>
         <w:pStyle w:val="Heading1"/>
@@ -5343,7 +5521,7 @@
               <w:jc w:val="left"/>
             </w:pPr>
             <w:r>
-              <w:t xml:space="preserve">ФСП</w:t>
+              <w:t xml:space="preserve">ФСП и Arena</w:t>
             </w:r>
           </w:p>
         </w:tc>
@@ -5367,7 +5545,16 @@
               <w:jc w:val="left"/>
             </w:pPr>
             <w:r>
-              <w:t xml:space="preserve">Балл достижений</w:t>
+              <w:t xml:space="preserve">Больший из балла достижений ФСП и балла рейтинга Code Arena (</w:t>
+            </w:r>
+            <w:r>
+              <w:rPr>
+                <w:rStyle w:val="VerbatimChar"/>
+              </w:rPr>
+              <w:t xml:space="preserve">matching.service.arena_score</w:t>
+            </w:r>
+            <w:r>
+              <w:t xml:space="preserve">; предварительный рейтинг весит вдвое меньше)</w:t>
             </w:r>
           </w:p>
         </w:tc>
@@ -5427,7 +5614,7 @@
         <w:t xml:space="preserve">Объяснимость</w:t>
       </w:r>
       <w:r>
-        <w:t xml:space="preserve">: к каждому кандидату — причины («Категория Backend · Middle входит в требуемый диапазон», «Стек: 4 из 5 (Python, FastAPI, PostgreSQL, Kafka)», «Тест на грейд: 78/100», «ФСП: 2 соревнования, лучшее место — 1, профильных — 1») и список недостающих технологий.</w:t>
+        <w:t xml:space="preserve">: к каждому кандидату — причины («Категория Backend · Middle входит в требуемый диапазон», «Стек: 4 из 5 (Python, FastAPI, PostgreSQL, Kafka)», «Тест на грейд: 78/100», «ФСП: 2 соревнования, лучшее место — 1, профильных — 1», «Arena: рейтинг 1650, топ-20% специализации») и список недостающих технологий.</w:t>
       </w:r>
     </w:p>
     <w:p>
@@ -6716,8 +6903,232 @@
       </w:r>
     </w:p>
     <w:bookmarkEnd w:id="55"/>
-    <w:bookmarkEnd w:id="56"/>
-    <w:bookmarkStart w:id="87" w:name="sec-04-arhitektura"/>
+    <w:bookmarkStart w:id="57" w:name="code-arena-автопроверка-и-рейтинг"/>
+    <w:p>
+      <w:pPr>
+        <w:pStyle w:val="Heading2"/>
+      </w:pPr>
+      <w:r>
+        <w:t xml:space="preserve">Code Arena: автопроверка и рейтинг</w:t>
+      </w:r>
+    </w:p>
+    <w:p>
+      <w:pPr>
+        <w:pStyle w:val="FirstParagraph"/>
+      </w:pPr>
+      <w:r>
+        <w:t xml:space="preserve">Arena проверяет навык кодом: кандидат решает алгоритмические задачи, тесты ставят вердикт, рейтинг считается по результатам. Подробная спецификация —</w:t>
+      </w:r>
+      <w:r>
+        <w:t xml:space="preserve"> </w:t>
+      </w:r>
+      <w:hyperlink r:id="rId56">
+        <w:r>
+          <w:rPr>
+            <w:rStyle w:val="Hyperlink"/>
+          </w:rPr>
+          <w:t xml:space="preserve">fsp-36-code-arena.md</w:t>
+        </w:r>
+      </w:hyperlink>
+      <w:r>
+        <w:t xml:space="preserve">; числа (лимиты, штрафы, рейтинги задач) — в</w:t>
+      </w:r>
+      <w:r>
+        <w:t xml:space="preserve"> </w:t>
+      </w:r>
+      <w:r>
+        <w:rPr>
+          <w:rStyle w:val="VerbatimChar"/>
+        </w:rPr>
+        <w:t xml:space="preserve">src/app/arena/judge.py</w:t>
+      </w:r>
+      <w:r>
+        <w:t xml:space="preserve">,</w:t>
+      </w:r>
+      <w:r>
+        <w:t xml:space="preserve"> </w:t>
+      </w:r>
+      <w:r>
+        <w:rPr>
+          <w:rStyle w:val="VerbatimChar"/>
+        </w:rPr>
+        <w:t xml:space="preserve">service.py</w:t>
+      </w:r>
+      <w:r>
+        <w:t xml:space="preserve"> </w:t>
+      </w:r>
+      <w:r>
+        <w:t xml:space="preserve">и</w:t>
+      </w:r>
+      <w:r>
+        <w:t xml:space="preserve"> </w:t>
+      </w:r>
+      <w:r>
+        <w:rPr>
+          <w:rStyle w:val="VerbatimChar"/>
+        </w:rPr>
+        <w:t xml:space="preserve">rating.py</w:t>
+      </w:r>
+      <w:r>
+        <w:t xml:space="preserve">.</w:t>
+      </w:r>
+    </w:p>
+    <w:p>
+      <w:pPr>
+        <w:numPr>
+          <w:ilvl w:val="0"/>
+          <w:numId w:val="1011"/>
+        </w:numPr>
+        <w:pStyle w:val="Compact"/>
+      </w:pPr>
+      <w:r>
+        <w:rPr>
+          <w:bCs/>
+          <w:b/>
+        </w:rPr>
+        <w:t xml:space="preserve">Варианты.</w:t>
+      </w:r>
+      <w:r>
+        <w:t xml:space="preserve"> </w:t>
+      </w:r>
+      <w:r>
+        <w:t xml:space="preserve">Задача — генератор: зерно зависит от раунда, участника и задачи, поэтому у соседей разные числа, примеры и тесты при той же идее и сложности. Тесты — примеры из условия, граничные случаи и большие входы, которые отсекают медленные решения. Эталон каждой задачи проходит все сгенерированные тесты в CI (</w:t>
+      </w:r>
+      <w:r>
+        <w:rPr>
+          <w:rStyle w:val="VerbatimChar"/>
+        </w:rPr>
+        <w:t xml:space="preserve">tests/test_arena/test_problems.py</w:t>
+      </w:r>
+      <w:r>
+        <w:t xml:space="preserve">).</w:t>
+      </w:r>
+    </w:p>
+    <w:p>
+      <w:pPr>
+        <w:numPr>
+          <w:ilvl w:val="0"/>
+          <w:numId w:val="1011"/>
+        </w:numPr>
+        <w:pStyle w:val="Compact"/>
+      </w:pPr>
+      <w:r>
+        <w:rPr>
+          <w:bCs/>
+          <w:b/>
+        </w:rPr>
+        <w:t xml:space="preserve">Проверка.</w:t>
+      </w:r>
+      <w:r>
+        <w:t xml:space="preserve"> </w:t>
+      </w:r>
+      <w:r>
+        <w:t xml:space="preserve">Каждый тест — отдельный процесс в песочнице: лимиты процессора, памяти, вывода и настенного времени; Landlock закрывает файловую систему и TCP, seccomp — сокеты, новые процессы, сигналы и запись файлов; для Python дополнительно работает аудит-хук. Вердикты: OK, WA, TLE, MLE, RE, CE — по каждому тесту с временем.</w:t>
+      </w:r>
+    </w:p>
+    <w:p>
+      <w:pPr>
+        <w:numPr>
+          <w:ilvl w:val="0"/>
+          <w:numId w:val="1011"/>
+        </w:numPr>
+        <w:pStyle w:val="Compact"/>
+      </w:pPr>
+      <w:r>
+        <w:rPr>
+          <w:bCs/>
+          <w:b/>
+        </w:rPr>
+        <w:t xml:space="preserve">Разбор.</w:t>
+      </w:r>
+      <w:r>
+        <w:t xml:space="preserve"> </w:t>
+      </w:r>
+      <w:r>
+        <w:t xml:space="preserve">После проверки кандидат получает объяснение: где упало (пример, скрытый или большой тест), типичные ошибки задачи, нужная асимптотика и замечания по коду (вложенные циклы, медленный ввод,</w:t>
+      </w:r>
+      <w:r>
+        <w:t xml:space="preserve"> </w:t>
+      </w:r>
+      <w:r>
+        <w:rPr>
+          <w:rStyle w:val="VerbatimChar"/>
+        </w:rPr>
+        <w:t xml:space="preserve">pop(0)</w:t>
+      </w:r>
+      <w:r>
+        <w:t xml:space="preserve">, поиск в списке в цикле, рекурсия). С ключом GigaChat разбор пишет модель как ревьюер; вердикт она не меняет, при ошибке остаётся разбор по правилам.</w:t>
+      </w:r>
+    </w:p>
+    <w:p>
+      <w:pPr>
+        <w:numPr>
+          <w:ilvl w:val="0"/>
+          <w:numId w:val="1011"/>
+        </w:numPr>
+        <w:pStyle w:val="Compact"/>
+      </w:pPr>
+      <w:r>
+        <w:rPr>
+          <w:bCs/>
+          <w:b/>
+        </w:rPr>
+        <w:t xml:space="preserve">Очки.</w:t>
+      </w:r>
+      <w:r>
+        <w:t xml:space="preserve"> </w:t>
+      </w:r>
+      <w:r>
+        <w:t xml:space="preserve">Как в ICPC: число решённых задач, затем штраф — минуты до верного решения и фиксированная добавка за каждую неверную попытку до него. Ошибка компиляции штрафа не даёт. В конце раунда по расписанию таблица замораживается для участников.</w:t>
+      </w:r>
+    </w:p>
+    <w:p>
+      <w:pPr>
+        <w:numPr>
+          <w:ilvl w:val="0"/>
+          <w:numId w:val="1011"/>
+        </w:numPr>
+        <w:pStyle w:val="Compact"/>
+      </w:pPr>
+      <w:r>
+        <w:rPr>
+          <w:bCs/>
+          <w:b/>
+        </w:rPr>
+        <w:t xml:space="preserve">Рейтинг.</w:t>
+      </w:r>
+      <w:r>
+        <w:t xml:space="preserve"> </w:t>
+      </w:r>
+      <w:r>
+        <w:t xml:space="preserve">Glicko-2: период — одно участие, соперники — задачи раунда с рейтингом по уровню, решил — победа. Пока неуверенность велика, рейтинг помечен «предварительный»; при долгом отсутствии неуверенность растёт. На грейд рейтинг не влияет.</w:t>
+      </w:r>
+    </w:p>
+    <w:p>
+      <w:pPr>
+        <w:numPr>
+          <w:ilvl w:val="0"/>
+          <w:numId w:val="1011"/>
+        </w:numPr>
+        <w:pStyle w:val="Compact"/>
+      </w:pPr>
+      <w:r>
+        <w:rPr>
+          <w:bCs/>
+          <w:b/>
+        </w:rPr>
+        <w:t xml:space="preserve">Честность.</w:t>
+      </w:r>
+      <w:r>
+        <w:t xml:space="preserve"> </w:t>
+      </w:r>
+      <w:r>
+        <w:t xml:space="preserve">Решения одной задачи в раунде сравниваются после нормализации (без комментариев, имена заменены, n-граммы токенов); почти совпадающие помечаются. Крупные вставки и уходы со вкладки пишутся как сигналы. Пометку видит работодатель, результат автоматически не аннулируется.</w:t>
+      </w:r>
+    </w:p>
+    <w:bookmarkEnd w:id="57"/>
+    <w:bookmarkEnd w:id="58"/>
+    <w:bookmarkStart w:id="89" w:name="sec-04-arhitektura"/>
     <w:p>
       <w:pPr>
         <w:pStyle w:val="Heading1"/>
@@ -6726,7 +7137,7 @@
         <w:t xml:space="preserve">4. Архитектура</w:t>
       </w:r>
     </w:p>
-    <w:bookmarkStart w:id="60" w:name="функциональная-архитектура"/>
+    <w:bookmarkStart w:id="62" w:name="функциональная-архитектура"/>
     <w:p>
       <w:pPr>
         <w:pStyle w:val="Heading2"/>
@@ -6744,18 +7155,18 @@
           <wp:inline>
             <wp:extent cx="5334000" cy="3876039"/>
             <wp:effectExtent b="0" l="0" r="0" t="0"/>
-            <wp:docPr descr="" title="" id="58" name="Picture"/>
+            <wp:docPr descr="" title="" id="60" name="Picture"/>
             <a:graphic>
               <a:graphicData uri="http://schemas.openxmlformats.org/drawingml/2006/picture">
                 <pic:pic>
                   <pic:nvPicPr>
-                    <pic:cNvPr descr="/home/user/hyrekit_fsp/docs/assets/diagrams/04-arhitektura-1.png" id="59" name="Picture"/>
+                    <pic:cNvPr descr="/home/user/hyrekit_fsp/docs/assets/diagrams/04-arhitektura-1.png" id="61" name="Picture"/>
                     <pic:cNvPicPr>
                       <a:picLocks noChangeArrowheads="1" noChangeAspect="1"/>
                     </pic:cNvPicPr>
                   </pic:nvPicPr>
                   <pic:blipFill>
-                    <a:blip r:embed="rId57"/>
+                    <a:blip r:embed="rId59"/>
                     <a:stretch>
                       <a:fillRect/>
                     </a:stretch>
@@ -7268,8 +7679,8 @@
         </w:tc>
       </w:tr>
     </w:tbl>
-    <w:bookmarkEnd w:id="60"/>
-    <w:bookmarkStart w:id="69" w:name="компонентная-архитектура"/>
+    <w:bookmarkEnd w:id="62"/>
+    <w:bookmarkStart w:id="71" w:name="компонентная-архитектура"/>
     <w:p>
       <w:pPr>
         <w:pStyle w:val="Heading2"/>
@@ -7287,18 +7698,18 @@
           <wp:inline>
             <wp:extent cx="5334000" cy="2483629"/>
             <wp:effectExtent b="0" l="0" r="0" t="0"/>
-            <wp:docPr descr="" title="" id="62" name="Picture"/>
+            <wp:docPr descr="" title="" id="64" name="Picture"/>
             <a:graphic>
               <a:graphicData uri="http://schemas.openxmlformats.org/drawingml/2006/picture">
                 <pic:pic>
                   <pic:nvPicPr>
-                    <pic:cNvPr descr="/home/user/hyrekit_fsp/docs/assets/diagrams/04-arhitektura-2.png" id="63" name="Picture"/>
+                    <pic:cNvPr descr="/home/user/hyrekit_fsp/docs/assets/diagrams/04-arhitektura-2.png" id="65" name="Picture"/>
                     <pic:cNvPicPr>
                       <a:picLocks noChangeArrowheads="1" noChangeAspect="1"/>
                     </pic:cNvPicPr>
                   </pic:nvPicPr>
                   <pic:blipFill>
-                    <a:blip r:embed="rId61"/>
+                    <a:blip r:embed="rId63"/>
                     <a:stretch>
                       <a:fillRect/>
                     </a:stretch>
@@ -7649,7 +8060,45 @@
               <w:jc w:val="left"/>
             </w:pPr>
             <w:r>
-              <w:t xml:space="preserve">Разбор резюме, оценка ответов на короткие задания. Без ключа работают правила</w:t>
+              <w:t xml:space="preserve">Разбор резюме, оценка ответов на короткие задания, разбор решений Arena. Без ключа работают правила</w:t>
+            </w:r>
+          </w:p>
+        </w:tc>
+      </w:tr>
+      <w:tr>
+        <w:tc>
+          <w:tcPr/>
+          <w:p>
+            <w:pPr>
+              <w:pStyle w:val="Compact"/>
+              <w:jc w:val="left"/>
+            </w:pPr>
+            <w:r>
+              <w:t xml:space="preserve">Песочница Arena</w:t>
+            </w:r>
+          </w:p>
+        </w:tc>
+        <w:tc>
+          <w:tcPr/>
+          <w:p>
+            <w:pPr>
+              <w:pStyle w:val="Compact"/>
+              <w:jc w:val="left"/>
+            </w:pPr>
+            <w:r>
+              <w:t xml:space="preserve">Landlock, seccomp, rlimit, аудит-хук Python</w:t>
+            </w:r>
+          </w:p>
+        </w:tc>
+        <w:tc>
+          <w:tcPr/>
+          <w:p>
+            <w:pPr>
+              <w:pStyle w:val="Compact"/>
+              <w:jc w:val="left"/>
+            </w:pPr>
+            <w:r>
+              <w:t xml:space="preserve">Запуск чужого кода на Python и Node.js внутри контейнера приложения без привилегий: без сети, без новых процессов, файловая система только для чтения</w:t>
             </w:r>
           </w:p>
         </w:tc>
@@ -7693,7 +8142,7 @@
         </w:tc>
       </w:tr>
     </w:tbl>
-    <w:bookmarkStart w:id="68" w:name="модель-данных"/>
+    <w:bookmarkStart w:id="70" w:name="модель-данных"/>
     <w:p>
       <w:pPr>
         <w:pStyle w:val="Heading3"/>
@@ -7709,20 +8158,20 @@
       <w:r>
         <w:drawing>
           <wp:inline>
-            <wp:extent cx="5334000" cy="2044699"/>
+            <wp:extent cx="5334000" cy="1880234"/>
             <wp:effectExtent b="0" l="0" r="0" t="0"/>
-            <wp:docPr descr="" title="" id="65" name="Picture"/>
+            <wp:docPr descr="" title="" id="67" name="Picture"/>
             <a:graphic>
               <a:graphicData uri="http://schemas.openxmlformats.org/drawingml/2006/picture">
                 <pic:pic>
                   <pic:nvPicPr>
-                    <pic:cNvPr descr="/home/user/hyrekit_fsp/docs/assets/diagrams/04-arhitektura-3.png" id="66" name="Picture"/>
+                    <pic:cNvPr descr="/home/user/hyrekit_fsp/docs/assets/diagrams/04-arhitektura-3.png" id="68" name="Picture"/>
                     <pic:cNvPicPr>
                       <a:picLocks noChangeArrowheads="1" noChangeAspect="1"/>
                     </pic:cNvPicPr>
                   </pic:nvPicPr>
                   <pic:blipFill>
-                    <a:blip r:embed="rId64"/>
+                    <a:blip r:embed="rId66"/>
                     <a:stretch>
                       <a:fillRect/>
                     </a:stretch>
@@ -7730,7 +8179,7 @@
                   <pic:spPr bwMode="auto">
                     <a:xfrm>
                       <a:off x="0" y="0"/>
-                      <a:ext cx="5334000" cy="2044699"/>
+                      <a:ext cx="5334000" cy="1880234"/>
                     </a:xfrm>
                     <a:prstGeom prst="rect">
                       <a:avLst/>
@@ -7759,7 +8208,7 @@
       <w:r>
         <w:t xml:space="preserve"> </w:t>
       </w:r>
-      <w:hyperlink r:id="rId67">
+      <w:hyperlink r:id="rId69">
         <w:r>
           <w:rPr>
             <w:rStyle w:val="Hyperlink"/>
@@ -7792,12 +8241,24 @@
         <w:t xml:space="preserve">0002_consents_favorites.py</w:t>
       </w:r>
       <w:r>
+        <w:t xml:space="preserve">, таблицы Code Arena —</w:t>
+      </w:r>
+      <w:r>
+        <w:t xml:space="preserve"> </w:t>
+      </w:r>
+      <w:r>
+        <w:rPr>
+          <w:rStyle w:val="VerbatimChar"/>
+        </w:rPr>
+        <w:t xml:space="preserve">0005_code_arena.py</w:t>
+      </w:r>
+      <w:r>
         <w:t xml:space="preserve">.</w:t>
       </w:r>
     </w:p>
-    <w:bookmarkEnd w:id="68"/>
-    <w:bookmarkEnd w:id="69"/>
-    <w:bookmarkStart w:id="71" w:name="описание-api"/>
+    <w:bookmarkEnd w:id="70"/>
+    <w:bookmarkEnd w:id="71"/>
+    <w:bookmarkStart w:id="73" w:name="описание-api"/>
     <w:p>
       <w:pPr>
         <w:pStyle w:val="Heading2"/>
@@ -7869,7 +8330,7 @@
       <w:r>
         <w:t xml:space="preserve"> </w:t>
       </w:r>
-      <w:hyperlink r:id="rId70">
+      <w:hyperlink r:id="rId72">
         <w:r>
           <w:rPr>
             <w:rStyle w:val="Hyperlink"/>
@@ -8179,6 +8640,47 @@
               <w:jc w:val="left"/>
             </w:pPr>
             <w:r>
+              <w:t xml:space="preserve">Code Arena</w:t>
+            </w:r>
+          </w:p>
+        </w:tc>
+        <w:tc>
+          <w:tcPr/>
+          <w:p>
+            <w:pPr>
+              <w:pStyle w:val="Compact"/>
+              <w:jc w:val="left"/>
+            </w:pPr>
+            <w:r>
+              <w:rPr>
+                <w:rStyle w:val="VerbatimChar"/>
+              </w:rPr>
+              <w:t xml:space="preserve">/api/v1/arena</w:t>
+            </w:r>
+          </w:p>
+        </w:tc>
+        <w:tc>
+          <w:tcPr/>
+          <w:p>
+            <w:pPr>
+              <w:pStyle w:val="Compact"/>
+              <w:jc w:val="left"/>
+            </w:pPr>
+            <w:r>
+              <w:t xml:space="preserve">раунды, вход, запуск на примерах, отправка, таблица и поток SSE, разбор задач, рейтинг, витрина и раунды работодателя</w:t>
+            </w:r>
+          </w:p>
+        </w:tc>
+      </w:tr>
+      <w:tr>
+        <w:tc>
+          <w:tcPr/>
+          <w:p>
+            <w:pPr>
+              <w:pStyle w:val="Compact"/>
+              <w:jc w:val="left"/>
+            </w:pPr>
+            <w:r>
               <w:t xml:space="preserve">Служебное</w:t>
             </w:r>
           </w:p>
@@ -8232,8 +8734,8 @@
         <w:t xml:space="preserve">; коды: 400 — валидация, 401 — нет токена, 403 — чужая роль или ресурс, 404 — нет объекта, 409 — конфликт состояния, 422 — ошибка схемы, 429 — превышен лимит.</w:t>
       </w:r>
     </w:p>
-    <w:bookmarkEnd w:id="71"/>
-    <w:bookmarkStart w:id="72" w:name="безопасность-и-152-фз"/>
+    <w:bookmarkEnd w:id="73"/>
+    <w:bookmarkStart w:id="74" w:name="безопасность-и-152-фз"/>
     <w:p>
       <w:pPr>
         <w:pStyle w:val="Heading2"/>
@@ -8474,9 +8976,44 @@
           </w:p>
         </w:tc>
       </w:tr>
+      <w:tr>
+        <w:tc>
+          <w:tcPr/>
+          <w:p>
+            <w:pPr>
+              <w:pStyle w:val="Compact"/>
+              <w:jc w:val="left"/>
+            </w:pPr>
+            <w:r>
+              <w:t xml:space="preserve">Исполнение чужого кода</w:t>
+            </w:r>
+          </w:p>
+        </w:tc>
+        <w:tc>
+          <w:tcPr/>
+          <w:p>
+            <w:pPr>
+              <w:pStyle w:val="Compact"/>
+              <w:jc w:val="left"/>
+            </w:pPr>
+            <w:r>
+              <w:t xml:space="preserve">Решения Arena запускаются отдельными процессами под Landlock и seccomp без сети и записи на диск, с лимитами процессора и памяти; JavaScript включается только при обоих слоях ядра. Состояние слоёв на стенде —</w:t>
+            </w:r>
+            <w:r>
+              <w:t xml:space="preserve"> </w:t>
+            </w:r>
+            <w:r>
+              <w:rPr>
+                <w:rStyle w:val="VerbatimChar"/>
+              </w:rPr>
+              <w:t xml:space="preserve">GET /api/v1/arena/sandbox</w:t>
+            </w:r>
+          </w:p>
+        </w:tc>
+      </w:tr>
     </w:tbl>
-    <w:bookmarkEnd w:id="72"/>
-    <w:bookmarkStart w:id="82" w:name="интеграция-с-реестром-фсп"/>
+    <w:bookmarkEnd w:id="74"/>
+    <w:bookmarkStart w:id="84" w:name="интеграция-с-реестром-фсп"/>
     <w:p>
       <w:pPr>
         <w:pStyle w:val="Heading2"/>
@@ -8493,7 +9030,7 @@
         <w:t xml:space="preserve">API и структура данных ФСП в хакатоне не предоставлены (ТЗ 4), поэтому интеграция спроектирована через интерфейс и эмулятор.</w:t>
       </w:r>
     </w:p>
-    <w:bookmarkStart w:id="73" w:name="что-берём-из-реестра"/>
+    <w:bookmarkStart w:id="75" w:name="что-берём-из-реестра"/>
     <w:p>
       <w:pPr>
         <w:pStyle w:val="Heading3"/>
@@ -8702,8 +9239,8 @@
         <w:t xml:space="preserve">: блок показывает «Достижений ФСП пока нет», рейтинг считается по тесту и свежести.</w:t>
       </w:r>
     </w:p>
-    <w:bookmarkEnd w:id="73"/>
-    <w:bookmarkStart w:id="77" w:name="как-устроено-в-mvp"/>
+    <w:bookmarkEnd w:id="75"/>
+    <w:bookmarkStart w:id="79" w:name="как-устроено-в-mvp"/>
     <w:p>
       <w:pPr>
         <w:pStyle w:val="Heading3"/>
@@ -8721,18 +9258,18 @@
           <wp:inline>
             <wp:extent cx="5334000" cy="2706000"/>
             <wp:effectExtent b="0" l="0" r="0" t="0"/>
-            <wp:docPr descr="" title="" id="75" name="Picture"/>
+            <wp:docPr descr="" title="" id="77" name="Picture"/>
             <a:graphic>
               <a:graphicData uri="http://schemas.openxmlformats.org/drawingml/2006/picture">
                 <pic:pic>
                   <pic:nvPicPr>
-                    <pic:cNvPr descr="/home/user/hyrekit_fsp/docs/assets/diagrams/04-arhitektura-4.png" id="76" name="Picture"/>
+                    <pic:cNvPr descr="/home/user/hyrekit_fsp/docs/assets/diagrams/04-arhitektura-4.png" id="78" name="Picture"/>
                     <pic:cNvPicPr>
                       <a:picLocks noChangeArrowheads="1" noChangeAspect="1"/>
                     </pic:cNvPicPr>
                   </pic:nvPicPr>
                   <pic:blipFill>
-                    <a:blip r:embed="rId74"/>
+                    <a:blip r:embed="rId76"/>
                     <a:stretch>
                       <a:fillRect/>
                     </a:stretch>
@@ -8788,8 +9325,8 @@
         <w:t xml:space="preserve">: один и тот же ID всегда даёт одну историю, а ID, оканчивающийся на 0, моделирует участника без истории. Ответ сохраняется снимком в профиле, поэтому подборка не зависит от доступности реестра.</w:t>
       </w:r>
     </w:p>
-    <w:bookmarkEnd w:id="77"/>
-    <w:bookmarkStart w:id="81" w:name="целевая-схема-с-фсп-id-на-keycloak"/>
+    <w:bookmarkEnd w:id="79"/>
+    <w:bookmarkStart w:id="83" w:name="целевая-схема-с-фсп-id-на-keycloak"/>
     <w:p>
       <w:pPr>
         <w:pStyle w:val="Heading3"/>
@@ -8807,18 +9344,18 @@
           <wp:inline>
             <wp:extent cx="5334000" cy="2395855"/>
             <wp:effectExtent b="0" l="0" r="0" t="0"/>
-            <wp:docPr descr="" title="" id="79" name="Picture"/>
+            <wp:docPr descr="" title="" id="81" name="Picture"/>
             <a:graphic>
               <a:graphicData uri="http://schemas.openxmlformats.org/drawingml/2006/picture">
                 <pic:pic>
                   <pic:nvPicPr>
-                    <pic:cNvPr descr="/home/user/hyrekit_fsp/docs/assets/diagrams/04-arhitektura-5.png" id="80" name="Picture"/>
+                    <pic:cNvPr descr="/home/user/hyrekit_fsp/docs/assets/diagrams/04-arhitektura-5.png" id="82" name="Picture"/>
                     <pic:cNvPicPr>
                       <a:picLocks noChangeArrowheads="1" noChangeAspect="1"/>
                     </pic:cNvPicPr>
                   </pic:nvPicPr>
                   <pic:blipFill>
-                    <a:blip r:embed="rId78"/>
+                    <a:blip r:embed="rId80"/>
                     <a:stretch>
                       <a:fillRect/>
                     </a:stretch>
@@ -8880,70 +9417,15 @@
         <w:t xml:space="preserve">, поэтому кабинеты и роли не меняются. Обновление достижений — периодически или по вебхуку реестра.</w:t>
       </w:r>
     </w:p>
-    <w:bookmarkEnd w:id="81"/>
-    <w:bookmarkEnd w:id="82"/>
-    <w:bookmarkStart w:id="83" w:name="масштабирование"/>
+    <w:bookmarkEnd w:id="83"/>
+    <w:bookmarkEnd w:id="84"/>
+    <w:bookmarkStart w:id="85" w:name="масштабирование"/>
     <w:p>
       <w:pPr>
         <w:pStyle w:val="Heading2"/>
       </w:pPr>
       <w:r>
         <w:t xml:space="preserve">Масштабирование</w:t>
-      </w:r>
-    </w:p>
-    <w:p>
-      <w:pPr>
-        <w:numPr>
-          <w:ilvl w:val="0"/>
-          <w:numId w:val="1011"/>
-        </w:numPr>
-        <w:pStyle w:val="Compact"/>
-      </w:pPr>
-      <w:r>
-        <w:t xml:space="preserve">API без состояния: горизонтально масштабируется за балансировщиком; лимиты запросов в Redis общие для всех экземпляров.</w:t>
-      </w:r>
-    </w:p>
-    <w:p>
-      <w:pPr>
-        <w:numPr>
-          <w:ilvl w:val="0"/>
-          <w:numId w:val="1011"/>
-        </w:numPr>
-        <w:pStyle w:val="Compact"/>
-      </w:pPr>
-      <w:r>
-        <w:t xml:space="preserve">Подборка считается в памяти по видимым профилям направления. Для MVP-объёмов (тысячи кандидатов на направление) это миллисекунды; при росте — предварительный отбор в SQL по категории и стеку (JSON-индексы PostgreSQL) и кэш подборки на вакансию.</w:t>
-      </w:r>
-    </w:p>
-    <w:p>
-      <w:pPr>
-        <w:numPr>
-          <w:ilvl w:val="0"/>
-          <w:numId w:val="1011"/>
-        </w:numPr>
-        <w:pStyle w:val="Compact"/>
-      </w:pPr>
-      <w:r>
-        <w:t xml:space="preserve">Банк заданий — код, а не таблица: новые семейства добавляются без миграций.</w:t>
-      </w:r>
-    </w:p>
-    <w:bookmarkEnd w:id="83"/>
-    <w:bookmarkStart w:id="86" w:name="концепция-за-рамками-mvp"/>
-    <w:p>
-      <w:pPr>
-        <w:pStyle w:val="Heading2"/>
-      </w:pPr>
-      <w:r>
-        <w:t xml:space="preserve">Концепция за рамками MVP</w:t>
-      </w:r>
-    </w:p>
-    <w:bookmarkStart w:id="84" w:name="Xeb495cbd24731ad1810e9c52d8d79d498e31c0b"/>
-    <w:p>
-      <w:pPr>
-        <w:pStyle w:val="Heading3"/>
-      </w:pPr>
-      <w:r>
-        <w:t xml:space="preserve">Защита от фиктивных вакансий и недобросовестных работодателей</w:t>
       </w:r>
     </w:p>
     <w:p>
@@ -8955,17 +9437,7 @@
         <w:pStyle w:val="Compact"/>
       </w:pPr>
       <w:r>
-        <w:rPr>
-          <w:bCs/>
-          <w:b/>
-        </w:rPr>
-        <w:t xml:space="preserve">Верификация компании</w:t>
-      </w:r>
-      <w:r>
-        <w:t xml:space="preserve"> </w:t>
-      </w:r>
-      <w:r>
-        <w:t xml:space="preserve">по ИНН через открытые реестры (ЕГРЮЛ) и подтверждение корпоративного домена почты.</w:t>
+        <w:t xml:space="preserve">API без состояния: горизонтально масштабируется за балансировщиком; лимиты запросов в Redis общие для всех экземпляров.</w:t>
       </w:r>
     </w:p>
     <w:p>
@@ -8977,17 +9449,7 @@
         <w:pStyle w:val="Compact"/>
       </w:pPr>
       <w:r>
-        <w:rPr>
-          <w:bCs/>
-          <w:b/>
-        </w:rPr>
-        <w:t xml:space="preserve">Обязательная вилка зарплаты</w:t>
-      </w:r>
-      <w:r>
-        <w:t xml:space="preserve"> </w:t>
-      </w:r>
-      <w:r>
-        <w:t xml:space="preserve">уже есть; добавляется проверка правдоподобия: вилка сравнивается с медианой категории, выбросы уходят на модерацию.</w:t>
+        <w:t xml:space="preserve">Подборка считается в памяти по видимым профилям направления. Для MVP-объёмов (тысячи кандидатов на направление) это миллисекунды; при росте — предварительный отбор в SQL по категории и стеку (JSON-индексы PostgreSQL) и кэш подборки на вакансию.</w:t>
       </w:r>
     </w:p>
     <w:p>
@@ -8999,65 +9461,26 @@
         <w:pStyle w:val="Compact"/>
       </w:pPr>
       <w:r>
-        <w:rPr>
-          <w:bCs/>
-          <w:b/>
-        </w:rPr>
-        <w:t xml:space="preserve">Репутация работодателя</w:t>
-      </w:r>
-      <w:r>
-        <w:t xml:space="preserve"> </w:t>
-      </w:r>
-      <w:r>
-        <w:t xml:space="preserve">по поведению в системе: доля приглашений без ответа на отклики, доля отозванных предложений, жалобы кандидатов. Низкая репутация ограничивает число приглашений в сутки.</w:t>
-      </w:r>
-    </w:p>
-    <w:p>
-      <w:pPr>
-        <w:numPr>
-          <w:ilvl w:val="0"/>
-          <w:numId w:val="1012"/>
-        </w:numPr>
-        <w:pStyle w:val="Compact"/>
-      </w:pPr>
-      <w:r>
-        <w:rPr>
-          <w:bCs/>
-          <w:b/>
-        </w:rPr>
-        <w:t xml:space="preserve">Лимиты</w:t>
-      </w:r>
-      <w:r>
-        <w:t xml:space="preserve">: не больше N приглашений в сутки для непроверенной компании; повторное приглашение того же кандидата уже запрещено, пока первое не закрыто.</w:t>
-      </w:r>
-    </w:p>
-    <w:p>
-      <w:pPr>
-        <w:numPr>
-          <w:ilvl w:val="0"/>
-          <w:numId w:val="1012"/>
-        </w:numPr>
-        <w:pStyle w:val="Compact"/>
-      </w:pPr>
-      <w:r>
-        <w:rPr>
-          <w:bCs/>
-          <w:b/>
-        </w:rPr>
-        <w:t xml:space="preserve">Сигналы фейка</w:t>
-      </w:r>
-      <w:r>
-        <w:t xml:space="preserve">: одинаковые тексты вакансий у разных компаний, вакансии без откликов работодателя, ссылки на внешние мессенджеры в тексте.</w:t>
-      </w:r>
-    </w:p>
-    <w:bookmarkEnd w:id="84"/>
-    <w:bookmarkStart w:id="85" w:name="интеграция-с-ats"/>
+        <w:t xml:space="preserve">Банк заданий — код, а не таблица: новые семейства добавляются без миграций.</w:t>
+      </w:r>
+    </w:p>
+    <w:bookmarkEnd w:id="85"/>
+    <w:bookmarkStart w:id="88" w:name="концепция-за-рамками-mvp"/>
+    <w:p>
+      <w:pPr>
+        <w:pStyle w:val="Heading2"/>
+      </w:pPr>
+      <w:r>
+        <w:t xml:space="preserve">Концепция за рамками MVP</w:t>
+      </w:r>
+    </w:p>
+    <w:bookmarkStart w:id="86" w:name="Xeb495cbd24731ad1810e9c52d8d79d498e31c0b"/>
     <w:p>
       <w:pPr>
         <w:pStyle w:val="Heading3"/>
       </w:pPr>
       <w:r>
-        <w:t xml:space="preserve">Интеграция с ATS</w:t>
+        <w:t xml:space="preserve">Защита от фиктивных вакансий и недобросовестных работодателей</w:t>
       </w:r>
     </w:p>
     <w:p>
@@ -9073,31 +9496,13 @@
           <w:bCs/>
           <w:b/>
         </w:rPr>
-        <w:t xml:space="preserve">Исходящая</w:t>
-      </w:r>
-      <w:r>
-        <w:t xml:space="preserve">: вебхуки о событиях (</w:t>
-      </w:r>
-      <w:r>
-        <w:rPr>
-          <w:rStyle w:val="VerbatimChar"/>
-        </w:rPr>
-        <w:t xml:space="preserve">invitation.accepted</w:t>
-      </w:r>
-      <w:r>
-        <w:t xml:space="preserve">,</w:t>
+        <w:t xml:space="preserve">Верификация компании</w:t>
       </w:r>
       <w:r>
         <w:t xml:space="preserve"> </w:t>
       </w:r>
       <w:r>
-        <w:rPr>
-          <w:rStyle w:val="VerbatimChar"/>
-        </w:rPr>
-        <w:t xml:space="preserve">application.created</w:t>
-      </w:r>
-      <w:r>
-        <w:t xml:space="preserve">) с подписью HMAC; ATS подписывается на них и заводит кандидата.</w:t>
+        <w:t xml:space="preserve">по ИНН через открытые реестры (ЕГРЮЛ) и подтверждение корпоративного домена почты.</w:t>
       </w:r>
     </w:p>
     <w:p>
@@ -9113,10 +9518,13 @@
           <w:bCs/>
           <w:b/>
         </w:rPr>
-        <w:t xml:space="preserve">Входящая</w:t>
-      </w:r>
-      <w:r>
-        <w:t xml:space="preserve">: API-ключ компании с правами на создание вакансий и смену статусов откликов, чтобы вакансии из ATS публиковались автоматически.</w:t>
+        <w:t xml:space="preserve">Обязательная вилка зарплаты</w:t>
+      </w:r>
+      <w:r>
+        <w:t xml:space="preserve"> </w:t>
+      </w:r>
+      <w:r>
+        <w:t xml:space="preserve">уже есть; добавляется проверка правдоподобия: вилка сравнивается с медианой категории, выбросы уходят на модерацию.</w:t>
       </w:r>
     </w:p>
     <w:p>
@@ -9132,16 +9540,145 @@
           <w:bCs/>
           <w:b/>
         </w:rPr>
+        <w:t xml:space="preserve">Репутация работодателя</w:t>
+      </w:r>
+      <w:r>
+        <w:t xml:space="preserve"> </w:t>
+      </w:r>
+      <w:r>
+        <w:t xml:space="preserve">по поведению в системе: доля приглашений без ответа на отклики, доля отозванных предложений, жалобы кандидатов. Низкая репутация ограничивает число приглашений в сутки.</w:t>
+      </w:r>
+    </w:p>
+    <w:p>
+      <w:pPr>
+        <w:numPr>
+          <w:ilvl w:val="0"/>
+          <w:numId w:val="1013"/>
+        </w:numPr>
+        <w:pStyle w:val="Compact"/>
+      </w:pPr>
+      <w:r>
+        <w:rPr>
+          <w:bCs/>
+          <w:b/>
+        </w:rPr>
+        <w:t xml:space="preserve">Лимиты</w:t>
+      </w:r>
+      <w:r>
+        <w:t xml:space="preserve">: не больше N приглашений в сутки для непроверенной компании; повторное приглашение того же кандидата уже запрещено, пока первое не закрыто.</w:t>
+      </w:r>
+    </w:p>
+    <w:p>
+      <w:pPr>
+        <w:numPr>
+          <w:ilvl w:val="0"/>
+          <w:numId w:val="1013"/>
+        </w:numPr>
+        <w:pStyle w:val="Compact"/>
+      </w:pPr>
+      <w:r>
+        <w:rPr>
+          <w:bCs/>
+          <w:b/>
+        </w:rPr>
+        <w:t xml:space="preserve">Сигналы фейка</w:t>
+      </w:r>
+      <w:r>
+        <w:t xml:space="preserve">: одинаковые тексты вакансий у разных компаний, вакансии без откликов работодателя, ссылки на внешние мессенджеры в тексте.</w:t>
+      </w:r>
+    </w:p>
+    <w:bookmarkEnd w:id="86"/>
+    <w:bookmarkStart w:id="87" w:name="интеграция-с-ats"/>
+    <w:p>
+      <w:pPr>
+        <w:pStyle w:val="Heading3"/>
+      </w:pPr>
+      <w:r>
+        <w:t xml:space="preserve">Интеграция с ATS</w:t>
+      </w:r>
+    </w:p>
+    <w:p>
+      <w:pPr>
+        <w:numPr>
+          <w:ilvl w:val="0"/>
+          <w:numId w:val="1014"/>
+        </w:numPr>
+        <w:pStyle w:val="Compact"/>
+      </w:pPr>
+      <w:r>
+        <w:rPr>
+          <w:bCs/>
+          <w:b/>
+        </w:rPr>
+        <w:t xml:space="preserve">Исходящая</w:t>
+      </w:r>
+      <w:r>
+        <w:t xml:space="preserve">: вебхуки о событиях (</w:t>
+      </w:r>
+      <w:r>
+        <w:rPr>
+          <w:rStyle w:val="VerbatimChar"/>
+        </w:rPr>
+        <w:t xml:space="preserve">invitation.accepted</w:t>
+      </w:r>
+      <w:r>
+        <w:t xml:space="preserve">,</w:t>
+      </w:r>
+      <w:r>
+        <w:t xml:space="preserve"> </w:t>
+      </w:r>
+      <w:r>
+        <w:rPr>
+          <w:rStyle w:val="VerbatimChar"/>
+        </w:rPr>
+        <w:t xml:space="preserve">application.created</w:t>
+      </w:r>
+      <w:r>
+        <w:t xml:space="preserve">) с подписью HMAC; ATS подписывается на них и заводит кандидата.</w:t>
+      </w:r>
+    </w:p>
+    <w:p>
+      <w:pPr>
+        <w:numPr>
+          <w:ilvl w:val="0"/>
+          <w:numId w:val="1014"/>
+        </w:numPr>
+        <w:pStyle w:val="Compact"/>
+      </w:pPr>
+      <w:r>
+        <w:rPr>
+          <w:bCs/>
+          <w:b/>
+        </w:rPr>
+        <w:t xml:space="preserve">Входящая</w:t>
+      </w:r>
+      <w:r>
+        <w:t xml:space="preserve">: API-ключ компании с правами на создание вакансий и смену статусов откликов, чтобы вакансии из ATS публиковались автоматически.</w:t>
+      </w:r>
+    </w:p>
+    <w:p>
+      <w:pPr>
+        <w:numPr>
+          <w:ilvl w:val="0"/>
+          <w:numId w:val="1014"/>
+        </w:numPr>
+        <w:pStyle w:val="Compact"/>
+      </w:pPr>
+      <w:r>
+        <w:rPr>
+          <w:bCs/>
+          <w:b/>
+        </w:rPr>
         <w:t xml:space="preserve">Формат</w:t>
       </w:r>
       <w:r>
         <w:t xml:space="preserve">: карточка кандидата и стандартизированный PDF-профиль уже есть; добавляется экспорт в JSON Resume для импорта в ATS.</w:t>
       </w:r>
     </w:p>
-    <w:bookmarkEnd w:id="85"/>
-    <w:bookmarkEnd w:id="86"/>
     <w:bookmarkEnd w:id="87"/>
-    <w:bookmarkStart w:id="101" w:name="sec-05-zapusk-i-demo"/>
+    <w:bookmarkEnd w:id="88"/>
+    <w:bookmarkEnd w:id="89"/>
+    <w:bookmarkStart w:id="104" w:name="sec-05-zapusk-i-demo"/>
     <w:p>
       <w:pPr>
         <w:pStyle w:val="Heading1"/>
@@ -9150,7 +9687,7 @@
         <w:t xml:space="preserve">5. Запуск и демо</w:t>
       </w:r>
     </w:p>
-    <w:bookmarkStart w:id="91" w:name="вариант-1.-docker-compose-одна-команда"/>
+    <w:bookmarkStart w:id="93" w:name="вариант-1.-docker-compose-одна-команда"/>
     <w:p>
       <w:pPr>
         <w:pStyle w:val="Heading2"/>
@@ -9307,7 +9844,7 @@
               <w:pStyle w:val="Compact"/>
               <w:jc w:val="left"/>
             </w:pPr>
-            <w:hyperlink r:id="rId88">
+            <w:hyperlink r:id="rId90">
               <w:r>
                 <w:rPr>
                   <w:rStyle w:val="Hyperlink"/>
@@ -9369,7 +9906,7 @@
               <w:pStyle w:val="Compact"/>
               <w:jc w:val="left"/>
             </w:pPr>
-            <w:hyperlink r:id="rId89">
+            <w:hyperlink r:id="rId91">
               <w:r>
                 <w:rPr>
                   <w:rStyle w:val="Hyperlink"/>
@@ -9537,7 +10074,7 @@
       <w:r>
         <w:t xml:space="preserve"> </w:t>
       </w:r>
-      <w:hyperlink r:id="rId90">
+      <w:hyperlink r:id="rId92">
         <w:r>
           <w:rPr>
             <w:rStyle w:val="Hyperlink"/>
@@ -9581,8 +10118,8 @@
         <w:t xml:space="preserve">.</w:t>
       </w:r>
     </w:p>
-    <w:bookmarkEnd w:id="91"/>
-    <w:bookmarkStart w:id="92" w:name="X1414facfffa5691b0a8be99016f6f3006c88455"/>
+    <w:bookmarkEnd w:id="93"/>
+    <w:bookmarkStart w:id="94" w:name="X1414facfffa5691b0a8be99016f6f3006c88455"/>
     <w:p>
       <w:pPr>
         <w:pStyle w:val="Heading2"/>
@@ -9849,8 +10386,8 @@
         <w:t xml:space="preserve">на SQLite, применяет миграцию и запускает API с автоперезагрузкой. Демо-данные создаются так же, как в Docker. Ссылка подтверждения почты без SMTP печатается в лог API.</w:t>
       </w:r>
     </w:p>
-    <w:bookmarkEnd w:id="92"/>
-    <w:bookmarkStart w:id="93" w:name="демо-аккаунты"/>
+    <w:bookmarkEnd w:id="94"/>
+    <w:bookmarkStart w:id="95" w:name="демо-аккаунты"/>
     <w:p>
       <w:pPr>
         <w:pStyle w:val="Heading2"/>
@@ -10070,8 +10607,8 @@
         <w:t xml:space="preserve">, тот же пароль) прошли тест через симуляцию по той же модели, что и валидация, поэтому их категории и рейтинги согласованы с методикой. Около 65 % привязали ФСП ID; часть ID без истории — так видно, как система показывает кандидата без достижений.</w:t>
       </w:r>
     </w:p>
-    <w:bookmarkEnd w:id="93"/>
-    <w:bookmarkStart w:id="95" w:name="экспресс-тест-для-жюри"/>
+    <w:bookmarkEnd w:id="95"/>
+    <w:bookmarkStart w:id="97" w:name="экспресс-тест-для-жюри"/>
     <w:p>
       <w:pPr>
         <w:pStyle w:val="Heading2"/>
@@ -10092,7 +10629,7 @@
       <w:pPr>
         <w:numPr>
           <w:ilvl w:val="0"/>
-          <w:numId w:val="1014"/>
+          <w:numId w:val="1015"/>
         </w:numPr>
         <w:pStyle w:val="Compact"/>
       </w:pPr>
@@ -10116,7 +10653,7 @@
       <w:pPr>
         <w:numPr>
           <w:ilvl w:val="0"/>
-          <w:numId w:val="1014"/>
+          <w:numId w:val="1015"/>
         </w:numPr>
         <w:pStyle w:val="Compact"/>
       </w:pPr>
@@ -10128,7 +10665,7 @@
       <w:pPr>
         <w:numPr>
           <w:ilvl w:val="0"/>
-          <w:numId w:val="1014"/>
+          <w:numId w:val="1015"/>
         </w:numPr>
         <w:pStyle w:val="Compact"/>
       </w:pPr>
@@ -10176,7 +10713,7 @@
       <w:pPr>
         <w:numPr>
           <w:ilvl w:val="0"/>
-          <w:numId w:val="1014"/>
+          <w:numId w:val="1015"/>
         </w:numPr>
         <w:pStyle w:val="Compact"/>
       </w:pPr>
@@ -10188,7 +10725,7 @@
       <w:pPr>
         <w:numPr>
           <w:ilvl w:val="0"/>
-          <w:numId w:val="1014"/>
+          <w:numId w:val="1015"/>
         </w:numPr>
         <w:pStyle w:val="Compact"/>
       </w:pPr>
@@ -10221,7 +10758,7 @@
       <w:r>
         <w:t xml:space="preserve"> </w:t>
       </w:r>
-      <w:hyperlink r:id="rId94">
+      <w:hyperlink r:id="rId96">
         <w:r>
           <w:rPr>
             <w:rStyle w:val="Hyperlink"/>
@@ -10233,8 +10770,8 @@
         <w:t xml:space="preserve">.</w:t>
       </w:r>
     </w:p>
-    <w:bookmarkEnd w:id="95"/>
-    <w:bookmarkStart w:id="96" w:name="демо-за-5-минут"/>
+    <w:bookmarkEnd w:id="97"/>
+    <w:bookmarkStart w:id="98" w:name="демо-за-5-минут"/>
     <w:p>
       <w:pPr>
         <w:pStyle w:val="Heading2"/>
@@ -10276,123 +10813,6 @@
       </w:r>
       <w:r>
         <w:t xml:space="preserve">):</w:t>
-      </w:r>
-    </w:p>
-    <w:p>
-      <w:pPr>
-        <w:numPr>
-          <w:ilvl w:val="0"/>
-          <w:numId w:val="1015"/>
-        </w:numPr>
-        <w:pStyle w:val="Compact"/>
-      </w:pPr>
-      <w:r>
-        <w:t xml:space="preserve">«Профиль» → загрузить PDF-резюме: поля заполнятся автоматически, распознанные подсвечены. Либо заполнить вручную.</w:t>
-      </w:r>
-    </w:p>
-    <w:p>
-      <w:pPr>
-        <w:numPr>
-          <w:ilvl w:val="0"/>
-          <w:numId w:val="1015"/>
-        </w:numPr>
-        <w:pStyle w:val="Compact"/>
-      </w:pPr>
-      <w:r>
-        <w:t xml:space="preserve">«Тестирование» → опрос: отрасль, Backend, стаж, стек, предполагаемый грейд Middle.</w:t>
-      </w:r>
-    </w:p>
-    <w:p>
-      <w:pPr>
-        <w:numPr>
-          <w:ilvl w:val="0"/>
-          <w:numId w:val="1015"/>
-        </w:numPr>
-        <w:pStyle w:val="Compact"/>
-      </w:pPr>
-      <w:r>
-        <w:t xml:space="preserve">Пройти тест: 10 заданий, таймер, карта вопросов, ответы сохраняются сами.</w:t>
-      </w:r>
-    </w:p>
-    <w:p>
-      <w:pPr>
-        <w:numPr>
-          <w:ilvl w:val="0"/>
-          <w:numId w:val="1015"/>
-        </w:numPr>
-        <w:pStyle w:val="Compact"/>
-      </w:pPr>
-      <w:r>
-        <w:t xml:space="preserve">Результат: балл, разбор по темам, присвоенная категория «Backend · Middle» или предложение пересдать уровнем ниже.</w:t>
-      </w:r>
-    </w:p>
-    <w:p>
-      <w:pPr>
-        <w:numPr>
-          <w:ilvl w:val="0"/>
-          <w:numId w:val="1015"/>
-        </w:numPr>
-        <w:pStyle w:val="Compact"/>
-      </w:pPr>
-      <w:r>
-        <w:t xml:space="preserve">«Настройки» → дать согласие на публикацию, привязать ФСП ID, например</w:t>
-      </w:r>
-      <w:r>
-        <w:t xml:space="preserve"> </w:t>
-      </w:r>
-      <w:r>
-        <w:rPr>
-          <w:rStyle w:val="VerbatimChar"/>
-        </w:rPr>
-        <w:t xml:space="preserve">FSP-123457</w:t>
-      </w:r>
-      <w:r>
-        <w:t xml:space="preserve"> </w:t>
-      </w:r>
-      <w:r>
-        <w:t xml:space="preserve">(есть история) или</w:t>
-      </w:r>
-      <w:r>
-        <w:t xml:space="preserve"> </w:t>
-      </w:r>
-      <w:r>
-        <w:rPr>
-          <w:rStyle w:val="VerbatimChar"/>
-        </w:rPr>
-        <w:t xml:space="preserve">FSP-123450</w:t>
-      </w:r>
-      <w:r>
-        <w:t xml:space="preserve"> </w:t>
-      </w:r>
-      <w:r>
-        <w:t xml:space="preserve">(истории нет).</w:t>
-      </w:r>
-    </w:p>
-    <w:p>
-      <w:pPr>
-        <w:pStyle w:val="FirstParagraph"/>
-      </w:pPr>
-      <w:r>
-        <w:rPr>
-          <w:bCs/>
-          <w:b/>
-        </w:rPr>
-        <w:t xml:space="preserve">Работодатель</w:t>
-      </w:r>
-      <w:r>
-        <w:t xml:space="preserve"> </w:t>
-      </w:r>
-      <w:r>
-        <w:t xml:space="preserve">(</w:t>
-      </w:r>
-      <w:r>
-        <w:rPr>
-          <w:rStyle w:val="VerbatimChar"/>
-        </w:rPr>
-        <w:t xml:space="preserve">employer@hyrekit.ru</w:t>
-      </w:r>
-      <w:r>
-        <w:t xml:space="preserve">, в другом браузере или окне инкогнито):</w:t>
       </w:r>
     </w:p>
     <w:p>
@@ -10404,7 +10824,7 @@
         <w:pStyle w:val="Compact"/>
       </w:pPr>
       <w:r>
-        <w:t xml:space="preserve">«Потребности» → «Python backend-разработчик» → подборка: кандидаты по убыванию соответствия, полосы компонентов балла, причины, недостающий стек. Свежий кандидат из шагов 1–5 появится здесь.</w:t>
+        <w:t xml:space="preserve">«Профиль» → загрузить PDF-резюме: поля заполнятся автоматически, распознанные подсвечены. Либо заполнить вручную.</w:t>
       </w:r>
     </w:p>
     <w:p>
@@ -10416,7 +10836,7 @@
         <w:pStyle w:val="Compact"/>
       </w:pPr>
       <w:r>
-        <w:t xml:space="preserve">Отфильтровать «Только с достижениями ФСП» и сбросить фильтр — исходная подборка не теряется.</w:t>
+        <w:t xml:space="preserve">«Тестирование» → опрос: отрасль, Backend, стаж, стек, предполагаемый грейд Middle.</w:t>
       </w:r>
     </w:p>
     <w:p>
@@ -10428,7 +10848,7 @@
         <w:pStyle w:val="Compact"/>
       </w:pPr>
       <w:r>
-        <w:t xml:space="preserve">Вкладка «Тест под вакансию» — темы из стека вакансии и два разных варианта одинаковой сложности.</w:t>
+        <w:t xml:space="preserve">Пройти тест: 10 заданий, таймер, карта вопросов, ответы сохраняются сами.</w:t>
       </w:r>
     </w:p>
     <w:p>
@@ -10440,7 +10860,49 @@
         <w:pStyle w:val="Compact"/>
       </w:pPr>
       <w:r>
-        <w:t xml:space="preserve">Открыть кандидата → контакты скрыты → «Пригласить»: описание, вилка 250 000 – 320 000 ₽, способ связи.</w:t>
+        <w:t xml:space="preserve">Результат: балл, разбор по темам, присвоенная категория «Backend · Middle» или предложение пересдать уровнем ниже.</w:t>
+      </w:r>
+    </w:p>
+    <w:p>
+      <w:pPr>
+        <w:numPr>
+          <w:ilvl w:val="0"/>
+          <w:numId w:val="1016"/>
+        </w:numPr>
+        <w:pStyle w:val="Compact"/>
+      </w:pPr>
+      <w:r>
+        <w:t xml:space="preserve">«Настройки» → дать согласие на публикацию, привязать ФСП ID, например</w:t>
+      </w:r>
+      <w:r>
+        <w:t xml:space="preserve"> </w:t>
+      </w:r>
+      <w:r>
+        <w:rPr>
+          <w:rStyle w:val="VerbatimChar"/>
+        </w:rPr>
+        <w:t xml:space="preserve">FSP-123457</w:t>
+      </w:r>
+      <w:r>
+        <w:t xml:space="preserve"> </w:t>
+      </w:r>
+      <w:r>
+        <w:t xml:space="preserve">(есть история) или</w:t>
+      </w:r>
+      <w:r>
+        <w:t xml:space="preserve"> </w:t>
+      </w:r>
+      <w:r>
+        <w:rPr>
+          <w:rStyle w:val="VerbatimChar"/>
+        </w:rPr>
+        <w:t xml:space="preserve">FSP-123450</w:t>
+      </w:r>
+      <w:r>
+        <w:t xml:space="preserve"> </w:t>
+      </w:r>
+      <w:r>
+        <w:t xml:space="preserve">(истории нет).</w:t>
       </w:r>
     </w:p>
     <w:p>
@@ -10452,10 +10914,22 @@
           <w:bCs/>
           <w:b/>
         </w:rPr>
-        <w:t xml:space="preserve">Кандидат</w:t>
-      </w:r>
-      <w:r>
-        <w:t xml:space="preserve">:</w:t>
+        <w:t xml:space="preserve">Работодатель</w:t>
+      </w:r>
+      <w:r>
+        <w:t xml:space="preserve"> </w:t>
+      </w:r>
+      <w:r>
+        <w:t xml:space="preserve">(</w:t>
+      </w:r>
+      <w:r>
+        <w:rPr>
+          <w:rStyle w:val="VerbatimChar"/>
+        </w:rPr>
+        <w:t xml:space="preserve">employer@hyrekit.ru</w:t>
+      </w:r>
+      <w:r>
+        <w:t xml:space="preserve">, в другом браузере или окне инкогнито):</w:t>
       </w:r>
     </w:p>
     <w:p>
@@ -10467,7 +10941,43 @@
         <w:pStyle w:val="Compact"/>
       </w:pPr>
       <w:r>
-        <w:t xml:space="preserve">«Приглашения» → видно компанию и зарплату → «Принять».</w:t>
+        <w:t xml:space="preserve">«Потребности» → «Python backend-разработчик» → подборка: кандидаты по убыванию соответствия, полосы компонентов балла, причины, недостающий стек. Свежий кандидат из шагов 1–5 появится здесь.</w:t>
+      </w:r>
+    </w:p>
+    <w:p>
+      <w:pPr>
+        <w:numPr>
+          <w:ilvl w:val="0"/>
+          <w:numId w:val="1017"/>
+        </w:numPr>
+        <w:pStyle w:val="Compact"/>
+      </w:pPr>
+      <w:r>
+        <w:t xml:space="preserve">Отфильтровать «Только с достижениями ФСП» и сбросить фильтр — исходная подборка не теряется.</w:t>
+      </w:r>
+    </w:p>
+    <w:p>
+      <w:pPr>
+        <w:numPr>
+          <w:ilvl w:val="0"/>
+          <w:numId w:val="1017"/>
+        </w:numPr>
+        <w:pStyle w:val="Compact"/>
+      </w:pPr>
+      <w:r>
+        <w:t xml:space="preserve">Вкладка «Тест под вакансию» — темы из стека вакансии и два разных варианта одинаковой сложности.</w:t>
+      </w:r>
+    </w:p>
+    <w:p>
+      <w:pPr>
+        <w:numPr>
+          <w:ilvl w:val="0"/>
+          <w:numId w:val="1017"/>
+        </w:numPr>
+        <w:pStyle w:val="Compact"/>
+      </w:pPr>
+      <w:r>
+        <w:t xml:space="preserve">Открыть кандидата → контакты скрыты → «Пригласить»: описание, вилка 250 000 – 320 000 ₽, способ связи.</w:t>
       </w:r>
     </w:p>
     <w:p>
@@ -10479,7 +10989,7 @@
           <w:bCs/>
           <w:b/>
         </w:rPr>
-        <w:t xml:space="preserve">Работодатель</w:t>
+        <w:t xml:space="preserve">Кандидат</w:t>
       </w:r>
       <w:r>
         <w:t xml:space="preserve">:</w:t>
@@ -10494,19 +11004,139 @@
         <w:pStyle w:val="Compact"/>
       </w:pPr>
       <w:r>
+        <w:t xml:space="preserve">«Приглашения» → видно компанию и зарплату → «Принять».</w:t>
+      </w:r>
+    </w:p>
+    <w:p>
+      <w:pPr>
+        <w:pStyle w:val="FirstParagraph"/>
+      </w:pPr>
+      <w:r>
+        <w:rPr>
+          <w:bCs/>
+          <w:b/>
+        </w:rPr>
+        <w:t xml:space="preserve">Работодатель</w:t>
+      </w:r>
+      <w:r>
+        <w:t xml:space="preserve">:</w:t>
+      </w:r>
+    </w:p>
+    <w:p>
+      <w:pPr>
+        <w:numPr>
+          <w:ilvl w:val="0"/>
+          <w:numId w:val="1019"/>
+        </w:numPr>
+        <w:pStyle w:val="Compact"/>
+      </w:pPr>
+      <w:r>
         <w:t xml:space="preserve">«Приглашения и отклики» → статус «принято», у кандидата открылись ФИО и контакты.</w:t>
       </w:r>
     </w:p>
+    <w:bookmarkEnd w:id="98"/>
+    <w:bookmarkStart w:id="99" w:name="code-arena"/>
+    <w:p>
+      <w:pPr>
+        <w:pStyle w:val="Heading2"/>
+      </w:pPr>
+      <w:r>
+        <w:t xml:space="preserve">Code Arena</w:t>
+      </w:r>
+    </w:p>
+    <w:p>
+      <w:pPr>
+        <w:numPr>
+          <w:ilvl w:val="0"/>
+          <w:numId w:val="1020"/>
+        </w:numPr>
+        <w:pStyle w:val="Compact"/>
+      </w:pPr>
+      <w:r>
+        <w:t xml:space="preserve">Кандидат: «Code Arena» → «Открытый раунд» → «Участвовать». Таймер у каждого свой, задачи — свой вариант.</w:t>
+      </w:r>
+    </w:p>
+    <w:p>
+      <w:pPr>
+        <w:numPr>
+          <w:ilvl w:val="0"/>
+          <w:numId w:val="1020"/>
+        </w:numPr>
+        <w:pStyle w:val="Compact"/>
+      </w:pPr>
+      <w:r>
+        <w:t xml:space="preserve">Выбрать задачу и язык (Python или JavaScript), написать решение, «Запустить на примерах» — результат по каждому примеру, попытка не засчитывается.</w:t>
+      </w:r>
+    </w:p>
+    <w:p>
+      <w:pPr>
+        <w:numPr>
+          <w:ilvl w:val="0"/>
+          <w:numId w:val="1020"/>
+        </w:numPr>
+        <w:pStyle w:val="Compact"/>
+      </w:pPr>
+      <w:r>
+        <w:t xml:space="preserve">«Отправить» (Ctrl+Enter): вердикт по каждому скрытому тесту, время и разбор решения. Таблица раунда обновляется у всех без перезагрузки.</w:t>
+      </w:r>
+    </w:p>
+    <w:p>
+      <w:pPr>
+        <w:numPr>
+          <w:ilvl w:val="0"/>
+          <w:numId w:val="1020"/>
+        </w:numPr>
+        <w:pStyle w:val="Compact"/>
+      </w:pPr>
+      <w:r>
+        <w:t xml:space="preserve">«Завершить раунд» — пересчёт рейтинга Arena, открываются эталонные решения и статистика по задачам.</w:t>
+      </w:r>
+    </w:p>
+    <w:p>
+      <w:pPr>
+        <w:numPr>
+          <w:ilvl w:val="0"/>
+          <w:numId w:val="1020"/>
+        </w:numPr>
+        <w:pStyle w:val="Compact"/>
+      </w:pPr>
+      <w:r>
+        <w:t xml:space="preserve">Работодатель: «Code Arena» → витрина по рейтингу с фильтрами и «Пригласить»; «Раунд компании» — свой раунд из банка задач по расписанию.</w:t>
+      </w:r>
+    </w:p>
     <w:p>
       <w:pPr>
         <w:pStyle w:val="FirstParagraph"/>
       </w:pPr>
       <w:r>
+        <w:t xml:space="preserve">Состояние песочницы на стенде:</w:t>
+      </w:r>
+      <w:r>
+        <w:t xml:space="preserve"> </w:t>
+      </w:r>
+      <w:r>
+        <w:rPr>
+          <w:rStyle w:val="VerbatimChar"/>
+        </w:rPr>
+        <w:t xml:space="preserve">GET /api/v1/arena/sandbox</w:t>
+      </w:r>
+      <w:r>
+        <w:t xml:space="preserve"> </w:t>
+      </w:r>
+      <w:r>
+        <w:t xml:space="preserve">(включены ли Landlock и seccomp, какие языки доступны).</w:t>
+      </w:r>
+    </w:p>
+    <w:p>
+      <w:pPr>
+        <w:pStyle w:val="BodyText"/>
+      </w:pPr>
+      <w:r>
         <w:t xml:space="preserve">Дополнительно: кандидат откликается на опубликованную вакансию в «Вакансиях», работодатель видит отклик и раскрытые контакты; кандидат отвечает на короткое задание в «Челленджах», работодатель видит ответ с оценкой.</w:t>
       </w:r>
     </w:p>
-    <w:bookmarkEnd w:id="96"/>
-    <w:bookmarkStart w:id="97" w:name="переменные-окружения"/>
+    <w:bookmarkEnd w:id="99"/>
+    <w:bookmarkStart w:id="100" w:name="переменные-окружения"/>
     <w:p>
       <w:pPr>
         <w:pStyle w:val="Heading2"/>
@@ -11173,8 +11803,8 @@
         </w:tc>
       </w:tr>
     </w:tbl>
-    <w:bookmarkEnd w:id="97"/>
-    <w:bookmarkStart w:id="98" w:name="сборка-и-проверки"/>
+    <w:bookmarkEnd w:id="100"/>
+    <w:bookmarkStart w:id="101" w:name="сборка-и-проверки"/>
     <w:p>
       <w:pPr>
         <w:pStyle w:val="Heading2"/>
@@ -11413,8 +12043,8 @@
         <w:t xml:space="preserve"># фронтенд</w:t>
       </w:r>
     </w:p>
-    <w:bookmarkEnd w:id="98"/>
-    <w:bookmarkStart w:id="100" w:name="развёртывание-в-yandex-cloud"/>
+    <w:bookmarkEnd w:id="101"/>
+    <w:bookmarkStart w:id="103" w:name="развёртывание-в-yandex-cloud"/>
     <w:p>
       <w:pPr>
         <w:pStyle w:val="Heading2"/>
@@ -11459,7 +12089,7 @@
       <w:r>
         <w:t xml:space="preserve"> </w:t>
       </w:r>
-      <w:hyperlink r:id="rId99">
+      <w:hyperlink r:id="rId102">
         <w:r>
           <w:rPr>
             <w:rStyle w:val="Hyperlink"/>
@@ -11483,9 +12113,9 @@
         <w:t xml:space="preserve">.</w:t>
       </w:r>
     </w:p>
-    <w:bookmarkEnd w:id="100"/>
-    <w:bookmarkEnd w:id="101"/>
-    <w:bookmarkStart w:id="108" w:name="sec-06-tehnologii-i-servisy"/>
+    <w:bookmarkEnd w:id="103"/>
+    <w:bookmarkEnd w:id="104"/>
+    <w:bookmarkStart w:id="111" w:name="sec-06-tehnologii-i-servisy"/>
     <w:p>
       <w:pPr>
         <w:pStyle w:val="Heading1"/>
@@ -11541,7 +12171,7 @@
         <w:t xml:space="preserve">.</w:t>
       </w:r>
     </w:p>
-    <w:bookmarkStart w:id="102" w:name="бэкенд-python-3.11"/>
+    <w:bookmarkStart w:id="105" w:name="бэкенд-python-3.11"/>
     <w:p>
       <w:pPr>
         <w:pStyle w:val="Heading2"/>
@@ -12625,8 +13255,8 @@
         <w:t xml:space="preserve">Разработка: pytest 8.3.4, pytest-asyncio 0.24.0, pytest-cov 6.0.0, ruff 0.8.6, mypy 1.14.1, bandit 1.8.3, pip-audit 2.7.3.</w:t>
       </w:r>
     </w:p>
-    <w:bookmarkEnd w:id="102"/>
-    <w:bookmarkStart w:id="103" w:name="фронтенд-node.js-20"/>
+    <w:bookmarkEnd w:id="105"/>
+    <w:bookmarkStart w:id="106" w:name="фронтенд-node.js-20"/>
     <w:p>
       <w:pPr>
         <w:pStyle w:val="Heading2"/>
@@ -13052,8 +13682,8 @@
         </w:tc>
       </w:tr>
     </w:tbl>
-    <w:bookmarkEnd w:id="103"/>
-    <w:bookmarkStart w:id="104" w:name="инфраструктура"/>
+    <w:bookmarkEnd w:id="106"/>
+    <w:bookmarkStart w:id="107" w:name="инфраструктура"/>
     <w:p>
       <w:pPr>
         <w:pStyle w:val="Heading2"/>
@@ -13315,8 +13945,8 @@
         </w:tc>
       </w:tr>
     </w:tbl>
-    <w:bookmarkEnd w:id="104"/>
-    <w:bookmarkStart w:id="105" w:name="шрифты-и-бренд"/>
+    <w:bookmarkEnd w:id="107"/>
+    <w:bookmarkStart w:id="108" w:name="шрифты-и-бренд"/>
     <w:p>
       <w:pPr>
         <w:pStyle w:val="Heading2"/>
@@ -13520,8 +14150,8 @@
         </w:tc>
       </w:tr>
     </w:tbl>
-    <w:bookmarkEnd w:id="105"/>
-    <w:bookmarkStart w:id="107" w:name="gigachat"/>
+    <w:bookmarkEnd w:id="108"/>
+    <w:bookmarkStart w:id="110" w:name="gigachat"/>
     <w:p>
       <w:pPr>
         <w:pStyle w:val="Heading2"/>
@@ -13742,7 +14372,7 @@
       <w:r>
         <w:t xml:space="preserve"> </w:t>
       </w:r>
-      <w:hyperlink r:id="rId106">
+      <w:hyperlink r:id="rId109">
         <w:r>
           <w:rPr>
             <w:rStyle w:val="Hyperlink"/>
@@ -13754,9 +14384,9 @@
         <w:t xml:space="preserve">.</w:t>
       </w:r>
     </w:p>
-    <w:bookmarkEnd w:id="107"/>
-    <w:bookmarkEnd w:id="108"/>
-    <w:bookmarkStart w:id="121" w:name="sec-07-komanda-i-process"/>
+    <w:bookmarkEnd w:id="110"/>
+    <w:bookmarkEnd w:id="111"/>
+    <w:bookmarkStart w:id="124" w:name="sec-07-komanda-i-process"/>
     <w:p>
       <w:pPr>
         <w:pStyle w:val="Heading1"/>
@@ -13765,7 +14395,7 @@
         <w:t xml:space="preserve">7. Команда и процесс</w:t>
       </w:r>
     </w:p>
-    <w:bookmarkStart w:id="113" w:name="команда-и-трек"/>
+    <w:bookmarkStart w:id="116" w:name="команда-и-трек"/>
     <w:p>
       <w:pPr>
         <w:pStyle w:val="Heading2"/>
@@ -13945,7 +14575,7 @@
             <w:r>
               <w:t xml:space="preserve">Яков Дятлов (</w:t>
             </w:r>
-            <w:hyperlink r:id="rId109">
+            <w:hyperlink r:id="rId112">
               <w:r>
                 <w:rPr>
                   <w:rStyle w:val="Hyperlink"/>
@@ -13982,7 +14612,7 @@
             <w:r>
               <w:t xml:space="preserve">Ирина Живова (</w:t>
             </w:r>
-            <w:hyperlink r:id="rId110">
+            <w:hyperlink r:id="rId113">
               <w:r>
                 <w:rPr>
                   <w:rStyle w:val="Hyperlink"/>
@@ -14019,7 +14649,7 @@
             <w:r>
               <w:t xml:space="preserve">Сергей Емельянов (</w:t>
             </w:r>
-            <w:hyperlink r:id="rId111">
+            <w:hyperlink r:id="rId114">
               <w:r>
                 <w:rPr>
                   <w:rStyle w:val="Hyperlink"/>
@@ -14056,7 +14686,7 @@
             <w:r>
               <w:t xml:space="preserve">Алиса Живова (</w:t>
             </w:r>
-            <w:hyperlink r:id="rId112">
+            <w:hyperlink r:id="rId115">
               <w:r>
                 <w:rPr>
                   <w:rStyle w:val="Hyperlink"/>
@@ -14083,8 +14713,8 @@
         </w:tc>
       </w:tr>
     </w:tbl>
-    <w:bookmarkEnd w:id="113"/>
-    <w:bookmarkStart w:id="117" w:name="как-велась-разработка"/>
+    <w:bookmarkEnd w:id="116"/>
+    <w:bookmarkStart w:id="120" w:name="как-велась-разработка"/>
     <w:p>
       <w:pPr>
         <w:pStyle w:val="Heading2"/>
@@ -14145,7 +14775,7 @@
       <w:pPr>
         <w:numPr>
           <w:ilvl w:val="0"/>
-          <w:numId w:val="1019"/>
+          <w:numId w:val="1021"/>
         </w:numPr>
         <w:pStyle w:val="Compact"/>
       </w:pPr>
@@ -14157,7 +14787,7 @@
       <w:pPr>
         <w:numPr>
           <w:ilvl w:val="0"/>
-          <w:numId w:val="1019"/>
+          <w:numId w:val="1021"/>
         </w:numPr>
         <w:pStyle w:val="Compact"/>
       </w:pPr>
@@ -14182,7 +14812,7 @@
       <w:r>
         <w:t xml:space="preserve"> </w:t>
       </w:r>
-      <w:hyperlink r:id="rId114">
+      <w:hyperlink r:id="rId117">
         <w:r>
           <w:rPr>
             <w:rStyle w:val="VerbatimChar"/>
@@ -14198,7 +14828,7 @@
       <w:pPr>
         <w:numPr>
           <w:ilvl w:val="0"/>
-          <w:numId w:val="1019"/>
+          <w:numId w:val="1021"/>
         </w:numPr>
         <w:pStyle w:val="Compact"/>
       </w:pPr>
@@ -14208,7 +14838,7 @@
       <w:r>
         <w:t xml:space="preserve"> </w:t>
       </w:r>
-      <w:hyperlink r:id="rId70">
+      <w:hyperlink r:id="rId72">
         <w:r>
           <w:rPr>
             <w:rStyle w:val="VerbatimChar"/>
@@ -14227,7 +14857,7 @@
       <w:pPr>
         <w:numPr>
           <w:ilvl w:val="0"/>
-          <w:numId w:val="1019"/>
+          <w:numId w:val="1021"/>
         </w:numPr>
         <w:pStyle w:val="Compact"/>
       </w:pPr>
@@ -14239,7 +14869,7 @@
       <w:pPr>
         <w:numPr>
           <w:ilvl w:val="0"/>
-          <w:numId w:val="1019"/>
+          <w:numId w:val="1021"/>
         </w:numPr>
         <w:pStyle w:val="Compact"/>
       </w:pPr>
@@ -14249,7 +14879,7 @@
       <w:r>
         <w:t xml:space="preserve"> </w:t>
       </w:r>
-      <w:hyperlink r:id="rId115">
+      <w:hyperlink r:id="rId118">
         <w:r>
           <w:rPr>
             <w:rStyle w:val="VerbatimChar"/>
@@ -14271,7 +14901,7 @@
       <w:r>
         <w:t xml:space="preserve"> </w:t>
       </w:r>
-      <w:hyperlink r:id="rId116">
+      <w:hyperlink r:id="rId119">
         <w:r>
           <w:rPr>
             <w:rStyle w:val="Hyperlink"/>
@@ -14283,8 +14913,8 @@
         <w:t xml:space="preserve">.</w:t>
       </w:r>
     </w:p>
-    <w:bookmarkEnd w:id="117"/>
-    <w:bookmarkStart w:id="118" w:name="качество"/>
+    <w:bookmarkEnd w:id="120"/>
+    <w:bookmarkStart w:id="121" w:name="качество"/>
     <w:p>
       <w:pPr>
         <w:pStyle w:val="Heading2"/>
@@ -14558,8 +15188,8 @@
         <w:t xml:space="preserve">: два задания, бэкенд и фронтенд, на каждый push и pull request.</w:t>
       </w:r>
     </w:p>
-    <w:bookmarkEnd w:id="118"/>
-    <w:bookmarkStart w:id="120" w:name="критерии-оценки-и-где-они-закрыты"/>
+    <w:bookmarkEnd w:id="121"/>
+    <w:bookmarkStart w:id="123" w:name="критерии-оценки-и-где-они-закрыты"/>
     <w:p>
       <w:pPr>
         <w:pStyle w:val="Heading2"/>
@@ -14805,7 +15435,7 @@
               <w:pStyle w:val="Compact"/>
               <w:jc w:val="left"/>
             </w:pPr>
-            <w:hyperlink r:id="rId119">
+            <w:hyperlink r:id="rId122">
               <w:r>
                 <w:rPr>
                   <w:rStyle w:val="Hyperlink"/>
@@ -14991,8 +15621,8 @@
         </w:tc>
       </w:tr>
     </w:tbl>
-    <w:bookmarkEnd w:id="120"/>
-    <w:bookmarkEnd w:id="121"/>
+    <w:bookmarkEnd w:id="123"/>
+    <w:bookmarkEnd w:id="124"/>
     <w:sectPr/>
   </w:body>
 </w:document>
@@ -15796,9 +16426,6 @@
     <w:abstractNumId w:val="991"/>
   </w:num>
   <w:num w:numId="1011">
-    <w:abstractNumId w:val="991"/>
-  </w:num>
-  <w:num w:numId="1012">
     <w:abstractNumId w:val="99411"/>
     <w:lvlOverride w:ilvl="0">
       <w:startOverride w:val="1"/>
@@ -15828,10 +16455,10 @@
       <w:startOverride w:val="1"/>
     </w:lvlOverride>
   </w:num>
-  <w:num w:numId="1013">
+  <w:num w:numId="1012">
     <w:abstractNumId w:val="991"/>
   </w:num>
-  <w:num w:numId="1014">
+  <w:num w:numId="1013">
     <w:abstractNumId w:val="99411"/>
     <w:lvlOverride w:ilvl="0">
       <w:startOverride w:val="1"/>
@@ -15860,6 +16487,9 @@
     <w:lvlOverride w:ilvl="8">
       <w:startOverride w:val="1"/>
     </w:lvlOverride>
+  </w:num>
+  <w:num w:numId="1014">
+    <w:abstractNumId w:val="991"/>
   </w:num>
   <w:num w:numId="1015">
     <w:abstractNumId w:val="99411"/>
@@ -15892,6 +16522,36 @@
     </w:lvlOverride>
   </w:num>
   <w:num w:numId="1016">
+    <w:abstractNumId w:val="99411"/>
+    <w:lvlOverride w:ilvl="0">
+      <w:startOverride w:val="1"/>
+    </w:lvlOverride>
+    <w:lvlOverride w:ilvl="1">
+      <w:startOverride w:val="1"/>
+    </w:lvlOverride>
+    <w:lvlOverride w:ilvl="2">
+      <w:startOverride w:val="1"/>
+    </w:lvlOverride>
+    <w:lvlOverride w:ilvl="3">
+      <w:startOverride w:val="1"/>
+    </w:lvlOverride>
+    <w:lvlOverride w:ilvl="4">
+      <w:startOverride w:val="1"/>
+    </w:lvlOverride>
+    <w:lvlOverride w:ilvl="5">
+      <w:startOverride w:val="1"/>
+    </w:lvlOverride>
+    <w:lvlOverride w:ilvl="6">
+      <w:startOverride w:val="1"/>
+    </w:lvlOverride>
+    <w:lvlOverride w:ilvl="7">
+      <w:startOverride w:val="1"/>
+    </w:lvlOverride>
+    <w:lvlOverride w:ilvl="8">
+      <w:startOverride w:val="1"/>
+    </w:lvlOverride>
+  </w:num>
+  <w:num w:numId="1017">
     <w:abstractNumId w:val="99416"/>
     <w:lvlOverride w:ilvl="0">
       <w:startOverride w:val="6"/>
@@ -15921,7 +16581,7 @@
       <w:startOverride w:val="6"/>
     </w:lvlOverride>
   </w:num>
-  <w:num w:numId="1017">
+  <w:num w:numId="1018">
     <w:abstractNumId w:val="994110"/>
     <w:lvlOverride w:ilvl="0">
       <w:startOverride w:val="10"/>
@@ -15951,7 +16611,7 @@
       <w:startOverride w:val="10"/>
     </w:lvlOverride>
   </w:num>
-  <w:num w:numId="1018">
+  <w:num w:numId="1019">
     <w:abstractNumId w:val="994111"/>
     <w:lvlOverride w:ilvl="0">
       <w:startOverride w:val="11"/>
@@ -15981,7 +16641,37 @@
       <w:startOverride w:val="11"/>
     </w:lvlOverride>
   </w:num>
-  <w:num w:numId="1019">
+  <w:num w:numId="1020">
+    <w:abstractNumId w:val="99411"/>
+    <w:lvlOverride w:ilvl="0">
+      <w:startOverride w:val="1"/>
+    </w:lvlOverride>
+    <w:lvlOverride w:ilvl="1">
+      <w:startOverride w:val="1"/>
+    </w:lvlOverride>
+    <w:lvlOverride w:ilvl="2">
+      <w:startOverride w:val="1"/>
+    </w:lvlOverride>
+    <w:lvlOverride w:ilvl="3">
+      <w:startOverride w:val="1"/>
+    </w:lvlOverride>
+    <w:lvlOverride w:ilvl="4">
+      <w:startOverride w:val="1"/>
+    </w:lvlOverride>
+    <w:lvlOverride w:ilvl="5">
+      <w:startOverride w:val="1"/>
+    </w:lvlOverride>
+    <w:lvlOverride w:ilvl="6">
+      <w:startOverride w:val="1"/>
+    </w:lvlOverride>
+    <w:lvlOverride w:ilvl="7">
+      <w:startOverride w:val="1"/>
+    </w:lvlOverride>
+    <w:lvlOverride w:ilvl="8">
+      <w:startOverride w:val="1"/>
+    </w:lvlOverride>
+  </w:num>
+  <w:num w:numId="1021">
     <w:abstractNumId w:val="99411"/>
     <w:lvlOverride w:ilvl="0">
       <w:startOverride w:val="1"/>

--- a/docs/HyreKit_Documentation.docx
+++ b/docs/HyreKit_Documentation.docx
@@ -4060,7 +4060,7 @@
     </w:tbl>
     <w:bookmarkEnd w:id="42"/>
     <w:bookmarkEnd w:id="43"/>
-    <w:bookmarkStart w:id="58" w:name="sec-03-metodika-ocenki"/>
+    <w:bookmarkStart w:id="60" w:name="sec-03-metodika-ocenki"/>
     <w:p>
       <w:pPr>
         <w:pStyle w:val="Heading1"/>
@@ -5753,7 +5753,117 @@
       </w:r>
     </w:p>
     <w:bookmarkEnd w:id="52"/>
-    <w:bookmarkStart w:id="54" w:name="процедура-валидации"/>
+    <w:bookmarkStart w:id="54" w:name="мониторинг-утечек-и-калибровка"/>
+    <w:p>
+      <w:pPr>
+        <w:pStyle w:val="Heading2"/>
+      </w:pPr>
+      <w:r>
+        <w:t xml:space="preserve">Мониторинг утечек и калибровка</w:t>
+      </w:r>
+    </w:p>
+    <w:p>
+      <w:pPr>
+        <w:pStyle w:val="FirstParagraph"/>
+      </w:pPr>
+      <w:r>
+        <w:t xml:space="preserve">Генеративные задания не дают переносить шпаргалку дословно, но концептуальное задание или сам приём решения могут разойтись. Вторая линия защиты — следить за решаемостью семейств (</w:t>
+      </w:r>
+      <w:r>
+        <w:rPr>
+          <w:rStyle w:val="VerbatimChar"/>
+        </w:rPr>
+        <w:t xml:space="preserve">src/app/assessment/calibration.py</w:t>
+      </w:r>
+      <w:r>
+        <w:t xml:space="preserve">, спецификация</w:t>
+      </w:r>
+      <w:r>
+        <w:t xml:space="preserve"> </w:t>
+      </w:r>
+      <w:hyperlink r:id="rId53">
+        <w:r>
+          <w:rPr>
+            <w:rStyle w:val="Hyperlink"/>
+          </w:rPr>
+          <w:t xml:space="preserve">fsp-33-kalibrovka.md</w:t>
+        </w:r>
+      </w:hyperlink>
+      <w:r>
+        <w:t xml:space="preserve">).</w:t>
+      </w:r>
+    </w:p>
+    <w:p>
+      <w:pPr>
+        <w:numPr>
+          <w:ilvl w:val="0"/>
+          <w:numId w:val="1010"/>
+        </w:numPr>
+        <w:pStyle w:val="Compact"/>
+      </w:pPr>
+      <w:r>
+        <w:t xml:space="preserve">По каждому ответу способность кандидата оценивается заново только по генеративным заданиям той же попытки, без самого задания. Утёкшее задание не завышает оценку, по которой его же проверяют.</w:t>
+      </w:r>
+    </w:p>
+    <w:p>
+      <w:pPr>
+        <w:numPr>
+          <w:ilvl w:val="0"/>
+          <w:numId w:val="1010"/>
+        </w:numPr>
+        <w:pStyle w:val="Compact"/>
+      </w:pPr>
+      <w:r>
+        <w:t xml:space="preserve">Ожидаемая доля верных — σ(θ − b) по номинальной трудности уровня. Дрейф семейства — фактическая доля минус ожидаемая, за вычетом общего для всех семейств сдвига.</w:t>
+      </w:r>
+    </w:p>
+    <w:p>
+      <w:pPr>
+        <w:numPr>
+          <w:ilvl w:val="0"/>
+          <w:numId w:val="1010"/>
+        </w:numPr>
+        <w:pStyle w:val="Compact"/>
+      </w:pPr>
+      <w:r>
+        <w:t xml:space="preserve">Семейство с дрейфом и z-статистикой выше порогов получает статус «утечка» и исключается из новых попыток. Обратный дрейф помечает семейство как «сложнее ожидаемого» для пересмотра уровня. По накопленным ответам оценивается и сдвиг трудности семейства в логитах.</w:t>
+      </w:r>
+    </w:p>
+    <w:p>
+      <w:pPr>
+        <w:numPr>
+          <w:ilvl w:val="0"/>
+          <w:numId w:val="1010"/>
+        </w:numPr>
+        <w:pStyle w:val="Compact"/>
+      </w:pPr>
+      <w:r>
+        <w:t xml:space="preserve">Приложение пересчитывает статусы по расписанию (</w:t>
+      </w:r>
+      <w:r>
+        <w:rPr>
+          <w:rStyle w:val="VerbatimChar"/>
+        </w:rPr>
+        <w:t xml:space="preserve">CALIBRATION_INTERVAL_MINUTES</w:t>
+      </w:r>
+      <w:r>
+        <w:t xml:space="preserve">), отчёт для команды печатает</w:t>
+      </w:r>
+      <w:r>
+        <w:t xml:space="preserve"> </w:t>
+      </w:r>
+      <w:r>
+        <w:rPr>
+          <w:rStyle w:val="VerbatimChar"/>
+        </w:rPr>
+        <w:t xml:space="preserve">scripts/calibrate.py</w:t>
+      </w:r>
+      <w:r>
+        <w:t xml:space="preserve">.</w:t>
+      </w:r>
+    </w:p>
+    <w:bookmarkEnd w:id="54"/>
+    <w:bookmarkStart w:id="56" w:name="процедура-валидации"/>
     <w:p>
       <w:pPr>
         <w:pStyle w:val="Heading2"/>
@@ -6099,8 +6209,46 @@
           </w:p>
         </w:tc>
       </w:tr>
+      <w:tr>
+        <w:tc>
+          <w:tcPr/>
+          <w:p>
+            <w:pPr>
+              <w:pStyle w:val="Compact"/>
+              <w:jc w:val="left"/>
+            </w:pPr>
+            <w:r>
+              <w:t xml:space="preserve">Мониторинг утечек</w:t>
+            </w:r>
+          </w:p>
+        </w:tc>
+        <w:tc>
+          <w:tcPr/>
+          <w:p>
+            <w:pPr>
+              <w:pStyle w:val="Compact"/>
+              <w:jc w:val="left"/>
+            </w:pPr>
+            <w:r>
+              <w:t xml:space="preserve">Устойчивость к распространению заданий</w:t>
+            </w:r>
+          </w:p>
+        </w:tc>
+        <w:tc>
+          <w:tcPr/>
+          <w:p>
+            <w:pPr>
+              <w:pStyle w:val="Compact"/>
+              <w:jc w:val="left"/>
+            </w:pPr>
+            <w:r>
+              <w:t xml:space="preserve">2 000 честных попыток — ложные тревоги; утечка одного семейства к 25, 50 и 75 % кандидатов — обнаружение и исключение</w:t>
+            </w:r>
+          </w:p>
+        </w:tc>
+      </w:tr>
     </w:tbl>
-    <w:bookmarkStart w:id="53" w:name="результаты-валидации"/>
+    <w:bookmarkStart w:id="55" w:name="результаты-валидации"/>
     <w:p>
       <w:pPr>
         <w:pStyle w:val="Heading3"/>
@@ -6855,9 +7003,362 @@
         <w:t xml:space="preserve">Подбор по стеку, как на универсальных площадках, даёт 0.57–0.67. Подтверждённая категория поднимает долю релевантных в топ-10 до 0.90–0.96. На вакансии Junior–Middle подбор по заявленному грейду сопоставим с нашим: в узком нижнем диапазоне завышение самооценки на ступень реже выводит кандидата за пределы вакансии.</w:t>
       </w:r>
     </w:p>
-    <w:bookmarkEnd w:id="53"/>
-    <w:bookmarkEnd w:id="54"/>
-    <w:bookmarkStart w:id="55" w:name="ограничения-и-что-дальше"/>
+    <w:p>
+      <w:pPr>
+        <w:pStyle w:val="BodyText"/>
+      </w:pPr>
+      <w:r>
+        <w:rPr>
+          <w:bCs/>
+          <w:b/>
+        </w:rPr>
+        <w:t xml:space="preserve">Мониторинг утечек</w:t>
+      </w:r>
+      <w:r>
+        <w:t xml:space="preserve"> </w:t>
+      </w:r>
+      <w:r>
+        <w:t xml:space="preserve">(раздел 6 отчёта). На 2 000 честных попытках ложных тревог нет ни по одному из 32 семейств; наибольший честный дрейф +8.7 % при z = +2.5. Утечка семейства</w:t>
+      </w:r>
+      <w:r>
+        <w:t xml:space="preserve"> </w:t>
+      </w:r>
+      <w:r>
+        <w:rPr>
+          <w:rStyle w:val="VerbatimChar"/>
+        </w:rPr>
+        <w:t xml:space="preserve">linux_pipeline</w:t>
+      </w:r>
+      <w:r>
+        <w:t xml:space="preserve">:</w:t>
+      </w:r>
+    </w:p>
+    <w:tbl>
+      <w:tblPr>
+        <w:tblStyle w:val="Table"/>
+        <w:tblW w:type="auto" w:w="0"/>
+        <w:tblLook w:firstRow="1" w:lastRow="0" w:firstColumn="0" w:lastColumn="0" w:noHBand="0" w:noVBand="0" w:val="0020"/>
+        <w:jc w:val="start"/>
+      </w:tblPr>
+      <w:tblGrid>
+        <w:gridCol w:w="1320"/>
+        <w:gridCol w:w="1320"/>
+        <w:gridCol w:w="1320"/>
+        <w:gridCol w:w="1320"/>
+        <w:gridCol w:w="1320"/>
+        <w:gridCol w:w="1320"/>
+      </w:tblGrid>
+      <w:tr>
+        <w:trPr>
+          <w:tblHeader w:val="true"/>
+        </w:trPr>
+        <w:tc>
+          <w:tcPr/>
+          <w:p>
+            <w:pPr>
+              <w:pStyle w:val="Compact"/>
+              <w:jc w:val="left"/>
+            </w:pPr>
+            <w:r>
+              <w:t xml:space="preserve">Знают ответы</w:t>
+            </w:r>
+          </w:p>
+        </w:tc>
+        <w:tc>
+          <w:tcPr/>
+          <w:p>
+            <w:pPr>
+              <w:pStyle w:val="Compact"/>
+              <w:jc w:val="left"/>
+            </w:pPr>
+            <w:r>
+              <w:t xml:space="preserve">Доля верных</w:t>
+            </w:r>
+          </w:p>
+        </w:tc>
+        <w:tc>
+          <w:tcPr/>
+          <w:p>
+            <w:pPr>
+              <w:pStyle w:val="Compact"/>
+              <w:jc w:val="left"/>
+            </w:pPr>
+            <w:r>
+              <w:t xml:space="preserve">Ожидалось</w:t>
+            </w:r>
+          </w:p>
+        </w:tc>
+        <w:tc>
+          <w:tcPr/>
+          <w:p>
+            <w:pPr>
+              <w:pStyle w:val="Compact"/>
+              <w:jc w:val="left"/>
+            </w:pPr>
+            <w:r>
+              <w:t xml:space="preserve">Дрейф</w:t>
+            </w:r>
+          </w:p>
+        </w:tc>
+        <w:tc>
+          <w:tcPr/>
+          <w:p>
+            <w:pPr>
+              <w:pStyle w:val="Compact"/>
+              <w:jc w:val="left"/>
+            </w:pPr>
+            <w:r>
+              <w:t xml:space="preserve">z</w:t>
+            </w:r>
+          </w:p>
+        </w:tc>
+        <w:tc>
+          <w:tcPr/>
+          <w:p>
+            <w:pPr>
+              <w:pStyle w:val="Compact"/>
+              <w:jc w:val="left"/>
+            </w:pPr>
+            <w:r>
+              <w:t xml:space="preserve">Статус</w:t>
+            </w:r>
+          </w:p>
+        </w:tc>
+      </w:tr>
+      <w:tr>
+        <w:tc>
+          <w:tcPr/>
+          <w:p>
+            <w:pPr>
+              <w:pStyle w:val="Compact"/>
+              <w:jc w:val="left"/>
+            </w:pPr>
+            <w:r>
+              <w:t xml:space="preserve">25 %</w:t>
+            </w:r>
+          </w:p>
+        </w:tc>
+        <w:tc>
+          <w:tcPr/>
+          <w:p>
+            <w:pPr>
+              <w:pStyle w:val="Compact"/>
+              <w:jc w:val="left"/>
+            </w:pPr>
+            <w:r>
+              <w:t xml:space="preserve">75 %</w:t>
+            </w:r>
+          </w:p>
+        </w:tc>
+        <w:tc>
+          <w:tcPr/>
+          <w:p>
+            <w:pPr>
+              <w:pStyle w:val="Compact"/>
+              <w:jc w:val="left"/>
+            </w:pPr>
+            <w:r>
+              <w:t xml:space="preserve">60 %</w:t>
+            </w:r>
+          </w:p>
+        </w:tc>
+        <w:tc>
+          <w:tcPr/>
+          <w:p>
+            <w:pPr>
+              <w:pStyle w:val="Compact"/>
+              <w:jc w:val="left"/>
+            </w:pPr>
+            <w:r>
+              <w:t xml:space="preserve">+12.4 %</w:t>
+            </w:r>
+          </w:p>
+        </w:tc>
+        <w:tc>
+          <w:tcPr/>
+          <w:p>
+            <w:pPr>
+              <w:pStyle w:val="Compact"/>
+              <w:jc w:val="left"/>
+            </w:pPr>
+            <w:r>
+              <w:t xml:space="preserve">+7.1</w:t>
+            </w:r>
+          </w:p>
+        </w:tc>
+        <w:tc>
+          <w:tcPr/>
+          <w:p>
+            <w:pPr>
+              <w:pStyle w:val="Compact"/>
+              <w:jc w:val="left"/>
+            </w:pPr>
+            <w:r>
+              <w:t xml:space="preserve">утечка, исключено</w:t>
+            </w:r>
+          </w:p>
+        </w:tc>
+      </w:tr>
+      <w:tr>
+        <w:tc>
+          <w:tcPr/>
+          <w:p>
+            <w:pPr>
+              <w:pStyle w:val="Compact"/>
+              <w:jc w:val="left"/>
+            </w:pPr>
+            <w:r>
+              <w:t xml:space="preserve">50 %</w:t>
+            </w:r>
+          </w:p>
+        </w:tc>
+        <w:tc>
+          <w:tcPr/>
+          <w:p>
+            <w:pPr>
+              <w:pStyle w:val="Compact"/>
+              <w:jc w:val="left"/>
+            </w:pPr>
+            <w:r>
+              <w:t xml:space="preserve">83 %</w:t>
+            </w:r>
+          </w:p>
+        </w:tc>
+        <w:tc>
+          <w:tcPr/>
+          <w:p>
+            <w:pPr>
+              <w:pStyle w:val="Compact"/>
+              <w:jc w:val="left"/>
+            </w:pPr>
+            <w:r>
+              <w:t xml:space="preserve">60 %</w:t>
+            </w:r>
+          </w:p>
+        </w:tc>
+        <w:tc>
+          <w:tcPr/>
+          <w:p>
+            <w:pPr>
+              <w:pStyle w:val="Compact"/>
+              <w:jc w:val="left"/>
+            </w:pPr>
+            <w:r>
+              <w:t xml:space="preserve">+19.5 %</w:t>
+            </w:r>
+          </w:p>
+        </w:tc>
+        <w:tc>
+          <w:tcPr/>
+          <w:p>
+            <w:pPr>
+              <w:pStyle w:val="Compact"/>
+              <w:jc w:val="left"/>
+            </w:pPr>
+            <w:r>
+              <w:t xml:space="preserve">+11.3</w:t>
+            </w:r>
+          </w:p>
+        </w:tc>
+        <w:tc>
+          <w:tcPr/>
+          <w:p>
+            <w:pPr>
+              <w:pStyle w:val="Compact"/>
+              <w:jc w:val="left"/>
+            </w:pPr>
+            <w:r>
+              <w:t xml:space="preserve">утечка, исключено</w:t>
+            </w:r>
+          </w:p>
+        </w:tc>
+      </w:tr>
+      <w:tr>
+        <w:tc>
+          <w:tcPr/>
+          <w:p>
+            <w:pPr>
+              <w:pStyle w:val="Compact"/>
+              <w:jc w:val="left"/>
+            </w:pPr>
+            <w:r>
+              <w:t xml:space="preserve">75 %</w:t>
+            </w:r>
+          </w:p>
+        </w:tc>
+        <w:tc>
+          <w:tcPr/>
+          <w:p>
+            <w:pPr>
+              <w:pStyle w:val="Compact"/>
+              <w:jc w:val="left"/>
+            </w:pPr>
+            <w:r>
+              <w:t xml:space="preserve">90 %</w:t>
+            </w:r>
+          </w:p>
+        </w:tc>
+        <w:tc>
+          <w:tcPr/>
+          <w:p>
+            <w:pPr>
+              <w:pStyle w:val="Compact"/>
+              <w:jc w:val="left"/>
+            </w:pPr>
+            <w:r>
+              <w:t xml:space="preserve">60 %</w:t>
+            </w:r>
+          </w:p>
+        </w:tc>
+        <w:tc>
+          <w:tcPr/>
+          <w:p>
+            <w:pPr>
+              <w:pStyle w:val="Compact"/>
+              <w:jc w:val="left"/>
+            </w:pPr>
+            <w:r>
+              <w:t xml:space="preserve">+25.6 %</w:t>
+            </w:r>
+          </w:p>
+        </w:tc>
+        <w:tc>
+          <w:tcPr/>
+          <w:p>
+            <w:pPr>
+              <w:pStyle w:val="Compact"/>
+              <w:jc w:val="left"/>
+            </w:pPr>
+            <w:r>
+              <w:t xml:space="preserve">+15.0</w:t>
+            </w:r>
+          </w:p>
+        </w:tc>
+        <w:tc>
+          <w:tcPr/>
+          <w:p>
+            <w:pPr>
+              <w:pStyle w:val="Compact"/>
+              <w:jc w:val="left"/>
+            </w:pPr>
+            <w:r>
+              <w:t xml:space="preserve">утечка, исключено</w:t>
+            </w:r>
+          </w:p>
+        </w:tc>
+      </w:tr>
+    </w:tbl>
+    <w:p>
+      <w:pPr>
+        <w:pStyle w:val="BodyText"/>
+      </w:pPr>
+      <w:r>
+        <w:t xml:space="preserve">После исключения семейство не выдаётся ни разу в 500 новых попытках. Порог дрейфа взят ниже 15 п.п. из постановки: утечка к четверти кандидатов даёт +12.4 % и при 15 п.п. осталась бы незамеченной, а ложные тревоги отсекает порог z.</w:t>
+      </w:r>
+    </w:p>
+    <w:bookmarkEnd w:id="55"/>
+    <w:bookmarkEnd w:id="56"/>
+    <w:bookmarkStart w:id="57" w:name="ограничения-и-что-дальше"/>
     <w:p>
       <w:pPr>
         <w:pStyle w:val="Heading2"/>
@@ -6870,7 +7371,7 @@
       <w:pPr>
         <w:numPr>
           <w:ilvl w:val="0"/>
-          <w:numId w:val="1010"/>
+          <w:numId w:val="1011"/>
         </w:numPr>
         <w:pStyle w:val="Compact"/>
       </w:pPr>
@@ -6882,19 +7383,19 @@
       <w:pPr>
         <w:numPr>
           <w:ilvl w:val="0"/>
-          <w:numId w:val="1010"/>
+          <w:numId w:val="1011"/>
         </w:numPr>
         <w:pStyle w:val="Compact"/>
       </w:pPr>
       <w:r>
-        <w:t xml:space="preserve">Сложности семейств заданы экспертно уровнями 1–5. На пилоте их нужно откалибровать по реальным ответам и следить за дрейфом решаемости: если доля верных у семейства растёт без роста θ, его ответы утекли.</w:t>
+        <w:t xml:space="preserve">Сложности семейств заданы экспертно уровнями 1–5. Мониторинг уже считает сдвиг трудности и дрейф по реальным ответам; на пилоте сдвиг нужно переносить в уровни семейств, а исключённые семейства — заменять новыми.</w:t>
       </w:r>
     </w:p>
     <w:p>
       <w:pPr>
         <w:numPr>
           <w:ilvl w:val="0"/>
-          <w:numId w:val="1010"/>
+          <w:numId w:val="1011"/>
         </w:numPr>
         <w:pStyle w:val="Compact"/>
       </w:pPr>
@@ -6902,8 +7403,8 @@
         <w:t xml:space="preserve">Синтетическая валидация проверяет механику, но не содержательную валидность заданий. Её дадут экспертная оценка выборки реальных кандидатов и сравнение с решениями нанимающих менеджеров.</w:t>
       </w:r>
     </w:p>
-    <w:bookmarkEnd w:id="55"/>
-    <w:bookmarkStart w:id="57" w:name="code-arena-автопроверка-и-рейтинг"/>
+    <w:bookmarkEnd w:id="57"/>
+    <w:bookmarkStart w:id="59" w:name="code-arena-автопроверка-и-рейтинг"/>
     <w:p>
       <w:pPr>
         <w:pStyle w:val="Heading2"/>
@@ -6922,7 +7423,7 @@
       <w:r>
         <w:t xml:space="preserve"> </w:t>
       </w:r>
-      <w:hyperlink r:id="rId56">
+      <w:hyperlink r:id="rId58">
         <w:r>
           <w:rPr>
             <w:rStyle w:val="Hyperlink"/>
@@ -6977,7 +7478,7 @@
       <w:pPr>
         <w:numPr>
           <w:ilvl w:val="0"/>
-          <w:numId w:val="1011"/>
+          <w:numId w:val="1012"/>
         </w:numPr>
         <w:pStyle w:val="Compact"/>
       </w:pPr>
@@ -7008,7 +7509,7 @@
       <w:pPr>
         <w:numPr>
           <w:ilvl w:val="0"/>
-          <w:numId w:val="1011"/>
+          <w:numId w:val="1012"/>
         </w:numPr>
         <w:pStyle w:val="Compact"/>
       </w:pPr>
@@ -7030,7 +7531,7 @@
       <w:pPr>
         <w:numPr>
           <w:ilvl w:val="0"/>
-          <w:numId w:val="1011"/>
+          <w:numId w:val="1012"/>
         </w:numPr>
         <w:pStyle w:val="Compact"/>
       </w:pPr>
@@ -7064,7 +7565,7 @@
       <w:pPr>
         <w:numPr>
           <w:ilvl w:val="0"/>
-          <w:numId w:val="1011"/>
+          <w:numId w:val="1012"/>
         </w:numPr>
         <w:pStyle w:val="Compact"/>
       </w:pPr>
@@ -7086,7 +7587,7 @@
       <w:pPr>
         <w:numPr>
           <w:ilvl w:val="0"/>
-          <w:numId w:val="1011"/>
+          <w:numId w:val="1012"/>
         </w:numPr>
         <w:pStyle w:val="Compact"/>
       </w:pPr>
@@ -7108,7 +7609,7 @@
       <w:pPr>
         <w:numPr>
           <w:ilvl w:val="0"/>
-          <w:numId w:val="1011"/>
+          <w:numId w:val="1012"/>
         </w:numPr>
         <w:pStyle w:val="Compact"/>
       </w:pPr>
@@ -7126,9 +7627,9 @@
         <w:t xml:space="preserve">Решения одной задачи в раунде сравниваются после нормализации (без комментариев, имена заменены, n-граммы токенов); почти совпадающие помечаются. Крупные вставки и уходы со вкладки пишутся как сигналы. Пометку видит работодатель, результат автоматически не аннулируется.</w:t>
       </w:r>
     </w:p>
-    <w:bookmarkEnd w:id="57"/>
-    <w:bookmarkEnd w:id="58"/>
-    <w:bookmarkStart w:id="89" w:name="sec-04-arhitektura"/>
+    <w:bookmarkEnd w:id="59"/>
+    <w:bookmarkEnd w:id="60"/>
+    <w:bookmarkStart w:id="91" w:name="sec-04-arhitektura"/>
     <w:p>
       <w:pPr>
         <w:pStyle w:val="Heading1"/>
@@ -7137,7 +7638,7 @@
         <w:t xml:space="preserve">4. Архитектура</w:t>
       </w:r>
     </w:p>
-    <w:bookmarkStart w:id="62" w:name="функциональная-архитектура"/>
+    <w:bookmarkStart w:id="64" w:name="функциональная-архитектура"/>
     <w:p>
       <w:pPr>
         <w:pStyle w:val="Heading2"/>
@@ -7155,18 +7656,18 @@
           <wp:inline>
             <wp:extent cx="5334000" cy="3876039"/>
             <wp:effectExtent b="0" l="0" r="0" t="0"/>
-            <wp:docPr descr="" title="" id="60" name="Picture"/>
+            <wp:docPr descr="" title="" id="62" name="Picture"/>
             <a:graphic>
               <a:graphicData uri="http://schemas.openxmlformats.org/drawingml/2006/picture">
                 <pic:pic>
                   <pic:nvPicPr>
-                    <pic:cNvPr descr="/home/user/hyrekit_fsp/docs/assets/diagrams/04-arhitektura-1.png" id="61" name="Picture"/>
+                    <pic:cNvPr descr="/home/user/hyrekit_fsp/docs/assets/diagrams/04-arhitektura-1.png" id="63" name="Picture"/>
                     <pic:cNvPicPr>
                       <a:picLocks noChangeArrowheads="1" noChangeAspect="1"/>
                     </pic:cNvPicPr>
                   </pic:nvPicPr>
                   <pic:blipFill>
-                    <a:blip r:embed="rId59"/>
+                    <a:blip r:embed="rId61"/>
                     <a:stretch>
                       <a:fillRect/>
                     </a:stretch>
@@ -7679,8 +8180,8 @@
         </w:tc>
       </w:tr>
     </w:tbl>
-    <w:bookmarkEnd w:id="62"/>
-    <w:bookmarkStart w:id="71" w:name="компонентная-архитектура"/>
+    <w:bookmarkEnd w:id="64"/>
+    <w:bookmarkStart w:id="73" w:name="компонентная-архитектура"/>
     <w:p>
       <w:pPr>
         <w:pStyle w:val="Heading2"/>
@@ -7698,18 +8199,18 @@
           <wp:inline>
             <wp:extent cx="5334000" cy="2483629"/>
             <wp:effectExtent b="0" l="0" r="0" t="0"/>
-            <wp:docPr descr="" title="" id="64" name="Picture"/>
+            <wp:docPr descr="" title="" id="66" name="Picture"/>
             <a:graphic>
               <a:graphicData uri="http://schemas.openxmlformats.org/drawingml/2006/picture">
                 <pic:pic>
                   <pic:nvPicPr>
-                    <pic:cNvPr descr="/home/user/hyrekit_fsp/docs/assets/diagrams/04-arhitektura-2.png" id="65" name="Picture"/>
+                    <pic:cNvPr descr="/home/user/hyrekit_fsp/docs/assets/diagrams/04-arhitektura-2.png" id="67" name="Picture"/>
                     <pic:cNvPicPr>
                       <a:picLocks noChangeArrowheads="1" noChangeAspect="1"/>
                     </pic:cNvPicPr>
                   </pic:nvPicPr>
                   <pic:blipFill>
-                    <a:blip r:embed="rId63"/>
+                    <a:blip r:embed="rId65"/>
                     <a:stretch>
                       <a:fillRect/>
                     </a:stretch>
@@ -8142,7 +8643,7 @@
         </w:tc>
       </w:tr>
     </w:tbl>
-    <w:bookmarkStart w:id="70" w:name="модель-данных"/>
+    <w:bookmarkStart w:id="72" w:name="модель-данных"/>
     <w:p>
       <w:pPr>
         <w:pStyle w:val="Heading3"/>
@@ -8160,18 +8661,18 @@
           <wp:inline>
             <wp:extent cx="5334000" cy="1880234"/>
             <wp:effectExtent b="0" l="0" r="0" t="0"/>
-            <wp:docPr descr="" title="" id="67" name="Picture"/>
+            <wp:docPr descr="" title="" id="69" name="Picture"/>
             <a:graphic>
               <a:graphicData uri="http://schemas.openxmlformats.org/drawingml/2006/picture">
                 <pic:pic>
                   <pic:nvPicPr>
-                    <pic:cNvPr descr="/home/user/hyrekit_fsp/docs/assets/diagrams/04-arhitektura-3.png" id="68" name="Picture"/>
+                    <pic:cNvPr descr="/home/user/hyrekit_fsp/docs/assets/diagrams/04-arhitektura-3.png" id="70" name="Picture"/>
                     <pic:cNvPicPr>
                       <a:picLocks noChangeArrowheads="1" noChangeAspect="1"/>
                     </pic:cNvPicPr>
                   </pic:nvPicPr>
                   <pic:blipFill>
-                    <a:blip r:embed="rId66"/>
+                    <a:blip r:embed="rId68"/>
                     <a:stretch>
                       <a:fillRect/>
                     </a:stretch>
@@ -8208,7 +8709,7 @@
       <w:r>
         <w:t xml:space="preserve"> </w:t>
       </w:r>
-      <w:hyperlink r:id="rId69">
+      <w:hyperlink r:id="rId71">
         <w:r>
           <w:rPr>
             <w:rStyle w:val="Hyperlink"/>
@@ -8256,9 +8757,9 @@
         <w:t xml:space="preserve">.</w:t>
       </w:r>
     </w:p>
-    <w:bookmarkEnd w:id="70"/>
-    <w:bookmarkEnd w:id="71"/>
-    <w:bookmarkStart w:id="73" w:name="описание-api"/>
+    <w:bookmarkEnd w:id="72"/>
+    <w:bookmarkEnd w:id="73"/>
+    <w:bookmarkStart w:id="75" w:name="описание-api"/>
     <w:p>
       <w:pPr>
         <w:pStyle w:val="Heading2"/>
@@ -8330,7 +8831,7 @@
       <w:r>
         <w:t xml:space="preserve"> </w:t>
       </w:r>
-      <w:hyperlink r:id="rId72">
+      <w:hyperlink r:id="rId74">
         <w:r>
           <w:rPr>
             <w:rStyle w:val="Hyperlink"/>
@@ -8734,8 +9235,8 @@
         <w:t xml:space="preserve">; коды: 400 — валидация, 401 — нет токена, 403 — чужая роль или ресурс, 404 — нет объекта, 409 — конфликт состояния, 422 — ошибка схемы, 429 — превышен лимит.</w:t>
       </w:r>
     </w:p>
-    <w:bookmarkEnd w:id="73"/>
-    <w:bookmarkStart w:id="74" w:name="безопасность-и-152-фз"/>
+    <w:bookmarkEnd w:id="75"/>
+    <w:bookmarkStart w:id="76" w:name="безопасность-и-152-фз"/>
     <w:p>
       <w:pPr>
         <w:pStyle w:val="Heading2"/>
@@ -9012,8 +9513,8 @@
         </w:tc>
       </w:tr>
     </w:tbl>
-    <w:bookmarkEnd w:id="74"/>
-    <w:bookmarkStart w:id="84" w:name="интеграция-с-реестром-фсп"/>
+    <w:bookmarkEnd w:id="76"/>
+    <w:bookmarkStart w:id="86" w:name="интеграция-с-реестром-фсп"/>
     <w:p>
       <w:pPr>
         <w:pStyle w:val="Heading2"/>
@@ -9030,7 +9531,7 @@
         <w:t xml:space="preserve">API и структура данных ФСП в хакатоне не предоставлены (ТЗ 4), поэтому интеграция спроектирована через интерфейс и эмулятор.</w:t>
       </w:r>
     </w:p>
-    <w:bookmarkStart w:id="75" w:name="что-берём-из-реестра"/>
+    <w:bookmarkStart w:id="77" w:name="что-берём-из-реестра"/>
     <w:p>
       <w:pPr>
         <w:pStyle w:val="Heading3"/>
@@ -9239,8 +9740,8 @@
         <w:t xml:space="preserve">: блок показывает «Достижений ФСП пока нет», рейтинг считается по тесту и свежести.</w:t>
       </w:r>
     </w:p>
-    <w:bookmarkEnd w:id="75"/>
-    <w:bookmarkStart w:id="79" w:name="как-устроено-в-mvp"/>
+    <w:bookmarkEnd w:id="77"/>
+    <w:bookmarkStart w:id="81" w:name="как-устроено-в-mvp"/>
     <w:p>
       <w:pPr>
         <w:pStyle w:val="Heading3"/>
@@ -9258,18 +9759,18 @@
           <wp:inline>
             <wp:extent cx="5334000" cy="2706000"/>
             <wp:effectExtent b="0" l="0" r="0" t="0"/>
-            <wp:docPr descr="" title="" id="77" name="Picture"/>
+            <wp:docPr descr="" title="" id="79" name="Picture"/>
             <a:graphic>
               <a:graphicData uri="http://schemas.openxmlformats.org/drawingml/2006/picture">
                 <pic:pic>
                   <pic:nvPicPr>
-                    <pic:cNvPr descr="/home/user/hyrekit_fsp/docs/assets/diagrams/04-arhitektura-4.png" id="78" name="Picture"/>
+                    <pic:cNvPr descr="/home/user/hyrekit_fsp/docs/assets/diagrams/04-arhitektura-4.png" id="80" name="Picture"/>
                     <pic:cNvPicPr>
                       <a:picLocks noChangeArrowheads="1" noChangeAspect="1"/>
                     </pic:cNvPicPr>
                   </pic:nvPicPr>
                   <pic:blipFill>
-                    <a:blip r:embed="rId76"/>
+                    <a:blip r:embed="rId78"/>
                     <a:stretch>
                       <a:fillRect/>
                     </a:stretch>
@@ -9325,8 +9826,8 @@
         <w:t xml:space="preserve">: один и тот же ID всегда даёт одну историю, а ID, оканчивающийся на 0, моделирует участника без истории. Ответ сохраняется снимком в профиле, поэтому подборка не зависит от доступности реестра.</w:t>
       </w:r>
     </w:p>
-    <w:bookmarkEnd w:id="79"/>
-    <w:bookmarkStart w:id="83" w:name="целевая-схема-с-фсп-id-на-keycloak"/>
+    <w:bookmarkEnd w:id="81"/>
+    <w:bookmarkStart w:id="85" w:name="целевая-схема-с-фсп-id-на-keycloak"/>
     <w:p>
       <w:pPr>
         <w:pStyle w:val="Heading3"/>
@@ -9344,18 +9845,18 @@
           <wp:inline>
             <wp:extent cx="5334000" cy="2395855"/>
             <wp:effectExtent b="0" l="0" r="0" t="0"/>
-            <wp:docPr descr="" title="" id="81" name="Picture"/>
+            <wp:docPr descr="" title="" id="83" name="Picture"/>
             <a:graphic>
               <a:graphicData uri="http://schemas.openxmlformats.org/drawingml/2006/picture">
                 <pic:pic>
                   <pic:nvPicPr>
-                    <pic:cNvPr descr="/home/user/hyrekit_fsp/docs/assets/diagrams/04-arhitektura-5.png" id="82" name="Picture"/>
+                    <pic:cNvPr descr="/home/user/hyrekit_fsp/docs/assets/diagrams/04-arhitektura-5.png" id="84" name="Picture"/>
                     <pic:cNvPicPr>
                       <a:picLocks noChangeArrowheads="1" noChangeAspect="1"/>
                     </pic:cNvPicPr>
                   </pic:nvPicPr>
                   <pic:blipFill>
-                    <a:blip r:embed="rId80"/>
+                    <a:blip r:embed="rId82"/>
                     <a:stretch>
                       <a:fillRect/>
                     </a:stretch>
@@ -9417,70 +9918,15 @@
         <w:t xml:space="preserve">, поэтому кабинеты и роли не меняются. Обновление достижений — периодически или по вебхуку реестра.</w:t>
       </w:r>
     </w:p>
-    <w:bookmarkEnd w:id="83"/>
-    <w:bookmarkEnd w:id="84"/>
-    <w:bookmarkStart w:id="85" w:name="масштабирование"/>
+    <w:bookmarkEnd w:id="85"/>
+    <w:bookmarkEnd w:id="86"/>
+    <w:bookmarkStart w:id="87" w:name="масштабирование"/>
     <w:p>
       <w:pPr>
         <w:pStyle w:val="Heading2"/>
       </w:pPr>
       <w:r>
         <w:t xml:space="preserve">Масштабирование</w:t>
-      </w:r>
-    </w:p>
-    <w:p>
-      <w:pPr>
-        <w:numPr>
-          <w:ilvl w:val="0"/>
-          <w:numId w:val="1012"/>
-        </w:numPr>
-        <w:pStyle w:val="Compact"/>
-      </w:pPr>
-      <w:r>
-        <w:t xml:space="preserve">API без состояния: горизонтально масштабируется за балансировщиком; лимиты запросов в Redis общие для всех экземпляров.</w:t>
-      </w:r>
-    </w:p>
-    <w:p>
-      <w:pPr>
-        <w:numPr>
-          <w:ilvl w:val="0"/>
-          <w:numId w:val="1012"/>
-        </w:numPr>
-        <w:pStyle w:val="Compact"/>
-      </w:pPr>
-      <w:r>
-        <w:t xml:space="preserve">Подборка считается в памяти по видимым профилям направления. Для MVP-объёмов (тысячи кандидатов на направление) это миллисекунды; при росте — предварительный отбор в SQL по категории и стеку (JSON-индексы PostgreSQL) и кэш подборки на вакансию.</w:t>
-      </w:r>
-    </w:p>
-    <w:p>
-      <w:pPr>
-        <w:numPr>
-          <w:ilvl w:val="0"/>
-          <w:numId w:val="1012"/>
-        </w:numPr>
-        <w:pStyle w:val="Compact"/>
-      </w:pPr>
-      <w:r>
-        <w:t xml:space="preserve">Банк заданий — код, а не таблица: новые семейства добавляются без миграций.</w:t>
-      </w:r>
-    </w:p>
-    <w:bookmarkEnd w:id="85"/>
-    <w:bookmarkStart w:id="88" w:name="концепция-за-рамками-mvp"/>
-    <w:p>
-      <w:pPr>
-        <w:pStyle w:val="Heading2"/>
-      </w:pPr>
-      <w:r>
-        <w:t xml:space="preserve">Концепция за рамками MVP</w:t>
-      </w:r>
-    </w:p>
-    <w:bookmarkStart w:id="86" w:name="Xeb495cbd24731ad1810e9c52d8d79d498e31c0b"/>
-    <w:p>
-      <w:pPr>
-        <w:pStyle w:val="Heading3"/>
-      </w:pPr>
-      <w:r>
-        <w:t xml:space="preserve">Защита от фиктивных вакансий и недобросовестных работодателей</w:t>
       </w:r>
     </w:p>
     <w:p>
@@ -9492,17 +9938,7 @@
         <w:pStyle w:val="Compact"/>
       </w:pPr>
       <w:r>
-        <w:rPr>
-          <w:bCs/>
-          <w:b/>
-        </w:rPr>
-        <w:t xml:space="preserve">Верификация компании</w:t>
-      </w:r>
-      <w:r>
-        <w:t xml:space="preserve"> </w:t>
-      </w:r>
-      <w:r>
-        <w:t xml:space="preserve">по ИНН через открытые реестры (ЕГРЮЛ) и подтверждение корпоративного домена почты.</w:t>
+        <w:t xml:space="preserve">API без состояния: горизонтально масштабируется за балансировщиком; лимиты запросов в Redis общие для всех экземпляров.</w:t>
       </w:r>
     </w:p>
     <w:p>
@@ -9514,17 +9950,7 @@
         <w:pStyle w:val="Compact"/>
       </w:pPr>
       <w:r>
-        <w:rPr>
-          <w:bCs/>
-          <w:b/>
-        </w:rPr>
-        <w:t xml:space="preserve">Обязательная вилка зарплаты</w:t>
-      </w:r>
-      <w:r>
-        <w:t xml:space="preserve"> </w:t>
-      </w:r>
-      <w:r>
-        <w:t xml:space="preserve">уже есть; добавляется проверка правдоподобия: вилка сравнивается с медианой категории, выбросы уходят на модерацию.</w:t>
+        <w:t xml:space="preserve">Подборка считается в памяти по видимым профилям направления. Для MVP-объёмов (тысячи кандидатов на направление) это миллисекунды; при росте — предварительный отбор в SQL по категории и стеку (JSON-индексы PostgreSQL) и кэш подборки на вакансию.</w:t>
       </w:r>
     </w:p>
     <w:p>
@@ -9536,65 +9962,26 @@
         <w:pStyle w:val="Compact"/>
       </w:pPr>
       <w:r>
-        <w:rPr>
-          <w:bCs/>
-          <w:b/>
-        </w:rPr>
-        <w:t xml:space="preserve">Репутация работодателя</w:t>
-      </w:r>
-      <w:r>
-        <w:t xml:space="preserve"> </w:t>
-      </w:r>
-      <w:r>
-        <w:t xml:space="preserve">по поведению в системе: доля приглашений без ответа на отклики, доля отозванных предложений, жалобы кандидатов. Низкая репутация ограничивает число приглашений в сутки.</w:t>
-      </w:r>
-    </w:p>
-    <w:p>
-      <w:pPr>
-        <w:numPr>
-          <w:ilvl w:val="0"/>
-          <w:numId w:val="1013"/>
-        </w:numPr>
-        <w:pStyle w:val="Compact"/>
-      </w:pPr>
-      <w:r>
-        <w:rPr>
-          <w:bCs/>
-          <w:b/>
-        </w:rPr>
-        <w:t xml:space="preserve">Лимиты</w:t>
-      </w:r>
-      <w:r>
-        <w:t xml:space="preserve">: не больше N приглашений в сутки для непроверенной компании; повторное приглашение того же кандидата уже запрещено, пока первое не закрыто.</w:t>
-      </w:r>
-    </w:p>
-    <w:p>
-      <w:pPr>
-        <w:numPr>
-          <w:ilvl w:val="0"/>
-          <w:numId w:val="1013"/>
-        </w:numPr>
-        <w:pStyle w:val="Compact"/>
-      </w:pPr>
-      <w:r>
-        <w:rPr>
-          <w:bCs/>
-          <w:b/>
-        </w:rPr>
-        <w:t xml:space="preserve">Сигналы фейка</w:t>
-      </w:r>
-      <w:r>
-        <w:t xml:space="preserve">: одинаковые тексты вакансий у разных компаний, вакансии без откликов работодателя, ссылки на внешние мессенджеры в тексте.</w:t>
-      </w:r>
-    </w:p>
-    <w:bookmarkEnd w:id="86"/>
-    <w:bookmarkStart w:id="87" w:name="интеграция-с-ats"/>
+        <w:t xml:space="preserve">Банк заданий — код, а не таблица: новые семейства добавляются без миграций.</w:t>
+      </w:r>
+    </w:p>
+    <w:bookmarkEnd w:id="87"/>
+    <w:bookmarkStart w:id="90" w:name="концепция-за-рамками-mvp"/>
+    <w:p>
+      <w:pPr>
+        <w:pStyle w:val="Heading2"/>
+      </w:pPr>
+      <w:r>
+        <w:t xml:space="preserve">Концепция за рамками MVP</w:t>
+      </w:r>
+    </w:p>
+    <w:bookmarkStart w:id="88" w:name="Xeb495cbd24731ad1810e9c52d8d79d498e31c0b"/>
     <w:p>
       <w:pPr>
         <w:pStyle w:val="Heading3"/>
       </w:pPr>
       <w:r>
-        <w:t xml:space="preserve">Интеграция с ATS</w:t>
+        <w:t xml:space="preserve">Защита от фиктивных вакансий и недобросовестных работодателей</w:t>
       </w:r>
     </w:p>
     <w:p>
@@ -9610,31 +9997,13 @@
           <w:bCs/>
           <w:b/>
         </w:rPr>
-        <w:t xml:space="preserve">Исходящая</w:t>
-      </w:r>
-      <w:r>
-        <w:t xml:space="preserve">: вебхуки о событиях (</w:t>
-      </w:r>
-      <w:r>
-        <w:rPr>
-          <w:rStyle w:val="VerbatimChar"/>
-        </w:rPr>
-        <w:t xml:space="preserve">invitation.accepted</w:t>
-      </w:r>
-      <w:r>
-        <w:t xml:space="preserve">,</w:t>
+        <w:t xml:space="preserve">Верификация компании</w:t>
       </w:r>
       <w:r>
         <w:t xml:space="preserve"> </w:t>
       </w:r>
       <w:r>
-        <w:rPr>
-          <w:rStyle w:val="VerbatimChar"/>
-        </w:rPr>
-        <w:t xml:space="preserve">application.created</w:t>
-      </w:r>
-      <w:r>
-        <w:t xml:space="preserve">) с подписью HMAC; ATS подписывается на них и заводит кандидата.</w:t>
+        <w:t xml:space="preserve">по ИНН через открытые реестры (ЕГРЮЛ) и подтверждение корпоративного домена почты.</w:t>
       </w:r>
     </w:p>
     <w:p>
@@ -9650,10 +10019,13 @@
           <w:bCs/>
           <w:b/>
         </w:rPr>
-        <w:t xml:space="preserve">Входящая</w:t>
-      </w:r>
-      <w:r>
-        <w:t xml:space="preserve">: API-ключ компании с правами на создание вакансий и смену статусов откликов, чтобы вакансии из ATS публиковались автоматически.</w:t>
+        <w:t xml:space="preserve">Обязательная вилка зарплаты</w:t>
+      </w:r>
+      <w:r>
+        <w:t xml:space="preserve"> </w:t>
+      </w:r>
+      <w:r>
+        <w:t xml:space="preserve">уже есть; добавляется проверка правдоподобия: вилка сравнивается с медианой категории, выбросы уходят на модерацию.</w:t>
       </w:r>
     </w:p>
     <w:p>
@@ -9669,16 +10041,145 @@
           <w:bCs/>
           <w:b/>
         </w:rPr>
+        <w:t xml:space="preserve">Репутация работодателя</w:t>
+      </w:r>
+      <w:r>
+        <w:t xml:space="preserve"> </w:t>
+      </w:r>
+      <w:r>
+        <w:t xml:space="preserve">по поведению в системе: доля приглашений без ответа на отклики, доля отозванных предложений, жалобы кандидатов. Низкая репутация ограничивает число приглашений в сутки.</w:t>
+      </w:r>
+    </w:p>
+    <w:p>
+      <w:pPr>
+        <w:numPr>
+          <w:ilvl w:val="0"/>
+          <w:numId w:val="1014"/>
+        </w:numPr>
+        <w:pStyle w:val="Compact"/>
+      </w:pPr>
+      <w:r>
+        <w:rPr>
+          <w:bCs/>
+          <w:b/>
+        </w:rPr>
+        <w:t xml:space="preserve">Лимиты</w:t>
+      </w:r>
+      <w:r>
+        <w:t xml:space="preserve">: не больше N приглашений в сутки для непроверенной компании; повторное приглашение того же кандидата уже запрещено, пока первое не закрыто.</w:t>
+      </w:r>
+    </w:p>
+    <w:p>
+      <w:pPr>
+        <w:numPr>
+          <w:ilvl w:val="0"/>
+          <w:numId w:val="1014"/>
+        </w:numPr>
+        <w:pStyle w:val="Compact"/>
+      </w:pPr>
+      <w:r>
+        <w:rPr>
+          <w:bCs/>
+          <w:b/>
+        </w:rPr>
+        <w:t xml:space="preserve">Сигналы фейка</w:t>
+      </w:r>
+      <w:r>
+        <w:t xml:space="preserve">: одинаковые тексты вакансий у разных компаний, вакансии без откликов работодателя, ссылки на внешние мессенджеры в тексте.</w:t>
+      </w:r>
+    </w:p>
+    <w:bookmarkEnd w:id="88"/>
+    <w:bookmarkStart w:id="89" w:name="интеграция-с-ats"/>
+    <w:p>
+      <w:pPr>
+        <w:pStyle w:val="Heading3"/>
+      </w:pPr>
+      <w:r>
+        <w:t xml:space="preserve">Интеграция с ATS</w:t>
+      </w:r>
+    </w:p>
+    <w:p>
+      <w:pPr>
+        <w:numPr>
+          <w:ilvl w:val="0"/>
+          <w:numId w:val="1015"/>
+        </w:numPr>
+        <w:pStyle w:val="Compact"/>
+      </w:pPr>
+      <w:r>
+        <w:rPr>
+          <w:bCs/>
+          <w:b/>
+        </w:rPr>
+        <w:t xml:space="preserve">Исходящая</w:t>
+      </w:r>
+      <w:r>
+        <w:t xml:space="preserve">: вебхуки о событиях (</w:t>
+      </w:r>
+      <w:r>
+        <w:rPr>
+          <w:rStyle w:val="VerbatimChar"/>
+        </w:rPr>
+        <w:t xml:space="preserve">invitation.accepted</w:t>
+      </w:r>
+      <w:r>
+        <w:t xml:space="preserve">,</w:t>
+      </w:r>
+      <w:r>
+        <w:t xml:space="preserve"> </w:t>
+      </w:r>
+      <w:r>
+        <w:rPr>
+          <w:rStyle w:val="VerbatimChar"/>
+        </w:rPr>
+        <w:t xml:space="preserve">application.created</w:t>
+      </w:r>
+      <w:r>
+        <w:t xml:space="preserve">) с подписью HMAC; ATS подписывается на них и заводит кандидата.</w:t>
+      </w:r>
+    </w:p>
+    <w:p>
+      <w:pPr>
+        <w:numPr>
+          <w:ilvl w:val="0"/>
+          <w:numId w:val="1015"/>
+        </w:numPr>
+        <w:pStyle w:val="Compact"/>
+      </w:pPr>
+      <w:r>
+        <w:rPr>
+          <w:bCs/>
+          <w:b/>
+        </w:rPr>
+        <w:t xml:space="preserve">Входящая</w:t>
+      </w:r>
+      <w:r>
+        <w:t xml:space="preserve">: API-ключ компании с правами на создание вакансий и смену статусов откликов, чтобы вакансии из ATS публиковались автоматически.</w:t>
+      </w:r>
+    </w:p>
+    <w:p>
+      <w:pPr>
+        <w:numPr>
+          <w:ilvl w:val="0"/>
+          <w:numId w:val="1015"/>
+        </w:numPr>
+        <w:pStyle w:val="Compact"/>
+      </w:pPr>
+      <w:r>
+        <w:rPr>
+          <w:bCs/>
+          <w:b/>
+        </w:rPr>
         <w:t xml:space="preserve">Формат</w:t>
       </w:r>
       <w:r>
         <w:t xml:space="preserve">: карточка кандидата и стандартизированный PDF-профиль уже есть; добавляется экспорт в JSON Resume для импорта в ATS.</w:t>
       </w:r>
     </w:p>
-    <w:bookmarkEnd w:id="87"/>
-    <w:bookmarkEnd w:id="88"/>
     <w:bookmarkEnd w:id="89"/>
-    <w:bookmarkStart w:id="104" w:name="sec-05-zapusk-i-demo"/>
+    <w:bookmarkEnd w:id="90"/>
+    <w:bookmarkEnd w:id="91"/>
+    <w:bookmarkStart w:id="106" w:name="sec-05-zapusk-i-demo"/>
     <w:p>
       <w:pPr>
         <w:pStyle w:val="Heading1"/>
@@ -9687,7 +10188,7 @@
         <w:t xml:space="preserve">5. Запуск и демо</w:t>
       </w:r>
     </w:p>
-    <w:bookmarkStart w:id="93" w:name="вариант-1.-docker-compose-одна-команда"/>
+    <w:bookmarkStart w:id="95" w:name="вариант-1.-docker-compose-одна-команда"/>
     <w:p>
       <w:pPr>
         <w:pStyle w:val="Heading2"/>
@@ -9844,7 +10345,7 @@
               <w:pStyle w:val="Compact"/>
               <w:jc w:val="left"/>
             </w:pPr>
-            <w:hyperlink r:id="rId90">
+            <w:hyperlink r:id="rId92">
               <w:r>
                 <w:rPr>
                   <w:rStyle w:val="Hyperlink"/>
@@ -9906,7 +10407,7 @@
               <w:pStyle w:val="Compact"/>
               <w:jc w:val="left"/>
             </w:pPr>
-            <w:hyperlink r:id="rId91">
+            <w:hyperlink r:id="rId93">
               <w:r>
                 <w:rPr>
                   <w:rStyle w:val="Hyperlink"/>
@@ -10074,7 +10575,7 @@
       <w:r>
         <w:t xml:space="preserve"> </w:t>
       </w:r>
-      <w:hyperlink r:id="rId92">
+      <w:hyperlink r:id="rId94">
         <w:r>
           <w:rPr>
             <w:rStyle w:val="Hyperlink"/>
@@ -10118,8 +10619,8 @@
         <w:t xml:space="preserve">.</w:t>
       </w:r>
     </w:p>
-    <w:bookmarkEnd w:id="93"/>
-    <w:bookmarkStart w:id="94" w:name="X1414facfffa5691b0a8be99016f6f3006c88455"/>
+    <w:bookmarkEnd w:id="95"/>
+    <w:bookmarkStart w:id="96" w:name="X1414facfffa5691b0a8be99016f6f3006c88455"/>
     <w:p>
       <w:pPr>
         <w:pStyle w:val="Heading2"/>
@@ -10386,8 +10887,8 @@
         <w:t xml:space="preserve">на SQLite, применяет миграцию и запускает API с автоперезагрузкой. Демо-данные создаются так же, как в Docker. Ссылка подтверждения почты без SMTP печатается в лог API.</w:t>
       </w:r>
     </w:p>
-    <w:bookmarkEnd w:id="94"/>
-    <w:bookmarkStart w:id="95" w:name="демо-аккаунты"/>
+    <w:bookmarkEnd w:id="96"/>
+    <w:bookmarkStart w:id="97" w:name="демо-аккаунты"/>
     <w:p>
       <w:pPr>
         <w:pStyle w:val="Heading2"/>
@@ -10607,8 +11108,8 @@
         <w:t xml:space="preserve">, тот же пароль) прошли тест через симуляцию по той же модели, что и валидация, поэтому их категории и рейтинги согласованы с методикой. Около 65 % привязали ФСП ID; часть ID без истории — так видно, как система показывает кандидата без достижений.</w:t>
       </w:r>
     </w:p>
-    <w:bookmarkEnd w:id="95"/>
-    <w:bookmarkStart w:id="97" w:name="экспресс-тест-для-жюри"/>
+    <w:bookmarkEnd w:id="97"/>
+    <w:bookmarkStart w:id="99" w:name="экспресс-тест-для-жюри"/>
     <w:p>
       <w:pPr>
         <w:pStyle w:val="Heading2"/>
@@ -10629,7 +11130,7 @@
       <w:pPr>
         <w:numPr>
           <w:ilvl w:val="0"/>
-          <w:numId w:val="1015"/>
+          <w:numId w:val="1016"/>
         </w:numPr>
         <w:pStyle w:val="Compact"/>
       </w:pPr>
@@ -10653,7 +11154,7 @@
       <w:pPr>
         <w:numPr>
           <w:ilvl w:val="0"/>
-          <w:numId w:val="1015"/>
+          <w:numId w:val="1016"/>
         </w:numPr>
         <w:pStyle w:val="Compact"/>
       </w:pPr>
@@ -10665,7 +11166,7 @@
       <w:pPr>
         <w:numPr>
           <w:ilvl w:val="0"/>
-          <w:numId w:val="1015"/>
+          <w:numId w:val="1016"/>
         </w:numPr>
         <w:pStyle w:val="Compact"/>
       </w:pPr>
@@ -10713,7 +11214,7 @@
       <w:pPr>
         <w:numPr>
           <w:ilvl w:val="0"/>
-          <w:numId w:val="1015"/>
+          <w:numId w:val="1016"/>
         </w:numPr>
         <w:pStyle w:val="Compact"/>
       </w:pPr>
@@ -10725,7 +11226,7 @@
       <w:pPr>
         <w:numPr>
           <w:ilvl w:val="0"/>
-          <w:numId w:val="1015"/>
+          <w:numId w:val="1016"/>
         </w:numPr>
         <w:pStyle w:val="Compact"/>
       </w:pPr>
@@ -10758,7 +11259,7 @@
       <w:r>
         <w:t xml:space="preserve"> </w:t>
       </w:r>
-      <w:hyperlink r:id="rId96">
+      <w:hyperlink r:id="rId98">
         <w:r>
           <w:rPr>
             <w:rStyle w:val="Hyperlink"/>
@@ -10770,8 +11271,8 @@
         <w:t xml:space="preserve">.</w:t>
       </w:r>
     </w:p>
-    <w:bookmarkEnd w:id="97"/>
-    <w:bookmarkStart w:id="98" w:name="демо-за-5-минут"/>
+    <w:bookmarkEnd w:id="99"/>
+    <w:bookmarkStart w:id="100" w:name="демо-за-5-минут"/>
     <w:p>
       <w:pPr>
         <w:pStyle w:val="Heading2"/>
@@ -10813,123 +11314,6 @@
       </w:r>
       <w:r>
         <w:t xml:space="preserve">):</w:t>
-      </w:r>
-    </w:p>
-    <w:p>
-      <w:pPr>
-        <w:numPr>
-          <w:ilvl w:val="0"/>
-          <w:numId w:val="1016"/>
-        </w:numPr>
-        <w:pStyle w:val="Compact"/>
-      </w:pPr>
-      <w:r>
-        <w:t xml:space="preserve">«Профиль» → загрузить PDF-резюме: поля заполнятся автоматически, распознанные подсвечены. Либо заполнить вручную.</w:t>
-      </w:r>
-    </w:p>
-    <w:p>
-      <w:pPr>
-        <w:numPr>
-          <w:ilvl w:val="0"/>
-          <w:numId w:val="1016"/>
-        </w:numPr>
-        <w:pStyle w:val="Compact"/>
-      </w:pPr>
-      <w:r>
-        <w:t xml:space="preserve">«Тестирование» → опрос: отрасль, Backend, стаж, стек, предполагаемый грейд Middle.</w:t>
-      </w:r>
-    </w:p>
-    <w:p>
-      <w:pPr>
-        <w:numPr>
-          <w:ilvl w:val="0"/>
-          <w:numId w:val="1016"/>
-        </w:numPr>
-        <w:pStyle w:val="Compact"/>
-      </w:pPr>
-      <w:r>
-        <w:t xml:space="preserve">Пройти тест: 10 заданий, таймер, карта вопросов, ответы сохраняются сами.</w:t>
-      </w:r>
-    </w:p>
-    <w:p>
-      <w:pPr>
-        <w:numPr>
-          <w:ilvl w:val="0"/>
-          <w:numId w:val="1016"/>
-        </w:numPr>
-        <w:pStyle w:val="Compact"/>
-      </w:pPr>
-      <w:r>
-        <w:t xml:space="preserve">Результат: балл, разбор по темам, присвоенная категория «Backend · Middle» или предложение пересдать уровнем ниже.</w:t>
-      </w:r>
-    </w:p>
-    <w:p>
-      <w:pPr>
-        <w:numPr>
-          <w:ilvl w:val="0"/>
-          <w:numId w:val="1016"/>
-        </w:numPr>
-        <w:pStyle w:val="Compact"/>
-      </w:pPr>
-      <w:r>
-        <w:t xml:space="preserve">«Настройки» → дать согласие на публикацию, привязать ФСП ID, например</w:t>
-      </w:r>
-      <w:r>
-        <w:t xml:space="preserve"> </w:t>
-      </w:r>
-      <w:r>
-        <w:rPr>
-          <w:rStyle w:val="VerbatimChar"/>
-        </w:rPr>
-        <w:t xml:space="preserve">FSP-123457</w:t>
-      </w:r>
-      <w:r>
-        <w:t xml:space="preserve"> </w:t>
-      </w:r>
-      <w:r>
-        <w:t xml:space="preserve">(есть история) или</w:t>
-      </w:r>
-      <w:r>
-        <w:t xml:space="preserve"> </w:t>
-      </w:r>
-      <w:r>
-        <w:rPr>
-          <w:rStyle w:val="VerbatimChar"/>
-        </w:rPr>
-        <w:t xml:space="preserve">FSP-123450</w:t>
-      </w:r>
-      <w:r>
-        <w:t xml:space="preserve"> </w:t>
-      </w:r>
-      <w:r>
-        <w:t xml:space="preserve">(истории нет).</w:t>
-      </w:r>
-    </w:p>
-    <w:p>
-      <w:pPr>
-        <w:pStyle w:val="FirstParagraph"/>
-      </w:pPr>
-      <w:r>
-        <w:rPr>
-          <w:bCs/>
-          <w:b/>
-        </w:rPr>
-        <w:t xml:space="preserve">Работодатель</w:t>
-      </w:r>
-      <w:r>
-        <w:t xml:space="preserve"> </w:t>
-      </w:r>
-      <w:r>
-        <w:t xml:space="preserve">(</w:t>
-      </w:r>
-      <w:r>
-        <w:rPr>
-          <w:rStyle w:val="VerbatimChar"/>
-        </w:rPr>
-        <w:t xml:space="preserve">employer@hyrekit.ru</w:t>
-      </w:r>
-      <w:r>
-        <w:t xml:space="preserve">, в другом браузере или окне инкогнито):</w:t>
       </w:r>
     </w:p>
     <w:p>
@@ -10941,7 +11325,7 @@
         <w:pStyle w:val="Compact"/>
       </w:pPr>
       <w:r>
-        <w:t xml:space="preserve">«Потребности» → «Python backend-разработчик» → подборка: кандидаты по убыванию соответствия, полосы компонентов балла, причины, недостающий стек. Свежий кандидат из шагов 1–5 появится здесь.</w:t>
+        <w:t xml:space="preserve">«Профиль» → загрузить PDF-резюме: поля заполнятся автоматически, распознанные подсвечены. Либо заполнить вручную.</w:t>
       </w:r>
     </w:p>
     <w:p>
@@ -10953,7 +11337,7 @@
         <w:pStyle w:val="Compact"/>
       </w:pPr>
       <w:r>
-        <w:t xml:space="preserve">Отфильтровать «Только с достижениями ФСП» и сбросить фильтр — исходная подборка не теряется.</w:t>
+        <w:t xml:space="preserve">«Тестирование» → опрос: отрасль, Backend, стаж, стек, предполагаемый грейд Middle.</w:t>
       </w:r>
     </w:p>
     <w:p>
@@ -10965,7 +11349,7 @@
         <w:pStyle w:val="Compact"/>
       </w:pPr>
       <w:r>
-        <w:t xml:space="preserve">Вкладка «Тест под вакансию» — темы из стека вакансии и два разных варианта одинаковой сложности.</w:t>
+        <w:t xml:space="preserve">Пройти тест: 10 заданий, таймер, карта вопросов, ответы сохраняются сами.</w:t>
       </w:r>
     </w:p>
     <w:p>
@@ -10977,7 +11361,49 @@
         <w:pStyle w:val="Compact"/>
       </w:pPr>
       <w:r>
-        <w:t xml:space="preserve">Открыть кандидата → контакты скрыты → «Пригласить»: описание, вилка 250 000 – 320 000 ₽, способ связи.</w:t>
+        <w:t xml:space="preserve">Результат: балл, разбор по темам, присвоенная категория «Backend · Middle» или предложение пересдать уровнем ниже.</w:t>
+      </w:r>
+    </w:p>
+    <w:p>
+      <w:pPr>
+        <w:numPr>
+          <w:ilvl w:val="0"/>
+          <w:numId w:val="1017"/>
+        </w:numPr>
+        <w:pStyle w:val="Compact"/>
+      </w:pPr>
+      <w:r>
+        <w:t xml:space="preserve">«Настройки» → дать согласие на публикацию, привязать ФСП ID, например</w:t>
+      </w:r>
+      <w:r>
+        <w:t xml:space="preserve"> </w:t>
+      </w:r>
+      <w:r>
+        <w:rPr>
+          <w:rStyle w:val="VerbatimChar"/>
+        </w:rPr>
+        <w:t xml:space="preserve">FSP-123457</w:t>
+      </w:r>
+      <w:r>
+        <w:t xml:space="preserve"> </w:t>
+      </w:r>
+      <w:r>
+        <w:t xml:space="preserve">(есть история) или</w:t>
+      </w:r>
+      <w:r>
+        <w:t xml:space="preserve"> </w:t>
+      </w:r>
+      <w:r>
+        <w:rPr>
+          <w:rStyle w:val="VerbatimChar"/>
+        </w:rPr>
+        <w:t xml:space="preserve">FSP-123450</w:t>
+      </w:r>
+      <w:r>
+        <w:t xml:space="preserve"> </w:t>
+      </w:r>
+      <w:r>
+        <w:t xml:space="preserve">(истории нет).</w:t>
       </w:r>
     </w:p>
     <w:p>
@@ -10989,10 +11415,22 @@
           <w:bCs/>
           <w:b/>
         </w:rPr>
-        <w:t xml:space="preserve">Кандидат</w:t>
-      </w:r>
-      <w:r>
-        <w:t xml:space="preserve">:</w:t>
+        <w:t xml:space="preserve">Работодатель</w:t>
+      </w:r>
+      <w:r>
+        <w:t xml:space="preserve"> </w:t>
+      </w:r>
+      <w:r>
+        <w:t xml:space="preserve">(</w:t>
+      </w:r>
+      <w:r>
+        <w:rPr>
+          <w:rStyle w:val="VerbatimChar"/>
+        </w:rPr>
+        <w:t xml:space="preserve">employer@hyrekit.ru</w:t>
+      </w:r>
+      <w:r>
+        <w:t xml:space="preserve">, в другом браузере или окне инкогнито):</w:t>
       </w:r>
     </w:p>
     <w:p>
@@ -11004,7 +11442,43 @@
         <w:pStyle w:val="Compact"/>
       </w:pPr>
       <w:r>
-        <w:t xml:space="preserve">«Приглашения» → видно компанию и зарплату → «Принять».</w:t>
+        <w:t xml:space="preserve">«Потребности» → «Python backend-разработчик» → подборка: кандидаты по убыванию соответствия, полосы компонентов балла, причины, недостающий стек. Свежий кандидат из шагов 1–5 появится здесь.</w:t>
+      </w:r>
+    </w:p>
+    <w:p>
+      <w:pPr>
+        <w:numPr>
+          <w:ilvl w:val="0"/>
+          <w:numId w:val="1018"/>
+        </w:numPr>
+        <w:pStyle w:val="Compact"/>
+      </w:pPr>
+      <w:r>
+        <w:t xml:space="preserve">Отфильтровать «Только с достижениями ФСП» и сбросить фильтр — исходная подборка не теряется.</w:t>
+      </w:r>
+    </w:p>
+    <w:p>
+      <w:pPr>
+        <w:numPr>
+          <w:ilvl w:val="0"/>
+          <w:numId w:val="1018"/>
+        </w:numPr>
+        <w:pStyle w:val="Compact"/>
+      </w:pPr>
+      <w:r>
+        <w:t xml:space="preserve">Вкладка «Тест под вакансию» — темы из стека вакансии и два разных варианта одинаковой сложности.</w:t>
+      </w:r>
+    </w:p>
+    <w:p>
+      <w:pPr>
+        <w:numPr>
+          <w:ilvl w:val="0"/>
+          <w:numId w:val="1018"/>
+        </w:numPr>
+        <w:pStyle w:val="Compact"/>
+      </w:pPr>
+      <w:r>
+        <w:t xml:space="preserve">Открыть кандидата → контакты скрыты → «Пригласить»: описание, вилка 250 000 – 320 000 ₽, способ связи.</w:t>
       </w:r>
     </w:p>
     <w:p>
@@ -11016,7 +11490,7 @@
           <w:bCs/>
           <w:b/>
         </w:rPr>
-        <w:t xml:space="preserve">Работодатель</w:t>
+        <w:t xml:space="preserve">Кандидат</w:t>
       </w:r>
       <w:r>
         <w:t xml:space="preserve">:</w:t>
@@ -11031,17 +11505,22 @@
         <w:pStyle w:val="Compact"/>
       </w:pPr>
       <w:r>
-        <w:t xml:space="preserve">«Приглашения и отклики» → статус «принято», у кандидата открылись ФИО и контакты.</w:t>
-      </w:r>
-    </w:p>
-    <w:bookmarkEnd w:id="98"/>
-    <w:bookmarkStart w:id="99" w:name="code-arena"/>
-    <w:p>
-      <w:pPr>
-        <w:pStyle w:val="Heading2"/>
-      </w:pPr>
-      <w:r>
-        <w:t xml:space="preserve">Code Arena</w:t>
+        <w:t xml:space="preserve">«Приглашения» → видно компанию и зарплату → «Принять».</w:t>
+      </w:r>
+    </w:p>
+    <w:p>
+      <w:pPr>
+        <w:pStyle w:val="FirstParagraph"/>
+      </w:pPr>
+      <w:r>
+        <w:rPr>
+          <w:bCs/>
+          <w:b/>
+        </w:rPr>
+        <w:t xml:space="preserve">Работодатель</w:t>
+      </w:r>
+      <w:r>
+        <w:t xml:space="preserve">:</w:t>
       </w:r>
     </w:p>
     <w:p>
@@ -11053,54 +11532,76 @@
         <w:pStyle w:val="Compact"/>
       </w:pPr>
       <w:r>
-        <w:t xml:space="preserve">Кандидат: «Code Arena» → «Открытый раунд» → «Участвовать». Таймер у каждого свой, задачи — свой вариант.</w:t>
+        <w:t xml:space="preserve">«Приглашения и отклики» → статус «принято», у кандидата открылись ФИО и контакты.</w:t>
+      </w:r>
+    </w:p>
+    <w:bookmarkEnd w:id="100"/>
+    <w:bookmarkStart w:id="101" w:name="code-arena"/>
+    <w:p>
+      <w:pPr>
+        <w:pStyle w:val="Heading2"/>
+      </w:pPr>
+      <w:r>
+        <w:t xml:space="preserve">Code Arena</w:t>
       </w:r>
     </w:p>
     <w:p>
       <w:pPr>
         <w:numPr>
           <w:ilvl w:val="0"/>
-          <w:numId w:val="1020"/>
+          <w:numId w:val="1021"/>
         </w:numPr>
         <w:pStyle w:val="Compact"/>
       </w:pPr>
       <w:r>
-        <w:t xml:space="preserve">Выбрать задачу и язык (Python или JavaScript), написать решение, «Запустить на примерах» — результат по каждому примеру, попытка не засчитывается.</w:t>
+        <w:t xml:space="preserve">Кандидат: «Code Arena» → «Открытый раунд» → «Участвовать». Таймер у каждого свой, задачи — свой вариант.</w:t>
       </w:r>
     </w:p>
     <w:p>
       <w:pPr>
         <w:numPr>
           <w:ilvl w:val="0"/>
-          <w:numId w:val="1020"/>
+          <w:numId w:val="1021"/>
         </w:numPr>
         <w:pStyle w:val="Compact"/>
       </w:pPr>
       <w:r>
-        <w:t xml:space="preserve">«Отправить» (Ctrl+Enter): вердикт по каждому скрытому тесту, время и разбор решения. Таблица раунда обновляется у всех без перезагрузки.</w:t>
+        <w:t xml:space="preserve">Выбрать задачу и язык (Python или JavaScript), написать решение, «Запустить на примерах» — результат по каждому примеру, попытка не засчитывается.</w:t>
       </w:r>
     </w:p>
     <w:p>
       <w:pPr>
         <w:numPr>
           <w:ilvl w:val="0"/>
-          <w:numId w:val="1020"/>
+          <w:numId w:val="1021"/>
         </w:numPr>
         <w:pStyle w:val="Compact"/>
       </w:pPr>
       <w:r>
-        <w:t xml:space="preserve">«Завершить раунд» — пересчёт рейтинга Arena, открываются эталонные решения и статистика по задачам.</w:t>
+        <w:t xml:space="preserve">«Отправить» (Ctrl+Enter): вердикт по каждому скрытому тесту, время и разбор решения. Таблица раунда обновляется у всех без перезагрузки.</w:t>
       </w:r>
     </w:p>
     <w:p>
       <w:pPr>
         <w:numPr>
           <w:ilvl w:val="0"/>
-          <w:numId w:val="1020"/>
+          <w:numId w:val="1021"/>
         </w:numPr>
         <w:pStyle w:val="Compact"/>
       </w:pPr>
       <w:r>
+        <w:t xml:space="preserve">«Завершить раунд» — пересчёт рейтинга Arena, открываются эталонные решения и статистика по задачам.</w:t>
+      </w:r>
+    </w:p>
+    <w:p>
+      <w:pPr>
+        <w:numPr>
+          <w:ilvl w:val="0"/>
+          <w:numId w:val="1021"/>
+        </w:numPr>
+        <w:pStyle w:val="Compact"/>
+      </w:pPr>
+      <w:r>
         <w:t xml:space="preserve">Работодатель: «Code Arena» → витрина по рейтингу с фильтрами и «Пригласить»; «Раунд компании» — свой раунд из банка задач по расписанию.</w:t>
       </w:r>
     </w:p>
@@ -11135,8 +11636,8 @@
         <w:t xml:space="preserve">Дополнительно: кандидат откликается на опубликованную вакансию в «Вакансиях», работодатель видит отклик и раскрытые контакты; кандидат отвечает на короткое задание в «Челленджах», работодатель видит ответ с оценкой.</w:t>
       </w:r>
     </w:p>
-    <w:bookmarkEnd w:id="99"/>
-    <w:bookmarkStart w:id="100" w:name="переменные-окружения"/>
+    <w:bookmarkEnd w:id="101"/>
+    <w:bookmarkStart w:id="102" w:name="переменные-окружения"/>
     <w:p>
       <w:pPr>
         <w:pStyle w:val="Heading2"/>
@@ -11601,6 +12102,65 @@
               <w:rPr>
                 <w:rStyle w:val="VerbatimChar"/>
               </w:rPr>
+              <w:t xml:space="preserve">CALIBRATION_INTERVAL_MINUTES</w:t>
+            </w:r>
+          </w:p>
+        </w:tc>
+        <w:tc>
+          <w:tcPr/>
+          <w:p>
+            <w:pPr>
+              <w:pStyle w:val="Compact"/>
+              <w:jc w:val="left"/>
+            </w:pPr>
+            <w:r>
+              <w:rPr>
+                <w:rStyle w:val="VerbatimChar"/>
+              </w:rPr>
+              <w:t xml:space="preserve">60</w:t>
+            </w:r>
+          </w:p>
+        </w:tc>
+        <w:tc>
+          <w:tcPr/>
+          <w:p>
+            <w:pPr>
+              <w:pStyle w:val="Compact"/>
+              <w:jc w:val="left"/>
+            </w:pPr>
+            <w:r>
+              <w:t xml:space="preserve">Как часто пересчитывать статус семейств заданий и исключать утёкшие (FSP-33);</w:t>
+            </w:r>
+            <w:r>
+              <w:t xml:space="preserve"> </w:t>
+            </w:r>
+            <w:r>
+              <w:rPr>
+                <w:rStyle w:val="VerbatimChar"/>
+              </w:rPr>
+              <w:t xml:space="preserve">0</w:t>
+            </w:r>
+            <w:r>
+              <w:t xml:space="preserve"> </w:t>
+            </w:r>
+            <w:r>
+              <w:t xml:space="preserve">— выключено</w:t>
+            </w:r>
+          </w:p>
+        </w:tc>
+      </w:tr>
+      <w:tr>
+        <w:tc>
+          <w:tcPr/>
+          <w:p>
+            <w:pPr>
+              <w:pStyle w:val="Compact"/>
+              <w:jc w:val="left"/>
+            </w:pPr>
+            <w:r>
+              <w:rPr>
+                <w:rStyle w:val="VerbatimChar"/>
+              </w:rPr>
               <w:t xml:space="preserve">PUBLIC_URL</w:t>
             </w:r>
           </w:p>
@@ -11803,8 +12363,8 @@
         </w:tc>
       </w:tr>
     </w:tbl>
-    <w:bookmarkEnd w:id="100"/>
-    <w:bookmarkStart w:id="101" w:name="сборка-и-проверки"/>
+    <w:bookmarkEnd w:id="102"/>
+    <w:bookmarkStart w:id="103" w:name="сборка-и-проверки"/>
     <w:p>
       <w:pPr>
         <w:pStyle w:val="Heading2"/>
@@ -12043,8 +12603,8 @@
         <w:t xml:space="preserve"># фронтенд</w:t>
       </w:r>
     </w:p>
-    <w:bookmarkEnd w:id="101"/>
-    <w:bookmarkStart w:id="103" w:name="развёртывание-в-yandex-cloud"/>
+    <w:bookmarkEnd w:id="103"/>
+    <w:bookmarkStart w:id="105" w:name="развёртывание-в-yandex-cloud"/>
     <w:p>
       <w:pPr>
         <w:pStyle w:val="Heading2"/>
@@ -12089,7 +12649,7 @@
       <w:r>
         <w:t xml:space="preserve"> </w:t>
       </w:r>
-      <w:hyperlink r:id="rId102">
+      <w:hyperlink r:id="rId104">
         <w:r>
           <w:rPr>
             <w:rStyle w:val="Hyperlink"/>
@@ -12113,9 +12673,9 @@
         <w:t xml:space="preserve">.</w:t>
       </w:r>
     </w:p>
-    <w:bookmarkEnd w:id="103"/>
-    <w:bookmarkEnd w:id="104"/>
-    <w:bookmarkStart w:id="111" w:name="sec-06-tehnologii-i-servisy"/>
+    <w:bookmarkEnd w:id="105"/>
+    <w:bookmarkEnd w:id="106"/>
+    <w:bookmarkStart w:id="113" w:name="sec-06-tehnologii-i-servisy"/>
     <w:p>
       <w:pPr>
         <w:pStyle w:val="Heading1"/>
@@ -12171,7 +12731,7 @@
         <w:t xml:space="preserve">.</w:t>
       </w:r>
     </w:p>
-    <w:bookmarkStart w:id="105" w:name="бэкенд-python-3.11"/>
+    <w:bookmarkStart w:id="107" w:name="бэкенд-python-3.11"/>
     <w:p>
       <w:pPr>
         <w:pStyle w:val="Heading2"/>
@@ -13255,8 +13815,8 @@
         <w:t xml:space="preserve">Разработка: pytest 8.3.4, pytest-asyncio 0.24.0, pytest-cov 6.0.0, ruff 0.8.6, mypy 1.14.1, bandit 1.8.3, pip-audit 2.7.3.</w:t>
       </w:r>
     </w:p>
-    <w:bookmarkEnd w:id="105"/>
-    <w:bookmarkStart w:id="106" w:name="фронтенд-node.js-20"/>
+    <w:bookmarkEnd w:id="107"/>
+    <w:bookmarkStart w:id="108" w:name="фронтенд-node.js-20"/>
     <w:p>
       <w:pPr>
         <w:pStyle w:val="Heading2"/>
@@ -13682,8 +14242,8 @@
         </w:tc>
       </w:tr>
     </w:tbl>
-    <w:bookmarkEnd w:id="106"/>
-    <w:bookmarkStart w:id="107" w:name="инфраструктура"/>
+    <w:bookmarkEnd w:id="108"/>
+    <w:bookmarkStart w:id="109" w:name="инфраструктура"/>
     <w:p>
       <w:pPr>
         <w:pStyle w:val="Heading2"/>
@@ -13945,8 +14505,8 @@
         </w:tc>
       </w:tr>
     </w:tbl>
-    <w:bookmarkEnd w:id="107"/>
-    <w:bookmarkStart w:id="108" w:name="шрифты-и-бренд"/>
+    <w:bookmarkEnd w:id="109"/>
+    <w:bookmarkStart w:id="110" w:name="шрифты-и-бренд"/>
     <w:p>
       <w:pPr>
         <w:pStyle w:val="Heading2"/>
@@ -14150,8 +14710,8 @@
         </w:tc>
       </w:tr>
     </w:tbl>
-    <w:bookmarkEnd w:id="108"/>
-    <w:bookmarkStart w:id="110" w:name="gigachat"/>
+    <w:bookmarkEnd w:id="110"/>
+    <w:bookmarkStart w:id="112" w:name="gigachat"/>
     <w:p>
       <w:pPr>
         <w:pStyle w:val="Heading2"/>
@@ -14372,7 +14932,7 @@
       <w:r>
         <w:t xml:space="preserve"> </w:t>
       </w:r>
-      <w:hyperlink r:id="rId109">
+      <w:hyperlink r:id="rId111">
         <w:r>
           <w:rPr>
             <w:rStyle w:val="Hyperlink"/>
@@ -14384,9 +14944,9 @@
         <w:t xml:space="preserve">.</w:t>
       </w:r>
     </w:p>
-    <w:bookmarkEnd w:id="110"/>
-    <w:bookmarkEnd w:id="111"/>
-    <w:bookmarkStart w:id="124" w:name="sec-07-komanda-i-process"/>
+    <w:bookmarkEnd w:id="112"/>
+    <w:bookmarkEnd w:id="113"/>
+    <w:bookmarkStart w:id="126" w:name="sec-07-komanda-i-process"/>
     <w:p>
       <w:pPr>
         <w:pStyle w:val="Heading1"/>
@@ -14395,7 +14955,7 @@
         <w:t xml:space="preserve">7. Команда и процесс</w:t>
       </w:r>
     </w:p>
-    <w:bookmarkStart w:id="116" w:name="команда-и-трек"/>
+    <w:bookmarkStart w:id="118" w:name="команда-и-трек"/>
     <w:p>
       <w:pPr>
         <w:pStyle w:val="Heading2"/>
@@ -14575,7 +15135,7 @@
             <w:r>
               <w:t xml:space="preserve">Яков Дятлов (</w:t>
             </w:r>
-            <w:hyperlink r:id="rId112">
+            <w:hyperlink r:id="rId114">
               <w:r>
                 <w:rPr>
                   <w:rStyle w:val="Hyperlink"/>
@@ -14612,7 +15172,7 @@
             <w:r>
               <w:t xml:space="preserve">Ирина Живова (</w:t>
             </w:r>
-            <w:hyperlink r:id="rId113">
+            <w:hyperlink r:id="rId115">
               <w:r>
                 <w:rPr>
                   <w:rStyle w:val="Hyperlink"/>
@@ -14649,7 +15209,7 @@
             <w:r>
               <w:t xml:space="preserve">Сергей Емельянов (</w:t>
             </w:r>
-            <w:hyperlink r:id="rId114">
+            <w:hyperlink r:id="rId116">
               <w:r>
                 <w:rPr>
                   <w:rStyle w:val="Hyperlink"/>
@@ -14686,7 +15246,7 @@
             <w:r>
               <w:t xml:space="preserve">Алиса Живова (</w:t>
             </w:r>
-            <w:hyperlink r:id="rId115">
+            <w:hyperlink r:id="rId117">
               <w:r>
                 <w:rPr>
                   <w:rStyle w:val="Hyperlink"/>
@@ -14713,8 +15273,8 @@
         </w:tc>
       </w:tr>
     </w:tbl>
-    <w:bookmarkEnd w:id="116"/>
-    <w:bookmarkStart w:id="120" w:name="как-велась-разработка"/>
+    <w:bookmarkEnd w:id="118"/>
+    <w:bookmarkStart w:id="122" w:name="как-велась-разработка"/>
     <w:p>
       <w:pPr>
         <w:pStyle w:val="Heading2"/>
@@ -14775,7 +15335,7 @@
       <w:pPr>
         <w:numPr>
           <w:ilvl w:val="0"/>
-          <w:numId w:val="1021"/>
+          <w:numId w:val="1022"/>
         </w:numPr>
         <w:pStyle w:val="Compact"/>
       </w:pPr>
@@ -14787,7 +15347,7 @@
       <w:pPr>
         <w:numPr>
           <w:ilvl w:val="0"/>
-          <w:numId w:val="1021"/>
+          <w:numId w:val="1022"/>
         </w:numPr>
         <w:pStyle w:val="Compact"/>
       </w:pPr>
@@ -14812,7 +15372,7 @@
       <w:r>
         <w:t xml:space="preserve"> </w:t>
       </w:r>
-      <w:hyperlink r:id="rId117">
+      <w:hyperlink r:id="rId119">
         <w:r>
           <w:rPr>
             <w:rStyle w:val="VerbatimChar"/>
@@ -14828,7 +15388,7 @@
       <w:pPr>
         <w:numPr>
           <w:ilvl w:val="0"/>
-          <w:numId w:val="1021"/>
+          <w:numId w:val="1022"/>
         </w:numPr>
         <w:pStyle w:val="Compact"/>
       </w:pPr>
@@ -14838,7 +15398,7 @@
       <w:r>
         <w:t xml:space="preserve"> </w:t>
       </w:r>
-      <w:hyperlink r:id="rId72">
+      <w:hyperlink r:id="rId74">
         <w:r>
           <w:rPr>
             <w:rStyle w:val="VerbatimChar"/>
@@ -14857,7 +15417,7 @@
       <w:pPr>
         <w:numPr>
           <w:ilvl w:val="0"/>
-          <w:numId w:val="1021"/>
+          <w:numId w:val="1022"/>
         </w:numPr>
         <w:pStyle w:val="Compact"/>
       </w:pPr>
@@ -14869,7 +15429,7 @@
       <w:pPr>
         <w:numPr>
           <w:ilvl w:val="0"/>
-          <w:numId w:val="1021"/>
+          <w:numId w:val="1022"/>
         </w:numPr>
         <w:pStyle w:val="Compact"/>
       </w:pPr>
@@ -14879,7 +15439,7 @@
       <w:r>
         <w:t xml:space="preserve"> </w:t>
       </w:r>
-      <w:hyperlink r:id="rId118">
+      <w:hyperlink r:id="rId120">
         <w:r>
           <w:rPr>
             <w:rStyle w:val="VerbatimChar"/>
@@ -14901,7 +15461,7 @@
       <w:r>
         <w:t xml:space="preserve"> </w:t>
       </w:r>
-      <w:hyperlink r:id="rId119">
+      <w:hyperlink r:id="rId121">
         <w:r>
           <w:rPr>
             <w:rStyle w:val="Hyperlink"/>
@@ -14913,8 +15473,8 @@
         <w:t xml:space="preserve">.</w:t>
       </w:r>
     </w:p>
-    <w:bookmarkEnd w:id="120"/>
-    <w:bookmarkStart w:id="121" w:name="качество"/>
+    <w:bookmarkEnd w:id="122"/>
+    <w:bookmarkStart w:id="123" w:name="качество"/>
     <w:p>
       <w:pPr>
         <w:pStyle w:val="Heading2"/>
@@ -15188,8 +15748,8 @@
         <w:t xml:space="preserve">: два задания, бэкенд и фронтенд, на каждый push и pull request.</w:t>
       </w:r>
     </w:p>
-    <w:bookmarkEnd w:id="121"/>
-    <w:bookmarkStart w:id="123" w:name="критерии-оценки-и-где-они-закрыты"/>
+    <w:bookmarkEnd w:id="123"/>
+    <w:bookmarkStart w:id="125" w:name="критерии-оценки-и-где-они-закрыты"/>
     <w:p>
       <w:pPr>
         <w:pStyle w:val="Heading2"/>
@@ -15435,7 +15995,7 @@
               <w:pStyle w:val="Compact"/>
               <w:jc w:val="left"/>
             </w:pPr>
-            <w:hyperlink r:id="rId122">
+            <w:hyperlink r:id="rId124">
               <w:r>
                 <w:rPr>
                   <w:rStyle w:val="Hyperlink"/>
@@ -15621,8 +16181,8 @@
         </w:tc>
       </w:tr>
     </w:tbl>
-    <w:bookmarkEnd w:id="123"/>
-    <w:bookmarkEnd w:id="124"/>
+    <w:bookmarkEnd w:id="125"/>
+    <w:bookmarkEnd w:id="126"/>
     <w:sectPr/>
   </w:body>
 </w:document>
@@ -16423,9 +16983,6 @@
     </w:lvlOverride>
   </w:num>
   <w:num w:numId="1010">
-    <w:abstractNumId w:val="991"/>
-  </w:num>
-  <w:num w:numId="1011">
     <w:abstractNumId w:val="99411"/>
     <w:lvlOverride w:ilvl="0">
       <w:startOverride w:val="1"/>
@@ -16455,10 +17012,10 @@
       <w:startOverride w:val="1"/>
     </w:lvlOverride>
   </w:num>
-  <w:num w:numId="1012">
+  <w:num w:numId="1011">
     <w:abstractNumId w:val="991"/>
   </w:num>
-  <w:num w:numId="1013">
+  <w:num w:numId="1012">
     <w:abstractNumId w:val="99411"/>
     <w:lvlOverride w:ilvl="0">
       <w:startOverride w:val="1"/>
@@ -16488,10 +17045,10 @@
       <w:startOverride w:val="1"/>
     </w:lvlOverride>
   </w:num>
-  <w:num w:numId="1014">
+  <w:num w:numId="1013">
     <w:abstractNumId w:val="991"/>
   </w:num>
-  <w:num w:numId="1015">
+  <w:num w:numId="1014">
     <w:abstractNumId w:val="99411"/>
     <w:lvlOverride w:ilvl="0">
       <w:startOverride w:val="1"/>
@@ -16520,6 +17077,9 @@
     <w:lvlOverride w:ilvl="8">
       <w:startOverride w:val="1"/>
     </w:lvlOverride>
+  </w:num>
+  <w:num w:numId="1015">
+    <w:abstractNumId w:val="991"/>
   </w:num>
   <w:num w:numId="1016">
     <w:abstractNumId w:val="99411"/>
@@ -16552,6 +17112,36 @@
     </w:lvlOverride>
   </w:num>
   <w:num w:numId="1017">
+    <w:abstractNumId w:val="99411"/>
+    <w:lvlOverride w:ilvl="0">
+      <w:startOverride w:val="1"/>
+    </w:lvlOverride>
+    <w:lvlOverride w:ilvl="1">
+      <w:startOverride w:val="1"/>
+    </w:lvlOverride>
+    <w:lvlOverride w:ilvl="2">
+      <w:startOverride w:val="1"/>
+    </w:lvlOverride>
+    <w:lvlOverride w:ilvl="3">
+      <w:startOverride w:val="1"/>
+    </w:lvlOverride>
+    <w:lvlOverride w:ilvl="4">
+      <w:startOverride w:val="1"/>
+    </w:lvlOverride>
+    <w:lvlOverride w:ilvl="5">
+      <w:startOverride w:val="1"/>
+    </w:lvlOverride>
+    <w:lvlOverride w:ilvl="6">
+      <w:startOverride w:val="1"/>
+    </w:lvlOverride>
+    <w:lvlOverride w:ilvl="7">
+      <w:startOverride w:val="1"/>
+    </w:lvlOverride>
+    <w:lvlOverride w:ilvl="8">
+      <w:startOverride w:val="1"/>
+    </w:lvlOverride>
+  </w:num>
+  <w:num w:numId="1018">
     <w:abstractNumId w:val="99416"/>
     <w:lvlOverride w:ilvl="0">
       <w:startOverride w:val="6"/>
@@ -16581,7 +17171,7 @@
       <w:startOverride w:val="6"/>
     </w:lvlOverride>
   </w:num>
-  <w:num w:numId="1018">
+  <w:num w:numId="1019">
     <w:abstractNumId w:val="994110"/>
     <w:lvlOverride w:ilvl="0">
       <w:startOverride w:val="10"/>
@@ -16611,7 +17201,7 @@
       <w:startOverride w:val="10"/>
     </w:lvlOverride>
   </w:num>
-  <w:num w:numId="1019">
+  <w:num w:numId="1020">
     <w:abstractNumId w:val="994111"/>
     <w:lvlOverride w:ilvl="0">
       <w:startOverride w:val="11"/>
@@ -16641,7 +17231,7 @@
       <w:startOverride w:val="11"/>
     </w:lvlOverride>
   </w:num>
-  <w:num w:numId="1020">
+  <w:num w:numId="1021">
     <w:abstractNumId w:val="99411"/>
     <w:lvlOverride w:ilvl="0">
       <w:startOverride w:val="1"/>
@@ -16671,7 +17261,7 @@
       <w:startOverride w:val="1"/>
     </w:lvlOverride>
   </w:num>
-  <w:num w:numId="1021">
+  <w:num w:numId="1022">
     <w:abstractNumId w:val="99411"/>
     <w:lvlOverride w:ilvl="0">
       <w:startOverride w:val="1"/>

--- a/docs/HyreKit_Documentation.docx
+++ b/docs/HyreKit_Documentation.docx
@@ -2509,7 +2509,7 @@
               <w:jc w:val="left"/>
             </w:pPr>
             <w:r>
-              <w:t xml:space="preserve">Согласие на обработку и публикацию (152-ФЗ), что видно работодателю, ФСП ID</w:t>
+              <w:t xml:space="preserve">Согласие на обработку и публикацию (152-ФЗ), что видно работодателю, ФСП ID: вручную или с подтверждением через вход ФСП ID</w:t>
             </w:r>
           </w:p>
         </w:tc>
@@ -2525,6 +2525,18 @@
                 <w:rStyle w:val="VerbatimChar"/>
               </w:rPr>
               <w:t xml:space="preserve">PUT /candidate/settings</w:t>
+            </w:r>
+            <w:r>
+              <w:t xml:space="preserve">,</w:t>
+            </w:r>
+            <w:r>
+              <w:t xml:space="preserve"> </w:t>
+            </w:r>
+            <w:r>
+              <w:rPr>
+                <w:rStyle w:val="VerbatimChar"/>
+              </w:rPr>
+              <w:t xml:space="preserve">POST /auth/fsp/start</w:t>
             </w:r>
           </w:p>
         </w:tc>
@@ -9827,23 +9839,31 @@
       </w:r>
     </w:p>
     <w:bookmarkEnd w:id="81"/>
-    <w:bookmarkStart w:id="85" w:name="целевая-схема-с-фсп-id-на-keycloak"/>
+    <w:bookmarkStart w:id="85" w:name="X9923a5cc91a676586abae73d256a4d8ca14ee59"/>
     <w:p>
       <w:pPr>
         <w:pStyle w:val="Heading3"/>
       </w:pPr>
       <w:r>
-        <w:t xml:space="preserve">Целевая схема с ФСП ID на Keycloak</w:t>
+        <w:t xml:space="preserve">Вход и привязка через ФСП ID (OpenID Connect)</w:t>
       </w:r>
     </w:p>
     <w:p>
       <w:pPr>
         <w:pStyle w:val="FirstParagraph"/>
+      </w:pPr>
+      <w:r>
+        <w:t xml:space="preserve">Ручной ввод ФСП ID не доказывает, что идентификатор принадлежит кандидату. Поэтому HyreKit — клиент OpenID Connect: кандидат входит у провайдера ФСП ID, и только после этого ФСП ID получает отметку «подтверждён ФСП ID». Поток — Authorization Code + PKCE (S256), код обменивает бэкенд как конфиденциальный клиент.</w:t>
+      </w:r>
+    </w:p>
+    <w:p>
+      <w:pPr>
+        <w:pStyle w:val="BodyText"/>
       </w:pPr>
       <w:r>
         <w:drawing>
           <wp:inline>
-            <wp:extent cx="5334000" cy="2395855"/>
+            <wp:extent cx="5334000" cy="4311164"/>
             <wp:effectExtent b="0" l="0" r="0" t="0"/>
             <wp:docPr descr="" title="" id="83" name="Picture"/>
             <a:graphic>
@@ -9864,7 +9884,7 @@
                   <pic:spPr bwMode="auto">
                     <a:xfrm>
                       <a:off x="0" y="0"/>
-                      <a:ext cx="5334000" cy="2395855"/>
+                      <a:ext cx="5334000" cy="4311164"/>
                     </a:xfrm>
                     <a:prstGeom prst="rect">
                       <a:avLst/>
@@ -9888,7 +9908,16 @@
         <w:pStyle w:val="BodyText"/>
       </w:pPr>
       <w:r>
-        <w:t xml:space="preserve">Замена эмулятора — реализация того же протокола</w:t>
+        <w:t xml:space="preserve">Состояние потока (</w:t>
+      </w:r>
+      <w:r>
+        <w:rPr>
+          <w:rStyle w:val="VerbatimChar"/>
+        </w:rPr>
+        <w:t xml:space="preserve">state</w:t>
+      </w:r>
+      <w:r>
+        <w:t xml:space="preserve">,</w:t>
       </w:r>
       <w:r>
         <w:t xml:space="preserve"> </w:t>
@@ -9897,25 +9926,153 @@
         <w:rPr>
           <w:rStyle w:val="VerbatimChar"/>
         </w:rPr>
-        <w:t xml:space="preserve">FspProvider.fetch</w:t>
+        <w:t xml:space="preserve">nonce</w:t>
+      </w:r>
+      <w:r>
+        <w:t xml:space="preserve">,</w:t>
       </w:r>
       <w:r>
         <w:t xml:space="preserve"> </w:t>
       </w:r>
       <w:r>
-        <w:t xml:space="preserve">поверх HTTP-клиента; остальной код не меняется. Вход через Keycloak добавляется как второй способ аутентификации: HyreKit выпускает свои JWT после проверки</w:t>
+        <w:rPr>
+          <w:rStyle w:val="VerbatimChar"/>
+        </w:rPr>
+        <w:t xml:space="preserve">code_verifier</w:t>
+      </w:r>
+      <w:r>
+        <w:t xml:space="preserve">) хранится в подписанной HttpOnly-cookie на 10 минут, поэтому вход работает на любом числе экземпляров API. Один участник ФСП (</w:t>
+      </w:r>
+      <w:r>
+        <w:rPr>
+          <w:rStyle w:val="VerbatimChar"/>
+        </w:rPr>
+        <w:t xml:space="preserve">sub</w:t>
       </w:r>
       <w:r>
         <w:t xml:space="preserve"> </w:t>
       </w:r>
       <w:r>
+        <w:t xml:space="preserve">провайдера) подтверждается не более чем в одном профиле; вход ищет профиль по</w:t>
+      </w:r>
+      <w:r>
+        <w:t xml:space="preserve"> </w:t>
+      </w:r>
+      <w:r>
         <w:rPr>
           <w:rStyle w:val="VerbatimChar"/>
         </w:rPr>
+        <w:t xml:space="preserve">sub</w:t>
+      </w:r>
+      <w:r>
+        <w:t xml:space="preserve">, затем кандидата с подтверждённой провайдером почтой, иначе создаёт нового подтверждённого кандидата. HyreKit выпускает свои JWT, поэтому кабинеты и роли не меняются.</w:t>
+      </w:r>
+    </w:p>
+    <w:p>
+      <w:pPr>
+        <w:pStyle w:val="BodyText"/>
+      </w:pPr>
+      <w:r>
+        <w:t xml:space="preserve">Провайдер задаётся переменными</w:t>
+      </w:r>
+      <w:r>
+        <w:t xml:space="preserve"> </w:t>
+      </w:r>
+      <w:r>
+        <w:rPr>
+          <w:rStyle w:val="VerbatimChar"/>
+        </w:rPr>
+        <w:t xml:space="preserve">FSP_OIDC_*</w:t>
+      </w:r>
+      <w:r>
+        <w:t xml:space="preserve">. Keycloak ФСП в рамках хакатона недоступен, поэтому приложение поднимает встроенный тестовый провайдер по тому же протоколу (</w:t>
+      </w:r>
+      <w:r>
+        <w:rPr>
+          <w:rStyle w:val="VerbatimChar"/>
+        </w:rPr>
+        <w:t xml:space="preserve">/api/v1/fsp-id</w:t>
+      </w:r>
+      <w:r>
+        <w:t xml:space="preserve">: discovery, страница входа, token, userinfo). Клиент ходит к нему по HTTP так же, как ходил бы к Keycloak, и проверяет</w:t>
+      </w:r>
+      <w:r>
+        <w:t xml:space="preserve"> </w:t>
+      </w:r>
+      <w:r>
+        <w:rPr>
+          <w:rStyle w:val="VerbatimChar"/>
+        </w:rPr>
         <w:t xml:space="preserve">id_token</w:t>
       </w:r>
       <w:r>
-        <w:t xml:space="preserve">, поэтому кабинеты и роли не меняются. Обновление достижений — периодически или по вебхуку реестра.</w:t>
+        <w:t xml:space="preserve"> </w:t>
+      </w:r>
+      <w:r>
+        <w:t xml:space="preserve">той же функцией: HS256 подписью секрета клиента у тестового провайдера, RS256 и ES256 ключами из</w:t>
+      </w:r>
+      <w:r>
+        <w:t xml:space="preserve"> </w:t>
+      </w:r>
+      <w:r>
+        <w:rPr>
+          <w:rStyle w:val="VerbatimChar"/>
+        </w:rPr>
+        <w:t xml:space="preserve">jwks_uri</w:t>
+      </w:r>
+      <w:r>
+        <w:t xml:space="preserve"> </w:t>
+      </w:r>
+      <w:r>
+        <w:t xml:space="preserve">у Keycloak. Подключение Keycloak —</w:t>
+      </w:r>
+      <w:r>
+        <w:t xml:space="preserve"> </w:t>
+      </w:r>
+      <w:r>
+        <w:rPr>
+          <w:rStyle w:val="VerbatimChar"/>
+        </w:rPr>
+        <w:t xml:space="preserve">FSP_OIDC_ISSUER</w:t>
+      </w:r>
+      <w:r>
+        <w:t xml:space="preserve">,</w:t>
+      </w:r>
+      <w:r>
+        <w:t xml:space="preserve"> </w:t>
+      </w:r>
+      <w:r>
+        <w:rPr>
+          <w:rStyle w:val="VerbatimChar"/>
+        </w:rPr>
+        <w:t xml:space="preserve">FSP_OIDC_CLIENT_ID</w:t>
+      </w:r>
+      <w:r>
+        <w:t xml:space="preserve">,</w:t>
+      </w:r>
+      <w:r>
+        <w:t xml:space="preserve"> </w:t>
+      </w:r>
+      <w:r>
+        <w:rPr>
+          <w:rStyle w:val="VerbatimChar"/>
+        </w:rPr>
+        <w:t xml:space="preserve">FSP_OIDC_CLIENT_SECRET</w:t>
+      </w:r>
+      <w:r>
+        <w:t xml:space="preserve">, без изменений кода. Достижения по-прежнему даёт</w:t>
+      </w:r>
+      <w:r>
+        <w:t xml:space="preserve"> </w:t>
+      </w:r>
+      <w:r>
+        <w:rPr>
+          <w:rStyle w:val="VerbatimChar"/>
+        </w:rPr>
+        <w:t xml:space="preserve">FspProvider</w:t>
+      </w:r>
+      <w:r>
+        <w:t xml:space="preserve">; когда появится API реестра, его реализация получит access-токен из того же входа.</w:t>
       </w:r>
     </w:p>
     <w:bookmarkEnd w:id="85"/>
@@ -11373,7 +11530,7 @@
         <w:pStyle w:val="Compact"/>
       </w:pPr>
       <w:r>
-        <w:t xml:space="preserve">«Настройки» → дать согласие на публикацию, привязать ФСП ID, например</w:t>
+        <w:t xml:space="preserve">«Настройки» → дать согласие на публикацию и нажать «Привязать через ФСП ID». На странице тестового провайдера ФСП ID выбрать</w:t>
       </w:r>
       <w:r>
         <w:t xml:space="preserve"> </w:t>
@@ -11403,12 +11560,32 @@
         <w:t xml:space="preserve"> </w:t>
       </w:r>
       <w:r>
-        <w:t xml:space="preserve">(истории нет).</w:t>
+        <w:t xml:space="preserve">(истории нет), пароль</w:t>
+      </w:r>
+      <w:r>
+        <w:t xml:space="preserve"> </w:t>
+      </w:r>
+      <w:r>
+        <w:rPr>
+          <w:rStyle w:val="VerbatimChar"/>
+        </w:rPr>
+        <w:t xml:space="preserve">fsp2026</w:t>
+      </w:r>
+      <w:r>
+        <w:t xml:space="preserve">. После возврата у достижений отметка «подтверждён ФСП ID». Можно и ввести ID вручную, тогда отметка «введён вручную».</w:t>
       </w:r>
     </w:p>
     <w:p>
       <w:pPr>
         <w:pStyle w:val="FirstParagraph"/>
+      </w:pPr>
+      <w:r>
+        <w:t xml:space="preserve">На странице входа есть кнопка «Войти через ФСП ID»: новый участник ФСП сразу получает аккаунт кандидата с достижениями, повторный вход ведёт в тот же аккаунт.</w:t>
+      </w:r>
+    </w:p>
+    <w:p>
+      <w:pPr>
+        <w:pStyle w:val="BodyText"/>
       </w:pPr>
       <w:r>
         <w:rPr>

--- a/docs/HyreKit_Documentation.docx
+++ b/docs/HyreKit_Documentation.docx
@@ -10624,7 +10624,7 @@
         <w:rPr>
           <w:rStyle w:val="CommentTok"/>
         </w:rPr>
-        <w:t xml:space="preserve"># {"status":"ok",...}</w:t>
+        <w:t xml:space="preserve"># {"status":"healthy",...}</w:t>
       </w:r>
       <w:r>
         <w:br/>

--- a/docs/HyreKit_Documentation.docx
+++ b/docs/HyreKit_Documentation.docx
@@ -1008,7 +1008,7 @@
               <w:jc w:val="left"/>
             </w:pPr>
             <w:r>
-              <w:t xml:space="preserve">Библиотеки и компоненты с версиями, лицензии, GigaChat</w:t>
+              <w:t xml:space="preserve">Библиотеки и компоненты с версиями, лицензии, модели LLM (GigaChat, YandexGPT)</w:t>
             </w:r>
           </w:p>
         </w:tc>
@@ -2261,7 +2261,7 @@
               <w:jc w:val="left"/>
             </w:pPr>
             <w:r>
-              <w:t xml:space="preserve">Ручное заполнение или загрузка PDF/DOCX. Текст разбирается правилами и, если подключён GigaChat, моделью: ФИО, контакты, стек, роли, стаж, софт-скиллы</w:t>
+              <w:t xml:space="preserve">Ручное заполнение или загрузка PDF/DOCX. Текст разбирается правилами и, если подключена модель (GigaChat или резервный YandexGPT), моделью: ФИО, контакты, стек, роли, стаж, софт-скиллы</w:t>
             </w:r>
           </w:p>
         </w:tc>
@@ -2716,7 +2716,7 @@
               <w:jc w:val="left"/>
             </w:pPr>
             <w:r>
-              <w:t xml:space="preserve">Короткие задачи от работодателей: ответ оценивается GigaChat по рубрике или эвристикой без модели, профиль становится «свежее»</w:t>
+              <w:t xml:space="preserve">Короткие задачи от работодателей: ответ оценивается моделью (GigaChat или YandexGPT) по рубрике или эвристикой без модели, профиль становится «свежее»</w:t>
             </w:r>
           </w:p>
         </w:tc>
@@ -2834,7 +2834,7 @@
               <w:jc w:val="left"/>
             </w:pPr>
             <w:r>
-              <w:t xml:space="preserve">Задачи по программированию в браузере на Python или JavaScript. Свой вариант задачи у каждого участника, проверка на скрытых тестах в песочнице, вердикт по каждому тесту, разбор решения (GigaChat или правила и разбор кода), таблица раунда в реальном времени, рейтинг Glicko-2</w:t>
+              <w:t xml:space="preserve">Задачи по программированию в браузере на Python или JavaScript. Свой вариант задачи у каждого участника, проверка на скрытых тестах в песочнице, вердикт по каждому тесту, разбор решения (GigaChat, YandexGPT или правила и разбор кода), таблица раунда в реальном времени, рейтинг Glicko-2</w:t>
             </w:r>
           </w:p>
         </w:tc>
@@ -8209,7 +8209,7 @@
       <w:r>
         <w:drawing>
           <wp:inline>
-            <wp:extent cx="5334000" cy="2483629"/>
+            <wp:extent cx="5334000" cy="2071369"/>
             <wp:effectExtent b="0" l="0" r="0" t="0"/>
             <wp:docPr descr="" title="" id="66" name="Picture"/>
             <a:graphic>
@@ -8230,7 +8230,7 @@
                   <pic:spPr bwMode="auto">
                     <a:xfrm>
                       <a:off x="0" y="0"/>
-                      <a:ext cx="5334000" cy="2483629"/>
+                      <a:ext cx="5334000" cy="2071369"/>
                     </a:xfrm>
                     <a:prstGeom prst="rect">
                       <a:avLst/>
@@ -8561,19 +8561,37 @@
               <w:jc w:val="left"/>
             </w:pPr>
             <w:r>
-              <w:t xml:space="preserve">GigaChat</w:t>
-            </w:r>
-          </w:p>
-        </w:tc>
-        <w:tc>
-          <w:tcPr/>
-          <w:p>
-            <w:pPr>
-              <w:pStyle w:val="Compact"/>
-              <w:jc w:val="left"/>
-            </w:pPr>
-            <w:r>
-              <w:t xml:space="preserve">Разбор резюме, оценка ответов на короткие задания, разбор решений Arena. Без ключа работают правила</w:t>
+              <w:t xml:space="preserve">GigaChat, резерв YandexGPT (</w:t>
+            </w:r>
+            <w:r>
+              <w:rPr>
+                <w:rStyle w:val="VerbatimChar"/>
+              </w:rPr>
+              <w:t xml:space="preserve">app.llm.chain</w:t>
+            </w:r>
+            <w:r>
+              <w:t xml:space="preserve">)</w:t>
+            </w:r>
+          </w:p>
+        </w:tc>
+        <w:tc>
+          <w:tcPr/>
+          <w:p>
+            <w:pPr>
+              <w:pStyle w:val="Compact"/>
+              <w:jc w:val="left"/>
+            </w:pPr>
+            <w:r>
+              <w:t xml:space="preserve">Разбор резюме, оценка ответов на короткие задания, разбор решений Arena. Если не ответил ни один провайдер, работают правила; состояние —</w:t>
+            </w:r>
+            <w:r>
+              <w:t xml:space="preserve"> </w:t>
+            </w:r>
+            <w:r>
+              <w:rPr>
+                <w:rStyle w:val="VerbatimChar"/>
+              </w:rPr>
+              <w:t xml:space="preserve">GET /llm/status</w:t>
             </w:r>
           </w:p>
         </w:tc>
@@ -12150,7 +12168,7 @@
               <w:jc w:val="left"/>
             </w:pPr>
             <w:r>
-              <w:t xml:space="preserve">Ключ GigaChat; без него разбор резюме и оценка заданий идут по правилам</w:t>
+              <w:t xml:space="preserve">Authorization Key GigaChat (developers.sber.ru); без ключа провайдер пропускается</w:t>
             </w:r>
           </w:p>
         </w:tc>
@@ -12235,6 +12253,188 @@
               <w:rPr>
                 <w:rStyle w:val="VerbatimChar"/>
               </w:rPr>
+              <w:t xml:space="preserve">YANDEX_GPT_API_KEY</w:t>
+            </w:r>
+          </w:p>
+        </w:tc>
+        <w:tc>
+          <w:tcPr/>
+          <w:p>
+            <w:pPr>
+              <w:pStyle w:val="Compact"/>
+              <w:jc w:val="left"/>
+            </w:pPr>
+            <w:r>
+              <w:t xml:space="preserve">пусто</w:t>
+            </w:r>
+          </w:p>
+        </w:tc>
+        <w:tc>
+          <w:tcPr/>
+          <w:p>
+            <w:pPr>
+              <w:pStyle w:val="Compact"/>
+              <w:jc w:val="left"/>
+            </w:pPr>
+            <w:r>
+              <w:t xml:space="preserve">API-ключ Yandex AI Studio (сервисный аккаунт с ролью</w:t>
+            </w:r>
+            <w:r>
+              <w:t xml:space="preserve"> </w:t>
+            </w:r>
+            <w:r>
+              <w:rPr>
+                <w:rStyle w:val="VerbatimChar"/>
+              </w:rPr>
+              <w:t xml:space="preserve">ai.languageModels.user</w:t>
+            </w:r>
+            <w:r>
+              <w:t xml:space="preserve">); резервный провайдер</w:t>
+            </w:r>
+          </w:p>
+        </w:tc>
+      </w:tr>
+      <w:tr>
+        <w:tc>
+          <w:tcPr/>
+          <w:p>
+            <w:pPr>
+              <w:pStyle w:val="Compact"/>
+              <w:jc w:val="left"/>
+            </w:pPr>
+            <w:r>
+              <w:rPr>
+                <w:rStyle w:val="VerbatimChar"/>
+              </w:rPr>
+              <w:t xml:space="preserve">YANDEX_GPT_FOLDER_ID</w:t>
+            </w:r>
+          </w:p>
+        </w:tc>
+        <w:tc>
+          <w:tcPr/>
+          <w:p>
+            <w:pPr>
+              <w:pStyle w:val="Compact"/>
+              <w:jc w:val="left"/>
+            </w:pPr>
+            <w:r>
+              <w:t xml:space="preserve">пусто</w:t>
+            </w:r>
+          </w:p>
+        </w:tc>
+        <w:tc>
+          <w:tcPr/>
+          <w:p>
+            <w:pPr>
+              <w:pStyle w:val="Compact"/>
+              <w:jc w:val="left"/>
+            </w:pPr>
+            <w:r>
+              <w:t xml:space="preserve">ID каталога Yandex Cloud для YandexGPT</w:t>
+            </w:r>
+          </w:p>
+        </w:tc>
+      </w:tr>
+      <w:tr>
+        <w:tc>
+          <w:tcPr/>
+          <w:p>
+            <w:pPr>
+              <w:pStyle w:val="Compact"/>
+              <w:jc w:val="left"/>
+            </w:pPr>
+            <w:r>
+              <w:rPr>
+                <w:rStyle w:val="VerbatimChar"/>
+              </w:rPr>
+              <w:t xml:space="preserve">YANDEX_GPT_MODEL</w:t>
+            </w:r>
+          </w:p>
+        </w:tc>
+        <w:tc>
+          <w:tcPr/>
+          <w:p>
+            <w:pPr>
+              <w:pStyle w:val="Compact"/>
+              <w:jc w:val="left"/>
+            </w:pPr>
+            <w:r>
+              <w:rPr>
+                <w:rStyle w:val="VerbatimChar"/>
+              </w:rPr>
+              <w:t xml:space="preserve">yandexgpt-lite/latest</w:t>
+            </w:r>
+          </w:p>
+        </w:tc>
+        <w:tc>
+          <w:tcPr/>
+          <w:p>
+            <w:pPr>
+              <w:pStyle w:val="Compact"/>
+              <w:jc w:val="left"/>
+            </w:pPr>
+            <w:r>
+              <w:t xml:space="preserve">Модель YandexGPT</w:t>
+            </w:r>
+          </w:p>
+        </w:tc>
+      </w:tr>
+      <w:tr>
+        <w:tc>
+          <w:tcPr/>
+          <w:p>
+            <w:pPr>
+              <w:pStyle w:val="Compact"/>
+              <w:jc w:val="left"/>
+            </w:pPr>
+            <w:r>
+              <w:rPr>
+                <w:rStyle w:val="VerbatimChar"/>
+              </w:rPr>
+              <w:t xml:space="preserve">LLM_PROVIDERS</w:t>
+            </w:r>
+          </w:p>
+        </w:tc>
+        <w:tc>
+          <w:tcPr/>
+          <w:p>
+            <w:pPr>
+              <w:pStyle w:val="Compact"/>
+              <w:jc w:val="left"/>
+            </w:pPr>
+            <w:r>
+              <w:rPr>
+                <w:rStyle w:val="VerbatimChar"/>
+              </w:rPr>
+              <w:t xml:space="preserve">gigachat,yandexgpt</w:t>
+            </w:r>
+          </w:p>
+        </w:tc>
+        <w:tc>
+          <w:tcPr/>
+          <w:p>
+            <w:pPr>
+              <w:pStyle w:val="Compact"/>
+              <w:jc w:val="left"/>
+            </w:pPr>
+            <w:r>
+              <w:t xml:space="preserve">Порядок опроса провайдеров; если не ответил никто, работают правила</w:t>
+            </w:r>
+          </w:p>
+        </w:tc>
+      </w:tr>
+      <w:tr>
+        <w:tc>
+          <w:tcPr/>
+          <w:p>
+            <w:pPr>
+              <w:pStyle w:val="Compact"/>
+              <w:jc w:val="left"/>
+            </w:pPr>
+            <w:r>
+              <w:rPr>
+                <w:rStyle w:val="VerbatimChar"/>
+              </w:rPr>
               <w:t xml:space="preserve">SEED_DEMO</w:t>
             </w:r>
           </w:p>
@@ -12322,6 +12522,342 @@
             </w:r>
             <w:r>
               <w:t xml:space="preserve">— выключено</w:t>
+            </w:r>
+          </w:p>
+        </w:tc>
+      </w:tr>
+      <w:tr>
+        <w:tc>
+          <w:tcPr/>
+          <w:p>
+            <w:pPr>
+              <w:pStyle w:val="Compact"/>
+              <w:jc w:val="left"/>
+            </w:pPr>
+            <w:r>
+              <w:rPr>
+                <w:rStyle w:val="VerbatimChar"/>
+              </w:rPr>
+              <w:t xml:space="preserve">GUEST_MODE</w:t>
+            </w:r>
+          </w:p>
+        </w:tc>
+        <w:tc>
+          <w:tcPr/>
+          <w:p>
+            <w:pPr>
+              <w:pStyle w:val="Compact"/>
+              <w:jc w:val="left"/>
+            </w:pPr>
+            <w:r>
+              <w:rPr>
+                <w:rStyle w:val="VerbatimChar"/>
+              </w:rPr>
+              <w:t xml:space="preserve">true</w:t>
+            </w:r>
+          </w:p>
+        </w:tc>
+        <w:tc>
+          <w:tcPr/>
+          <w:p>
+            <w:pPr>
+              <w:pStyle w:val="Compact"/>
+              <w:jc w:val="left"/>
+            </w:pPr>
+            <w:r>
+              <w:t xml:space="preserve">Экспресс-тест для жюри без регистрации (</w:t>
+            </w:r>
+            <w:r>
+              <w:rPr>
+                <w:rStyle w:val="VerbatimChar"/>
+              </w:rPr>
+              <w:t xml:space="preserve">POST /api/v1/auth/guest</w:t>
+            </w:r>
+            <w:r>
+              <w:t xml:space="preserve">)</w:t>
+            </w:r>
+          </w:p>
+        </w:tc>
+      </w:tr>
+      <w:tr>
+        <w:tc>
+          <w:tcPr/>
+          <w:p>
+            <w:pPr>
+              <w:pStyle w:val="Compact"/>
+              <w:jc w:val="left"/>
+            </w:pPr>
+            <w:r>
+              <w:rPr>
+                <w:rStyle w:val="VerbatimChar"/>
+              </w:rPr>
+              <w:t xml:space="preserve">FSP_OIDC_ISSUER</w:t>
+            </w:r>
+          </w:p>
+        </w:tc>
+        <w:tc>
+          <w:tcPr/>
+          <w:p>
+            <w:pPr>
+              <w:pStyle w:val="Compact"/>
+              <w:jc w:val="left"/>
+            </w:pPr>
+            <w:r>
+              <w:t xml:space="preserve">пусто</w:t>
+            </w:r>
+          </w:p>
+        </w:tc>
+        <w:tc>
+          <w:tcPr/>
+          <w:p>
+            <w:pPr>
+              <w:pStyle w:val="Compact"/>
+              <w:jc w:val="left"/>
+            </w:pPr>
+            <w:r>
+              <w:t xml:space="preserve">Адрес провайдера ФСП ID (Keycloak realm). Пусто — встроенный тестовый провайдер</w:t>
+            </w:r>
+            <w:r>
+              <w:t xml:space="preserve"> </w:t>
+            </w:r>
+            <w:r>
+              <w:rPr>
+                <w:rStyle w:val="VerbatimChar"/>
+              </w:rPr>
+              <w:t xml:space="preserve">/api/v1/fsp-id</w:t>
+            </w:r>
+            <w:r>
+              <w:t xml:space="preserve"> </w:t>
+            </w:r>
+            <w:r>
+              <w:t xml:space="preserve">(FSP-20)</w:t>
+            </w:r>
+          </w:p>
+        </w:tc>
+      </w:tr>
+      <w:tr>
+        <w:tc>
+          <w:tcPr/>
+          <w:p>
+            <w:pPr>
+              <w:pStyle w:val="Compact"/>
+              <w:jc w:val="left"/>
+            </w:pPr>
+            <w:r>
+              <w:rPr>
+                <w:rStyle w:val="VerbatimChar"/>
+              </w:rPr>
+              <w:t xml:space="preserve">FSP_OIDC_CLIENT_ID</w:t>
+            </w:r>
+            <w:r>
+              <w:t xml:space="preserve"> </w:t>
+            </w:r>
+            <w:r>
+              <w:t xml:space="preserve">/</w:t>
+            </w:r>
+            <w:r>
+              <w:t xml:space="preserve"> </w:t>
+            </w:r>
+            <w:r>
+              <w:rPr>
+                <w:rStyle w:val="VerbatimChar"/>
+              </w:rPr>
+              <w:t xml:space="preserve">FSP_OIDC_CLIENT_SECRET</w:t>
+            </w:r>
+          </w:p>
+        </w:tc>
+        <w:tc>
+          <w:tcPr/>
+          <w:p>
+            <w:pPr>
+              <w:pStyle w:val="Compact"/>
+              <w:jc w:val="left"/>
+            </w:pPr>
+            <w:r>
+              <w:rPr>
+                <w:rStyle w:val="VerbatimChar"/>
+              </w:rPr>
+              <w:t xml:space="preserve">hyrekit</w:t>
+            </w:r>
+            <w:r>
+              <w:t xml:space="preserve"> </w:t>
+            </w:r>
+            <w:r>
+              <w:t xml:space="preserve">/ пусто</w:t>
+            </w:r>
+          </w:p>
+        </w:tc>
+        <w:tc>
+          <w:tcPr/>
+          <w:p>
+            <w:pPr>
+              <w:pStyle w:val="Compact"/>
+              <w:jc w:val="left"/>
+            </w:pPr>
+            <w:r>
+              <w:t xml:space="preserve">Клиент HyreKit у провайдера; у тестового провайдера секрет выводится из</w:t>
+            </w:r>
+            <w:r>
+              <w:t xml:space="preserve"> </w:t>
+            </w:r>
+            <w:r>
+              <w:rPr>
+                <w:rStyle w:val="VerbatimChar"/>
+              </w:rPr>
+              <w:t xml:space="preserve">SECRET_KEY</w:t>
+            </w:r>
+          </w:p>
+        </w:tc>
+      </w:tr>
+      <w:tr>
+        <w:tc>
+          <w:tcPr/>
+          <w:p>
+            <w:pPr>
+              <w:pStyle w:val="Compact"/>
+              <w:jc w:val="left"/>
+            </w:pPr>
+            <w:r>
+              <w:rPr>
+                <w:rStyle w:val="VerbatimChar"/>
+              </w:rPr>
+              <w:t xml:space="preserve">FSP_OIDC_ID_CLAIM</w:t>
+            </w:r>
+          </w:p>
+        </w:tc>
+        <w:tc>
+          <w:tcPr/>
+          <w:p>
+            <w:pPr>
+              <w:pStyle w:val="Compact"/>
+              <w:jc w:val="left"/>
+            </w:pPr>
+            <w:r>
+              <w:rPr>
+                <w:rStyle w:val="VerbatimChar"/>
+              </w:rPr>
+              <w:t xml:space="preserve">fsp_id</w:t>
+            </w:r>
+          </w:p>
+        </w:tc>
+        <w:tc>
+          <w:tcPr/>
+          <w:p>
+            <w:pPr>
+              <w:pStyle w:val="Compact"/>
+              <w:jc w:val="left"/>
+            </w:pPr>
+            <w:r>
+              <w:t xml:space="preserve">Claim с ФСП ID; без него берётся</w:t>
+            </w:r>
+            <w:r>
+              <w:t xml:space="preserve"> </w:t>
+            </w:r>
+            <w:r>
+              <w:rPr>
+                <w:rStyle w:val="VerbatimChar"/>
+              </w:rPr>
+              <w:t xml:space="preserve">preferred_username</w:t>
+            </w:r>
+          </w:p>
+        </w:tc>
+      </w:tr>
+      <w:tr>
+        <w:tc>
+          <w:tcPr/>
+          <w:p>
+            <w:pPr>
+              <w:pStyle w:val="Compact"/>
+              <w:jc w:val="left"/>
+            </w:pPr>
+            <w:r>
+              <w:rPr>
+                <w:rStyle w:val="VerbatimChar"/>
+              </w:rPr>
+              <w:t xml:space="preserve">FSP_OIDC_BACKCHANNEL_URL</w:t>
+            </w:r>
+          </w:p>
+        </w:tc>
+        <w:tc>
+          <w:tcPr/>
+          <w:p>
+            <w:pPr>
+              <w:pStyle w:val="Compact"/>
+              <w:jc w:val="left"/>
+            </w:pPr>
+            <w:r>
+              <w:t xml:space="preserve">пусто</w:t>
+            </w:r>
+          </w:p>
+        </w:tc>
+        <w:tc>
+          <w:tcPr/>
+          <w:p>
+            <w:pPr>
+              <w:pStyle w:val="Compact"/>
+              <w:jc w:val="left"/>
+            </w:pPr>
+            <w:r>
+              <w:t xml:space="preserve">Внутренний адрес провайдера для запросов сервер-сервер, если публичный недоступен из контейнера</w:t>
+            </w:r>
+          </w:p>
+        </w:tc>
+      </w:tr>
+      <w:tr>
+        <w:tc>
+          <w:tcPr/>
+          <w:p>
+            <w:pPr>
+              <w:pStyle w:val="Compact"/>
+              <w:jc w:val="left"/>
+            </w:pPr>
+            <w:r>
+              <w:rPr>
+                <w:rStyle w:val="VerbatimChar"/>
+              </w:rPr>
+              <w:t xml:space="preserve">FSP_OIDC_MOCK</w:t>
+            </w:r>
+          </w:p>
+        </w:tc>
+        <w:tc>
+          <w:tcPr/>
+          <w:p>
+            <w:pPr>
+              <w:pStyle w:val="Compact"/>
+              <w:jc w:val="left"/>
+            </w:pPr>
+            <w:r>
+              <w:rPr>
+                <w:rStyle w:val="VerbatimChar"/>
+              </w:rPr>
+              <w:t xml:space="preserve">true</w:t>
+            </w:r>
+          </w:p>
+        </w:tc>
+        <w:tc>
+          <w:tcPr/>
+          <w:p>
+            <w:pPr>
+              <w:pStyle w:val="Compact"/>
+              <w:jc w:val="left"/>
+            </w:pPr>
+            <w:r>
+              <w:t xml:space="preserve">Включить встроенный тестовый провайдер, когда</w:t>
+            </w:r>
+            <w:r>
+              <w:t xml:space="preserve"> </w:t>
+            </w:r>
+            <w:r>
+              <w:rPr>
+                <w:rStyle w:val="VerbatimChar"/>
+              </w:rPr>
+              <w:t xml:space="preserve">FSP_OIDC_ISSUER</w:t>
+            </w:r>
+            <w:r>
+              <w:t xml:space="preserve"> </w:t>
+            </w:r>
+            <w:r>
+              <w:t xml:space="preserve">пуст</w:t>
             </w:r>
           </w:p>
         </w:tc>
@@ -12852,7 +13388,7 @@
     </w:p>
     <w:bookmarkEnd w:id="105"/>
     <w:bookmarkEnd w:id="106"/>
-    <w:bookmarkStart w:id="113" w:name="sec-06-tehnologii-i-servisy"/>
+    <w:bookmarkStart w:id="115" w:name="sec-06-tehnologii-i-servisy"/>
     <w:p>
       <w:pPr>
         <w:pStyle w:val="Heading1"/>
@@ -13878,7 +14414,7 @@
               <w:jc w:val="left"/>
             </w:pPr>
             <w:r>
-              <w:t xml:space="preserve">HTTP-клиент</w:t>
+              <w:t xml:space="preserve">HTTP-клиент: YandexGPT, OIDC ФСП ID</w:t>
             </w:r>
           </w:p>
         </w:tc>
@@ -14888,13 +15424,13 @@
       </w:tr>
     </w:tbl>
     <w:bookmarkEnd w:id="110"/>
-    <w:bookmarkStart w:id="112" w:name="gigachat"/>
+    <w:bookmarkStart w:id="114" w:name="модели-llm-gigachat-и-yandexgpt"/>
     <w:p>
       <w:pPr>
         <w:pStyle w:val="Heading2"/>
       </w:pPr>
       <w:r>
-        <w:t xml:space="preserve">GigaChat</w:t>
+        <w:t xml:space="preserve">Модели LLM: GigaChat и YandexGPT</w:t>
       </w:r>
     </w:p>
     <w:p>
@@ -14902,7 +15438,359 @@
         <w:pStyle w:val="FirstParagraph"/>
       </w:pPr>
       <w:r>
-        <w:t xml:space="preserve">Используется в двух местах и нигде не принимает решений о грейде или подборке:</w:t>
+        <w:t xml:space="preserve">Модель подключена через цепочку провайдеров</w:t>
+      </w:r>
+      <w:r>
+        <w:t xml:space="preserve"> </w:t>
+      </w:r>
+      <w:r>
+        <w:rPr>
+          <w:rStyle w:val="VerbatimChar"/>
+        </w:rPr>
+        <w:t xml:space="preserve">src/app/llm/chain.py</w:t>
+      </w:r>
+      <w:r>
+        <w:t xml:space="preserve">. Запрос уходит первому настроенному провайдеру из</w:t>
+      </w:r>
+      <w:r>
+        <w:t xml:space="preserve"> </w:t>
+      </w:r>
+      <w:r>
+        <w:rPr>
+          <w:rStyle w:val="VerbatimChar"/>
+        </w:rPr>
+        <w:t xml:space="preserve">LLM_PROVIDERS</w:t>
+      </w:r>
+      <w:r>
+        <w:t xml:space="preserve"> </w:t>
+      </w:r>
+      <w:r>
+        <w:t xml:space="preserve">(по умолчанию GigaChat, затем YandexGPT). Если он не ответил или вернул ответ без JSON, запрос повторяется у следующего. Если не ответил никто, работают правила. Кто написал результат, записано в поле</w:t>
+      </w:r>
+      <w:r>
+        <w:t xml:space="preserve"> </w:t>
+      </w:r>
+      <w:r>
+        <w:rPr>
+          <w:rStyle w:val="VerbatimChar"/>
+        </w:rPr>
+        <w:t xml:space="preserve">source</w:t>
+      </w:r>
+      <w:r>
+        <w:t xml:space="preserve"> </w:t>
+      </w:r>
+      <w:r>
+        <w:t xml:space="preserve">(</w:t>
+      </w:r>
+      <w:r>
+        <w:rPr>
+          <w:rStyle w:val="VerbatimChar"/>
+        </w:rPr>
+        <w:t xml:space="preserve">gigachat</w:t>
+      </w:r>
+      <w:r>
+        <w:t xml:space="preserve">,</w:t>
+      </w:r>
+      <w:r>
+        <w:t xml:space="preserve"> </w:t>
+      </w:r>
+      <w:r>
+        <w:rPr>
+          <w:rStyle w:val="VerbatimChar"/>
+        </w:rPr>
+        <w:t xml:space="preserve">yandexgpt</w:t>
+      </w:r>
+      <w:r>
+        <w:t xml:space="preserve"> </w:t>
+      </w:r>
+      <w:r>
+        <w:t xml:space="preserve">или</w:t>
+      </w:r>
+      <w:r>
+        <w:t xml:space="preserve"> </w:t>
+      </w:r>
+      <w:r>
+        <w:rPr>
+          <w:rStyle w:val="VerbatimChar"/>
+        </w:rPr>
+        <w:t xml:space="preserve">rules</w:t>
+      </w:r>
+      <w:r>
+        <w:t xml:space="preserve">) и показано в интерфейсе.</w:t>
+      </w:r>
+    </w:p>
+    <w:tbl>
+      <w:tblPr>
+        <w:tblStyle w:val="Table"/>
+        <w:tblW w:type="pct" w:w="5000"/>
+        <w:tblLook w:firstRow="1" w:lastRow="0" w:firstColumn="0" w:lastColumn="0" w:noHBand="0" w:noVBand="0" w:val="0020"/>
+        <w:jc w:val="start"/>
+      </w:tblPr>
+      <w:tblGrid>
+        <w:gridCol w:w="1980"/>
+        <w:gridCol w:w="1980"/>
+        <w:gridCol w:w="1980"/>
+        <w:gridCol w:w="1980"/>
+      </w:tblGrid>
+      <w:tr>
+        <w:trPr>
+          <w:tblHeader w:val="true"/>
+        </w:trPr>
+        <w:tc>
+          <w:tcPr/>
+          <w:p>
+            <w:pPr>
+              <w:pStyle w:val="Compact"/>
+              <w:jc w:val="left"/>
+            </w:pPr>
+            <w:r>
+              <w:t xml:space="preserve">Провайдер</w:t>
+            </w:r>
+          </w:p>
+        </w:tc>
+        <w:tc>
+          <w:tcPr/>
+          <w:p>
+            <w:pPr>
+              <w:pStyle w:val="Compact"/>
+              <w:jc w:val="left"/>
+            </w:pPr>
+            <w:r>
+              <w:t xml:space="preserve">Клиент</w:t>
+            </w:r>
+          </w:p>
+        </w:tc>
+        <w:tc>
+          <w:tcPr/>
+          <w:p>
+            <w:pPr>
+              <w:pStyle w:val="Compact"/>
+              <w:jc w:val="left"/>
+            </w:pPr>
+            <w:r>
+              <w:t xml:space="preserve">Доступ</w:t>
+            </w:r>
+          </w:p>
+        </w:tc>
+        <w:tc>
+          <w:tcPr/>
+          <w:p>
+            <w:pPr>
+              <w:pStyle w:val="Compact"/>
+              <w:jc w:val="left"/>
+            </w:pPr>
+            <w:r>
+              <w:t xml:space="preserve">Переменные</w:t>
+            </w:r>
+          </w:p>
+        </w:tc>
+      </w:tr>
+      <w:tr>
+        <w:tc>
+          <w:tcPr/>
+          <w:p>
+            <w:pPr>
+              <w:pStyle w:val="Compact"/>
+              <w:jc w:val="left"/>
+            </w:pPr>
+            <w:r>
+              <w:t xml:space="preserve">GigaChat (Сбер)</w:t>
+            </w:r>
+          </w:p>
+        </w:tc>
+        <w:tc>
+          <w:tcPr/>
+          <w:p>
+            <w:pPr>
+              <w:pStyle w:val="Compact"/>
+              <w:jc w:val="left"/>
+            </w:pPr>
+            <w:r>
+              <w:rPr>
+                <w:rStyle w:val="VerbatimChar"/>
+              </w:rPr>
+              <w:t xml:space="preserve">src/app/llm/gigachat.py</w:t>
+            </w:r>
+            <w:r>
+              <w:t xml:space="preserve">, SDK</w:t>
+            </w:r>
+            <w:r>
+              <w:t xml:space="preserve"> </w:t>
+            </w:r>
+            <w:r>
+              <w:rPr>
+                <w:rStyle w:val="VerbatimChar"/>
+              </w:rPr>
+              <w:t xml:space="preserve">gigachat</w:t>
+            </w:r>
+          </w:p>
+        </w:tc>
+        <w:tc>
+          <w:tcPr/>
+          <w:p>
+            <w:pPr>
+              <w:pStyle w:val="Compact"/>
+              <w:jc w:val="left"/>
+            </w:pPr>
+            <w:r>
+              <w:t xml:space="preserve">Authorization Key из личного кабинета developers.sber.ru, OAuth-токен обновляется автоматически</w:t>
+            </w:r>
+          </w:p>
+        </w:tc>
+        <w:tc>
+          <w:tcPr/>
+          <w:p>
+            <w:pPr>
+              <w:pStyle w:val="Compact"/>
+              <w:jc w:val="left"/>
+            </w:pPr>
+            <w:r>
+              <w:rPr>
+                <w:rStyle w:val="VerbatimChar"/>
+              </w:rPr>
+              <w:t xml:space="preserve">GIGACHAT_CREDENTIALS</w:t>
+            </w:r>
+            <w:r>
+              <w:t xml:space="preserve">,</w:t>
+            </w:r>
+            <w:r>
+              <w:t xml:space="preserve"> </w:t>
+            </w:r>
+            <w:r>
+              <w:rPr>
+                <w:rStyle w:val="VerbatimChar"/>
+              </w:rPr>
+              <w:t xml:space="preserve">GIGACHAT_SCOPE</w:t>
+            </w:r>
+            <w:r>
+              <w:t xml:space="preserve">,</w:t>
+            </w:r>
+            <w:r>
+              <w:t xml:space="preserve"> </w:t>
+            </w:r>
+            <w:r>
+              <w:rPr>
+                <w:rStyle w:val="VerbatimChar"/>
+              </w:rPr>
+              <w:t xml:space="preserve">GIGACHAT_MODEL</w:t>
+            </w:r>
+          </w:p>
+        </w:tc>
+      </w:tr>
+      <w:tr>
+        <w:tc>
+          <w:tcPr/>
+          <w:p>
+            <w:pPr>
+              <w:pStyle w:val="Compact"/>
+              <w:jc w:val="left"/>
+            </w:pPr>
+            <w:r>
+              <w:t xml:space="preserve">YandexGPT (Yandex AI Studio)</w:t>
+            </w:r>
+          </w:p>
+        </w:tc>
+        <w:tc>
+          <w:tcPr/>
+          <w:p>
+            <w:pPr>
+              <w:pStyle w:val="Compact"/>
+              <w:jc w:val="left"/>
+            </w:pPr>
+            <w:r>
+              <w:rPr>
+                <w:rStyle w:val="VerbatimChar"/>
+              </w:rPr>
+              <w:t xml:space="preserve">src/app/llm/yandexgpt.py</w:t>
+            </w:r>
+            <w:r>
+              <w:t xml:space="preserve">, REST через</w:t>
+            </w:r>
+            <w:r>
+              <w:t xml:space="preserve"> </w:t>
+            </w:r>
+            <w:r>
+              <w:rPr>
+                <w:rStyle w:val="VerbatimChar"/>
+              </w:rPr>
+              <w:t xml:space="preserve">httpx</w:t>
+            </w:r>
+          </w:p>
+        </w:tc>
+        <w:tc>
+          <w:tcPr/>
+          <w:p>
+            <w:pPr>
+              <w:pStyle w:val="Compact"/>
+              <w:jc w:val="left"/>
+            </w:pPr>
+            <w:r>
+              <w:t xml:space="preserve">API-ключ сервисного аккаунта с ролью</w:t>
+            </w:r>
+            <w:r>
+              <w:t xml:space="preserve"> </w:t>
+            </w:r>
+            <w:r>
+              <w:rPr>
+                <w:rStyle w:val="VerbatimChar"/>
+              </w:rPr>
+              <w:t xml:space="preserve">ai.languageModels.user</w:t>
+            </w:r>
+            <w:r>
+              <w:t xml:space="preserve"> </w:t>
+            </w:r>
+            <w:r>
+              <w:t xml:space="preserve">и ID каталога</w:t>
+            </w:r>
+          </w:p>
+        </w:tc>
+        <w:tc>
+          <w:tcPr/>
+          <w:p>
+            <w:pPr>
+              <w:pStyle w:val="Compact"/>
+              <w:jc w:val="left"/>
+            </w:pPr>
+            <w:r>
+              <w:rPr>
+                <w:rStyle w:val="VerbatimChar"/>
+              </w:rPr>
+              <w:t xml:space="preserve">YANDEX_GPT_API_KEY</w:t>
+            </w:r>
+            <w:r>
+              <w:t xml:space="preserve">,</w:t>
+            </w:r>
+            <w:r>
+              <w:t xml:space="preserve"> </w:t>
+            </w:r>
+            <w:r>
+              <w:rPr>
+                <w:rStyle w:val="VerbatimChar"/>
+              </w:rPr>
+              <w:t xml:space="preserve">YANDEX_GPT_FOLDER_ID</w:t>
+            </w:r>
+            <w:r>
+              <w:t xml:space="preserve">,</w:t>
+            </w:r>
+            <w:r>
+              <w:t xml:space="preserve"> </w:t>
+            </w:r>
+            <w:r>
+              <w:rPr>
+                <w:rStyle w:val="VerbatimChar"/>
+              </w:rPr>
+              <w:t xml:space="preserve">YANDEX_GPT_MODEL</w:t>
+            </w:r>
+          </w:p>
+        </w:tc>
+      </w:tr>
+    </w:tbl>
+    <w:p>
+      <w:pPr>
+        <w:pStyle w:val="BodyText"/>
+      </w:pPr>
+      <w:r>
+        <w:t xml:space="preserve">Где используется модель. Нигде она не принимает решений о грейде или подборке:</w:t>
       </w:r>
     </w:p>
     <w:tbl>
@@ -14953,7 +15841,7 @@
               <w:jc w:val="left"/>
             </w:pPr>
             <w:r>
-              <w:t xml:space="preserve">Без ключа</w:t>
+              <w:t xml:space="preserve">Без модели</w:t>
             </w:r>
           </w:p>
         </w:tc>
@@ -15052,13 +15940,75 @@
           </w:p>
         </w:tc>
       </w:tr>
+      <w:tr>
+        <w:tc>
+          <w:tcPr/>
+          <w:p>
+            <w:pPr>
+              <w:pStyle w:val="Compact"/>
+              <w:jc w:val="left"/>
+            </w:pPr>
+            <w:r>
+              <w:t xml:space="preserve">Разбор решения Code Arena (</w:t>
+            </w:r>
+            <w:r>
+              <w:rPr>
+                <w:rStyle w:val="VerbatimChar"/>
+              </w:rPr>
+              <w:t xml:space="preserve">arena.feedback</w:t>
+            </w:r>
+            <w:r>
+              <w:t xml:space="preserve">)</w:t>
+            </w:r>
+          </w:p>
+        </w:tc>
+        <w:tc>
+          <w:tcPr/>
+          <w:p>
+            <w:pPr>
+              <w:pStyle w:val="Compact"/>
+              <w:jc w:val="left"/>
+            </w:pPr>
+            <w:r>
+              <w:t xml:space="preserve">Пишет, где и почему упало решение, и даёт до пяти замечаний по коду</w:t>
+            </w:r>
+          </w:p>
+        </w:tc>
+        <w:tc>
+          <w:tcPr/>
+          <w:p>
+            <w:pPr>
+              <w:pStyle w:val="Compact"/>
+              <w:jc w:val="left"/>
+            </w:pPr>
+            <w:r>
+              <w:t xml:space="preserve">Шаблоны по вердикту, типичные ошибки задачи и статический разбор кода</w:t>
+            </w:r>
+          </w:p>
+        </w:tc>
+      </w:tr>
     </w:tbl>
     <w:p>
       <w:pPr>
         <w:pStyle w:val="BodyText"/>
       </w:pPr>
       <w:r>
-        <w:t xml:space="preserve">Задания теста модель не генерирует и не проверяет: это гарантирует сопоставимую сложность и воспроизводимую оценку (см.</w:t>
+        <w:t xml:space="preserve">Состояние провайдеров показывает</w:t>
+      </w:r>
+      <w:r>
+        <w:t xml:space="preserve"> </w:t>
+      </w:r>
+      <w:r>
+        <w:rPr>
+          <w:rStyle w:val="VerbatimChar"/>
+        </w:rPr>
+        <w:t xml:space="preserve">GET /api/v1/llm/status</w:t>
+      </w:r>
+      <w:r>
+        <w:t xml:space="preserve"> </w:t>
+      </w:r>
+      <w:r>
+        <w:t xml:space="preserve">(нужен вход): настроен ли ключ, ответил ли проверочный запрос, ошибка и задержка. Результат кэшируется на 5 минут. Задания теста модель не генерирует и не проверяет: это гарантирует сопоставимую сложность и воспроизводимую оценку (см.</w:t>
       </w:r>
       <w:r>
         <w:t xml:space="preserve"> </w:t>
@@ -15072,29 +16022,33 @@
         </w:r>
       </w:hyperlink>
       <w:r>
-        <w:t xml:space="preserve">). Ключ задаётся</w:t>
+        <w:t xml:space="preserve">). Решение и альтернативы —</w:t>
       </w:r>
       <w:r>
         <w:t xml:space="preserve"> </w:t>
       </w:r>
-      <w:r>
-        <w:rPr>
-          <w:rStyle w:val="VerbatimChar"/>
-        </w:rPr>
-        <w:t xml:space="preserve">GIGACHAT_CREDENTIALS</w:t>
-      </w:r>
-      <w:r>
-        <w:t xml:space="preserve">; клиент —</w:t>
+      <w:hyperlink r:id="rId111">
+        <w:r>
+          <w:rPr>
+            <w:rStyle w:val="Hyperlink"/>
+          </w:rPr>
+          <w:t xml:space="preserve">ADR 0002</w:t>
+        </w:r>
+      </w:hyperlink>
+      <w:r>
+        <w:t xml:space="preserve">, спека —</w:t>
       </w:r>
       <w:r>
         <w:t xml:space="preserve"> </w:t>
       </w:r>
-      <w:r>
-        <w:rPr>
-          <w:rStyle w:val="VerbatimChar"/>
-        </w:rPr>
-        <w:t xml:space="preserve">src/app/llm/gigachat.py</w:t>
-      </w:r>
+      <w:hyperlink r:id="rId112">
+        <w:r>
+          <w:rPr>
+            <w:rStyle w:val="Hyperlink"/>
+          </w:rPr>
+          <w:t xml:space="preserve">llm-provajdery.md</w:t>
+        </w:r>
+      </w:hyperlink>
       <w:r>
         <w:t xml:space="preserve">.</w:t>
       </w:r>
@@ -15109,7 +16063,7 @@
       <w:r>
         <w:t xml:space="preserve"> </w:t>
       </w:r>
-      <w:hyperlink r:id="rId111">
+      <w:hyperlink r:id="rId113">
         <w:r>
           <w:rPr>
             <w:rStyle w:val="Hyperlink"/>
@@ -15121,9 +16075,9 @@
         <w:t xml:space="preserve">.</w:t>
       </w:r>
     </w:p>
-    <w:bookmarkEnd w:id="112"/>
-    <w:bookmarkEnd w:id="113"/>
-    <w:bookmarkStart w:id="126" w:name="sec-07-komanda-i-process"/>
+    <w:bookmarkEnd w:id="114"/>
+    <w:bookmarkEnd w:id="115"/>
+    <w:bookmarkStart w:id="128" w:name="sec-07-komanda-i-process"/>
     <w:p>
       <w:pPr>
         <w:pStyle w:val="Heading1"/>
@@ -15132,7 +16086,7 @@
         <w:t xml:space="preserve">7. Команда и процесс</w:t>
       </w:r>
     </w:p>
-    <w:bookmarkStart w:id="118" w:name="команда-и-трек"/>
+    <w:bookmarkStart w:id="120" w:name="команда-и-трек"/>
     <w:p>
       <w:pPr>
         <w:pStyle w:val="Heading2"/>
@@ -15312,7 +16266,7 @@
             <w:r>
               <w:t xml:space="preserve">Яков Дятлов (</w:t>
             </w:r>
-            <w:hyperlink r:id="rId114">
+            <w:hyperlink r:id="rId116">
               <w:r>
                 <w:rPr>
                   <w:rStyle w:val="Hyperlink"/>
@@ -15349,7 +16303,7 @@
             <w:r>
               <w:t xml:space="preserve">Ирина Живова (</w:t>
             </w:r>
-            <w:hyperlink r:id="rId115">
+            <w:hyperlink r:id="rId117">
               <w:r>
                 <w:rPr>
                   <w:rStyle w:val="Hyperlink"/>
@@ -15386,7 +16340,7 @@
             <w:r>
               <w:t xml:space="preserve">Сергей Емельянов (</w:t>
             </w:r>
-            <w:hyperlink r:id="rId116">
+            <w:hyperlink r:id="rId118">
               <w:r>
                 <w:rPr>
                   <w:rStyle w:val="Hyperlink"/>
@@ -15423,7 +16377,7 @@
             <w:r>
               <w:t xml:space="preserve">Алиса Живова (</w:t>
             </w:r>
-            <w:hyperlink r:id="rId117">
+            <w:hyperlink r:id="rId119">
               <w:r>
                 <w:rPr>
                   <w:rStyle w:val="Hyperlink"/>
@@ -15450,8 +16404,8 @@
         </w:tc>
       </w:tr>
     </w:tbl>
-    <w:bookmarkEnd w:id="118"/>
-    <w:bookmarkStart w:id="122" w:name="как-велась-разработка"/>
+    <w:bookmarkEnd w:id="120"/>
+    <w:bookmarkStart w:id="124" w:name="как-велась-разработка"/>
     <w:p>
       <w:pPr>
         <w:pStyle w:val="Heading2"/>
@@ -15549,7 +16503,7 @@
       <w:r>
         <w:t xml:space="preserve"> </w:t>
       </w:r>
-      <w:hyperlink r:id="rId119">
+      <w:hyperlink r:id="rId121">
         <w:r>
           <w:rPr>
             <w:rStyle w:val="VerbatimChar"/>
@@ -15616,7 +16570,7 @@
       <w:r>
         <w:t xml:space="preserve"> </w:t>
       </w:r>
-      <w:hyperlink r:id="rId120">
+      <w:hyperlink r:id="rId122">
         <w:r>
           <w:rPr>
             <w:rStyle w:val="VerbatimChar"/>
@@ -15638,7 +16592,7 @@
       <w:r>
         <w:t xml:space="preserve"> </w:t>
       </w:r>
-      <w:hyperlink r:id="rId121">
+      <w:hyperlink r:id="rId123">
         <w:r>
           <w:rPr>
             <w:rStyle w:val="Hyperlink"/>
@@ -15650,8 +16604,8 @@
         <w:t xml:space="preserve">.</w:t>
       </w:r>
     </w:p>
-    <w:bookmarkEnd w:id="122"/>
-    <w:bookmarkStart w:id="123" w:name="качество"/>
+    <w:bookmarkEnd w:id="124"/>
+    <w:bookmarkStart w:id="125" w:name="качество"/>
     <w:p>
       <w:pPr>
         <w:pStyle w:val="Heading2"/>
@@ -15925,8 +16879,8 @@
         <w:t xml:space="preserve">: два задания, бэкенд и фронтенд, на каждый push и pull request.</w:t>
       </w:r>
     </w:p>
-    <w:bookmarkEnd w:id="123"/>
-    <w:bookmarkStart w:id="125" w:name="критерии-оценки-и-где-они-закрыты"/>
+    <w:bookmarkEnd w:id="125"/>
+    <w:bookmarkStart w:id="127" w:name="критерии-оценки-и-где-они-закрыты"/>
     <w:p>
       <w:pPr>
         <w:pStyle w:val="Heading2"/>
@@ -16172,7 +17126,7 @@
               <w:pStyle w:val="Compact"/>
               <w:jc w:val="left"/>
             </w:pPr>
-            <w:hyperlink r:id="rId124">
+            <w:hyperlink r:id="rId126">
               <w:r>
                 <w:rPr>
                   <w:rStyle w:val="Hyperlink"/>
@@ -16358,8 +17312,8 @@
         </w:tc>
       </w:tr>
     </w:tbl>
-    <w:bookmarkEnd w:id="125"/>
-    <w:bookmarkEnd w:id="126"/>
+    <w:bookmarkEnd w:id="127"/>
+    <w:bookmarkEnd w:id="128"/>
     <w:sectPr/>
   </w:body>
 </w:document>

--- a/docs/HyreKit_Documentation.docx
+++ b/docs/HyreKit_Documentation.docx
@@ -7673,7 +7673,7 @@
               <a:graphicData uri="http://schemas.openxmlformats.org/drawingml/2006/picture">
                 <pic:pic>
                   <pic:nvPicPr>
-                    <pic:cNvPr descr="/home/user/hyrekit_fsp/docs/assets/diagrams/04-arhitektura-1.png" id="63" name="Picture"/>
+                    <pic:cNvPr descr="/home/claude/hyrekit_fsp/docs/assets/diagrams/04-arhitektura-1.png" id="63" name="Picture"/>
                     <pic:cNvPicPr>
                       <a:picLocks noChangeArrowheads="1" noChangeAspect="1"/>
                     </pic:cNvPicPr>
@@ -8216,7 +8216,7 @@
               <a:graphicData uri="http://schemas.openxmlformats.org/drawingml/2006/picture">
                 <pic:pic>
                   <pic:nvPicPr>
-                    <pic:cNvPr descr="/home/user/hyrekit_fsp/docs/assets/diagrams/04-arhitektura-2.png" id="67" name="Picture"/>
+                    <pic:cNvPr descr="/home/claude/hyrekit_fsp/docs/assets/diagrams/04-arhitektura-2.png" id="67" name="Picture"/>
                     <pic:cNvPicPr>
                       <a:picLocks noChangeArrowheads="1" noChangeAspect="1"/>
                     </pic:cNvPicPr>
@@ -8678,7 +8678,7 @@
               <a:graphicData uri="http://schemas.openxmlformats.org/drawingml/2006/picture">
                 <pic:pic>
                   <pic:nvPicPr>
-                    <pic:cNvPr descr="/home/user/hyrekit_fsp/docs/assets/diagrams/04-arhitektura-3.png" id="70" name="Picture"/>
+                    <pic:cNvPr descr="/home/claude/hyrekit_fsp/docs/assets/diagrams/04-arhitektura-3.png" id="70" name="Picture"/>
                     <pic:cNvPicPr>
                       <a:picLocks noChangeArrowheads="1" noChangeAspect="1"/>
                     </pic:cNvPicPr>
@@ -9776,7 +9776,7 @@
               <a:graphicData uri="http://schemas.openxmlformats.org/drawingml/2006/picture">
                 <pic:pic>
                   <pic:nvPicPr>
-                    <pic:cNvPr descr="/home/user/hyrekit_fsp/docs/assets/diagrams/04-arhitektura-4.png" id="80" name="Picture"/>
+                    <pic:cNvPr descr="/home/claude/hyrekit_fsp/docs/assets/diagrams/04-arhitektura-4.png" id="80" name="Picture"/>
                     <pic:cNvPicPr>
                       <a:picLocks noChangeArrowheads="1" noChangeAspect="1"/>
                     </pic:cNvPicPr>
@@ -9870,7 +9870,7 @@
               <a:graphicData uri="http://schemas.openxmlformats.org/drawingml/2006/picture">
                 <pic:pic>
                   <pic:nvPicPr>
-                    <pic:cNvPr descr="/home/user/hyrekit_fsp/docs/assets/diagrams/04-arhitektura-5.png" id="84" name="Picture"/>
+                    <pic:cNvPr descr="/home/claude/hyrekit_fsp/docs/assets/diagrams/04-arhitektura-5.png" id="84" name="Picture"/>
                     <pic:cNvPicPr>
                       <a:picLocks noChangeArrowheads="1" noChangeAspect="1"/>
                     </pic:cNvPicPr>
@@ -10336,7 +10336,7 @@
     <w:bookmarkEnd w:id="89"/>
     <w:bookmarkEnd w:id="90"/>
     <w:bookmarkEnd w:id="91"/>
-    <w:bookmarkStart w:id="106" w:name="sec-05-zapusk-i-demo"/>
+    <w:bookmarkStart w:id="107" w:name="sec-05-zapusk-i-demo"/>
     <w:p>
       <w:pPr>
         <w:pStyle w:val="Heading1"/>
@@ -10345,7 +10345,7 @@
         <w:t xml:space="preserve">5. Запуск и демо</w:t>
       </w:r>
     </w:p>
-    <w:bookmarkStart w:id="95" w:name="вариант-1.-docker-compose-одна-команда"/>
+    <w:bookmarkStart w:id="96" w:name="вариант-1.-docker-compose-одна-команда"/>
     <w:p>
       <w:pPr>
         <w:pStyle w:val="Heading2"/>
@@ -10715,6 +10715,133 @@
         <w:pStyle w:val="BodyText"/>
       </w:pPr>
       <w:r>
+        <w:t xml:space="preserve">Тот же сценарий через интерфейс —</w:t>
+      </w:r>
+      <w:r>
+        <w:t xml:space="preserve"> </w:t>
+      </w:r>
+      <w:r>
+        <w:rPr>
+          <w:rStyle w:val="VerbatimChar"/>
+        </w:rPr>
+        <w:t xml:space="preserve">node scripts/e2e.cjs</w:t>
+      </w:r>
+      <w:r>
+        <w:t xml:space="preserve"> </w:t>
+      </w:r>
+      <w:r>
+        <w:t xml:space="preserve">(Playwright с Chromium; путь к пакету — в</w:t>
+      </w:r>
+      <w:r>
+        <w:t xml:space="preserve"> </w:t>
+      </w:r>
+      <w:r>
+        <w:rPr>
+          <w:rStyle w:val="VerbatimChar"/>
+        </w:rPr>
+        <w:t xml:space="preserve">NODE_PATH</w:t>
+      </w:r>
+      <w:r>
+        <w:t xml:space="preserve">, например</w:t>
+      </w:r>
+      <w:r>
+        <w:t xml:space="preserve"> </w:t>
+      </w:r>
+      <w:r>
+        <w:rPr>
+          <w:rStyle w:val="VerbatimChar"/>
+        </w:rPr>
+        <w:t xml:space="preserve">NODE_PATH=$(npm root -g)</w:t>
+      </w:r>
+      <w:r>
+        <w:t xml:space="preserve">). Скрипт открывает SPA в браузере и регистрирует двух новых кандидатов: оба проходят опрос и тест, отвечая наугад, и скрипт проверяет, что экран результата согласован (число верных, разбор по темам, вердикт и рекомендация), но не исход — при случайных ответах грейд обычно не подтверждается. Первый даёт согласие и привязывает ФСП ID с достижениями, второй — без ФСП ID. Затем демо-работодатель создаёт потребность, находит в подборке демо-кандидата</w:t>
+      </w:r>
+      <w:r>
+        <w:t xml:space="preserve"> </w:t>
+      </w:r>
+      <w:r>
+        <w:rPr>
+          <w:rStyle w:val="VerbatimChar"/>
+        </w:rPr>
+        <w:t xml:space="preserve">talent07@demo.hyrekit.ru</w:t>
+      </w:r>
+      <w:r>
+        <w:t xml:space="preserve"> </w:t>
+      </w:r>
+      <w:r>
+        <w:t xml:space="preserve">(у него есть категория и согласие) и приглашает его; кандидат входит и принимает приглашение, работодатель видит контакты. По умолчанию адрес —</w:t>
+      </w:r>
+      <w:r>
+        <w:t xml:space="preserve"> </w:t>
+      </w:r>
+      <w:r>
+        <w:rPr>
+          <w:rStyle w:val="VerbatimChar"/>
+        </w:rPr>
+        <w:t xml:space="preserve">http://localhost:5173</w:t>
+      </w:r>
+      <w:r>
+        <w:t xml:space="preserve">, для Docker —</w:t>
+      </w:r>
+      <w:r>
+        <w:t xml:space="preserve"> </w:t>
+      </w:r>
+      <w:r>
+        <w:rPr>
+          <w:rStyle w:val="VerbatimChar"/>
+        </w:rPr>
+        <w:t xml:space="preserve">--base http://localhost:3000</w:t>
+      </w:r>
+      <w:r>
+        <w:t xml:space="preserve">, для стенда —</w:t>
+      </w:r>
+      <w:r>
+        <w:t xml:space="preserve"> </w:t>
+      </w:r>
+      <w:r>
+        <w:rPr>
+          <w:rStyle w:val="VerbatimChar"/>
+        </w:rPr>
+        <w:t xml:space="preserve">--base https://hyrekit.ru</w:t>
+      </w:r>
+      <w:r>
+        <w:t xml:space="preserve">;</w:t>
+      </w:r>
+      <w:r>
+        <w:t xml:space="preserve"> </w:t>
+      </w:r>
+      <w:r>
+        <w:rPr>
+          <w:rStyle w:val="VerbatimChar"/>
+        </w:rPr>
+        <w:t xml:space="preserve">--headed</w:t>
+      </w:r>
+      <w:r>
+        <w:t xml:space="preserve"> </w:t>
+      </w:r>
+      <w:r>
+        <w:t xml:space="preserve">показывает браузер. Почту подтверждать не нужно. Прогон тратит 2 регистрации из лимита 3 в минуту, поэтому повторять не чаще раза в минуту. При падении шаг печатает FAIL и путь к скриншоту, код выхода 1. Спецификация —</w:t>
+      </w:r>
+      <w:r>
+        <w:t xml:space="preserve"> </w:t>
+      </w:r>
+      <w:hyperlink r:id="rId94">
+        <w:r>
+          <w:rPr>
+            <w:rStyle w:val="Hyperlink"/>
+          </w:rPr>
+          <w:t xml:space="preserve">fsp-56-e2e.md</w:t>
+        </w:r>
+      </w:hyperlink>
+      <w:r>
+        <w:t xml:space="preserve">.</w:t>
+      </w:r>
+    </w:p>
+    <w:p>
+      <w:pPr>
+        <w:pStyle w:val="BodyText"/>
+      </w:pPr>
+      <w:r>
         <w:t xml:space="preserve">Нагрузочная проверка —</w:t>
       </w:r>
       <w:r>
@@ -10732,7 +10859,7 @@
       <w:r>
         <w:t xml:space="preserve"> </w:t>
       </w:r>
-      <w:hyperlink r:id="rId94">
+      <w:hyperlink r:id="rId95">
         <w:r>
           <w:rPr>
             <w:rStyle w:val="Hyperlink"/>
@@ -10776,8 +10903,8 @@
         <w:t xml:space="preserve">.</w:t>
       </w:r>
     </w:p>
-    <w:bookmarkEnd w:id="95"/>
-    <w:bookmarkStart w:id="96" w:name="X1414facfffa5691b0a8be99016f6f3006c88455"/>
+    <w:bookmarkEnd w:id="96"/>
+    <w:bookmarkStart w:id="97" w:name="X1414facfffa5691b0a8be99016f6f3006c88455"/>
     <w:p>
       <w:pPr>
         <w:pStyle w:val="Heading2"/>
@@ -11044,8 +11171,8 @@
         <w:t xml:space="preserve">на SQLite, применяет миграцию и запускает API с автоперезагрузкой. Демо-данные создаются так же, как в Docker. Ссылка подтверждения почты без SMTP печатается в лог API.</w:t>
       </w:r>
     </w:p>
-    <w:bookmarkEnd w:id="96"/>
-    <w:bookmarkStart w:id="97" w:name="демо-аккаунты"/>
+    <w:bookmarkEnd w:id="97"/>
+    <w:bookmarkStart w:id="98" w:name="демо-аккаунты"/>
     <w:p>
       <w:pPr>
         <w:pStyle w:val="Heading2"/>
@@ -11265,8 +11392,8 @@
         <w:t xml:space="preserve">, тот же пароль) прошли тест через симуляцию по той же модели, что и валидация, поэтому их категории и рейтинги согласованы с методикой. Около 65 % привязали ФСП ID; часть ID без истории — так видно, как система показывает кандидата без достижений.</w:t>
       </w:r>
     </w:p>
-    <w:bookmarkEnd w:id="97"/>
-    <w:bookmarkStart w:id="99" w:name="экспресс-тест-для-жюри"/>
+    <w:bookmarkEnd w:id="98"/>
+    <w:bookmarkStart w:id="100" w:name="экспресс-тест-для-жюри"/>
     <w:p>
       <w:pPr>
         <w:pStyle w:val="Heading2"/>
@@ -11416,7 +11543,7 @@
       <w:r>
         <w:t xml:space="preserve"> </w:t>
       </w:r>
-      <w:hyperlink r:id="rId98">
+      <w:hyperlink r:id="rId99">
         <w:r>
           <w:rPr>
             <w:rStyle w:val="Hyperlink"/>
@@ -11428,8 +11555,8 @@
         <w:t xml:space="preserve">.</w:t>
       </w:r>
     </w:p>
-    <w:bookmarkEnd w:id="99"/>
-    <w:bookmarkStart w:id="100" w:name="демо-за-5-минут"/>
+    <w:bookmarkEnd w:id="100"/>
+    <w:bookmarkStart w:id="101" w:name="демо-за-5-минут"/>
     <w:p>
       <w:pPr>
         <w:pStyle w:val="Heading2"/>
@@ -11712,8 +11839,8 @@
         <w:t xml:space="preserve">«Приглашения и отклики» → статус «принято», у кандидата открылись ФИО и контакты.</w:t>
       </w:r>
     </w:p>
-    <w:bookmarkEnd w:id="100"/>
-    <w:bookmarkStart w:id="101" w:name="code-arena"/>
+    <w:bookmarkEnd w:id="101"/>
+    <w:bookmarkStart w:id="102" w:name="code-arena"/>
     <w:p>
       <w:pPr>
         <w:pStyle w:val="Heading2"/>
@@ -11813,8 +11940,8 @@
         <w:t xml:space="preserve">Дополнительно: кандидат откликается на опубликованную вакансию в «Вакансиях», работодатель видит отклик и раскрытые контакты; кандидат отвечает на короткое задание в «Челленджах», работодатель видит ответ с оценкой.</w:t>
       </w:r>
     </w:p>
-    <w:bookmarkEnd w:id="101"/>
-    <w:bookmarkStart w:id="102" w:name="переменные-окружения"/>
+    <w:bookmarkEnd w:id="102"/>
+    <w:bookmarkStart w:id="103" w:name="переменные-окружения"/>
     <w:p>
       <w:pPr>
         <w:pStyle w:val="Heading2"/>
@@ -12540,8 +12667,8 @@
         </w:tc>
       </w:tr>
     </w:tbl>
-    <w:bookmarkEnd w:id="102"/>
-    <w:bookmarkStart w:id="103" w:name="сборка-и-проверки"/>
+    <w:bookmarkEnd w:id="103"/>
+    <w:bookmarkStart w:id="104" w:name="сборка-и-проверки"/>
     <w:p>
       <w:pPr>
         <w:pStyle w:val="Heading2"/>
@@ -12780,8 +12907,8 @@
         <w:t xml:space="preserve"># фронтенд</w:t>
       </w:r>
     </w:p>
-    <w:bookmarkEnd w:id="103"/>
-    <w:bookmarkStart w:id="105" w:name="развёртывание-в-yandex-cloud"/>
+    <w:bookmarkEnd w:id="104"/>
+    <w:bookmarkStart w:id="106" w:name="развёртывание-в-yandex-cloud"/>
     <w:p>
       <w:pPr>
         <w:pStyle w:val="Heading2"/>
@@ -12826,7 +12953,7 @@
       <w:r>
         <w:t xml:space="preserve"> </w:t>
       </w:r>
-      <w:hyperlink r:id="rId104">
+      <w:hyperlink r:id="rId105">
         <w:r>
           <w:rPr>
             <w:rStyle w:val="Hyperlink"/>
@@ -12850,9 +12977,9 @@
         <w:t xml:space="preserve">.</w:t>
       </w:r>
     </w:p>
-    <w:bookmarkEnd w:id="105"/>
     <w:bookmarkEnd w:id="106"/>
-    <w:bookmarkStart w:id="113" w:name="sec-06-tehnologii-i-servisy"/>
+    <w:bookmarkEnd w:id="107"/>
+    <w:bookmarkStart w:id="114" w:name="sec-06-tehnologii-i-servisy"/>
     <w:p>
       <w:pPr>
         <w:pStyle w:val="Heading1"/>
@@ -12908,7 +13035,7 @@
         <w:t xml:space="preserve">.</w:t>
       </w:r>
     </w:p>
-    <w:bookmarkStart w:id="107" w:name="бэкенд-python-3.11"/>
+    <w:bookmarkStart w:id="108" w:name="бэкенд-python-3.11"/>
     <w:p>
       <w:pPr>
         <w:pStyle w:val="Heading2"/>
@@ -13992,8 +14119,8 @@
         <w:t xml:space="preserve">Разработка: pytest 8.3.4, pytest-asyncio 0.24.0, pytest-cov 6.0.0, ruff 0.8.6, mypy 1.14.1, bandit 1.8.3, pip-audit 2.7.3.</w:t>
       </w:r>
     </w:p>
-    <w:bookmarkEnd w:id="107"/>
-    <w:bookmarkStart w:id="108" w:name="фронтенд-node.js-20"/>
+    <w:bookmarkEnd w:id="108"/>
+    <w:bookmarkStart w:id="109" w:name="фронтенд-node.js-20"/>
     <w:p>
       <w:pPr>
         <w:pStyle w:val="Heading2"/>
@@ -14419,8 +14546,8 @@
         </w:tc>
       </w:tr>
     </w:tbl>
-    <w:bookmarkEnd w:id="108"/>
-    <w:bookmarkStart w:id="109" w:name="инфраструктура"/>
+    <w:bookmarkEnd w:id="109"/>
+    <w:bookmarkStart w:id="110" w:name="инфраструктура"/>
     <w:p>
       <w:pPr>
         <w:pStyle w:val="Heading2"/>
@@ -14682,8 +14809,8 @@
         </w:tc>
       </w:tr>
     </w:tbl>
-    <w:bookmarkEnd w:id="109"/>
-    <w:bookmarkStart w:id="110" w:name="шрифты-и-бренд"/>
+    <w:bookmarkEnd w:id="110"/>
+    <w:bookmarkStart w:id="111" w:name="шрифты-и-бренд"/>
     <w:p>
       <w:pPr>
         <w:pStyle w:val="Heading2"/>
@@ -14887,8 +15014,8 @@
         </w:tc>
       </w:tr>
     </w:tbl>
-    <w:bookmarkEnd w:id="110"/>
-    <w:bookmarkStart w:id="112" w:name="gigachat"/>
+    <w:bookmarkEnd w:id="111"/>
+    <w:bookmarkStart w:id="113" w:name="gigachat"/>
     <w:p>
       <w:pPr>
         <w:pStyle w:val="Heading2"/>
@@ -15109,7 +15236,7 @@
       <w:r>
         <w:t xml:space="preserve"> </w:t>
       </w:r>
-      <w:hyperlink r:id="rId111">
+      <w:hyperlink r:id="rId112">
         <w:r>
           <w:rPr>
             <w:rStyle w:val="Hyperlink"/>
@@ -15121,9 +15248,9 @@
         <w:t xml:space="preserve">.</w:t>
       </w:r>
     </w:p>
-    <w:bookmarkEnd w:id="112"/>
     <w:bookmarkEnd w:id="113"/>
-    <w:bookmarkStart w:id="126" w:name="sec-07-komanda-i-process"/>
+    <w:bookmarkEnd w:id="114"/>
+    <w:bookmarkStart w:id="127" w:name="sec-07-komanda-i-process"/>
     <w:p>
       <w:pPr>
         <w:pStyle w:val="Heading1"/>
@@ -15132,7 +15259,7 @@
         <w:t xml:space="preserve">7. Команда и процесс</w:t>
       </w:r>
     </w:p>
-    <w:bookmarkStart w:id="118" w:name="команда-и-трек"/>
+    <w:bookmarkStart w:id="119" w:name="команда-и-трек"/>
     <w:p>
       <w:pPr>
         <w:pStyle w:val="Heading2"/>
@@ -15312,7 +15439,7 @@
             <w:r>
               <w:t xml:space="preserve">Яков Дятлов (</w:t>
             </w:r>
-            <w:hyperlink r:id="rId114">
+            <w:hyperlink r:id="rId115">
               <w:r>
                 <w:rPr>
                   <w:rStyle w:val="Hyperlink"/>
@@ -15349,7 +15476,7 @@
             <w:r>
               <w:t xml:space="preserve">Ирина Живова (</w:t>
             </w:r>
-            <w:hyperlink r:id="rId115">
+            <w:hyperlink r:id="rId116">
               <w:r>
                 <w:rPr>
                   <w:rStyle w:val="Hyperlink"/>
@@ -15386,7 +15513,7 @@
             <w:r>
               <w:t xml:space="preserve">Сергей Емельянов (</w:t>
             </w:r>
-            <w:hyperlink r:id="rId116">
+            <w:hyperlink r:id="rId117">
               <w:r>
                 <w:rPr>
                   <w:rStyle w:val="Hyperlink"/>
@@ -15423,7 +15550,7 @@
             <w:r>
               <w:t xml:space="preserve">Алиса Живова (</w:t>
             </w:r>
-            <w:hyperlink r:id="rId117">
+            <w:hyperlink r:id="rId118">
               <w:r>
                 <w:rPr>
                   <w:rStyle w:val="Hyperlink"/>
@@ -15450,8 +15577,8 @@
         </w:tc>
       </w:tr>
     </w:tbl>
-    <w:bookmarkEnd w:id="118"/>
-    <w:bookmarkStart w:id="122" w:name="как-велась-разработка"/>
+    <w:bookmarkEnd w:id="119"/>
+    <w:bookmarkStart w:id="123" w:name="как-велась-разработка"/>
     <w:p>
       <w:pPr>
         <w:pStyle w:val="Heading2"/>
@@ -15549,7 +15676,7 @@
       <w:r>
         <w:t xml:space="preserve"> </w:t>
       </w:r>
-      <w:hyperlink r:id="rId119">
+      <w:hyperlink r:id="rId120">
         <w:r>
           <w:rPr>
             <w:rStyle w:val="VerbatimChar"/>
@@ -15616,7 +15743,7 @@
       <w:r>
         <w:t xml:space="preserve"> </w:t>
       </w:r>
-      <w:hyperlink r:id="rId120">
+      <w:hyperlink r:id="rId121">
         <w:r>
           <w:rPr>
             <w:rStyle w:val="VerbatimChar"/>
@@ -15638,7 +15765,7 @@
       <w:r>
         <w:t xml:space="preserve"> </w:t>
       </w:r>
-      <w:hyperlink r:id="rId121">
+      <w:hyperlink r:id="rId122">
         <w:r>
           <w:rPr>
             <w:rStyle w:val="Hyperlink"/>
@@ -15650,8 +15777,8 @@
         <w:t xml:space="preserve">.</w:t>
       </w:r>
     </w:p>
-    <w:bookmarkEnd w:id="122"/>
-    <w:bookmarkStart w:id="123" w:name="качество"/>
+    <w:bookmarkEnd w:id="123"/>
+    <w:bookmarkStart w:id="124" w:name="качество"/>
     <w:p>
       <w:pPr>
         <w:pStyle w:val="Heading2"/>
@@ -15925,8 +16052,8 @@
         <w:t xml:space="preserve">: два задания, бэкенд и фронтенд, на каждый push и pull request.</w:t>
       </w:r>
     </w:p>
-    <w:bookmarkEnd w:id="123"/>
-    <w:bookmarkStart w:id="125" w:name="критерии-оценки-и-где-они-закрыты"/>
+    <w:bookmarkEnd w:id="124"/>
+    <w:bookmarkStart w:id="126" w:name="критерии-оценки-и-где-они-закрыты"/>
     <w:p>
       <w:pPr>
         <w:pStyle w:val="Heading2"/>
@@ -16172,7 +16299,7 @@
               <w:pStyle w:val="Compact"/>
               <w:jc w:val="left"/>
             </w:pPr>
-            <w:hyperlink r:id="rId124">
+            <w:hyperlink r:id="rId125">
               <w:r>
                 <w:rPr>
                   <w:rStyle w:val="Hyperlink"/>
@@ -16358,8 +16485,8 @@
         </w:tc>
       </w:tr>
     </w:tbl>
-    <w:bookmarkEnd w:id="125"/>
     <w:bookmarkEnd w:id="126"/>
+    <w:bookmarkEnd w:id="127"/>
     <w:sectPr/>
   </w:body>
 </w:document>

--- a/docs/HyreKit_Documentation.docx
+++ b/docs/HyreKit_Documentation.docx
@@ -1008,7 +1008,7 @@
               <w:jc w:val="left"/>
             </w:pPr>
             <w:r>
-              <w:t xml:space="preserve">Библиотеки и компоненты с версиями, лицензии, GigaChat</w:t>
+              <w:t xml:space="preserve">Библиотеки и компоненты с версиями, лицензии, модели LLM (GigaChat, YandexGPT)</w:t>
             </w:r>
           </w:p>
         </w:tc>
@@ -2261,7 +2261,7 @@
               <w:jc w:val="left"/>
             </w:pPr>
             <w:r>
-              <w:t xml:space="preserve">Ручное заполнение или загрузка PDF/DOCX. Текст разбирается правилами и, если подключён GigaChat, моделью: ФИО, контакты, стек, роли, стаж, софт-скиллы</w:t>
+              <w:t xml:space="preserve">Ручное заполнение или загрузка PDF/DOCX. Текст разбирается правилами и, если подключена модель (GigaChat или резервный YandexGPT), моделью: ФИО, контакты, стек, роли, стаж, софт-скиллы</w:t>
             </w:r>
           </w:p>
         </w:tc>
@@ -2716,7 +2716,7 @@
               <w:jc w:val="left"/>
             </w:pPr>
             <w:r>
-              <w:t xml:space="preserve">Короткие задачи от работодателей: ответ оценивается GigaChat по рубрике или эвристикой без модели, профиль становится «свежее»</w:t>
+              <w:t xml:space="preserve">Короткие задачи от работодателей: ответ оценивается моделью (GigaChat или YandexGPT) по рубрике или эвристикой без модели, профиль становится «свежее»</w:t>
             </w:r>
           </w:p>
         </w:tc>
@@ -2834,7 +2834,7 @@
               <w:jc w:val="left"/>
             </w:pPr>
             <w:r>
-              <w:t xml:space="preserve">Задачи по программированию в браузере на Python или JavaScript. Свой вариант задачи у каждого участника, проверка на скрытых тестах в песочнице, вердикт по каждому тесту, разбор решения (GigaChat или правила и разбор кода), таблица раунда в реальном времени, рейтинг Glicko-2</w:t>
+              <w:t xml:space="preserve">Задачи по программированию в браузере на Python или JavaScript. Свой вариант задачи у каждого участника, проверка на скрытых тестах в песочнице, вердикт по каждому тесту, разбор решения (GigaChat, YandexGPT или правила и разбор кода), таблица раунда в реальном времени, рейтинг Glicko-2</w:t>
             </w:r>
           </w:p>
         </w:tc>
@@ -7673,7 +7673,7 @@
               <a:graphicData uri="http://schemas.openxmlformats.org/drawingml/2006/picture">
                 <pic:pic>
                   <pic:nvPicPr>
-                    <pic:cNvPr descr="/home/claude/hyrekit_fsp/docs/assets/diagrams/04-arhitektura-1.png" id="63" name="Picture"/>
+                    <pic:cNvPr descr="/home/user/hyrekit_fsp/docs/assets/diagrams/04-arhitektura-1.png" id="63" name="Picture"/>
                     <pic:cNvPicPr>
                       <a:picLocks noChangeArrowheads="1" noChangeAspect="1"/>
                     </pic:cNvPicPr>
@@ -8209,14 +8209,14 @@
       <w:r>
         <w:drawing>
           <wp:inline>
-            <wp:extent cx="5334000" cy="2483629"/>
+            <wp:extent cx="5334000" cy="2071369"/>
             <wp:effectExtent b="0" l="0" r="0" t="0"/>
             <wp:docPr descr="" title="" id="66" name="Picture"/>
             <a:graphic>
               <a:graphicData uri="http://schemas.openxmlformats.org/drawingml/2006/picture">
                 <pic:pic>
                   <pic:nvPicPr>
-                    <pic:cNvPr descr="/home/claude/hyrekit_fsp/docs/assets/diagrams/04-arhitektura-2.png" id="67" name="Picture"/>
+                    <pic:cNvPr descr="/home/user/hyrekit_fsp/docs/assets/diagrams/04-arhitektura-2.png" id="67" name="Picture"/>
                     <pic:cNvPicPr>
                       <a:picLocks noChangeArrowheads="1" noChangeAspect="1"/>
                     </pic:cNvPicPr>
@@ -8230,7 +8230,7 @@
                   <pic:spPr bwMode="auto">
                     <a:xfrm>
                       <a:off x="0" y="0"/>
-                      <a:ext cx="5334000" cy="2483629"/>
+                      <a:ext cx="5334000" cy="2071369"/>
                     </a:xfrm>
                     <a:prstGeom prst="rect">
                       <a:avLst/>
@@ -8561,19 +8561,37 @@
               <w:jc w:val="left"/>
             </w:pPr>
             <w:r>
-              <w:t xml:space="preserve">GigaChat</w:t>
-            </w:r>
-          </w:p>
-        </w:tc>
-        <w:tc>
-          <w:tcPr/>
-          <w:p>
-            <w:pPr>
-              <w:pStyle w:val="Compact"/>
-              <w:jc w:val="left"/>
-            </w:pPr>
-            <w:r>
-              <w:t xml:space="preserve">Разбор резюме, оценка ответов на короткие задания, разбор решений Arena. Без ключа работают правила</w:t>
+              <w:t xml:space="preserve">GigaChat, резерв YandexGPT (</w:t>
+            </w:r>
+            <w:r>
+              <w:rPr>
+                <w:rStyle w:val="VerbatimChar"/>
+              </w:rPr>
+              <w:t xml:space="preserve">app.llm.chain</w:t>
+            </w:r>
+            <w:r>
+              <w:t xml:space="preserve">)</w:t>
+            </w:r>
+          </w:p>
+        </w:tc>
+        <w:tc>
+          <w:tcPr/>
+          <w:p>
+            <w:pPr>
+              <w:pStyle w:val="Compact"/>
+              <w:jc w:val="left"/>
+            </w:pPr>
+            <w:r>
+              <w:t xml:space="preserve">Разбор резюме, оценка ответов на короткие задания, разбор решений Arena. Если не ответил ни один провайдер, работают правила; состояние —</w:t>
+            </w:r>
+            <w:r>
+              <w:t xml:space="preserve"> </w:t>
+            </w:r>
+            <w:r>
+              <w:rPr>
+                <w:rStyle w:val="VerbatimChar"/>
+              </w:rPr>
+              <w:t xml:space="preserve">GET /llm/status</w:t>
             </w:r>
           </w:p>
         </w:tc>
@@ -8678,7 +8696,7 @@
               <a:graphicData uri="http://schemas.openxmlformats.org/drawingml/2006/picture">
                 <pic:pic>
                   <pic:nvPicPr>
-                    <pic:cNvPr descr="/home/claude/hyrekit_fsp/docs/assets/diagrams/04-arhitektura-3.png" id="70" name="Picture"/>
+                    <pic:cNvPr descr="/home/user/hyrekit_fsp/docs/assets/diagrams/04-arhitektura-3.png" id="70" name="Picture"/>
                     <pic:cNvPicPr>
                       <a:picLocks noChangeArrowheads="1" noChangeAspect="1"/>
                     </pic:cNvPicPr>
@@ -9776,7 +9794,7 @@
               <a:graphicData uri="http://schemas.openxmlformats.org/drawingml/2006/picture">
                 <pic:pic>
                   <pic:nvPicPr>
-                    <pic:cNvPr descr="/home/claude/hyrekit_fsp/docs/assets/diagrams/04-arhitektura-4.png" id="80" name="Picture"/>
+                    <pic:cNvPr descr="/home/user/hyrekit_fsp/docs/assets/diagrams/04-arhitektura-4.png" id="80" name="Picture"/>
                     <pic:cNvPicPr>
                       <a:picLocks noChangeArrowheads="1" noChangeAspect="1"/>
                     </pic:cNvPicPr>
@@ -9870,7 +9888,7 @@
               <a:graphicData uri="http://schemas.openxmlformats.org/drawingml/2006/picture">
                 <pic:pic>
                   <pic:nvPicPr>
-                    <pic:cNvPr descr="/home/claude/hyrekit_fsp/docs/assets/diagrams/04-arhitektura-5.png" id="84" name="Picture"/>
+                    <pic:cNvPr descr="/home/user/hyrekit_fsp/docs/assets/diagrams/04-arhitektura-5.png" id="84" name="Picture"/>
                     <pic:cNvPicPr>
                       <a:picLocks noChangeArrowheads="1" noChangeAspect="1"/>
                     </pic:cNvPicPr>
@@ -12277,7 +12295,7 @@
               <w:jc w:val="left"/>
             </w:pPr>
             <w:r>
-              <w:t xml:space="preserve">Ключ GigaChat; без него разбор резюме и оценка заданий идут по правилам</w:t>
+              <w:t xml:space="preserve">Authorization Key GigaChat (developers.sber.ru); без ключа провайдер пропускается</w:t>
             </w:r>
           </w:p>
         </w:tc>
@@ -12362,6 +12380,188 @@
               <w:rPr>
                 <w:rStyle w:val="VerbatimChar"/>
               </w:rPr>
+              <w:t xml:space="preserve">YANDEX_GPT_API_KEY</w:t>
+            </w:r>
+          </w:p>
+        </w:tc>
+        <w:tc>
+          <w:tcPr/>
+          <w:p>
+            <w:pPr>
+              <w:pStyle w:val="Compact"/>
+              <w:jc w:val="left"/>
+            </w:pPr>
+            <w:r>
+              <w:t xml:space="preserve">пусто</w:t>
+            </w:r>
+          </w:p>
+        </w:tc>
+        <w:tc>
+          <w:tcPr/>
+          <w:p>
+            <w:pPr>
+              <w:pStyle w:val="Compact"/>
+              <w:jc w:val="left"/>
+            </w:pPr>
+            <w:r>
+              <w:t xml:space="preserve">API-ключ Yandex AI Studio (сервисный аккаунт с ролью</w:t>
+            </w:r>
+            <w:r>
+              <w:t xml:space="preserve"> </w:t>
+            </w:r>
+            <w:r>
+              <w:rPr>
+                <w:rStyle w:val="VerbatimChar"/>
+              </w:rPr>
+              <w:t xml:space="preserve">ai.languageModels.user</w:t>
+            </w:r>
+            <w:r>
+              <w:t xml:space="preserve">); резервный провайдер</w:t>
+            </w:r>
+          </w:p>
+        </w:tc>
+      </w:tr>
+      <w:tr>
+        <w:tc>
+          <w:tcPr/>
+          <w:p>
+            <w:pPr>
+              <w:pStyle w:val="Compact"/>
+              <w:jc w:val="left"/>
+            </w:pPr>
+            <w:r>
+              <w:rPr>
+                <w:rStyle w:val="VerbatimChar"/>
+              </w:rPr>
+              <w:t xml:space="preserve">YANDEX_GPT_FOLDER_ID</w:t>
+            </w:r>
+          </w:p>
+        </w:tc>
+        <w:tc>
+          <w:tcPr/>
+          <w:p>
+            <w:pPr>
+              <w:pStyle w:val="Compact"/>
+              <w:jc w:val="left"/>
+            </w:pPr>
+            <w:r>
+              <w:t xml:space="preserve">пусто</w:t>
+            </w:r>
+          </w:p>
+        </w:tc>
+        <w:tc>
+          <w:tcPr/>
+          <w:p>
+            <w:pPr>
+              <w:pStyle w:val="Compact"/>
+              <w:jc w:val="left"/>
+            </w:pPr>
+            <w:r>
+              <w:t xml:space="preserve">ID каталога Yandex Cloud для YandexGPT</w:t>
+            </w:r>
+          </w:p>
+        </w:tc>
+      </w:tr>
+      <w:tr>
+        <w:tc>
+          <w:tcPr/>
+          <w:p>
+            <w:pPr>
+              <w:pStyle w:val="Compact"/>
+              <w:jc w:val="left"/>
+            </w:pPr>
+            <w:r>
+              <w:rPr>
+                <w:rStyle w:val="VerbatimChar"/>
+              </w:rPr>
+              <w:t xml:space="preserve">YANDEX_GPT_MODEL</w:t>
+            </w:r>
+          </w:p>
+        </w:tc>
+        <w:tc>
+          <w:tcPr/>
+          <w:p>
+            <w:pPr>
+              <w:pStyle w:val="Compact"/>
+              <w:jc w:val="left"/>
+            </w:pPr>
+            <w:r>
+              <w:rPr>
+                <w:rStyle w:val="VerbatimChar"/>
+              </w:rPr>
+              <w:t xml:space="preserve">yandexgpt-lite/latest</w:t>
+            </w:r>
+          </w:p>
+        </w:tc>
+        <w:tc>
+          <w:tcPr/>
+          <w:p>
+            <w:pPr>
+              <w:pStyle w:val="Compact"/>
+              <w:jc w:val="left"/>
+            </w:pPr>
+            <w:r>
+              <w:t xml:space="preserve">Модель YandexGPT</w:t>
+            </w:r>
+          </w:p>
+        </w:tc>
+      </w:tr>
+      <w:tr>
+        <w:tc>
+          <w:tcPr/>
+          <w:p>
+            <w:pPr>
+              <w:pStyle w:val="Compact"/>
+              <w:jc w:val="left"/>
+            </w:pPr>
+            <w:r>
+              <w:rPr>
+                <w:rStyle w:val="VerbatimChar"/>
+              </w:rPr>
+              <w:t xml:space="preserve">LLM_PROVIDERS</w:t>
+            </w:r>
+          </w:p>
+        </w:tc>
+        <w:tc>
+          <w:tcPr/>
+          <w:p>
+            <w:pPr>
+              <w:pStyle w:val="Compact"/>
+              <w:jc w:val="left"/>
+            </w:pPr>
+            <w:r>
+              <w:rPr>
+                <w:rStyle w:val="VerbatimChar"/>
+              </w:rPr>
+              <w:t xml:space="preserve">gigachat,yandexgpt</w:t>
+            </w:r>
+          </w:p>
+        </w:tc>
+        <w:tc>
+          <w:tcPr/>
+          <w:p>
+            <w:pPr>
+              <w:pStyle w:val="Compact"/>
+              <w:jc w:val="left"/>
+            </w:pPr>
+            <w:r>
+              <w:t xml:space="preserve">Порядок опроса провайдеров; если не ответил никто, работают правила</w:t>
+            </w:r>
+          </w:p>
+        </w:tc>
+      </w:tr>
+      <w:tr>
+        <w:tc>
+          <w:tcPr/>
+          <w:p>
+            <w:pPr>
+              <w:pStyle w:val="Compact"/>
+              <w:jc w:val="left"/>
+            </w:pPr>
+            <w:r>
+              <w:rPr>
+                <w:rStyle w:val="VerbatimChar"/>
+              </w:rPr>
               <w:t xml:space="preserve">SEED_DEMO</w:t>
             </w:r>
           </w:p>
@@ -12449,6 +12649,342 @@
             </w:r>
             <w:r>
               <w:t xml:space="preserve">— выключено</w:t>
+            </w:r>
+          </w:p>
+        </w:tc>
+      </w:tr>
+      <w:tr>
+        <w:tc>
+          <w:tcPr/>
+          <w:p>
+            <w:pPr>
+              <w:pStyle w:val="Compact"/>
+              <w:jc w:val="left"/>
+            </w:pPr>
+            <w:r>
+              <w:rPr>
+                <w:rStyle w:val="VerbatimChar"/>
+              </w:rPr>
+              <w:t xml:space="preserve">GUEST_MODE</w:t>
+            </w:r>
+          </w:p>
+        </w:tc>
+        <w:tc>
+          <w:tcPr/>
+          <w:p>
+            <w:pPr>
+              <w:pStyle w:val="Compact"/>
+              <w:jc w:val="left"/>
+            </w:pPr>
+            <w:r>
+              <w:rPr>
+                <w:rStyle w:val="VerbatimChar"/>
+              </w:rPr>
+              <w:t xml:space="preserve">true</w:t>
+            </w:r>
+          </w:p>
+        </w:tc>
+        <w:tc>
+          <w:tcPr/>
+          <w:p>
+            <w:pPr>
+              <w:pStyle w:val="Compact"/>
+              <w:jc w:val="left"/>
+            </w:pPr>
+            <w:r>
+              <w:t xml:space="preserve">Экспресс-тест для жюри без регистрации (</w:t>
+            </w:r>
+            <w:r>
+              <w:rPr>
+                <w:rStyle w:val="VerbatimChar"/>
+              </w:rPr>
+              <w:t xml:space="preserve">POST /api/v1/auth/guest</w:t>
+            </w:r>
+            <w:r>
+              <w:t xml:space="preserve">)</w:t>
+            </w:r>
+          </w:p>
+        </w:tc>
+      </w:tr>
+      <w:tr>
+        <w:tc>
+          <w:tcPr/>
+          <w:p>
+            <w:pPr>
+              <w:pStyle w:val="Compact"/>
+              <w:jc w:val="left"/>
+            </w:pPr>
+            <w:r>
+              <w:rPr>
+                <w:rStyle w:val="VerbatimChar"/>
+              </w:rPr>
+              <w:t xml:space="preserve">FSP_OIDC_ISSUER</w:t>
+            </w:r>
+          </w:p>
+        </w:tc>
+        <w:tc>
+          <w:tcPr/>
+          <w:p>
+            <w:pPr>
+              <w:pStyle w:val="Compact"/>
+              <w:jc w:val="left"/>
+            </w:pPr>
+            <w:r>
+              <w:t xml:space="preserve">пусто</w:t>
+            </w:r>
+          </w:p>
+        </w:tc>
+        <w:tc>
+          <w:tcPr/>
+          <w:p>
+            <w:pPr>
+              <w:pStyle w:val="Compact"/>
+              <w:jc w:val="left"/>
+            </w:pPr>
+            <w:r>
+              <w:t xml:space="preserve">Адрес провайдера ФСП ID (Keycloak realm). Пусто — встроенный тестовый провайдер</w:t>
+            </w:r>
+            <w:r>
+              <w:t xml:space="preserve"> </w:t>
+            </w:r>
+            <w:r>
+              <w:rPr>
+                <w:rStyle w:val="VerbatimChar"/>
+              </w:rPr>
+              <w:t xml:space="preserve">/api/v1/fsp-id</w:t>
+            </w:r>
+            <w:r>
+              <w:t xml:space="preserve"> </w:t>
+            </w:r>
+            <w:r>
+              <w:t xml:space="preserve">(FSP-20)</w:t>
+            </w:r>
+          </w:p>
+        </w:tc>
+      </w:tr>
+      <w:tr>
+        <w:tc>
+          <w:tcPr/>
+          <w:p>
+            <w:pPr>
+              <w:pStyle w:val="Compact"/>
+              <w:jc w:val="left"/>
+            </w:pPr>
+            <w:r>
+              <w:rPr>
+                <w:rStyle w:val="VerbatimChar"/>
+              </w:rPr>
+              <w:t xml:space="preserve">FSP_OIDC_CLIENT_ID</w:t>
+            </w:r>
+            <w:r>
+              <w:t xml:space="preserve"> </w:t>
+            </w:r>
+            <w:r>
+              <w:t xml:space="preserve">/</w:t>
+            </w:r>
+            <w:r>
+              <w:t xml:space="preserve"> </w:t>
+            </w:r>
+            <w:r>
+              <w:rPr>
+                <w:rStyle w:val="VerbatimChar"/>
+              </w:rPr>
+              <w:t xml:space="preserve">FSP_OIDC_CLIENT_SECRET</w:t>
+            </w:r>
+          </w:p>
+        </w:tc>
+        <w:tc>
+          <w:tcPr/>
+          <w:p>
+            <w:pPr>
+              <w:pStyle w:val="Compact"/>
+              <w:jc w:val="left"/>
+            </w:pPr>
+            <w:r>
+              <w:rPr>
+                <w:rStyle w:val="VerbatimChar"/>
+              </w:rPr>
+              <w:t xml:space="preserve">hyrekit</w:t>
+            </w:r>
+            <w:r>
+              <w:t xml:space="preserve"> </w:t>
+            </w:r>
+            <w:r>
+              <w:t xml:space="preserve">/ пусто</w:t>
+            </w:r>
+          </w:p>
+        </w:tc>
+        <w:tc>
+          <w:tcPr/>
+          <w:p>
+            <w:pPr>
+              <w:pStyle w:val="Compact"/>
+              <w:jc w:val="left"/>
+            </w:pPr>
+            <w:r>
+              <w:t xml:space="preserve">Клиент HyreKit у провайдера; у тестового провайдера секрет выводится из</w:t>
+            </w:r>
+            <w:r>
+              <w:t xml:space="preserve"> </w:t>
+            </w:r>
+            <w:r>
+              <w:rPr>
+                <w:rStyle w:val="VerbatimChar"/>
+              </w:rPr>
+              <w:t xml:space="preserve">SECRET_KEY</w:t>
+            </w:r>
+          </w:p>
+        </w:tc>
+      </w:tr>
+      <w:tr>
+        <w:tc>
+          <w:tcPr/>
+          <w:p>
+            <w:pPr>
+              <w:pStyle w:val="Compact"/>
+              <w:jc w:val="left"/>
+            </w:pPr>
+            <w:r>
+              <w:rPr>
+                <w:rStyle w:val="VerbatimChar"/>
+              </w:rPr>
+              <w:t xml:space="preserve">FSP_OIDC_ID_CLAIM</w:t>
+            </w:r>
+          </w:p>
+        </w:tc>
+        <w:tc>
+          <w:tcPr/>
+          <w:p>
+            <w:pPr>
+              <w:pStyle w:val="Compact"/>
+              <w:jc w:val="left"/>
+            </w:pPr>
+            <w:r>
+              <w:rPr>
+                <w:rStyle w:val="VerbatimChar"/>
+              </w:rPr>
+              <w:t xml:space="preserve">fsp_id</w:t>
+            </w:r>
+          </w:p>
+        </w:tc>
+        <w:tc>
+          <w:tcPr/>
+          <w:p>
+            <w:pPr>
+              <w:pStyle w:val="Compact"/>
+              <w:jc w:val="left"/>
+            </w:pPr>
+            <w:r>
+              <w:t xml:space="preserve">Claim с ФСП ID; без него берётся</w:t>
+            </w:r>
+            <w:r>
+              <w:t xml:space="preserve"> </w:t>
+            </w:r>
+            <w:r>
+              <w:rPr>
+                <w:rStyle w:val="VerbatimChar"/>
+              </w:rPr>
+              <w:t xml:space="preserve">preferred_username</w:t>
+            </w:r>
+          </w:p>
+        </w:tc>
+      </w:tr>
+      <w:tr>
+        <w:tc>
+          <w:tcPr/>
+          <w:p>
+            <w:pPr>
+              <w:pStyle w:val="Compact"/>
+              <w:jc w:val="left"/>
+            </w:pPr>
+            <w:r>
+              <w:rPr>
+                <w:rStyle w:val="VerbatimChar"/>
+              </w:rPr>
+              <w:t xml:space="preserve">FSP_OIDC_BACKCHANNEL_URL</w:t>
+            </w:r>
+          </w:p>
+        </w:tc>
+        <w:tc>
+          <w:tcPr/>
+          <w:p>
+            <w:pPr>
+              <w:pStyle w:val="Compact"/>
+              <w:jc w:val="left"/>
+            </w:pPr>
+            <w:r>
+              <w:t xml:space="preserve">пусто</w:t>
+            </w:r>
+          </w:p>
+        </w:tc>
+        <w:tc>
+          <w:tcPr/>
+          <w:p>
+            <w:pPr>
+              <w:pStyle w:val="Compact"/>
+              <w:jc w:val="left"/>
+            </w:pPr>
+            <w:r>
+              <w:t xml:space="preserve">Внутренний адрес провайдера для запросов сервер-сервер, если публичный недоступен из контейнера</w:t>
+            </w:r>
+          </w:p>
+        </w:tc>
+      </w:tr>
+      <w:tr>
+        <w:tc>
+          <w:tcPr/>
+          <w:p>
+            <w:pPr>
+              <w:pStyle w:val="Compact"/>
+              <w:jc w:val="left"/>
+            </w:pPr>
+            <w:r>
+              <w:rPr>
+                <w:rStyle w:val="VerbatimChar"/>
+              </w:rPr>
+              <w:t xml:space="preserve">FSP_OIDC_MOCK</w:t>
+            </w:r>
+          </w:p>
+        </w:tc>
+        <w:tc>
+          <w:tcPr/>
+          <w:p>
+            <w:pPr>
+              <w:pStyle w:val="Compact"/>
+              <w:jc w:val="left"/>
+            </w:pPr>
+            <w:r>
+              <w:rPr>
+                <w:rStyle w:val="VerbatimChar"/>
+              </w:rPr>
+              <w:t xml:space="preserve">true</w:t>
+            </w:r>
+          </w:p>
+        </w:tc>
+        <w:tc>
+          <w:tcPr/>
+          <w:p>
+            <w:pPr>
+              <w:pStyle w:val="Compact"/>
+              <w:jc w:val="left"/>
+            </w:pPr>
+            <w:r>
+              <w:t xml:space="preserve">Включить встроенный тестовый провайдер, когда</w:t>
+            </w:r>
+            <w:r>
+              <w:t xml:space="preserve"> </w:t>
+            </w:r>
+            <w:r>
+              <w:rPr>
+                <w:rStyle w:val="VerbatimChar"/>
+              </w:rPr>
+              <w:t xml:space="preserve">FSP_OIDC_ISSUER</w:t>
+            </w:r>
+            <w:r>
+              <w:t xml:space="preserve"> </w:t>
+            </w:r>
+            <w:r>
+              <w:t xml:space="preserve">пуст</w:t>
             </w:r>
           </w:p>
         </w:tc>
@@ -12979,7 +13515,7 @@
     </w:p>
     <w:bookmarkEnd w:id="106"/>
     <w:bookmarkEnd w:id="107"/>
-    <w:bookmarkStart w:id="114" w:name="sec-06-tehnologii-i-servisy"/>
+    <w:bookmarkStart w:id="116" w:name="sec-06-tehnologii-i-servisy"/>
     <w:p>
       <w:pPr>
         <w:pStyle w:val="Heading1"/>
@@ -14005,7 +14541,7 @@
               <w:jc w:val="left"/>
             </w:pPr>
             <w:r>
-              <w:t xml:space="preserve">HTTP-клиент</w:t>
+              <w:t xml:space="preserve">HTTP-клиент: YandexGPT, OIDC ФСП ID</w:t>
             </w:r>
           </w:p>
         </w:tc>
@@ -15015,13 +15551,13 @@
       </w:tr>
     </w:tbl>
     <w:bookmarkEnd w:id="111"/>
-    <w:bookmarkStart w:id="113" w:name="gigachat"/>
+    <w:bookmarkStart w:id="115" w:name="модели-llm-gigachat-и-yandexgpt"/>
     <w:p>
       <w:pPr>
         <w:pStyle w:val="Heading2"/>
       </w:pPr>
       <w:r>
-        <w:t xml:space="preserve">GigaChat</w:t>
+        <w:t xml:space="preserve">Модели LLM: GigaChat и YandexGPT</w:t>
       </w:r>
     </w:p>
     <w:p>
@@ -15029,7 +15565,359 @@
         <w:pStyle w:val="FirstParagraph"/>
       </w:pPr>
       <w:r>
-        <w:t xml:space="preserve">Используется в двух местах и нигде не принимает решений о грейде или подборке:</w:t>
+        <w:t xml:space="preserve">Модель подключена через цепочку провайдеров</w:t>
+      </w:r>
+      <w:r>
+        <w:t xml:space="preserve"> </w:t>
+      </w:r>
+      <w:r>
+        <w:rPr>
+          <w:rStyle w:val="VerbatimChar"/>
+        </w:rPr>
+        <w:t xml:space="preserve">src/app/llm/chain.py</w:t>
+      </w:r>
+      <w:r>
+        <w:t xml:space="preserve">. Запрос уходит первому настроенному провайдеру из</w:t>
+      </w:r>
+      <w:r>
+        <w:t xml:space="preserve"> </w:t>
+      </w:r>
+      <w:r>
+        <w:rPr>
+          <w:rStyle w:val="VerbatimChar"/>
+        </w:rPr>
+        <w:t xml:space="preserve">LLM_PROVIDERS</w:t>
+      </w:r>
+      <w:r>
+        <w:t xml:space="preserve"> </w:t>
+      </w:r>
+      <w:r>
+        <w:t xml:space="preserve">(по умолчанию GigaChat, затем YandexGPT). Если он не ответил или вернул ответ без JSON, запрос повторяется у следующего. Если не ответил никто, работают правила. Кто написал результат, записано в поле</w:t>
+      </w:r>
+      <w:r>
+        <w:t xml:space="preserve"> </w:t>
+      </w:r>
+      <w:r>
+        <w:rPr>
+          <w:rStyle w:val="VerbatimChar"/>
+        </w:rPr>
+        <w:t xml:space="preserve">source</w:t>
+      </w:r>
+      <w:r>
+        <w:t xml:space="preserve"> </w:t>
+      </w:r>
+      <w:r>
+        <w:t xml:space="preserve">(</w:t>
+      </w:r>
+      <w:r>
+        <w:rPr>
+          <w:rStyle w:val="VerbatimChar"/>
+        </w:rPr>
+        <w:t xml:space="preserve">gigachat</w:t>
+      </w:r>
+      <w:r>
+        <w:t xml:space="preserve">,</w:t>
+      </w:r>
+      <w:r>
+        <w:t xml:space="preserve"> </w:t>
+      </w:r>
+      <w:r>
+        <w:rPr>
+          <w:rStyle w:val="VerbatimChar"/>
+        </w:rPr>
+        <w:t xml:space="preserve">yandexgpt</w:t>
+      </w:r>
+      <w:r>
+        <w:t xml:space="preserve"> </w:t>
+      </w:r>
+      <w:r>
+        <w:t xml:space="preserve">или</w:t>
+      </w:r>
+      <w:r>
+        <w:t xml:space="preserve"> </w:t>
+      </w:r>
+      <w:r>
+        <w:rPr>
+          <w:rStyle w:val="VerbatimChar"/>
+        </w:rPr>
+        <w:t xml:space="preserve">rules</w:t>
+      </w:r>
+      <w:r>
+        <w:t xml:space="preserve">) и показано в интерфейсе.</w:t>
+      </w:r>
+    </w:p>
+    <w:tbl>
+      <w:tblPr>
+        <w:tblStyle w:val="Table"/>
+        <w:tblW w:type="pct" w:w="5000"/>
+        <w:tblLook w:firstRow="1" w:lastRow="0" w:firstColumn="0" w:lastColumn="0" w:noHBand="0" w:noVBand="0" w:val="0020"/>
+        <w:jc w:val="start"/>
+      </w:tblPr>
+      <w:tblGrid>
+        <w:gridCol w:w="1980"/>
+        <w:gridCol w:w="1980"/>
+        <w:gridCol w:w="1980"/>
+        <w:gridCol w:w="1980"/>
+      </w:tblGrid>
+      <w:tr>
+        <w:trPr>
+          <w:tblHeader w:val="true"/>
+        </w:trPr>
+        <w:tc>
+          <w:tcPr/>
+          <w:p>
+            <w:pPr>
+              <w:pStyle w:val="Compact"/>
+              <w:jc w:val="left"/>
+            </w:pPr>
+            <w:r>
+              <w:t xml:space="preserve">Провайдер</w:t>
+            </w:r>
+          </w:p>
+        </w:tc>
+        <w:tc>
+          <w:tcPr/>
+          <w:p>
+            <w:pPr>
+              <w:pStyle w:val="Compact"/>
+              <w:jc w:val="left"/>
+            </w:pPr>
+            <w:r>
+              <w:t xml:space="preserve">Клиент</w:t>
+            </w:r>
+          </w:p>
+        </w:tc>
+        <w:tc>
+          <w:tcPr/>
+          <w:p>
+            <w:pPr>
+              <w:pStyle w:val="Compact"/>
+              <w:jc w:val="left"/>
+            </w:pPr>
+            <w:r>
+              <w:t xml:space="preserve">Доступ</w:t>
+            </w:r>
+          </w:p>
+        </w:tc>
+        <w:tc>
+          <w:tcPr/>
+          <w:p>
+            <w:pPr>
+              <w:pStyle w:val="Compact"/>
+              <w:jc w:val="left"/>
+            </w:pPr>
+            <w:r>
+              <w:t xml:space="preserve">Переменные</w:t>
+            </w:r>
+          </w:p>
+        </w:tc>
+      </w:tr>
+      <w:tr>
+        <w:tc>
+          <w:tcPr/>
+          <w:p>
+            <w:pPr>
+              <w:pStyle w:val="Compact"/>
+              <w:jc w:val="left"/>
+            </w:pPr>
+            <w:r>
+              <w:t xml:space="preserve">GigaChat (Сбер)</w:t>
+            </w:r>
+          </w:p>
+        </w:tc>
+        <w:tc>
+          <w:tcPr/>
+          <w:p>
+            <w:pPr>
+              <w:pStyle w:val="Compact"/>
+              <w:jc w:val="left"/>
+            </w:pPr>
+            <w:r>
+              <w:rPr>
+                <w:rStyle w:val="VerbatimChar"/>
+              </w:rPr>
+              <w:t xml:space="preserve">src/app/llm/gigachat.py</w:t>
+            </w:r>
+            <w:r>
+              <w:t xml:space="preserve">, SDK</w:t>
+            </w:r>
+            <w:r>
+              <w:t xml:space="preserve"> </w:t>
+            </w:r>
+            <w:r>
+              <w:rPr>
+                <w:rStyle w:val="VerbatimChar"/>
+              </w:rPr>
+              <w:t xml:space="preserve">gigachat</w:t>
+            </w:r>
+          </w:p>
+        </w:tc>
+        <w:tc>
+          <w:tcPr/>
+          <w:p>
+            <w:pPr>
+              <w:pStyle w:val="Compact"/>
+              <w:jc w:val="left"/>
+            </w:pPr>
+            <w:r>
+              <w:t xml:space="preserve">Authorization Key из личного кабинета developers.sber.ru, OAuth-токен обновляется автоматически</w:t>
+            </w:r>
+          </w:p>
+        </w:tc>
+        <w:tc>
+          <w:tcPr/>
+          <w:p>
+            <w:pPr>
+              <w:pStyle w:val="Compact"/>
+              <w:jc w:val="left"/>
+            </w:pPr>
+            <w:r>
+              <w:rPr>
+                <w:rStyle w:val="VerbatimChar"/>
+              </w:rPr>
+              <w:t xml:space="preserve">GIGACHAT_CREDENTIALS</w:t>
+            </w:r>
+            <w:r>
+              <w:t xml:space="preserve">,</w:t>
+            </w:r>
+            <w:r>
+              <w:t xml:space="preserve"> </w:t>
+            </w:r>
+            <w:r>
+              <w:rPr>
+                <w:rStyle w:val="VerbatimChar"/>
+              </w:rPr>
+              <w:t xml:space="preserve">GIGACHAT_SCOPE</w:t>
+            </w:r>
+            <w:r>
+              <w:t xml:space="preserve">,</w:t>
+            </w:r>
+            <w:r>
+              <w:t xml:space="preserve"> </w:t>
+            </w:r>
+            <w:r>
+              <w:rPr>
+                <w:rStyle w:val="VerbatimChar"/>
+              </w:rPr>
+              <w:t xml:space="preserve">GIGACHAT_MODEL</w:t>
+            </w:r>
+          </w:p>
+        </w:tc>
+      </w:tr>
+      <w:tr>
+        <w:tc>
+          <w:tcPr/>
+          <w:p>
+            <w:pPr>
+              <w:pStyle w:val="Compact"/>
+              <w:jc w:val="left"/>
+            </w:pPr>
+            <w:r>
+              <w:t xml:space="preserve">YandexGPT (Yandex AI Studio)</w:t>
+            </w:r>
+          </w:p>
+        </w:tc>
+        <w:tc>
+          <w:tcPr/>
+          <w:p>
+            <w:pPr>
+              <w:pStyle w:val="Compact"/>
+              <w:jc w:val="left"/>
+            </w:pPr>
+            <w:r>
+              <w:rPr>
+                <w:rStyle w:val="VerbatimChar"/>
+              </w:rPr>
+              <w:t xml:space="preserve">src/app/llm/yandexgpt.py</w:t>
+            </w:r>
+            <w:r>
+              <w:t xml:space="preserve">, REST через</w:t>
+            </w:r>
+            <w:r>
+              <w:t xml:space="preserve"> </w:t>
+            </w:r>
+            <w:r>
+              <w:rPr>
+                <w:rStyle w:val="VerbatimChar"/>
+              </w:rPr>
+              <w:t xml:space="preserve">httpx</w:t>
+            </w:r>
+          </w:p>
+        </w:tc>
+        <w:tc>
+          <w:tcPr/>
+          <w:p>
+            <w:pPr>
+              <w:pStyle w:val="Compact"/>
+              <w:jc w:val="left"/>
+            </w:pPr>
+            <w:r>
+              <w:t xml:space="preserve">API-ключ сервисного аккаунта с ролью</w:t>
+            </w:r>
+            <w:r>
+              <w:t xml:space="preserve"> </w:t>
+            </w:r>
+            <w:r>
+              <w:rPr>
+                <w:rStyle w:val="VerbatimChar"/>
+              </w:rPr>
+              <w:t xml:space="preserve">ai.languageModels.user</w:t>
+            </w:r>
+            <w:r>
+              <w:t xml:space="preserve"> </w:t>
+            </w:r>
+            <w:r>
+              <w:t xml:space="preserve">и ID каталога</w:t>
+            </w:r>
+          </w:p>
+        </w:tc>
+        <w:tc>
+          <w:tcPr/>
+          <w:p>
+            <w:pPr>
+              <w:pStyle w:val="Compact"/>
+              <w:jc w:val="left"/>
+            </w:pPr>
+            <w:r>
+              <w:rPr>
+                <w:rStyle w:val="VerbatimChar"/>
+              </w:rPr>
+              <w:t xml:space="preserve">YANDEX_GPT_API_KEY</w:t>
+            </w:r>
+            <w:r>
+              <w:t xml:space="preserve">,</w:t>
+            </w:r>
+            <w:r>
+              <w:t xml:space="preserve"> </w:t>
+            </w:r>
+            <w:r>
+              <w:rPr>
+                <w:rStyle w:val="VerbatimChar"/>
+              </w:rPr>
+              <w:t xml:space="preserve">YANDEX_GPT_FOLDER_ID</w:t>
+            </w:r>
+            <w:r>
+              <w:t xml:space="preserve">,</w:t>
+            </w:r>
+            <w:r>
+              <w:t xml:space="preserve"> </w:t>
+            </w:r>
+            <w:r>
+              <w:rPr>
+                <w:rStyle w:val="VerbatimChar"/>
+              </w:rPr>
+              <w:t xml:space="preserve">YANDEX_GPT_MODEL</w:t>
+            </w:r>
+          </w:p>
+        </w:tc>
+      </w:tr>
+    </w:tbl>
+    <w:p>
+      <w:pPr>
+        <w:pStyle w:val="BodyText"/>
+      </w:pPr>
+      <w:r>
+        <w:t xml:space="preserve">Где используется модель. Нигде она не принимает решений о грейде или подборке:</w:t>
       </w:r>
     </w:p>
     <w:tbl>
@@ -15080,7 +15968,7 @@
               <w:jc w:val="left"/>
             </w:pPr>
             <w:r>
-              <w:t xml:space="preserve">Без ключа</w:t>
+              <w:t xml:space="preserve">Без модели</w:t>
             </w:r>
           </w:p>
         </w:tc>
@@ -15179,13 +16067,75 @@
           </w:p>
         </w:tc>
       </w:tr>
+      <w:tr>
+        <w:tc>
+          <w:tcPr/>
+          <w:p>
+            <w:pPr>
+              <w:pStyle w:val="Compact"/>
+              <w:jc w:val="left"/>
+            </w:pPr>
+            <w:r>
+              <w:t xml:space="preserve">Разбор решения Code Arena (</w:t>
+            </w:r>
+            <w:r>
+              <w:rPr>
+                <w:rStyle w:val="VerbatimChar"/>
+              </w:rPr>
+              <w:t xml:space="preserve">arena.feedback</w:t>
+            </w:r>
+            <w:r>
+              <w:t xml:space="preserve">)</w:t>
+            </w:r>
+          </w:p>
+        </w:tc>
+        <w:tc>
+          <w:tcPr/>
+          <w:p>
+            <w:pPr>
+              <w:pStyle w:val="Compact"/>
+              <w:jc w:val="left"/>
+            </w:pPr>
+            <w:r>
+              <w:t xml:space="preserve">Пишет, где и почему упало решение, и даёт до пяти замечаний по коду</w:t>
+            </w:r>
+          </w:p>
+        </w:tc>
+        <w:tc>
+          <w:tcPr/>
+          <w:p>
+            <w:pPr>
+              <w:pStyle w:val="Compact"/>
+              <w:jc w:val="left"/>
+            </w:pPr>
+            <w:r>
+              <w:t xml:space="preserve">Шаблоны по вердикту, типичные ошибки задачи и статический разбор кода</w:t>
+            </w:r>
+          </w:p>
+        </w:tc>
+      </w:tr>
     </w:tbl>
     <w:p>
       <w:pPr>
         <w:pStyle w:val="BodyText"/>
       </w:pPr>
       <w:r>
-        <w:t xml:space="preserve">Задания теста модель не генерирует и не проверяет: это гарантирует сопоставимую сложность и воспроизводимую оценку (см.</w:t>
+        <w:t xml:space="preserve">Состояние провайдеров показывает</w:t>
+      </w:r>
+      <w:r>
+        <w:t xml:space="preserve"> </w:t>
+      </w:r>
+      <w:r>
+        <w:rPr>
+          <w:rStyle w:val="VerbatimChar"/>
+        </w:rPr>
+        <w:t xml:space="preserve">GET /api/v1/llm/status</w:t>
+      </w:r>
+      <w:r>
+        <w:t xml:space="preserve"> </w:t>
+      </w:r>
+      <w:r>
+        <w:t xml:space="preserve">(нужен вход): настроен ли ключ, ответил ли проверочный запрос, ошибка и задержка. Результат кэшируется на 5 минут. Задания теста модель не генерирует и не проверяет: это гарантирует сопоставимую сложность и воспроизводимую оценку (см.</w:t>
       </w:r>
       <w:r>
         <w:t xml:space="preserve"> </w:t>
@@ -15199,29 +16149,33 @@
         </w:r>
       </w:hyperlink>
       <w:r>
-        <w:t xml:space="preserve">). Ключ задаётся</w:t>
-      </w:r>
-      <w:r>
-        <w:t xml:space="preserve"> </w:t>
-      </w:r>
-      <w:r>
-        <w:rPr>
-          <w:rStyle w:val="VerbatimChar"/>
-        </w:rPr>
-        <w:t xml:space="preserve">GIGACHAT_CREDENTIALS</w:t>
-      </w:r>
-      <w:r>
-        <w:t xml:space="preserve">; клиент —</w:t>
-      </w:r>
-      <w:r>
-        <w:t xml:space="preserve"> </w:t>
-      </w:r>
-      <w:r>
-        <w:rPr>
-          <w:rStyle w:val="VerbatimChar"/>
-        </w:rPr>
-        <w:t xml:space="preserve">src/app/llm/gigachat.py</w:t>
-      </w:r>
+        <w:t xml:space="preserve">). Решение и альтернативы —</w:t>
+      </w:r>
+      <w:r>
+        <w:t xml:space="preserve"> </w:t>
+      </w:r>
+      <w:hyperlink r:id="rId112">
+        <w:r>
+          <w:rPr>
+            <w:rStyle w:val="Hyperlink"/>
+          </w:rPr>
+          <w:t xml:space="preserve">ADR 0002</w:t>
+        </w:r>
+      </w:hyperlink>
+      <w:r>
+        <w:t xml:space="preserve">, спека —</w:t>
+      </w:r>
+      <w:r>
+        <w:t xml:space="preserve"> </w:t>
+      </w:r>
+      <w:hyperlink r:id="rId113">
+        <w:r>
+          <w:rPr>
+            <w:rStyle w:val="Hyperlink"/>
+          </w:rPr>
+          <w:t xml:space="preserve">llm-provajdery.md</w:t>
+        </w:r>
+      </w:hyperlink>
       <w:r>
         <w:t xml:space="preserve">.</w:t>
       </w:r>
@@ -15236,7 +16190,7 @@
       <w:r>
         <w:t xml:space="preserve"> </w:t>
       </w:r>
-      <w:hyperlink r:id="rId112">
+      <w:hyperlink r:id="rId114">
         <w:r>
           <w:rPr>
             <w:rStyle w:val="Hyperlink"/>
@@ -15248,9 +16202,9 @@
         <w:t xml:space="preserve">.</w:t>
       </w:r>
     </w:p>
-    <w:bookmarkEnd w:id="113"/>
-    <w:bookmarkEnd w:id="114"/>
-    <w:bookmarkStart w:id="127" w:name="sec-07-komanda-i-process"/>
+    <w:bookmarkEnd w:id="115"/>
+    <w:bookmarkEnd w:id="116"/>
+    <w:bookmarkStart w:id="129" w:name="sec-07-komanda-i-process"/>
     <w:p>
       <w:pPr>
         <w:pStyle w:val="Heading1"/>
@@ -15259,7 +16213,7 @@
         <w:t xml:space="preserve">7. Команда и процесс</w:t>
       </w:r>
     </w:p>
-    <w:bookmarkStart w:id="119" w:name="команда-и-трек"/>
+    <w:bookmarkStart w:id="121" w:name="команда-и-трек"/>
     <w:p>
       <w:pPr>
         <w:pStyle w:val="Heading2"/>
@@ -15439,7 +16393,7 @@
             <w:r>
               <w:t xml:space="preserve">Яков Дятлов (</w:t>
             </w:r>
-            <w:hyperlink r:id="rId115">
+            <w:hyperlink r:id="rId117">
               <w:r>
                 <w:rPr>
                   <w:rStyle w:val="Hyperlink"/>
@@ -15476,7 +16430,7 @@
             <w:r>
               <w:t xml:space="preserve">Ирина Живова (</w:t>
             </w:r>
-            <w:hyperlink r:id="rId116">
+            <w:hyperlink r:id="rId118">
               <w:r>
                 <w:rPr>
                   <w:rStyle w:val="Hyperlink"/>
@@ -15513,7 +16467,7 @@
             <w:r>
               <w:t xml:space="preserve">Сергей Емельянов (</w:t>
             </w:r>
-            <w:hyperlink r:id="rId117">
+            <w:hyperlink r:id="rId119">
               <w:r>
                 <w:rPr>
                   <w:rStyle w:val="Hyperlink"/>
@@ -15550,7 +16504,7 @@
             <w:r>
               <w:t xml:space="preserve">Алиса Живова (</w:t>
             </w:r>
-            <w:hyperlink r:id="rId118">
+            <w:hyperlink r:id="rId120">
               <w:r>
                 <w:rPr>
                   <w:rStyle w:val="Hyperlink"/>
@@ -15577,8 +16531,8 @@
         </w:tc>
       </w:tr>
     </w:tbl>
-    <w:bookmarkEnd w:id="119"/>
-    <w:bookmarkStart w:id="123" w:name="как-велась-разработка"/>
+    <w:bookmarkEnd w:id="121"/>
+    <w:bookmarkStart w:id="125" w:name="как-велась-разработка"/>
     <w:p>
       <w:pPr>
         <w:pStyle w:val="Heading2"/>
@@ -15676,7 +16630,7 @@
       <w:r>
         <w:t xml:space="preserve"> </w:t>
       </w:r>
-      <w:hyperlink r:id="rId120">
+      <w:hyperlink r:id="rId122">
         <w:r>
           <w:rPr>
             <w:rStyle w:val="VerbatimChar"/>
@@ -15743,7 +16697,7 @@
       <w:r>
         <w:t xml:space="preserve"> </w:t>
       </w:r>
-      <w:hyperlink r:id="rId121">
+      <w:hyperlink r:id="rId123">
         <w:r>
           <w:rPr>
             <w:rStyle w:val="VerbatimChar"/>
@@ -15765,7 +16719,7 @@
       <w:r>
         <w:t xml:space="preserve"> </w:t>
       </w:r>
-      <w:hyperlink r:id="rId122">
+      <w:hyperlink r:id="rId124">
         <w:r>
           <w:rPr>
             <w:rStyle w:val="Hyperlink"/>
@@ -15777,8 +16731,8 @@
         <w:t xml:space="preserve">.</w:t>
       </w:r>
     </w:p>
-    <w:bookmarkEnd w:id="123"/>
-    <w:bookmarkStart w:id="124" w:name="качество"/>
+    <w:bookmarkEnd w:id="125"/>
+    <w:bookmarkStart w:id="126" w:name="качество"/>
     <w:p>
       <w:pPr>
         <w:pStyle w:val="Heading2"/>
@@ -16052,8 +17006,8 @@
         <w:t xml:space="preserve">: два задания, бэкенд и фронтенд, на каждый push и pull request.</w:t>
       </w:r>
     </w:p>
-    <w:bookmarkEnd w:id="124"/>
-    <w:bookmarkStart w:id="126" w:name="критерии-оценки-и-где-они-закрыты"/>
+    <w:bookmarkEnd w:id="126"/>
+    <w:bookmarkStart w:id="128" w:name="критерии-оценки-и-где-они-закрыты"/>
     <w:p>
       <w:pPr>
         <w:pStyle w:val="Heading2"/>
@@ -16299,7 +17253,7 @@
               <w:pStyle w:val="Compact"/>
               <w:jc w:val="left"/>
             </w:pPr>
-            <w:hyperlink r:id="rId125">
+            <w:hyperlink r:id="rId127">
               <w:r>
                 <w:rPr>
                   <w:rStyle w:val="Hyperlink"/>
@@ -16485,8 +17439,8 @@
         </w:tc>
       </w:tr>
     </w:tbl>
-    <w:bookmarkEnd w:id="126"/>
-    <w:bookmarkEnd w:id="127"/>
+    <w:bookmarkEnd w:id="128"/>
+    <w:bookmarkEnd w:id="129"/>
     <w:sectPr/>
   </w:body>
 </w:document>

--- a/docs/HyreKit_Documentation.docx
+++ b/docs/HyreKit_Documentation.docx
@@ -348,7 +348,7 @@
               <w:t xml:space="preserve"> </w:t>
             </w:r>
             <w:r>
-              <w:t xml:space="preserve">— площадка в Yandex Cloud готовится к выкатке; до неё прототип запускается локально за одну команду (</w:t>
+              <w:t xml:space="preserve">— площадка в Yandex Cloud работает; локально прототип запускается за одну команду (</w:t>
             </w:r>
             <w:hyperlink w:anchor="sec-05-zapusk-i-demo">
               <w:r>
@@ -1782,7 +1782,19 @@
         <w:pStyle w:val="Compact"/>
       </w:pPr>
       <w:r>
-        <w:t xml:space="preserve">механика тестирования с параметрическими заданиями и оценкой способности;</w:t>
+        <w:t xml:space="preserve">вход и привязка через ФСП ID по OpenID Connect: встроенный тестовый провайдер, Keycloak ФСП подключается переменными</w:t>
+      </w:r>
+      <w:r>
+        <w:t xml:space="preserve"> </w:t>
+      </w:r>
+      <w:r>
+        <w:rPr>
+          <w:rStyle w:val="VerbatimChar"/>
+        </w:rPr>
+        <w:t xml:space="preserve">FSP_OIDC_*</w:t>
+      </w:r>
+      <w:r>
+        <w:t xml:space="preserve">;</w:t>
       </w:r>
     </w:p>
     <w:p>
@@ -1794,7 +1806,7 @@
         <w:pStyle w:val="Compact"/>
       </w:pPr>
       <w:r>
-        <w:t xml:space="preserve">подборка с объяснимостью, поиск с фильтрами, приглашения со статусами;</w:t>
+        <w:t xml:space="preserve">экспресс-тест для жюри: 5 заданий без регистрации;</w:t>
       </w:r>
     </w:p>
     <w:p>
@@ -1806,7 +1818,43 @@
         <w:pStyle w:val="Compact"/>
       </w:pPr>
       <w:r>
-        <w:t xml:space="preserve">дополнительный функционал: публичные вакансии и отклики, регулярные короткие задания, адаптивная вёрстка;</w:t>
+        <w:t xml:space="preserve">механика тестирования с параметрическими заданиями и оценкой способности;</w:t>
+      </w:r>
+    </w:p>
+    <w:p>
+      <w:pPr>
+        <w:numPr>
+          <w:ilvl w:val="0"/>
+          <w:numId w:val="1004"/>
+        </w:numPr>
+        <w:pStyle w:val="Compact"/>
+      </w:pPr>
+      <w:r>
+        <w:t xml:space="preserve">подборка с объяснимостью, поиск с фильтрами, приглашения со статусами;</w:t>
+      </w:r>
+    </w:p>
+    <w:p>
+      <w:pPr>
+        <w:numPr>
+          <w:ilvl w:val="0"/>
+          <w:numId w:val="1004"/>
+        </w:numPr>
+        <w:pStyle w:val="Compact"/>
+      </w:pPr>
+      <w:r>
+        <w:t xml:space="preserve">дополнительный функционал: публичные вакансии и отклики, регулярные короткие задания, Code Arena с автопроверкой и рейтингом, адаптивная вёрстка;</w:t>
+      </w:r>
+    </w:p>
+    <w:p>
+      <w:pPr>
+        <w:numPr>
+          <w:ilvl w:val="0"/>
+          <w:numId w:val="1004"/>
+        </w:numPr>
+        <w:pStyle w:val="Compact"/>
+      </w:pPr>
+      <w:r>
+        <w:t xml:space="preserve">LLM для разбора резюме, оценки коротких заданий и разбора решений Arena: GigaChat → YandexGPT → правила;</w:t>
       </w:r>
     </w:p>
     <w:p>
@@ -1864,7 +1912,7 @@
         <w:pStyle w:val="Compact"/>
       </w:pPr>
       <w:r>
-        <w:t xml:space="preserve">реальная интеграция с реестром ФСП и ФСП ID на Keycloak;</w:t>
+        <w:t xml:space="preserve">реальная интеграция с реестром ФСП;</w:t>
       </w:r>
     </w:p>
     <w:p>
@@ -3652,7 +3700,7 @@
               <w:jc w:val="left"/>
             </w:pPr>
             <w:r>
-              <w:t xml:space="preserve">Витрина кандидатов по рейтингу Arena с фильтрами, свой раунд из банка задач по расписанию, таблица раунда с кнопкой «Пригласить». Рейтинг Arena входит в компонент «ФСП и соревнования» подборки</w:t>
+              <w:t xml:space="preserve">Витрина кандидатов по рейтингу Arena с фильтрами, свой раунд из банка задач по расписанию, таблица раунда с кнопкой «Пригласить». Рейтинг Arena входит в компонент «ФСП и Arena» подборки</w:t>
             </w:r>
           </w:p>
         </w:tc>
@@ -5761,7 +5809,7 @@
         <w:pStyle w:val="FirstParagraph"/>
       </w:pPr>
       <w:r>
-        <w:t xml:space="preserve">Работодатель публикует задачу для направления («Как сделать платёж идемпотентным?»). Кандидат отвечает текстом. Ответ оценивает GigaChat по рубрике (понимание задачи, корректность, конкретика, учёт рисков); без ключа модели — эвристика по полноте и ключевым словам задачи. Ответ обновляет свежесть профиля и виден работодателю вместе с оценкой.</w:t>
+        <w:t xml:space="preserve">Работодатель публикует задачу для направления («Как сделать платёж идемпотентным?»). Кандидат отвечает текстом. Ответ оценивает модель по рубрике (понимание задачи, корректность, конкретика, учёт рисков) через цепочку GigaChat → YandexGPT; если не ответила ни одна модель — эвристика по полноте и ключевым словам задачи. Ответ обновляет свежесть профиля и виден работодателю вместе с оценкой.</w:t>
       </w:r>
     </w:p>
     <w:bookmarkEnd w:id="52"/>
@@ -7570,7 +7618,7 @@
         <w:t xml:space="preserve">pop(0)</w:t>
       </w:r>
       <w:r>
-        <w:t xml:space="preserve">, поиск в списке в цикле, рекурсия). С ключом GigaChat разбор пишет модель как ревьюер; вердикт она не меняет, при ошибке остаётся разбор по правилам.</w:t>
+        <w:t xml:space="preserve">, поиск в списке в цикле, рекурсия). С ключами LLM разбор пишет модель как ревьюер (GigaChat, при сбое YandexGPT); вердикт она не меняет, если не ответила ни одна модель, остаётся разбор по правилам.</w:t>
       </w:r>
     </w:p>
     <w:p>
@@ -8191,6 +8239,162 @@
           </w:p>
         </w:tc>
       </w:tr>
+      <w:tr>
+        <w:tc>
+          <w:tcPr/>
+          <w:p>
+            <w:pPr>
+              <w:pStyle w:val="Compact"/>
+              <w:jc w:val="left"/>
+            </w:pPr>
+            <w:r>
+              <w:t xml:space="preserve">Code Arena: раунды, песочница, вердикты, рейтинг Glicko-2</w:t>
+            </w:r>
+          </w:p>
+        </w:tc>
+        <w:tc>
+          <w:tcPr/>
+          <w:p>
+            <w:pPr>
+              <w:pStyle w:val="Compact"/>
+              <w:jc w:val="left"/>
+            </w:pPr>
+            <w:r>
+              <w:rPr>
+                <w:rStyle w:val="VerbatimChar"/>
+              </w:rPr>
+              <w:t xml:space="preserve">arena</w:t>
+            </w:r>
+          </w:p>
+        </w:tc>
+        <w:tc>
+          <w:tcPr/>
+          <w:p>
+            <w:pPr>
+              <w:pStyle w:val="Compact"/>
+              <w:jc w:val="left"/>
+            </w:pPr>
+            <w:r>
+              <w:t xml:space="preserve">Code Arena в обоих кабинетах</w:t>
+            </w:r>
+          </w:p>
+        </w:tc>
+      </w:tr>
+      <w:tr>
+        <w:tc>
+          <w:tcPr/>
+          <w:p>
+            <w:pPr>
+              <w:pStyle w:val="Compact"/>
+              <w:jc w:val="left"/>
+            </w:pPr>
+            <w:r>
+              <w:t xml:space="preserve">LLM-провайдеры: GigaChat → YandexGPT → правила</w:t>
+            </w:r>
+          </w:p>
+        </w:tc>
+        <w:tc>
+          <w:tcPr/>
+          <w:p>
+            <w:pPr>
+              <w:pStyle w:val="Compact"/>
+              <w:jc w:val="left"/>
+            </w:pPr>
+            <w:r>
+              <w:rPr>
+                <w:rStyle w:val="VerbatimChar"/>
+              </w:rPr>
+              <w:t xml:space="preserve">llm</w:t>
+            </w:r>
+          </w:p>
+        </w:tc>
+        <w:tc>
+          <w:tcPr/>
+          <w:p>
+            <w:pPr>
+              <w:pStyle w:val="Compact"/>
+              <w:jc w:val="left"/>
+            </w:pPr>
+            <w:r>
+              <w:t xml:space="preserve">подпись под разбором резюме и решения Arena</w:t>
+            </w:r>
+          </w:p>
+        </w:tc>
+      </w:tr>
+      <w:tr>
+        <w:tc>
+          <w:tcPr/>
+          <w:p>
+            <w:pPr>
+              <w:pStyle w:val="Compact"/>
+              <w:jc w:val="left"/>
+            </w:pPr>
+            <w:r>
+              <w:t xml:space="preserve">Вход и привязка через ФСП ID (OIDC), тестовый провайдер</w:t>
+            </w:r>
+          </w:p>
+        </w:tc>
+        <w:tc>
+          <w:tcPr/>
+          <w:p>
+            <w:pPr>
+              <w:pStyle w:val="Compact"/>
+              <w:jc w:val="left"/>
+            </w:pPr>
+            <w:r>
+              <w:rPr>
+                <w:rStyle w:val="VerbatimChar"/>
+              </w:rPr>
+              <w:t xml:space="preserve">fsp.oidc</w:t>
+            </w:r>
+            <w:r>
+              <w:t xml:space="preserve">,</w:t>
+            </w:r>
+            <w:r>
+              <w:t xml:space="preserve"> </w:t>
+            </w:r>
+            <w:r>
+              <w:rPr>
+                <w:rStyle w:val="VerbatimChar"/>
+              </w:rPr>
+              <w:t xml:space="preserve">fsp.router</w:t>
+            </w:r>
+            <w:r>
+              <w:t xml:space="preserve">,</w:t>
+            </w:r>
+            <w:r>
+              <w:t xml:space="preserve"> </w:t>
+            </w:r>
+            <w:r>
+              <w:rPr>
+                <w:rStyle w:val="VerbatimChar"/>
+              </w:rPr>
+              <w:t xml:space="preserve">fsp.mock_idp</w:t>
+            </w:r>
+          </w:p>
+        </w:tc>
+        <w:tc>
+          <w:tcPr/>
+          <w:p>
+            <w:pPr>
+              <w:pStyle w:val="Compact"/>
+              <w:jc w:val="left"/>
+            </w:pPr>
+            <w:r>
+              <w:t xml:space="preserve">вход, настройки,</w:t>
+            </w:r>
+            <w:r>
+              <w:t xml:space="preserve"> </w:t>
+            </w:r>
+            <w:r>
+              <w:rPr>
+                <w:rStyle w:val="VerbatimChar"/>
+              </w:rPr>
+              <w:t xml:space="preserve">/fsp-callback</w:t>
+            </w:r>
+          </w:p>
+        </w:tc>
+      </w:tr>
     </w:tbl>
     <w:bookmarkEnd w:id="64"/>
     <w:bookmarkStart w:id="73" w:name="компонентная-архитектура"/>
@@ -8689,7 +8893,7 @@
       <w:r>
         <w:drawing>
           <wp:inline>
-            <wp:extent cx="5334000" cy="1880234"/>
+            <wp:extent cx="5334000" cy="2080259"/>
             <wp:effectExtent b="0" l="0" r="0" t="0"/>
             <wp:docPr descr="" title="" id="69" name="Picture"/>
             <a:graphic>
@@ -8710,7 +8914,7 @@
                   <pic:spPr bwMode="auto">
                     <a:xfrm>
                       <a:off x="0" y="0"/>
-                      <a:ext cx="5334000" cy="1880234"/>
+                      <a:ext cx="5334000" cy="2080259"/>
                     </a:xfrm>
                     <a:prstGeom prst="rect">
                       <a:avLst/>
@@ -8748,7 +8952,7 @@
         </w:r>
       </w:hyperlink>
       <w:r>
-        <w:t xml:space="preserve">. Схема создаётся миграцией</w:t>
+        <w:t xml:space="preserve">. Схема строится миграциями</w:t>
       </w:r>
       <w:r>
         <w:t xml:space="preserve"> </w:t>
@@ -8757,36 +8961,307 @@
         <w:rPr>
           <w:rStyle w:val="VerbatimChar"/>
         </w:rPr>
-        <w:t xml:space="preserve">alembic/versions/0001_initial_schema.py</w:t>
-      </w:r>
-      <w:r>
-        <w:t xml:space="preserve">, журнал согласий и избранное добавляет</w:t>
+        <w:t xml:space="preserve">alembic/versions/</w:t>
       </w:r>
       <w:r>
         <w:t xml:space="preserve"> </w:t>
       </w:r>
       <w:r>
+        <w:t xml:space="preserve">(</w:t>
+      </w:r>
+      <w:r>
         <w:rPr>
           <w:rStyle w:val="VerbatimChar"/>
         </w:rPr>
-        <w:t xml:space="preserve">0002_consents_favorites.py</w:t>
-      </w:r>
-      <w:r>
-        <w:t xml:space="preserve">, таблицы Code Arena —</w:t>
-      </w:r>
-      <w:r>
-        <w:t xml:space="preserve"> </w:t>
-      </w:r>
-      <w:r>
-        <w:rPr>
-          <w:rStyle w:val="VerbatimChar"/>
-        </w:rPr>
-        <w:t xml:space="preserve">0005_code_arena.py</w:t>
-      </w:r>
-      <w:r>
-        <w:t xml:space="preserve">.</w:t>
-      </w:r>
-    </w:p>
+        <w:t xml:space="preserve">alembic upgrade head</w:t>
+      </w:r>
+      <w:r>
+        <w:t xml:space="preserve">):</w:t>
+      </w:r>
+    </w:p>
+    <w:tbl>
+      <w:tblPr>
+        <w:tblStyle w:val="Table"/>
+        <w:tblW w:type="pct" w:w="5000"/>
+        <w:tblLook w:firstRow="1" w:lastRow="0" w:firstColumn="0" w:lastColumn="0" w:noHBand="0" w:noVBand="0" w:val="0020"/>
+        <w:jc w:val="start"/>
+      </w:tblPr>
+      <w:tblGrid>
+        <w:gridCol w:w="3960"/>
+        <w:gridCol w:w="3960"/>
+      </w:tblGrid>
+      <w:tr>
+        <w:trPr>
+          <w:tblHeader w:val="true"/>
+        </w:trPr>
+        <w:tc>
+          <w:tcPr/>
+          <w:p>
+            <w:pPr>
+              <w:pStyle w:val="Compact"/>
+              <w:jc w:val="left"/>
+            </w:pPr>
+            <w:r>
+              <w:t xml:space="preserve">Миграция</w:t>
+            </w:r>
+          </w:p>
+        </w:tc>
+        <w:tc>
+          <w:tcPr/>
+          <w:p>
+            <w:pPr>
+              <w:pStyle w:val="Compact"/>
+              <w:jc w:val="left"/>
+            </w:pPr>
+            <w:r>
+              <w:t xml:space="preserve">Что делает</w:t>
+            </w:r>
+          </w:p>
+        </w:tc>
+      </w:tr>
+      <w:tr>
+        <w:tc>
+          <w:tcPr/>
+          <w:p>
+            <w:pPr>
+              <w:pStyle w:val="Compact"/>
+              <w:jc w:val="left"/>
+            </w:pPr>
+            <w:r>
+              <w:rPr>
+                <w:rStyle w:val="VerbatimChar"/>
+              </w:rPr>
+              <w:t xml:space="preserve">0001_initial_schema</w:t>
+            </w:r>
+          </w:p>
+        </w:tc>
+        <w:tc>
+          <w:tcPr/>
+          <w:p>
+            <w:pPr>
+              <w:pStyle w:val="Compact"/>
+              <w:jc w:val="left"/>
+            </w:pPr>
+            <w:r>
+              <w:t xml:space="preserve">Исходная схема</w:t>
+            </w:r>
+          </w:p>
+        </w:tc>
+      </w:tr>
+      <w:tr>
+        <w:tc>
+          <w:tcPr/>
+          <w:p>
+            <w:pPr>
+              <w:pStyle w:val="Compact"/>
+              <w:jc w:val="left"/>
+            </w:pPr>
+            <w:r>
+              <w:rPr>
+                <w:rStyle w:val="VerbatimChar"/>
+              </w:rPr>
+              <w:t xml:space="preserve">0002_consents_favorites</w:t>
+            </w:r>
+          </w:p>
+        </w:tc>
+        <w:tc>
+          <w:tcPr/>
+          <w:p>
+            <w:pPr>
+              <w:pStyle w:val="Compact"/>
+              <w:jc w:val="left"/>
+            </w:pPr>
+            <w:r>
+              <w:t xml:space="preserve">Журнал согласий и избранное работодателя</w:t>
+            </w:r>
+          </w:p>
+        </w:tc>
+      </w:tr>
+      <w:tr>
+        <w:tc>
+          <w:tcPr/>
+          <w:p>
+            <w:pPr>
+              <w:pStyle w:val="Compact"/>
+              <w:jc w:val="left"/>
+            </w:pPr>
+            <w:r>
+              <w:rPr>
+                <w:rStyle w:val="VerbatimChar"/>
+              </w:rPr>
+              <w:t xml:space="preserve">0003_express_test</w:t>
+            </w:r>
+          </w:p>
+        </w:tc>
+        <w:tc>
+          <w:tcPr/>
+          <w:p>
+            <w:pPr>
+              <w:pStyle w:val="Compact"/>
+              <w:jc w:val="left"/>
+            </w:pPr>
+            <w:r>
+              <w:rPr>
+                <w:rStyle w:val="VerbatimChar"/>
+              </w:rPr>
+              <w:t xml:space="preserve">candidate_profiles.is_guest</w:t>
+            </w:r>
+            <w:r>
+              <w:t xml:space="preserve">,</w:t>
+            </w:r>
+            <w:r>
+              <w:t xml:space="preserve"> </w:t>
+            </w:r>
+            <w:r>
+              <w:rPr>
+                <w:rStyle w:val="VerbatimChar"/>
+              </w:rPr>
+              <w:t xml:space="preserve">assessment_attempts.mode</w:t>
+            </w:r>
+            <w:r>
+              <w:t xml:space="preserve"> </w:t>
+            </w:r>
+            <w:r>
+              <w:t xml:space="preserve">для экспресс-теста</w:t>
+            </w:r>
+          </w:p>
+        </w:tc>
+      </w:tr>
+      <w:tr>
+        <w:tc>
+          <w:tcPr/>
+          <w:p>
+            <w:pPr>
+              <w:pStyle w:val="Compact"/>
+              <w:jc w:val="left"/>
+            </w:pPr>
+            <w:r>
+              <w:rPr>
+                <w:rStyle w:val="VerbatimChar"/>
+              </w:rPr>
+              <w:t xml:space="preserve">0004_strict_grade_cut</w:t>
+            </w:r>
+          </w:p>
+        </w:tc>
+        <w:tc>
+          <w:tcPr/>
+          <w:p>
+            <w:pPr>
+              <w:pStyle w:val="Compact"/>
+              <w:jc w:val="left"/>
+            </w:pPr>
+            <w:r>
+              <w:t xml:space="preserve">Перенос сохранённых θ на шкалу честного порога</w:t>
+            </w:r>
+          </w:p>
+        </w:tc>
+      </w:tr>
+      <w:tr>
+        <w:tc>
+          <w:tcPr/>
+          <w:p>
+            <w:pPr>
+              <w:pStyle w:val="Compact"/>
+              <w:jc w:val="left"/>
+            </w:pPr>
+            <w:r>
+              <w:rPr>
+                <w:rStyle w:val="VerbatimChar"/>
+              </w:rPr>
+              <w:t xml:space="preserve">0005_code_arena</w:t>
+            </w:r>
+          </w:p>
+        </w:tc>
+        <w:tc>
+          <w:tcPr/>
+          <w:p>
+            <w:pPr>
+              <w:pStyle w:val="Compact"/>
+              <w:jc w:val="left"/>
+            </w:pPr>
+            <w:r>
+              <w:t xml:space="preserve">Таблицы Code Arena</w:t>
+            </w:r>
+          </w:p>
+        </w:tc>
+      </w:tr>
+      <w:tr>
+        <w:tc>
+          <w:tcPr/>
+          <w:p>
+            <w:pPr>
+              <w:pStyle w:val="Compact"/>
+              <w:jc w:val="left"/>
+            </w:pPr>
+            <w:r>
+              <w:rPr>
+                <w:rStyle w:val="VerbatimChar"/>
+              </w:rPr>
+              <w:t xml:space="preserve">0006_item_calibration</w:t>
+            </w:r>
+          </w:p>
+        </w:tc>
+        <w:tc>
+          <w:tcPr/>
+          <w:p>
+            <w:pPr>
+              <w:pStyle w:val="Compact"/>
+              <w:jc w:val="left"/>
+            </w:pPr>
+            <w:r>
+              <w:rPr>
+                <w:rStyle w:val="VerbatimChar"/>
+              </w:rPr>
+              <w:t xml:space="preserve">item_calibration</w:t>
+            </w:r>
+            <w:r>
+              <w:t xml:space="preserve"> </w:t>
+            </w:r>
+            <w:r>
+              <w:t xml:space="preserve">— статус семейств заданий</w:t>
+            </w:r>
+          </w:p>
+        </w:tc>
+      </w:tr>
+      <w:tr>
+        <w:tc>
+          <w:tcPr/>
+          <w:p>
+            <w:pPr>
+              <w:pStyle w:val="Compact"/>
+              <w:jc w:val="left"/>
+            </w:pPr>
+            <w:r>
+              <w:rPr>
+                <w:rStyle w:val="VerbatimChar"/>
+              </w:rPr>
+              <w:t xml:space="preserve">0007_fsp_oidc</w:t>
+            </w:r>
+          </w:p>
+        </w:tc>
+        <w:tc>
+          <w:tcPr/>
+          <w:p>
+            <w:pPr>
+              <w:pStyle w:val="Compact"/>
+              <w:jc w:val="left"/>
+            </w:pPr>
+            <w:r>
+              <w:rPr>
+                <w:rStyle w:val="VerbatimChar"/>
+              </w:rPr>
+              <w:t xml:space="preserve">candidate_profiles.fsp_sub</w:t>
+            </w:r>
+            <w:r>
+              <w:t xml:space="preserve"> </w:t>
+            </w:r>
+            <w:r>
+              <w:t xml:space="preserve">— ФСП ID, подтверждённый входом</w:t>
+            </w:r>
+          </w:p>
+        </w:tc>
+      </w:tr>
+    </w:tbl>
     <w:bookmarkEnd w:id="72"/>
     <w:bookmarkEnd w:id="73"/>
     <w:bookmarkStart w:id="75" w:name="описание-api"/>
@@ -8989,6 +9464,18 @@
               <w:rPr>
                 <w:rStyle w:val="VerbatimChar"/>
               </w:rPr>
+              <w:t xml:space="preserve">guest</w:t>
+            </w:r>
+            <w:r>
+              <w:t xml:space="preserve">,</w:t>
+            </w:r>
+            <w:r>
+              <w:t xml:space="preserve"> </w:t>
+            </w:r>
+            <w:r>
+              <w:rPr>
+                <w:rStyle w:val="VerbatimChar"/>
+              </w:rPr>
               <w:t xml:space="preserve">refresh</w:t>
             </w:r>
             <w:r>
@@ -9001,6 +9488,18 @@
               <w:rPr>
                 <w:rStyle w:val="VerbatimChar"/>
               </w:rPr>
+              <w:t xml:space="preserve">logout</w:t>
+            </w:r>
+            <w:r>
+              <w:t xml:space="preserve">,</w:t>
+            </w:r>
+            <w:r>
+              <w:t xml:space="preserve"> </w:t>
+            </w:r>
+            <w:r>
+              <w:rPr>
+                <w:rStyle w:val="VerbatimChar"/>
+              </w:rPr>
               <w:t xml:space="preserve">verify/{token}</w:t>
             </w:r>
             <w:r>
@@ -9027,6 +9526,152 @@
               </w:rPr>
               <w:t xml:space="preserve">me</w:t>
             </w:r>
+            <w:r>
+              <w:t xml:space="preserve"> </w:t>
+            </w:r>
+            <w:r>
+              <w:t xml:space="preserve">(</w:t>
+            </w:r>
+            <w:r>
+              <w:rPr>
+                <w:rStyle w:val="VerbatimChar"/>
+              </w:rPr>
+              <w:t xml:space="preserve">GET</w:t>
+            </w:r>
+            <w:r>
+              <w:t xml:space="preserve">,</w:t>
+            </w:r>
+            <w:r>
+              <w:t xml:space="preserve"> </w:t>
+            </w:r>
+            <w:r>
+              <w:rPr>
+                <w:rStyle w:val="VerbatimChar"/>
+              </w:rPr>
+              <w:t xml:space="preserve">PUT</w:t>
+            </w:r>
+            <w:r>
+              <w:t xml:space="preserve">,</w:t>
+            </w:r>
+            <w:r>
+              <w:t xml:space="preserve"> </w:t>
+            </w:r>
+            <w:r>
+              <w:rPr>
+                <w:rStyle w:val="VerbatimChar"/>
+              </w:rPr>
+              <w:t xml:space="preserve">DELETE</w:t>
+            </w:r>
+            <w:r>
+              <w:t xml:space="preserve">),</w:t>
+            </w:r>
+            <w:r>
+              <w:t xml:space="preserve"> </w:t>
+            </w:r>
+            <w:r>
+              <w:rPr>
+                <w:rStyle w:val="VerbatimChar"/>
+              </w:rPr>
+              <w:t xml:space="preserve">me/restore</w:t>
+            </w:r>
+            <w:r>
+              <w:t xml:space="preserve">,</w:t>
+            </w:r>
+            <w:r>
+              <w:t xml:space="preserve"> </w:t>
+            </w:r>
+            <w:r>
+              <w:rPr>
+                <w:rStyle w:val="VerbatimChar"/>
+              </w:rPr>
+              <w:t xml:space="preserve">me/password</w:t>
+            </w:r>
+            <w:r>
+              <w:t xml:space="preserve">,</w:t>
+            </w:r>
+            <w:r>
+              <w:t xml:space="preserve"> </w:t>
+            </w:r>
+            <w:r>
+              <w:rPr>
+                <w:rStyle w:val="VerbatimChar"/>
+              </w:rPr>
+              <w:t xml:space="preserve">me/avatar</w:t>
+            </w:r>
+          </w:p>
+        </w:tc>
+      </w:tr>
+      <w:tr>
+        <w:tc>
+          <w:tcPr/>
+          <w:p>
+            <w:pPr>
+              <w:pStyle w:val="Compact"/>
+              <w:jc w:val="left"/>
+            </w:pPr>
+            <w:r>
+              <w:t xml:space="preserve">ФСП ID</w:t>
+            </w:r>
+          </w:p>
+        </w:tc>
+        <w:tc>
+          <w:tcPr/>
+          <w:p>
+            <w:pPr>
+              <w:pStyle w:val="Compact"/>
+              <w:jc w:val="left"/>
+            </w:pPr>
+            <w:r>
+              <w:rPr>
+                <w:rStyle w:val="VerbatimChar"/>
+              </w:rPr>
+              <w:t xml:space="preserve">/api/v1/auth/fsp</w:t>
+            </w:r>
+          </w:p>
+        </w:tc>
+        <w:tc>
+          <w:tcPr/>
+          <w:p>
+            <w:pPr>
+              <w:pStyle w:val="Compact"/>
+              <w:jc w:val="left"/>
+            </w:pPr>
+            <w:r>
+              <w:rPr>
+                <w:rStyle w:val="VerbatimChar"/>
+              </w:rPr>
+              <w:t xml:space="preserve">config</w:t>
+            </w:r>
+            <w:r>
+              <w:t xml:space="preserve">,</w:t>
+            </w:r>
+            <w:r>
+              <w:t xml:space="preserve"> </w:t>
+            </w:r>
+            <w:r>
+              <w:rPr>
+                <w:rStyle w:val="VerbatimChar"/>
+              </w:rPr>
+              <w:t xml:space="preserve">start</w:t>
+            </w:r>
+            <w:r>
+              <w:t xml:space="preserve">,</w:t>
+            </w:r>
+            <w:r>
+              <w:t xml:space="preserve"> </w:t>
+            </w:r>
+            <w:r>
+              <w:rPr>
+                <w:rStyle w:val="VerbatimChar"/>
+              </w:rPr>
+              <w:t xml:space="preserve">callback</w:t>
+            </w:r>
+            <w:r>
+              <w:t xml:space="preserve"> </w:t>
+            </w:r>
+            <w:r>
+              <w:t xml:space="preserve">— вход и привязка по OpenID Connect</w:t>
+            </w:r>
           </w:p>
         </w:tc>
       </w:tr>
@@ -9212,6 +9857,154 @@
               <w:jc w:val="left"/>
             </w:pPr>
             <w:r>
+              <w:t xml:space="preserve">LLM</w:t>
+            </w:r>
+          </w:p>
+        </w:tc>
+        <w:tc>
+          <w:tcPr/>
+          <w:p>
+            <w:pPr>
+              <w:pStyle w:val="Compact"/>
+              <w:jc w:val="left"/>
+            </w:pPr>
+            <w:r>
+              <w:rPr>
+                <w:rStyle w:val="VerbatimChar"/>
+              </w:rPr>
+              <w:t xml:space="preserve">/api/v1/llm</w:t>
+            </w:r>
+          </w:p>
+        </w:tc>
+        <w:tc>
+          <w:tcPr/>
+          <w:p>
+            <w:pPr>
+              <w:pStyle w:val="Compact"/>
+              <w:jc w:val="left"/>
+            </w:pPr>
+            <w:r>
+              <w:rPr>
+                <w:rStyle w:val="VerbatimChar"/>
+              </w:rPr>
+              <w:t xml:space="preserve">GET /status</w:t>
+            </w:r>
+            <w:r>
+              <w:t xml:space="preserve"> </w:t>
+            </w:r>
+            <w:r>
+              <w:t xml:space="preserve">— состояние GigaChat и YandexGPT</w:t>
+            </w:r>
+          </w:p>
+        </w:tc>
+      </w:tr>
+      <w:tr>
+        <w:tc>
+          <w:tcPr/>
+          <w:p>
+            <w:pPr>
+              <w:pStyle w:val="Compact"/>
+              <w:jc w:val="left"/>
+            </w:pPr>
+            <w:r>
+              <w:t xml:space="preserve">Тестовый провайдер ФСП ID</w:t>
+            </w:r>
+          </w:p>
+        </w:tc>
+        <w:tc>
+          <w:tcPr/>
+          <w:p>
+            <w:pPr>
+              <w:pStyle w:val="Compact"/>
+              <w:jc w:val="left"/>
+            </w:pPr>
+            <w:r>
+              <w:rPr>
+                <w:rStyle w:val="VerbatimChar"/>
+              </w:rPr>
+              <w:t xml:space="preserve">/api/v1/fsp-id</w:t>
+            </w:r>
+          </w:p>
+        </w:tc>
+        <w:tc>
+          <w:tcPr/>
+          <w:p>
+            <w:pPr>
+              <w:pStyle w:val="Compact"/>
+              <w:jc w:val="left"/>
+            </w:pPr>
+            <w:r>
+              <w:t xml:space="preserve">discovery,</w:t>
+            </w:r>
+            <w:r>
+              <w:t xml:space="preserve"> </w:t>
+            </w:r>
+            <w:r>
+              <w:rPr>
+                <w:rStyle w:val="VerbatimChar"/>
+              </w:rPr>
+              <w:t xml:space="preserve">authorize</w:t>
+            </w:r>
+            <w:r>
+              <w:t xml:space="preserve">,</w:t>
+            </w:r>
+            <w:r>
+              <w:t xml:space="preserve"> </w:t>
+            </w:r>
+            <w:r>
+              <w:rPr>
+                <w:rStyle w:val="VerbatimChar"/>
+              </w:rPr>
+              <w:t xml:space="preserve">token</w:t>
+            </w:r>
+            <w:r>
+              <w:t xml:space="preserve">,</w:t>
+            </w:r>
+            <w:r>
+              <w:t xml:space="preserve"> </w:t>
+            </w:r>
+            <w:r>
+              <w:rPr>
+                <w:rStyle w:val="VerbatimChar"/>
+              </w:rPr>
+              <w:t xml:space="preserve">userinfo</w:t>
+            </w:r>
+            <w:r>
+              <w:t xml:space="preserve">,</w:t>
+            </w:r>
+            <w:r>
+              <w:t xml:space="preserve"> </w:t>
+            </w:r>
+            <w:r>
+              <w:rPr>
+                <w:rStyle w:val="VerbatimChar"/>
+              </w:rPr>
+              <w:t xml:space="preserve">jwks</w:t>
+            </w:r>
+            <w:r>
+              <w:t xml:space="preserve">; работает, пока не задан</w:t>
+            </w:r>
+            <w:r>
+              <w:t xml:space="preserve"> </w:t>
+            </w:r>
+            <w:r>
+              <w:rPr>
+                <w:rStyle w:val="VerbatimChar"/>
+              </w:rPr>
+              <w:t xml:space="preserve">FSP_OIDC_ISSUER</w:t>
+            </w:r>
+          </w:p>
+        </w:tc>
+      </w:tr>
+      <w:tr>
+        <w:tc>
+          <w:tcPr/>
+          <w:p>
+            <w:pPr>
+              <w:pStyle w:val="Compact"/>
+              <w:jc w:val="left"/>
+            </w:pPr>
+            <w:r>
               <w:t xml:space="preserve">Служебное</w:t>
             </w:r>
           </w:p>
@@ -9229,17 +10022,38 @@
               </w:rPr>
               <w:t xml:space="preserve">/health</w:t>
             </w:r>
-          </w:p>
-        </w:tc>
-        <w:tc>
-          <w:tcPr/>
-          <w:p>
-            <w:pPr>
-              <w:pStyle w:val="Compact"/>
-              <w:jc w:val="left"/>
-            </w:pPr>
-            <w:r>
-              <w:t xml:space="preserve">проверка живости</w:t>
+            <w:r>
+              <w:t xml:space="preserve">,</w:t>
+            </w:r>
+            <w:r>
+              <w:t xml:space="preserve"> </w:t>
+            </w:r>
+            <w:r>
+              <w:rPr>
+                <w:rStyle w:val="VerbatimChar"/>
+              </w:rPr>
+              <w:t xml:space="preserve">/api/v1/health</w:t>
+            </w:r>
+          </w:p>
+        </w:tc>
+        <w:tc>
+          <w:tcPr/>
+          <w:p>
+            <w:pPr>
+              <w:pStyle w:val="Compact"/>
+              <w:jc w:val="left"/>
+            </w:pPr>
+            <w:r>
+              <w:t xml:space="preserve">проверка живости:</w:t>
+            </w:r>
+            <w:r>
+              <w:t xml:space="preserve"> </w:t>
+            </w:r>
+            <w:r>
+              <w:rPr>
+                <w:rStyle w:val="VerbatimChar"/>
+              </w:rPr>
+              <w:t xml:space="preserve">{status: "healthy", version}</w:t>
             </w:r>
           </w:p>
         </w:tc>
@@ -9476,7 +10290,7 @@
               <w:jc w:val="left"/>
             </w:pPr>
             <w:r>
-              <w:t xml:space="preserve">Лимиты: регистрация 3 в минуту, вход 5 в минуту с адреса</w:t>
+              <w:t xml:space="preserve">Лимиты: регистрация 3 в минуту, вход 5 в минуту, экспресс-тест 10 в минуту, начало и завершение входа через ФСП ID по 20 в минуту с адреса; Arena — запуск на примерах 20 и отправка решения 10 в минуту на пользователя</w:t>
             </w:r>
           </w:p>
         </w:tc>
@@ -10599,7 +11413,16 @@
         <w:pStyle w:val="BodyText"/>
       </w:pPr>
       <w:r>
-        <w:t xml:space="preserve">При первом старте API применяет миграцию и создаёт демо-данные: два аккаунта, компанию с тремя вакансиями и двумя заданиями, 120 синтетических кандидатов по шести направлениям. Повторный старт ничего не дублирует.</w:t>
+        <w:t xml:space="preserve">При первом старте API применяет миграции (</w:t>
+      </w:r>
+      <w:r>
+        <w:rPr>
+          <w:rStyle w:val="VerbatimChar"/>
+        </w:rPr>
+        <w:t xml:space="preserve">alembic upgrade head</w:t>
+      </w:r>
+      <w:r>
+        <w:t xml:space="preserve">) и создаёт демо-данные: два аккаунта, компанию с тремя вакансиями и двумя заданиями, 120 синтетических кандидатов по шести направлениям. Повторный старт ничего не дублирует.</w:t>
       </w:r>
     </w:p>
     <w:p>
@@ -10642,7 +11465,7 @@
         <w:rPr>
           <w:rStyle w:val="CommentTok"/>
         </w:rPr>
-        <w:t xml:space="preserve"># {"status":"ok",...}</w:t>
+        <w:t xml:space="preserve"># {"status":"healthy",...}</w:t>
       </w:r>
       <w:r>
         <w:br/>
@@ -11186,7 +12009,16 @@
         <w:t xml:space="preserve"> </w:t>
       </w:r>
       <w:r>
-        <w:t xml:space="preserve">на SQLite, применяет миграцию и запускает API с автоперезагрузкой. Демо-данные создаются так же, как в Docker. Ссылка подтверждения почты без SMTP печатается в лог API.</w:t>
+        <w:t xml:space="preserve">на SQLite, применяет миграции (</w:t>
+      </w:r>
+      <w:r>
+        <w:rPr>
+          <w:rStyle w:val="VerbatimChar"/>
+        </w:rPr>
+        <w:t xml:space="preserve">alembic upgrade head</w:t>
+      </w:r>
+      <w:r>
+        <w:t xml:space="preserve">) и запускает API с автоперезагрузкой. Демо-данные создаются так же, как в Docker. Ссылка подтверждения почты без SMTP печатается в лог API.</w:t>
       </w:r>
     </w:p>
     <w:bookmarkEnd w:id="97"/>
@@ -12848,6 +13680,50 @@
               <w:rPr>
                 <w:rStyle w:val="VerbatimChar"/>
               </w:rPr>
+              <w:t xml:space="preserve">FSP_OIDC_SCOPE</w:t>
+            </w:r>
+          </w:p>
+        </w:tc>
+        <w:tc>
+          <w:tcPr/>
+          <w:p>
+            <w:pPr>
+              <w:pStyle w:val="Compact"/>
+              <w:jc w:val="left"/>
+            </w:pPr>
+            <w:r>
+              <w:rPr>
+                <w:rStyle w:val="VerbatimChar"/>
+              </w:rPr>
+              <w:t xml:space="preserve">openid profile email</w:t>
+            </w:r>
+          </w:p>
+        </w:tc>
+        <w:tc>
+          <w:tcPr/>
+          <w:p>
+            <w:pPr>
+              <w:pStyle w:val="Compact"/>
+              <w:jc w:val="left"/>
+            </w:pPr>
+            <w:r>
+              <w:t xml:space="preserve">Запрашиваемые у провайдера scope</w:t>
+            </w:r>
+          </w:p>
+        </w:tc>
+      </w:tr>
+      <w:tr>
+        <w:tc>
+          <w:tcPr/>
+          <w:p>
+            <w:pPr>
+              <w:pStyle w:val="Compact"/>
+              <w:jc w:val="left"/>
+            </w:pPr>
+            <w:r>
+              <w:rPr>
+                <w:rStyle w:val="VerbatimChar"/>
+              </w:rPr>
               <w:t xml:space="preserve">FSP_OIDC_ID_CLAIM</w:t>
             </w:r>
           </w:p>
@@ -13110,6 +13986,74 @@
               <w:rPr>
                 <w:rStyle w:val="VerbatimChar"/>
               </w:rPr>
+              <w:t xml:space="preserve">SMTP_USER</w:t>
+            </w:r>
+            <w:r>
+              <w:t xml:space="preserve">,</w:t>
+            </w:r>
+            <w:r>
+              <w:t xml:space="preserve"> </w:t>
+            </w:r>
+            <w:r>
+              <w:rPr>
+                <w:rStyle w:val="VerbatimChar"/>
+              </w:rPr>
+              <w:t xml:space="preserve">SMTP_PASSWORD</w:t>
+            </w:r>
+          </w:p>
+        </w:tc>
+        <w:tc>
+          <w:tcPr/>
+          <w:p>
+            <w:pPr>
+              <w:pStyle w:val="Compact"/>
+              <w:jc w:val="left"/>
+            </w:pPr>
+            <w:r>
+              <w:t xml:space="preserve">пусто</w:t>
+            </w:r>
+          </w:p>
+        </w:tc>
+        <w:tc>
+          <w:tcPr/>
+          <w:p>
+            <w:pPr>
+              <w:pStyle w:val="Compact"/>
+              <w:jc w:val="left"/>
+            </w:pPr>
+            <w:r>
+              <w:t xml:space="preserve">Почта; пустой</w:t>
+            </w:r>
+            <w:r>
+              <w:t xml:space="preserve"> </w:t>
+            </w:r>
+            <w:r>
+              <w:rPr>
+                <w:rStyle w:val="VerbatimChar"/>
+              </w:rPr>
+              <w:t xml:space="preserve">SMTP_HOST</w:t>
+            </w:r>
+            <w:r>
+              <w:t xml:space="preserve"> </w:t>
+            </w:r>
+            <w:r>
+              <w:t xml:space="preserve">— ссылка в лог</w:t>
+            </w:r>
+          </w:p>
+        </w:tc>
+      </w:tr>
+      <w:tr>
+        <w:tc>
+          <w:tcPr/>
+          <w:p>
+            <w:pPr>
+              <w:pStyle w:val="Compact"/>
+              <w:jc w:val="left"/>
+            </w:pPr>
+            <w:r>
+              <w:rPr>
+                <w:rStyle w:val="VerbatimChar"/>
+              </w:rPr>
               <w:t xml:space="preserve">SMTP_PORT</w:t>
             </w:r>
             <w:r>
@@ -13122,7 +14066,7 @@
               <w:rPr>
                 <w:rStyle w:val="VerbatimChar"/>
               </w:rPr>
-              <w:t xml:space="preserve">SMTP_USER</w:t>
+              <w:t xml:space="preserve">SMTP_TLS</w:t>
             </w:r>
             <w:r>
               <w:t xml:space="preserve">,</w:t>
@@ -13134,7 +14078,22 @@
               <w:rPr>
                 <w:rStyle w:val="VerbatimChar"/>
               </w:rPr>
-              <w:t xml:space="preserve">SMTP_PASSWORD</w:t>
+              <w:t xml:space="preserve">MAIL_FROM</w:t>
+            </w:r>
+          </w:p>
+        </w:tc>
+        <w:tc>
+          <w:tcPr/>
+          <w:p>
+            <w:pPr>
+              <w:pStyle w:val="Compact"/>
+              <w:jc w:val="left"/>
+            </w:pPr>
+            <w:r>
+              <w:rPr>
+                <w:rStyle w:val="VerbatimChar"/>
+              </w:rPr>
+              <w:t xml:space="preserve">1025</w:t>
             </w:r>
             <w:r>
               <w:t xml:space="preserve">,</w:t>
@@ -13146,7 +14105,7 @@
               <w:rPr>
                 <w:rStyle w:val="VerbatimChar"/>
               </w:rPr>
-              <w:t xml:space="preserve">SMTP_TLS</w:t>
+              <w:t xml:space="preserve">false</w:t>
             </w:r>
             <w:r>
               <w:t xml:space="preserve">,</w:t>
@@ -13158,46 +14117,19 @@
               <w:rPr>
                 <w:rStyle w:val="VerbatimChar"/>
               </w:rPr>
-              <w:t xml:space="preserve">MAIL_FROM</w:t>
-            </w:r>
-          </w:p>
-        </w:tc>
-        <w:tc>
-          <w:tcPr/>
-          <w:p>
-            <w:pPr>
-              <w:pStyle w:val="Compact"/>
-              <w:jc w:val="left"/>
-            </w:pPr>
-            <w:r>
-              <w:t xml:space="preserve">пусто</w:t>
-            </w:r>
-          </w:p>
-        </w:tc>
-        <w:tc>
-          <w:tcPr/>
-          <w:p>
-            <w:pPr>
-              <w:pStyle w:val="Compact"/>
-              <w:jc w:val="left"/>
-            </w:pPr>
-            <w:r>
-              <w:t xml:space="preserve">Почта; пустой</w:t>
-            </w:r>
-            <w:r>
-              <w:t xml:space="preserve"> </w:t>
-            </w:r>
-            <w:r>
-              <w:rPr>
-                <w:rStyle w:val="VerbatimChar"/>
-              </w:rPr>
-              <w:t xml:space="preserve">SMTP_HOST</w:t>
-            </w:r>
-            <w:r>
-              <w:t xml:space="preserve"> </w:t>
-            </w:r>
-            <w:r>
-              <w:t xml:space="preserve">— ссылка в лог</w:t>
+              <w:t xml:space="preserve">HyreKit &lt;noreply@hyrekit.ru&gt;</w:t>
+            </w:r>
+          </w:p>
+        </w:tc>
+        <w:tc>
+          <w:tcPr/>
+          <w:p>
+            <w:pPr>
+              <w:pStyle w:val="Compact"/>
+              <w:jc w:val="left"/>
+            </w:pPr>
+            <w:r>
+              <w:t xml:space="preserve">Порт, TLS и отправитель писем</w:t>
             </w:r>
           </w:p>
         </w:tc>
@@ -13458,7 +14390,7 @@
         <w:pStyle w:val="FirstParagraph"/>
       </w:pPr>
       <w:r>
-        <w:t xml:space="preserve">Целевая площадка —</w:t>
+        <w:t xml:space="preserve">Площадка работает на</w:t>
       </w:r>
       <w:r>
         <w:t xml:space="preserve"> </w:t>
@@ -13472,7 +14404,7 @@
         </w:r>
       </w:hyperlink>
       <w:r>
-        <w:t xml:space="preserve">. Схема: одна ВМ Compute Cloud (2 vCPU, 4 ГБ) с Docker Compose из этого репозитория, Caddy или nginx с сертификатом Let’s Encrypt перед контейнером</w:t>
+        <w:t xml:space="preserve">. Схема: одна ВМ Compute Cloud (2 vCPU, 4 ГБ) со стеком из образов Container Registry по</w:t>
       </w:r>
       <w:r>
         <w:t xml:space="preserve"> </w:t>
@@ -13481,10 +14413,34 @@
         <w:rPr>
           <w:rStyle w:val="VerbatimChar"/>
         </w:rPr>
+        <w:t xml:space="preserve">deploy/yc/compose.prod.yaml</w:t>
+      </w:r>
+      <w:r>
+        <w:t xml:space="preserve">, Caddy с сертификатом Let’s Encrypt перед контейнером</w:t>
+      </w:r>
+      <w:r>
+        <w:t xml:space="preserve"> </w:t>
+      </w:r>
+      <w:r>
+        <w:rPr>
+          <w:rStyle w:val="VerbatimChar"/>
+        </w:rPr>
         <w:t xml:space="preserve">frontend</w:t>
       </w:r>
       <w:r>
-        <w:t xml:space="preserve">, ежедневный снимок диска. Пошаговая инструкция —</w:t>
+        <w:t xml:space="preserve">, ежедневный снимок диска. Выкатка одной командой —</w:t>
+      </w:r>
+      <w:r>
+        <w:t xml:space="preserve"> </w:t>
+      </w:r>
+      <w:r>
+        <w:rPr>
+          <w:rStyle w:val="VerbatimChar"/>
+        </w:rPr>
+        <w:t xml:space="preserve">deploy/yc/deploy.sh</w:t>
+      </w:r>
+      <w:r>
+        <w:t xml:space="preserve">. Пошаговая инструкция —</w:t>
       </w:r>
       <w:r>
         <w:t xml:space="preserve"> </w:t>
@@ -14668,7 +15624,7 @@
     <w:tbl>
       <w:tblPr>
         <w:tblStyle w:val="Table"/>
-        <w:tblW w:type="auto" w:w="0"/>
+        <w:tblW w:type="pct" w:w="5000"/>
         <w:tblLook w:firstRow="1" w:lastRow="0" w:firstColumn="0" w:lastColumn="0" w:noHBand="0" w:noVBand="0" w:val="0020"/>
         <w:jc w:val="start"/>
       </w:tblPr>
@@ -14890,6 +15846,83 @@
               <w:jc w:val="left"/>
             </w:pPr>
             <w:r>
+              <w:t xml:space="preserve">CodeMirror</w:t>
+            </w:r>
+          </w:p>
+        </w:tc>
+        <w:tc>
+          <w:tcPr/>
+          <w:p>
+            <w:pPr>
+              <w:pStyle w:val="Compact"/>
+              <w:jc w:val="left"/>
+            </w:pPr>
+            <w:r>
+              <w:t xml:space="preserve">6.0.2 (</w:t>
+            </w:r>
+            <w:r>
+              <w:rPr>
+                <w:rStyle w:val="VerbatimChar"/>
+              </w:rPr>
+              <w:t xml:space="preserve">@codemirror/view</w:t>
+            </w:r>
+            <w:r>
+              <w:t xml:space="preserve"> </w:t>
+            </w:r>
+            <w:r>
+              <w:t xml:space="preserve">6.43.14,</w:t>
+            </w:r>
+            <w:r>
+              <w:t xml:space="preserve"> </w:t>
+            </w:r>
+            <w:r>
+              <w:rPr>
+                <w:rStyle w:val="VerbatimChar"/>
+              </w:rPr>
+              <w:t xml:space="preserve">@codemirror/state</w:t>
+            </w:r>
+            <w:r>
+              <w:t xml:space="preserve"> </w:t>
+            </w:r>
+            <w:r>
+              <w:t xml:space="preserve">6.7.6)</w:t>
+            </w:r>
+          </w:p>
+        </w:tc>
+        <w:tc>
+          <w:tcPr/>
+          <w:p>
+            <w:pPr>
+              <w:pStyle w:val="Compact"/>
+              <w:jc w:val="left"/>
+            </w:pPr>
+            <w:r>
+              <w:t xml:space="preserve">MIT</w:t>
+            </w:r>
+          </w:p>
+        </w:tc>
+        <w:tc>
+          <w:tcPr/>
+          <w:p>
+            <w:pPr>
+              <w:pStyle w:val="Compact"/>
+              <w:jc w:val="left"/>
+            </w:pPr>
+            <w:r>
+              <w:t xml:space="preserve">Редактор кода в Code Arena</w:t>
+            </w:r>
+          </w:p>
+        </w:tc>
+      </w:tr>
+      <w:tr>
+        <w:tc>
+          <w:tcPr/>
+          <w:p>
+            <w:pPr>
+              <w:pStyle w:val="Compact"/>
+              <w:jc w:val="left"/>
+            </w:pPr>
+            <w:r>
               <w:t xml:space="preserve">TypeScript</w:t>
             </w:r>
           </w:p>
@@ -15095,7 +16128,7 @@
     <w:tbl>
       <w:tblPr>
         <w:tblStyle w:val="Table"/>
-        <w:tblW w:type="auto" w:w="0"/>
+        <w:tblW w:type="pct" w:w="5000"/>
         <w:tblLook w:firstRow="1" w:lastRow="0" w:firstColumn="0" w:lastColumn="0" w:noHBand="0" w:noVBand="0" w:val="0020"/>
         <w:jc w:val="start"/>
       </w:tblPr>
@@ -15340,6 +16373,103 @@
             </w:pPr>
             <w:r>
               <w:t xml:space="preserve">Запуск всех компонентов одной командой</w:t>
+            </w:r>
+          </w:p>
+        </w:tc>
+      </w:tr>
+      <w:tr>
+        <w:tc>
+          <w:tcPr/>
+          <w:p>
+            <w:pPr>
+              <w:pStyle w:val="Compact"/>
+              <w:jc w:val="left"/>
+            </w:pPr>
+            <w:r>
+              <w:t xml:space="preserve">Caddy</w:t>
+            </w:r>
+          </w:p>
+        </w:tc>
+        <w:tc>
+          <w:tcPr/>
+          <w:p>
+            <w:pPr>
+              <w:pStyle w:val="Compact"/>
+              <w:jc w:val="left"/>
+            </w:pPr>
+            <w:r>
+              <w:t xml:space="preserve">2.8 (alpine)</w:t>
+            </w:r>
+          </w:p>
+        </w:tc>
+        <w:tc>
+          <w:tcPr/>
+          <w:p>
+            <w:pPr>
+              <w:pStyle w:val="Compact"/>
+              <w:jc w:val="left"/>
+            </w:pPr>
+            <w:r>
+              <w:t xml:space="preserve">HTTPS с сертификатом Let’s Encrypt на площадке (</w:t>
+            </w:r>
+            <w:r>
+              <w:rPr>
+                <w:rStyle w:val="VerbatimChar"/>
+              </w:rPr>
+              <w:t xml:space="preserve">deploy/yc/compose.prod.yaml</w:t>
+            </w:r>
+            <w:r>
+              <w:t xml:space="preserve">)</w:t>
+            </w:r>
+          </w:p>
+        </w:tc>
+      </w:tr>
+      <w:tr>
+        <w:tc>
+          <w:tcPr/>
+          <w:p>
+            <w:pPr>
+              <w:pStyle w:val="Compact"/>
+              <w:jc w:val="left"/>
+            </w:pPr>
+            <w:r>
+              <w:t xml:space="preserve">Node.js</w:t>
+            </w:r>
+          </w:p>
+        </w:tc>
+        <w:tc>
+          <w:tcPr/>
+          <w:p>
+            <w:pPr>
+              <w:pStyle w:val="Compact"/>
+              <w:jc w:val="left"/>
+            </w:pPr>
+            <w:r>
+              <w:t xml:space="preserve">20 (бинарник в образе</w:t>
+            </w:r>
+            <w:r>
+              <w:t xml:space="preserve"> </w:t>
+            </w:r>
+            <w:r>
+              <w:rPr>
+                <w:rStyle w:val="VerbatimChar"/>
+              </w:rPr>
+              <w:t xml:space="preserve">app</w:t>
+            </w:r>
+            <w:r>
+              <w:t xml:space="preserve">)</w:t>
+            </w:r>
+          </w:p>
+        </w:tc>
+        <w:tc>
+          <w:tcPr/>
+          <w:p>
+            <w:pPr>
+              <w:pStyle w:val="Compact"/>
+              <w:jc w:val="left"/>
+            </w:pPr>
+            <w:r>
+              <w:t xml:space="preserve">Запуск решений Code Arena на JavaScript</w:t>
             </w:r>
           </w:p>
         </w:tc>
@@ -16843,7 +17973,7 @@
               <w:jc w:val="left"/>
             </w:pPr>
             <w:r>
-              <w:t xml:space="preserve">pytest, 183 теста, покрытие кода 81 % при пороге 70 %</w:t>
+              <w:t xml:space="preserve">pytest, 268 тестов, покрытие кода 83 % при пороге 70 %</w:t>
             </w:r>
           </w:p>
         </w:tc>
@@ -16968,19 +18098,16 @@
               <w:jc w:val="left"/>
             </w:pPr>
             <w:r>
-              <w:t xml:space="preserve">ESLint,</w:t>
+              <w:rPr>
+                <w:rStyle w:val="VerbatimChar"/>
+              </w:rPr>
+              <w:t xml:space="preserve">tsc</w:t>
             </w:r>
             <w:r>
               <w:t xml:space="preserve"> </w:t>
             </w:r>
             <w:r>
-              <w:rPr>
-                <w:rStyle w:val="VerbatimChar"/>
-              </w:rPr>
-              <w:t xml:space="preserve">tsc</w:t>
-            </w:r>
-            <w:r>
-              <w:t xml:space="preserve">, сборка Vite, тесты Vitest</w:t>
+              <w:t xml:space="preserve">и сборка Vite, 39 тестов Vitest — в CI; ESLint — локально</w:t>
             </w:r>
           </w:p>
         </w:tc>

--- a/docs/HyreKit_Documentation.docx
+++ b/docs/HyreKit_Documentation.docx
@@ -17265,7 +17265,16 @@
         <w:t xml:space="preserve"> </w:t>
       </w:r>
       <w:r>
-        <w:t xml:space="preserve">(нужен вход): настроен ли ключ, ответил ли проверочный запрос, ошибка и задержка. Результат кэшируется на 5 минут. Задания теста модель не генерирует и не проверяет: это гарантирует сопоставимую сложность и воспроизводимую оценку (см.</w:t>
+        <w:t xml:space="preserve">(нужен вход): настроен ли ключ, ответил ли проверочный запрос, ошибка, задержка и последняя ошибка в рабочих запросах (</w:t>
+      </w:r>
+      <w:r>
+        <w:rPr>
+          <w:rStyle w:val="VerbatimChar"/>
+        </w:rPr>
+        <w:t xml:space="preserve">last_error</w:t>
+      </w:r>
+      <w:r>
+        <w:t xml:space="preserve">). Результат кэшируется на 5 минут. Задания теста модель не генерирует и не проверяет: это гарантирует сопоставимую сложность и воспроизводимую оценку (см.</w:t>
       </w:r>
       <w:r>
         <w:t xml:space="preserve"> </w:t>

--- a/docs/HyreKit_Documentation.docx
+++ b/docs/HyreKit_Documentation.docx
@@ -17982,7 +17982,7 @@
               <w:jc w:val="left"/>
             </w:pPr>
             <w:r>
-              <w:t xml:space="preserve">pytest, 268 тестов, покрытие кода 83 % при пороге 70 %</w:t>
+              <w:t xml:space="preserve">pytest, 274 теста, покрытие кода 83 % при пороге 70 %</w:t>
             </w:r>
           </w:p>
         </w:tc>

--- a/docs/HyreKit_Documentation.docx
+++ b/docs/HyreKit_Documentation.docx
@@ -17265,7 +17265,16 @@
         <w:t xml:space="preserve"> </w:t>
       </w:r>
       <w:r>
-        <w:t xml:space="preserve">(нужен вход): настроен ли ключ, ответил ли проверочный запрос, ошибка и задержка. Результат кэшируется на 5 минут. Задания теста модель не генерирует и не проверяет: это гарантирует сопоставимую сложность и воспроизводимую оценку (см.</w:t>
+        <w:t xml:space="preserve">(нужен вход): настроен ли ключ, ответил ли проверочный запрос, ошибка, задержка и последняя ошибка в рабочих запросах (</w:t>
+      </w:r>
+      <w:r>
+        <w:rPr>
+          <w:rStyle w:val="VerbatimChar"/>
+        </w:rPr>
+        <w:t xml:space="preserve">last_error</w:t>
+      </w:r>
+      <w:r>
+        <w:t xml:space="preserve">). Результат кэшируется на 5 минут. Задания теста модель не генерирует и не проверяет: это гарантирует сопоставимую сложность и воспроизводимую оценку (см.</w:t>
       </w:r>
       <w:r>
         <w:t xml:space="preserve"> </w:t>
@@ -17973,7 +17982,7 @@
               <w:jc w:val="left"/>
             </w:pPr>
             <w:r>
-              <w:t xml:space="preserve">pytest, 268 тестов, покрытие кода 83 % при пороге 70 %</w:t>
+              <w:t xml:space="preserve">pytest, 274 теста, покрытие кода 83 % при пороге 70 %</w:t>
             </w:r>
           </w:p>
         </w:tc>

--- a/docs/HyreKit_Documentation.docx
+++ b/docs/HyreKit_Documentation.docx
@@ -214,7 +214,7 @@
       </w:hyperlink>
     </w:p>
     <w:bookmarkEnd w:id="20"/>
-    <w:bookmarkStart w:id="32" w:name="sec-readme"/>
+    <w:bookmarkStart w:id="35" w:name="sec-readme"/>
     <w:p>
       <w:pPr>
         <w:pStyle w:val="Heading1"/>
@@ -267,7 +267,7 @@
         <w:t xml:space="preserve">; чего нет, названо прямо: «не входит в MVP».</w:t>
       </w:r>
     </w:p>
-    <w:bookmarkStart w:id="28" w:name="ссылки"/>
+    <w:bookmarkStart w:id="31" w:name="ссылки"/>
     <w:p>
       <w:pPr>
         <w:pStyle w:val="Heading2"/>
@@ -566,6 +566,91 @@
               <w:jc w:val="left"/>
             </w:pPr>
             <w:r>
+              <w:t xml:space="preserve">Презентация</w:t>
+            </w:r>
+          </w:p>
+        </w:tc>
+        <w:tc>
+          <w:tcPr/>
+          <w:p>
+            <w:pPr>
+              <w:pStyle w:val="Compact"/>
+              <w:jc w:val="left"/>
+            </w:pPr>
+            <w:hyperlink r:id="rId27">
+              <w:r>
+                <w:rPr>
+                  <w:rStyle w:val="Hyperlink"/>
+                </w:rPr>
+                <w:t xml:space="preserve">HyreKit_pitch.pdf</w:t>
+              </w:r>
+            </w:hyperlink>
+            <w:r>
+              <w:t xml:space="preserve"> </w:t>
+            </w:r>
+            <w:r>
+              <w:t xml:space="preserve">и</w:t>
+            </w:r>
+            <w:r>
+              <w:t xml:space="preserve"> </w:t>
+            </w:r>
+            <w:hyperlink r:id="rId28">
+              <w:r>
+                <w:rPr>
+                  <w:rStyle w:val="Hyperlink"/>
+                </w:rPr>
+                <w:t xml:space="preserve">.pptx</w:t>
+              </w:r>
+            </w:hyperlink>
+          </w:p>
+        </w:tc>
+      </w:tr>
+      <w:tr>
+        <w:tc>
+          <w:tcPr/>
+          <w:p>
+            <w:pPr>
+              <w:pStyle w:val="Compact"/>
+              <w:jc w:val="left"/>
+            </w:pPr>
+            <w:r>
+              <w:t xml:space="preserve">Демо-видео</w:t>
+            </w:r>
+          </w:p>
+        </w:tc>
+        <w:tc>
+          <w:tcPr/>
+          <w:p>
+            <w:pPr>
+              <w:pStyle w:val="Compact"/>
+              <w:jc w:val="left"/>
+            </w:pPr>
+            <w:hyperlink r:id="rId29">
+              <w:r>
+                <w:rPr>
+                  <w:rStyle w:val="Hyperlink"/>
+                </w:rPr>
+                <w:t xml:space="preserve">HyreKit_demo.mp4</w:t>
+              </w:r>
+            </w:hyperlink>
+            <w:r>
+              <w:t xml:space="preserve"> </w:t>
+            </w:r>
+            <w:r>
+              <w:t xml:space="preserve">— экспресс-тест, Code Arena, ФСП ID, подборка и приглашение</w:t>
+            </w:r>
+          </w:p>
+        </w:tc>
+      </w:tr>
+      <w:tr>
+        <w:tc>
+          <w:tcPr/>
+          <w:p>
+            <w:pPr>
+              <w:pStyle w:val="Compact"/>
+              <w:jc w:val="left"/>
+            </w:pPr>
+            <w:r>
               <w:t xml:space="preserve">Репозиторий</w:t>
             </w:r>
           </w:p>
@@ -577,7 +662,7 @@
               <w:pStyle w:val="Compact"/>
               <w:jc w:val="left"/>
             </w:pPr>
-            <w:hyperlink r:id="rId27">
+            <w:hyperlink r:id="rId30">
               <w:r>
                 <w:rPr>
                   <w:rStyle w:val="Hyperlink"/>
@@ -619,8 +704,8 @@
         </w:tc>
       </w:tr>
     </w:tbl>
-    <w:bookmarkEnd w:id="28"/>
-    <w:bookmarkStart w:id="29" w:name="разделы"/>
+    <w:bookmarkEnd w:id="31"/>
+    <w:bookmarkStart w:id="32" w:name="разделы"/>
     <w:p>
       <w:pPr>
         <w:pStyle w:val="Heading2"/>
@@ -1081,8 +1166,8 @@
         </w:tc>
       </w:tr>
     </w:tbl>
-    <w:bookmarkEnd w:id="29"/>
-    <w:bookmarkStart w:id="31" w:name="как-читать-за-10-минут"/>
+    <w:bookmarkEnd w:id="32"/>
+    <w:bookmarkStart w:id="34" w:name="как-читать-за-10-минут"/>
     <w:p>
       <w:pPr>
         <w:pStyle w:val="Heading2"/>
@@ -1128,7 +1213,7 @@
         </w:r>
       </w:hyperlink>
       <w:r>
-        <w:t xml:space="preserve">, «Почему тест не утекает» и «Результаты валидации» — 5 минут.</w:t>
+        <w:t xml:space="preserve">, «Почему не единый набор и не задания от нейросети» и «Результаты валидации» — 5 минут.</w:t>
       </w:r>
     </w:p>
     <w:p>
@@ -1176,7 +1261,7 @@
       <w:r>
         <w:t xml:space="preserve"> </w:t>
       </w:r>
-      <w:hyperlink r:id="rId30">
+      <w:hyperlink r:id="rId33">
         <w:r>
           <w:rPr>
             <w:rStyle w:val="Hyperlink"/>
@@ -1188,9 +1273,9 @@
         <w:t xml:space="preserve">.</w:t>
       </w:r>
     </w:p>
-    <w:bookmarkEnd w:id="31"/>
-    <w:bookmarkEnd w:id="32"/>
-    <w:bookmarkStart w:id="39" w:name="sec-01-produkt"/>
+    <w:bookmarkEnd w:id="34"/>
+    <w:bookmarkEnd w:id="35"/>
+    <w:bookmarkStart w:id="42" w:name="sec-01-produkt"/>
     <w:p>
       <w:pPr>
         <w:pStyle w:val="Heading1"/>
@@ -1199,7 +1284,7 @@
         <w:t xml:space="preserve">1. Продукт</w:t>
       </w:r>
     </w:p>
-    <w:bookmarkStart w:id="33" w:name="проблема"/>
+    <w:bookmarkStart w:id="36" w:name="проблема"/>
     <w:p>
       <w:pPr>
         <w:pStyle w:val="Heading2"/>
@@ -1216,8 +1301,8 @@
         <w:t xml:space="preserve">Универсальные площадки поиска работы не решают задачу ни одной из сторон. Работодатель вручную разбирает сотни нерелевантных откликов силами дорогих инженеров. Кандидат откликается вслепую и не получает ответа. В ИТ это усугубляется тем, что резюме фиксирует стек и места работы, но не подтверждает умение: отбор сводится к совпадению ключевых слов (ТЗ, п. 1).</w:t>
       </w:r>
     </w:p>
-    <w:bookmarkEnd w:id="33"/>
-    <w:bookmarkStart w:id="34" w:name="обратная-механика"/>
+    <w:bookmarkEnd w:id="36"/>
+    <w:bookmarkStart w:id="37" w:name="обратная-механика"/>
     <w:p>
       <w:pPr>
         <w:pStyle w:val="Heading2"/>
@@ -1334,8 +1419,8 @@
         <w:t xml:space="preserve">Классический отклик на вакансию тоже есть, но как дополнение: кандидат, которого ещё не пригласили, может проявить инициативу сам (ТЗ, п. 2.1).</w:t>
       </w:r>
     </w:p>
-    <w:bookmarkEnd w:id="34"/>
-    <w:bookmarkStart w:id="35" w:name="роли"/>
+    <w:bookmarkEnd w:id="37"/>
+    <w:bookmarkStart w:id="38" w:name="роли"/>
     <w:p>
       <w:pPr>
         <w:pStyle w:val="Heading2"/>
@@ -1445,8 +1530,8 @@
         <w:t xml:space="preserve">Роль выбирается при регистрации. Эндпоинты кабинета кандидата недоступны работодателю и наоборот; каждый видит только свои записи.</w:t>
       </w:r>
     </w:p>
-    <w:bookmarkEnd w:id="35"/>
-    <w:bookmarkStart w:id="36" w:name="что-такое-категория-и-грейд"/>
+    <w:bookmarkEnd w:id="38"/>
+    <w:bookmarkStart w:id="39" w:name="что-такое-категория-и-грейд"/>
     <w:p>
       <w:pPr>
         <w:pStyle w:val="Heading2"/>
@@ -1731,8 +1816,8 @@
         <w:t xml:space="preserve">.</w:t>
       </w:r>
     </w:p>
-    <w:bookmarkEnd w:id="36"/>
-    <w:bookmarkStart w:id="37" w:name="границы-mvp"/>
+    <w:bookmarkEnd w:id="39"/>
+    <w:bookmarkStart w:id="40" w:name="границы-mvp"/>
     <w:p>
       <w:pPr>
         <w:pStyle w:val="Heading2"/>
@@ -1939,8 +2024,8 @@
         <w:t xml:space="preserve">интеграция с ATS работодателей.</w:t>
       </w:r>
     </w:p>
-    <w:bookmarkEnd w:id="37"/>
-    <w:bookmarkStart w:id="38" w:name="почему-это-работает-для-обеих-сторон"/>
+    <w:bookmarkEnd w:id="40"/>
+    <w:bookmarkStart w:id="41" w:name="почему-это-работает-для-обеих-сторон"/>
     <w:p>
       <w:pPr>
         <w:pStyle w:val="Heading2"/>
@@ -2117,9 +2202,9 @@
         </w:tc>
       </w:tr>
     </w:tbl>
-    <w:bookmarkEnd w:id="38"/>
-    <w:bookmarkEnd w:id="39"/>
-    <w:bookmarkStart w:id="43" w:name="sec-02-kak-rabotaet"/>
+    <w:bookmarkEnd w:id="41"/>
+    <w:bookmarkEnd w:id="42"/>
+    <w:bookmarkStart w:id="46" w:name="sec-02-kak-rabotaet"/>
     <w:p>
       <w:pPr>
         <w:pStyle w:val="Heading1"/>
@@ -2136,7 +2221,7 @@
         <w:t xml:space="preserve">Сквозной сценарий из ТЗ 3.3: регистрация соискателя → опрос и тест → категория → работодатель находит категорию → приглашение → контакт. Плюс классический отклик на вакансию.</w:t>
       </w:r>
     </w:p>
-    <w:bookmarkStart w:id="40" w:name="кандидат"/>
+    <w:bookmarkStart w:id="43" w:name="кандидат"/>
     <w:p>
       <w:pPr>
         <w:pStyle w:val="Heading2"/>
@@ -2984,8 +3069,8 @@
         <w:t xml:space="preserve">).</w:t>
       </w:r>
     </w:p>
-    <w:bookmarkEnd w:id="40"/>
-    <w:bookmarkStart w:id="41" w:name="работодатель"/>
+    <w:bookmarkEnd w:id="43"/>
+    <w:bookmarkStart w:id="44" w:name="работодатель"/>
     <w:p>
       <w:pPr>
         <w:pStyle w:val="Heading2"/>
@@ -3745,8 +3830,8 @@
         </w:tc>
       </w:tr>
     </w:tbl>
-    <w:bookmarkEnd w:id="41"/>
-    <w:bookmarkStart w:id="42" w:name="правила-видимости-тз-2.2"/>
+    <w:bookmarkEnd w:id="44"/>
+    <w:bookmarkStart w:id="45" w:name="правила-видимости-тз-2.2"/>
     <w:p>
       <w:pPr>
         <w:pStyle w:val="Heading2"/>
@@ -4118,9 +4203,9 @@
         </w:tc>
       </w:tr>
     </w:tbl>
-    <w:bookmarkEnd w:id="42"/>
-    <w:bookmarkEnd w:id="43"/>
-    <w:bookmarkStart w:id="60" w:name="sec-03-metodika-ocenki"/>
+    <w:bookmarkEnd w:id="45"/>
+    <w:bookmarkEnd w:id="46"/>
+    <w:bookmarkStart w:id="63" w:name="sec-03-metodika-ocenki"/>
     <w:p>
       <w:pPr>
         <w:pStyle w:val="Heading1"/>
@@ -4151,7 +4236,7 @@
       <w:r>
         <w:t xml:space="preserve"> </w:t>
       </w:r>
-      <w:hyperlink r:id="rId30">
+      <w:hyperlink r:id="rId33">
         <w:r>
           <w:rPr>
             <w:rStyle w:val="Hyperlink"/>
@@ -4163,7 +4248,7 @@
         <w:t xml:space="preserve">.</w:t>
       </w:r>
     </w:p>
-    <w:bookmarkStart w:id="44" w:name="X8d683e25ef4372ae4a51f7cca66084031401bbc"/>
+    <w:bookmarkStart w:id="47" w:name="X8d683e25ef4372ae4a51f7cca66084031401bbc"/>
     <w:p>
       <w:pPr>
         <w:pStyle w:val="Heading2"/>
@@ -4294,8 +4379,8 @@
         <w:t xml:space="preserve">, а ответ вычисляет код, а не модель.</w:t>
       </w:r>
     </w:p>
-    <w:bookmarkEnd w:id="44"/>
-    <w:bookmarkStart w:id="46" w:name="банк-параметрических-заданий"/>
+    <w:bookmarkEnd w:id="47"/>
+    <w:bookmarkStart w:id="49" w:name="банк-параметрических-заданий"/>
     <w:p>
       <w:pPr>
         <w:pStyle w:val="Heading2"/>
@@ -4414,7 +4499,7 @@
         <w:t xml:space="preserve">, широковещательный адрес подсети.</w:t>
       </w:r>
     </w:p>
-    <w:bookmarkStart w:id="45" w:name="два-класса-семейств"/>
+    <w:bookmarkStart w:id="48" w:name="два-класса-семейств"/>
     <w:p>
       <w:pPr>
         <w:pStyle w:val="Heading3"/>
@@ -4607,9 +4692,9 @@
         <w:t xml:space="preserve">). Это решение принято по результатам атаки утечкой, см. ниже.</w:t>
       </w:r>
     </w:p>
-    <w:bookmarkEnd w:id="45"/>
-    <w:bookmarkEnd w:id="46"/>
-    <w:bookmarkStart w:id="47" w:name="план-попытки-и-равная-сложность"/>
+    <w:bookmarkEnd w:id="48"/>
+    <w:bookmarkEnd w:id="49"/>
+    <w:bookmarkStart w:id="50" w:name="план-попытки-и-равная-сложность"/>
     <w:p>
       <w:pPr>
         <w:pStyle w:val="Heading2"/>
@@ -4739,8 +4824,8 @@
         <w:t xml:space="preserve">План попытки (семейства, уровни, зёрна) хранится в базе, поэтому попытку можно продолжить после перезагрузки, а результат — перепроверить.</w:t>
       </w:r>
     </w:p>
-    <w:bookmarkEnd w:id="47"/>
-    <w:bookmarkStart w:id="48" w:name="оценка-способности-и-решение-по-грейду"/>
+    <w:bookmarkEnd w:id="50"/>
+    <w:bookmarkStart w:id="51" w:name="оценка-способности-и-решение-по-грейду"/>
     <w:p>
       <w:pPr>
         <w:pStyle w:val="Heading2"/>
@@ -5052,8 +5137,8 @@
         <w:t xml:space="preserve">Помимо θ кандидат видит балл 0–100 (доля верных, взвешенная по сложности) и разбор по темам.</w:t>
       </w:r>
     </w:p>
-    <w:bookmarkEnd w:id="48"/>
-    <w:bookmarkStart w:id="49" w:name="категоризация-и-рейтинг-внутри-категории"/>
+    <w:bookmarkEnd w:id="51"/>
+    <w:bookmarkStart w:id="52" w:name="категоризация-и-рейтинг-внутри-категории"/>
     <w:p>
       <w:pPr>
         <w:pStyle w:val="Heading2"/>
@@ -5285,8 +5370,8 @@
         <w:t xml:space="preserve">Кандидат без истории ФСП получает 0 по этому компоненту и ранжируется по тесту и свежести — профиль обрабатывается корректно, как требует ТЗ.</w:t>
       </w:r>
     </w:p>
-    <w:bookmarkEnd w:id="49"/>
-    <w:bookmarkStart w:id="50" w:name="механика-подбора"/>
+    <w:bookmarkEnd w:id="52"/>
+    <w:bookmarkStart w:id="53" w:name="механика-подбора"/>
     <w:p>
       <w:pPr>
         <w:pStyle w:val="Heading2"/>
@@ -5701,11 +5786,11 @@
         <w:pStyle w:val="FirstParagraph"/>
       </w:pPr>
       <w:r>
-        <w:t xml:space="preserve">Компонент «Уровень по тесту» сравнивает θ с коридором вакансии, а не с порогом собственного грейда кандидата. Так сильный кандидат, которому тест присвоил Middle, но чья θ на уровне Senior, не вытесняет подходящих на вакансию Junior–Middle. Это решение тоже пришло из валидации: с прежней формулой точность подборки для фронтенд-вакансии была 0.73, с новой — 0.89.</w:t>
-      </w:r>
-    </w:p>
-    <w:bookmarkEnd w:id="50"/>
-    <w:bookmarkStart w:id="51" w:name="тест-под-вакансию"/>
+        <w:t xml:space="preserve">Компонент «Уровень по тесту» сравнивает θ с коридором вакансии, а не с порогом собственного грейда кандидата. Так сильный кандидат, которому тест присвоил Middle, но чья θ на уровне Senior, не вытесняет подходящих на вакансию Junior–Middle. Это решение тоже пришло из валидации: с прежней формулой точность подборки для фронтенд-вакансии была 0.73, с новой — 0.90.</w:t>
+      </w:r>
+    </w:p>
+    <w:bookmarkEnd w:id="53"/>
+    <w:bookmarkStart w:id="54" w:name="тест-под-вакансию"/>
     <w:p>
       <w:pPr>
         <w:pStyle w:val="Heading2"/>
@@ -5794,8 +5879,8 @@
         <w:t xml:space="preserve">.</w:t>
       </w:r>
     </w:p>
-    <w:bookmarkEnd w:id="51"/>
-    <w:bookmarkStart w:id="52" w:name="регулярные-короткие-задания"/>
+    <w:bookmarkEnd w:id="54"/>
+    <w:bookmarkStart w:id="55" w:name="регулярные-короткие-задания"/>
     <w:p>
       <w:pPr>
         <w:pStyle w:val="Heading2"/>
@@ -5812,8 +5897,8 @@
         <w:t xml:space="preserve">Работодатель публикует задачу для направления («Как сделать платёж идемпотентным?»). Кандидат отвечает текстом. Ответ оценивает модель по рубрике (понимание задачи, корректность, конкретика, учёт рисков) через цепочку GigaChat → YandexGPT; если не ответила ни одна модель — эвристика по полноте и ключевым словам задачи. Ответ обновляет свежесть профиля и виден работодателю вместе с оценкой.</w:t>
       </w:r>
     </w:p>
-    <w:bookmarkEnd w:id="52"/>
-    <w:bookmarkStart w:id="54" w:name="мониторинг-утечек-и-калибровка"/>
+    <w:bookmarkEnd w:id="55"/>
+    <w:bookmarkStart w:id="57" w:name="мониторинг-утечек-и-калибровка"/>
     <w:p>
       <w:pPr>
         <w:pStyle w:val="Heading2"/>
@@ -5841,7 +5926,7 @@
       <w:r>
         <w:t xml:space="preserve"> </w:t>
       </w:r>
-      <w:hyperlink r:id="rId53">
+      <w:hyperlink r:id="rId56">
         <w:r>
           <w:rPr>
             <w:rStyle w:val="Hyperlink"/>
@@ -5922,8 +6007,8 @@
         <w:t xml:space="preserve">.</w:t>
       </w:r>
     </w:p>
-    <w:bookmarkEnd w:id="54"/>
-    <w:bookmarkStart w:id="56" w:name="процедура-валидации"/>
+    <w:bookmarkEnd w:id="57"/>
+    <w:bookmarkStart w:id="59" w:name="процедура-валидации"/>
     <w:p>
       <w:pPr>
         <w:pStyle w:val="Heading2"/>
@@ -6308,7 +6393,7 @@
         </w:tc>
       </w:tr>
     </w:tbl>
-    <w:bookmarkStart w:id="55" w:name="результаты-валидации"/>
+    <w:bookmarkStart w:id="58" w:name="результаты-валидации"/>
     <w:p>
       <w:pPr>
         <w:pStyle w:val="Heading3"/>
@@ -6582,7 +6667,7 @@
         <w:t xml:space="preserve"> </w:t>
       </w:r>
       <w:r>
-        <w:t xml:space="preserve">Корреляция θ между двумя независимыми попытками — 0.83, решение «сдал / не сдал» совпадает в 61 % случаев (кандидаты в выборке стоят близко к порогу), стандартная ошибка θ — 0.49 логита при ширине коридора грейда в 1 логит. Для теста из 10 заданий это ожидаемый уровень; точность растёт с длиной теста (см. «Ограничения»).</w:t>
+        <w:t xml:space="preserve">Корреляция θ между двумя независимыми попытками — 0.83, решение «сдал / не сдал» совпадает в 60.5 % случаев (кандидаты в выборке стоят близко к порогу), стандартная ошибка θ — 0.49 логита при ширине коридора грейда в 1 логит. Для теста из 10 заданий это ожидаемый уровень; точность растёт с длиной теста (см. «Ограничения»).</w:t>
       </w:r>
     </w:p>
     <w:p>
@@ -7416,9 +7501,9 @@
         <w:t xml:space="preserve">После исключения семейство не выдаётся ни разу в 500 новых попытках. Порог дрейфа взят ниже 15 п.п. из постановки: утечка к четверти кандидатов даёт +12.4 % и при 15 п.п. осталась бы незамеченной, а ложные тревоги отсекает порог z.</w:t>
       </w:r>
     </w:p>
-    <w:bookmarkEnd w:id="55"/>
-    <w:bookmarkEnd w:id="56"/>
-    <w:bookmarkStart w:id="57" w:name="ограничения-и-что-дальше"/>
+    <w:bookmarkEnd w:id="58"/>
+    <w:bookmarkEnd w:id="59"/>
+    <w:bookmarkStart w:id="60" w:name="ограничения-и-что-дальше"/>
     <w:p>
       <w:pPr>
         <w:pStyle w:val="Heading2"/>
@@ -7463,8 +7548,8 @@
         <w:t xml:space="preserve">Синтетическая валидация проверяет механику, но не содержательную валидность заданий. Её дадут экспертная оценка выборки реальных кандидатов и сравнение с решениями нанимающих менеджеров.</w:t>
       </w:r>
     </w:p>
-    <w:bookmarkEnd w:id="57"/>
-    <w:bookmarkStart w:id="59" w:name="code-arena-автопроверка-и-рейтинг"/>
+    <w:bookmarkEnd w:id="60"/>
+    <w:bookmarkStart w:id="62" w:name="code-arena-автопроверка-и-рейтинг"/>
     <w:p>
       <w:pPr>
         <w:pStyle w:val="Heading2"/>
@@ -7483,7 +7568,7 @@
       <w:r>
         <w:t xml:space="preserve"> </w:t>
       </w:r>
-      <w:hyperlink r:id="rId58">
+      <w:hyperlink r:id="rId61">
         <w:r>
           <w:rPr>
             <w:rStyle w:val="Hyperlink"/>
@@ -7687,9 +7772,9 @@
         <w:t xml:space="preserve">Решения одной задачи в раунде сравниваются после нормализации (без комментариев, имена заменены, n-граммы токенов); почти совпадающие помечаются. Крупные вставки и уходы со вкладки пишутся как сигналы. Пометку видит работодатель, результат автоматически не аннулируется.</w:t>
       </w:r>
     </w:p>
-    <w:bookmarkEnd w:id="59"/>
-    <w:bookmarkEnd w:id="60"/>
-    <w:bookmarkStart w:id="91" w:name="sec-04-arhitektura"/>
+    <w:bookmarkEnd w:id="62"/>
+    <w:bookmarkEnd w:id="63"/>
+    <w:bookmarkStart w:id="94" w:name="sec-04-arhitektura"/>
     <w:p>
       <w:pPr>
         <w:pStyle w:val="Heading1"/>
@@ -7698,7 +7783,7 @@
         <w:t xml:space="preserve">4. Архитектура</w:t>
       </w:r>
     </w:p>
-    <w:bookmarkStart w:id="64" w:name="функциональная-архитектура"/>
+    <w:bookmarkStart w:id="67" w:name="функциональная-архитектура"/>
     <w:p>
       <w:pPr>
         <w:pStyle w:val="Heading2"/>
@@ -7716,18 +7801,18 @@
           <wp:inline>
             <wp:extent cx="5334000" cy="3876039"/>
             <wp:effectExtent b="0" l="0" r="0" t="0"/>
-            <wp:docPr descr="" title="" id="62" name="Picture"/>
+            <wp:docPr descr="" title="" id="65" name="Picture"/>
             <a:graphic>
               <a:graphicData uri="http://schemas.openxmlformats.org/drawingml/2006/picture">
                 <pic:pic>
                   <pic:nvPicPr>
-                    <pic:cNvPr descr="/home/user/hyrekit_fsp/docs/assets/diagrams/04-arhitektura-1.png" id="63" name="Picture"/>
+                    <pic:cNvPr descr="/home/user/hyrekit_fsp/docs/assets/diagrams/04-arhitektura-1.png" id="66" name="Picture"/>
                     <pic:cNvPicPr>
                       <a:picLocks noChangeArrowheads="1" noChangeAspect="1"/>
                     </pic:cNvPicPr>
                   </pic:nvPicPr>
                   <pic:blipFill>
-                    <a:blip r:embed="rId61"/>
+                    <a:blip r:embed="rId64"/>
                     <a:stretch>
                       <a:fillRect/>
                     </a:stretch>
@@ -8396,8 +8481,8 @@
         </w:tc>
       </w:tr>
     </w:tbl>
-    <w:bookmarkEnd w:id="64"/>
-    <w:bookmarkStart w:id="73" w:name="компонентная-архитектура"/>
+    <w:bookmarkEnd w:id="67"/>
+    <w:bookmarkStart w:id="76" w:name="компонентная-архитектура"/>
     <w:p>
       <w:pPr>
         <w:pStyle w:val="Heading2"/>
@@ -8415,18 +8500,18 @@
           <wp:inline>
             <wp:extent cx="5334000" cy="2071369"/>
             <wp:effectExtent b="0" l="0" r="0" t="0"/>
-            <wp:docPr descr="" title="" id="66" name="Picture"/>
+            <wp:docPr descr="" title="" id="69" name="Picture"/>
             <a:graphic>
               <a:graphicData uri="http://schemas.openxmlformats.org/drawingml/2006/picture">
                 <pic:pic>
                   <pic:nvPicPr>
-                    <pic:cNvPr descr="/home/user/hyrekit_fsp/docs/assets/diagrams/04-arhitektura-2.png" id="67" name="Picture"/>
+                    <pic:cNvPr descr="/home/user/hyrekit_fsp/docs/assets/diagrams/04-arhitektura-2.png" id="70" name="Picture"/>
                     <pic:cNvPicPr>
                       <a:picLocks noChangeArrowheads="1" noChangeAspect="1"/>
                     </pic:cNvPicPr>
                   </pic:nvPicPr>
                   <pic:blipFill>
-                    <a:blip r:embed="rId65"/>
+                    <a:blip r:embed="rId68"/>
                     <a:stretch>
                       <a:fillRect/>
                     </a:stretch>
@@ -8877,7 +8962,7 @@
         </w:tc>
       </w:tr>
     </w:tbl>
-    <w:bookmarkStart w:id="72" w:name="модель-данных"/>
+    <w:bookmarkStart w:id="75" w:name="модель-данных"/>
     <w:p>
       <w:pPr>
         <w:pStyle w:val="Heading3"/>
@@ -8895,18 +8980,18 @@
           <wp:inline>
             <wp:extent cx="5334000" cy="2080259"/>
             <wp:effectExtent b="0" l="0" r="0" t="0"/>
-            <wp:docPr descr="" title="" id="69" name="Picture"/>
+            <wp:docPr descr="" title="" id="72" name="Picture"/>
             <a:graphic>
               <a:graphicData uri="http://schemas.openxmlformats.org/drawingml/2006/picture">
                 <pic:pic>
                   <pic:nvPicPr>
-                    <pic:cNvPr descr="/home/user/hyrekit_fsp/docs/assets/diagrams/04-arhitektura-3.png" id="70" name="Picture"/>
+                    <pic:cNvPr descr="/home/user/hyrekit_fsp/docs/assets/diagrams/04-arhitektura-3.png" id="73" name="Picture"/>
                     <pic:cNvPicPr>
                       <a:picLocks noChangeArrowheads="1" noChangeAspect="1"/>
                     </pic:cNvPicPr>
                   </pic:nvPicPr>
                   <pic:blipFill>
-                    <a:blip r:embed="rId68"/>
+                    <a:blip r:embed="rId71"/>
                     <a:stretch>
                       <a:fillRect/>
                     </a:stretch>
@@ -8943,7 +9028,7 @@
       <w:r>
         <w:t xml:space="preserve"> </w:t>
       </w:r>
-      <w:hyperlink r:id="rId71">
+      <w:hyperlink r:id="rId74">
         <w:r>
           <w:rPr>
             <w:rStyle w:val="Hyperlink"/>
@@ -9262,9 +9347,9 @@
         </w:tc>
       </w:tr>
     </w:tbl>
-    <w:bookmarkEnd w:id="72"/>
-    <w:bookmarkEnd w:id="73"/>
-    <w:bookmarkStart w:id="75" w:name="описание-api"/>
+    <w:bookmarkEnd w:id="75"/>
+    <w:bookmarkEnd w:id="76"/>
+    <w:bookmarkStart w:id="78" w:name="описание-api"/>
     <w:p>
       <w:pPr>
         <w:pStyle w:val="Heading2"/>
@@ -9336,7 +9421,7 @@
       <w:r>
         <w:t xml:space="preserve"> </w:t>
       </w:r>
-      <w:hyperlink r:id="rId74">
+      <w:hyperlink r:id="rId77">
         <w:r>
           <w:rPr>
             <w:rStyle w:val="Hyperlink"/>
@@ -10079,8 +10164,8 @@
         <w:t xml:space="preserve">; коды: 400 — валидация, 401 — нет токена, 403 — чужая роль или ресурс, 404 — нет объекта, 409 — конфликт состояния, 422 — ошибка схемы, 429 — превышен лимит.</w:t>
       </w:r>
     </w:p>
-    <w:bookmarkEnd w:id="75"/>
-    <w:bookmarkStart w:id="76" w:name="безопасность-и-152-фз"/>
+    <w:bookmarkEnd w:id="78"/>
+    <w:bookmarkStart w:id="79" w:name="безопасность-и-152-фз"/>
     <w:p>
       <w:pPr>
         <w:pStyle w:val="Heading2"/>
@@ -10357,8 +10442,8 @@
         </w:tc>
       </w:tr>
     </w:tbl>
-    <w:bookmarkEnd w:id="76"/>
-    <w:bookmarkStart w:id="86" w:name="интеграция-с-реестром-фсп"/>
+    <w:bookmarkEnd w:id="79"/>
+    <w:bookmarkStart w:id="89" w:name="интеграция-с-реестром-фсп"/>
     <w:p>
       <w:pPr>
         <w:pStyle w:val="Heading2"/>
@@ -10375,7 +10460,7 @@
         <w:t xml:space="preserve">API и структура данных ФСП в хакатоне не предоставлены (ТЗ 4), поэтому интеграция спроектирована через интерфейс и эмулятор.</w:t>
       </w:r>
     </w:p>
-    <w:bookmarkStart w:id="77" w:name="что-берём-из-реестра"/>
+    <w:bookmarkStart w:id="80" w:name="что-берём-из-реестра"/>
     <w:p>
       <w:pPr>
         <w:pStyle w:val="Heading3"/>
@@ -10584,8 +10669,8 @@
         <w:t xml:space="preserve">: блок показывает «Достижений ФСП пока нет», рейтинг считается по тесту и свежести.</w:t>
       </w:r>
     </w:p>
-    <w:bookmarkEnd w:id="77"/>
-    <w:bookmarkStart w:id="81" w:name="как-устроено-в-mvp"/>
+    <w:bookmarkEnd w:id="80"/>
+    <w:bookmarkStart w:id="84" w:name="как-устроено-в-mvp"/>
     <w:p>
       <w:pPr>
         <w:pStyle w:val="Heading3"/>
@@ -10603,18 +10688,18 @@
           <wp:inline>
             <wp:extent cx="5334000" cy="2706000"/>
             <wp:effectExtent b="0" l="0" r="0" t="0"/>
-            <wp:docPr descr="" title="" id="79" name="Picture"/>
+            <wp:docPr descr="" title="" id="82" name="Picture"/>
             <a:graphic>
               <a:graphicData uri="http://schemas.openxmlformats.org/drawingml/2006/picture">
                 <pic:pic>
                   <pic:nvPicPr>
-                    <pic:cNvPr descr="/home/user/hyrekit_fsp/docs/assets/diagrams/04-arhitektura-4.png" id="80" name="Picture"/>
+                    <pic:cNvPr descr="/home/user/hyrekit_fsp/docs/assets/diagrams/04-arhitektura-4.png" id="83" name="Picture"/>
                     <pic:cNvPicPr>
                       <a:picLocks noChangeArrowheads="1" noChangeAspect="1"/>
                     </pic:cNvPicPr>
                   </pic:nvPicPr>
                   <pic:blipFill>
-                    <a:blip r:embed="rId78"/>
+                    <a:blip r:embed="rId81"/>
                     <a:stretch>
                       <a:fillRect/>
                     </a:stretch>
@@ -10670,8 +10755,8 @@
         <w:t xml:space="preserve">: один и тот же ID всегда даёт одну историю, а ID, оканчивающийся на 0, моделирует участника без истории. Ответ сохраняется снимком в профиле, поэтому подборка не зависит от доступности реестра.</w:t>
       </w:r>
     </w:p>
-    <w:bookmarkEnd w:id="81"/>
-    <w:bookmarkStart w:id="85" w:name="X9923a5cc91a676586abae73d256a4d8ca14ee59"/>
+    <w:bookmarkEnd w:id="84"/>
+    <w:bookmarkStart w:id="88" w:name="X9923a5cc91a676586abae73d256a4d8ca14ee59"/>
     <w:p>
       <w:pPr>
         <w:pStyle w:val="Heading3"/>
@@ -10697,18 +10782,18 @@
           <wp:inline>
             <wp:extent cx="5334000" cy="4311164"/>
             <wp:effectExtent b="0" l="0" r="0" t="0"/>
-            <wp:docPr descr="" title="" id="83" name="Picture"/>
+            <wp:docPr descr="" title="" id="86" name="Picture"/>
             <a:graphic>
               <a:graphicData uri="http://schemas.openxmlformats.org/drawingml/2006/picture">
                 <pic:pic>
                   <pic:nvPicPr>
-                    <pic:cNvPr descr="/home/user/hyrekit_fsp/docs/assets/diagrams/04-arhitektura-5.png" id="84" name="Picture"/>
+                    <pic:cNvPr descr="/home/user/hyrekit_fsp/docs/assets/diagrams/04-arhitektura-5.png" id="87" name="Picture"/>
                     <pic:cNvPicPr>
                       <a:picLocks noChangeArrowheads="1" noChangeAspect="1"/>
                     </pic:cNvPicPr>
                   </pic:nvPicPr>
                   <pic:blipFill>
-                    <a:blip r:embed="rId82"/>
+                    <a:blip r:embed="rId85"/>
                     <a:stretch>
                       <a:fillRect/>
                     </a:stretch>
@@ -10907,9 +10992,9 @@
         <w:t xml:space="preserve">; когда появится API реестра, его реализация получит access-токен из того же входа.</w:t>
       </w:r>
     </w:p>
-    <w:bookmarkEnd w:id="85"/>
-    <w:bookmarkEnd w:id="86"/>
-    <w:bookmarkStart w:id="87" w:name="масштабирование"/>
+    <w:bookmarkEnd w:id="88"/>
+    <w:bookmarkEnd w:id="89"/>
+    <w:bookmarkStart w:id="90" w:name="масштабирование"/>
     <w:p>
       <w:pPr>
         <w:pStyle w:val="Heading2"/>
@@ -10954,8 +11039,8 @@
         <w:t xml:space="preserve">Банк заданий — код, а не таблица: новые семейства добавляются без миграций.</w:t>
       </w:r>
     </w:p>
-    <w:bookmarkEnd w:id="87"/>
-    <w:bookmarkStart w:id="90" w:name="концепция-за-рамками-mvp"/>
+    <w:bookmarkEnd w:id="90"/>
+    <w:bookmarkStart w:id="93" w:name="концепция-за-рамками-mvp"/>
     <w:p>
       <w:pPr>
         <w:pStyle w:val="Heading2"/>
@@ -10964,7 +11049,7 @@
         <w:t xml:space="preserve">Концепция за рамками MVP</w:t>
       </w:r>
     </w:p>
-    <w:bookmarkStart w:id="88" w:name="Xeb495cbd24731ad1810e9c52d8d79d498e31c0b"/>
+    <w:bookmarkStart w:id="91" w:name="Xeb495cbd24731ad1810e9c52d8d79d498e31c0b"/>
     <w:p>
       <w:pPr>
         <w:pStyle w:val="Heading3"/>
@@ -11077,8 +11162,8 @@
         <w:t xml:space="preserve">: одинаковые тексты вакансий у разных компаний, вакансии без откликов работодателя, ссылки на внешние мессенджеры в тексте.</w:t>
       </w:r>
     </w:p>
-    <w:bookmarkEnd w:id="88"/>
-    <w:bookmarkStart w:id="89" w:name="интеграция-с-ats"/>
+    <w:bookmarkEnd w:id="91"/>
+    <w:bookmarkStart w:id="92" w:name="интеграция-с-ats"/>
     <w:p>
       <w:pPr>
         <w:pStyle w:val="Heading3"/>
@@ -11165,10 +11250,10 @@
         <w:t xml:space="preserve">: карточка кандидата и стандартизированный PDF-профиль уже есть; добавляется экспорт в JSON Resume для импорта в ATS.</w:t>
       </w:r>
     </w:p>
-    <w:bookmarkEnd w:id="89"/>
-    <w:bookmarkEnd w:id="90"/>
-    <w:bookmarkEnd w:id="91"/>
-    <w:bookmarkStart w:id="107" w:name="sec-05-zapusk-i-demo"/>
+    <w:bookmarkEnd w:id="92"/>
+    <w:bookmarkEnd w:id="93"/>
+    <w:bookmarkEnd w:id="94"/>
+    <w:bookmarkStart w:id="110" w:name="sec-05-zapusk-i-demo"/>
     <w:p>
       <w:pPr>
         <w:pStyle w:val="Heading1"/>
@@ -11177,7 +11262,7 @@
         <w:t xml:space="preserve">5. Запуск и демо</w:t>
       </w:r>
     </w:p>
-    <w:bookmarkStart w:id="96" w:name="вариант-1.-docker-compose-одна-команда"/>
+    <w:bookmarkStart w:id="99" w:name="вариант-1.-docker-compose-одна-команда"/>
     <w:p>
       <w:pPr>
         <w:pStyle w:val="Heading2"/>
@@ -11334,7 +11419,7 @@
               <w:pStyle w:val="Compact"/>
               <w:jc w:val="left"/>
             </w:pPr>
-            <w:hyperlink r:id="rId92">
+            <w:hyperlink r:id="rId95">
               <w:r>
                 <w:rPr>
                   <w:rStyle w:val="Hyperlink"/>
@@ -11396,7 +11481,7 @@
               <w:pStyle w:val="Compact"/>
               <w:jc w:val="left"/>
             </w:pPr>
-            <w:hyperlink r:id="rId93">
+            <w:hyperlink r:id="rId96">
               <w:r>
                 <w:rPr>
                   <w:rStyle w:val="Hyperlink"/>
@@ -11666,7 +11751,7 @@
       <w:r>
         <w:t xml:space="preserve"> </w:t>
       </w:r>
-      <w:hyperlink r:id="rId94">
+      <w:hyperlink r:id="rId97">
         <w:r>
           <w:rPr>
             <w:rStyle w:val="Hyperlink"/>
@@ -11700,7 +11785,7 @@
       <w:r>
         <w:t xml:space="preserve"> </w:t>
       </w:r>
-      <w:hyperlink r:id="rId95">
+      <w:hyperlink r:id="rId98">
         <w:r>
           <w:rPr>
             <w:rStyle w:val="Hyperlink"/>
@@ -11744,8 +11829,8 @@
         <w:t xml:space="preserve">.</w:t>
       </w:r>
     </w:p>
-    <w:bookmarkEnd w:id="96"/>
-    <w:bookmarkStart w:id="97" w:name="X1414facfffa5691b0a8be99016f6f3006c88455"/>
+    <w:bookmarkEnd w:id="99"/>
+    <w:bookmarkStart w:id="100" w:name="X1414facfffa5691b0a8be99016f6f3006c88455"/>
     <w:p>
       <w:pPr>
         <w:pStyle w:val="Heading2"/>
@@ -12021,8 +12106,8 @@
         <w:t xml:space="preserve">) и запускает API с автоперезагрузкой. Демо-данные создаются так же, как в Docker. Ссылка подтверждения почты без SMTP печатается в лог API.</w:t>
       </w:r>
     </w:p>
-    <w:bookmarkEnd w:id="97"/>
-    <w:bookmarkStart w:id="98" w:name="демо-аккаунты"/>
+    <w:bookmarkEnd w:id="100"/>
+    <w:bookmarkStart w:id="101" w:name="демо-аккаунты"/>
     <w:p>
       <w:pPr>
         <w:pStyle w:val="Heading2"/>
@@ -12242,8 +12327,8 @@
         <w:t xml:space="preserve">, тот же пароль) прошли тест через симуляцию по той же модели, что и валидация, поэтому их категории и рейтинги согласованы с методикой. Около 65 % привязали ФСП ID; часть ID без истории — так видно, как система показывает кандидата без достижений.</w:t>
       </w:r>
     </w:p>
-    <w:bookmarkEnd w:id="98"/>
-    <w:bookmarkStart w:id="100" w:name="экспресс-тест-для-жюри"/>
+    <w:bookmarkEnd w:id="101"/>
+    <w:bookmarkStart w:id="103" w:name="экспресс-тест-для-жюри"/>
     <w:p>
       <w:pPr>
         <w:pStyle w:val="Heading2"/>
@@ -12393,7 +12478,7 @@
       <w:r>
         <w:t xml:space="preserve"> </w:t>
       </w:r>
-      <w:hyperlink r:id="rId99">
+      <w:hyperlink r:id="rId102">
         <w:r>
           <w:rPr>
             <w:rStyle w:val="Hyperlink"/>
@@ -12405,8 +12490,8 @@
         <w:t xml:space="preserve">.</w:t>
       </w:r>
     </w:p>
-    <w:bookmarkEnd w:id="100"/>
-    <w:bookmarkStart w:id="101" w:name="демо-за-5-минут"/>
+    <w:bookmarkEnd w:id="103"/>
+    <w:bookmarkStart w:id="104" w:name="демо-за-5-минут"/>
     <w:p>
       <w:pPr>
         <w:pStyle w:val="Heading2"/>
@@ -12689,8 +12774,8 @@
         <w:t xml:space="preserve">«Приглашения и отклики» → статус «принято», у кандидата открылись ФИО и контакты.</w:t>
       </w:r>
     </w:p>
-    <w:bookmarkEnd w:id="101"/>
-    <w:bookmarkStart w:id="102" w:name="code-arena"/>
+    <w:bookmarkEnd w:id="104"/>
+    <w:bookmarkStart w:id="105" w:name="code-arena"/>
     <w:p>
       <w:pPr>
         <w:pStyle w:val="Heading2"/>
@@ -12790,8 +12875,8 @@
         <w:t xml:space="preserve">Дополнительно: кандидат откликается на опубликованную вакансию в «Вакансиях», работодатель видит отклик и раскрытые контакты; кандидат отвечает на короткое задание в «Челленджах», работодатель видит ответ с оценкой.</w:t>
       </w:r>
     </w:p>
-    <w:bookmarkEnd w:id="102"/>
-    <w:bookmarkStart w:id="103" w:name="переменные-окружения"/>
+    <w:bookmarkEnd w:id="105"/>
+    <w:bookmarkStart w:id="106" w:name="переменные-окружения"/>
     <w:p>
       <w:pPr>
         <w:pStyle w:val="Heading2"/>
@@ -14135,8 +14220,8 @@
         </w:tc>
       </w:tr>
     </w:tbl>
-    <w:bookmarkEnd w:id="103"/>
-    <w:bookmarkStart w:id="104" w:name="сборка-и-проверки"/>
+    <w:bookmarkEnd w:id="106"/>
+    <w:bookmarkStart w:id="107" w:name="сборка-и-проверки"/>
     <w:p>
       <w:pPr>
         <w:pStyle w:val="Heading2"/>
@@ -14375,8 +14460,8 @@
         <w:t xml:space="preserve"># фронтенд</w:t>
       </w:r>
     </w:p>
-    <w:bookmarkEnd w:id="104"/>
-    <w:bookmarkStart w:id="106" w:name="развёртывание-в-yandex-cloud"/>
+    <w:bookmarkEnd w:id="107"/>
+    <w:bookmarkStart w:id="109" w:name="развёртывание-в-yandex-cloud"/>
     <w:p>
       <w:pPr>
         <w:pStyle w:val="Heading2"/>
@@ -14445,7 +14530,7 @@
       <w:r>
         <w:t xml:space="preserve"> </w:t>
       </w:r>
-      <w:hyperlink r:id="rId105">
+      <w:hyperlink r:id="rId108">
         <w:r>
           <w:rPr>
             <w:rStyle w:val="Hyperlink"/>
@@ -14469,9 +14554,9 @@
         <w:t xml:space="preserve">.</w:t>
       </w:r>
     </w:p>
-    <w:bookmarkEnd w:id="106"/>
-    <w:bookmarkEnd w:id="107"/>
-    <w:bookmarkStart w:id="116" w:name="sec-06-tehnologii-i-servisy"/>
+    <w:bookmarkEnd w:id="109"/>
+    <w:bookmarkEnd w:id="110"/>
+    <w:bookmarkStart w:id="119" w:name="sec-06-tehnologii-i-servisy"/>
     <w:p>
       <w:pPr>
         <w:pStyle w:val="Heading1"/>
@@ -14527,7 +14612,7 @@
         <w:t xml:space="preserve">.</w:t>
       </w:r>
     </w:p>
-    <w:bookmarkStart w:id="108" w:name="бэкенд-python-3.11"/>
+    <w:bookmarkStart w:id="111" w:name="бэкенд-python-3.11"/>
     <w:p>
       <w:pPr>
         <w:pStyle w:val="Heading2"/>
@@ -15511,6 +15596,65 @@
               <w:jc w:val="left"/>
             </w:pPr>
             <w:r>
+              <w:t xml:space="preserve">cryptography</w:t>
+            </w:r>
+          </w:p>
+        </w:tc>
+        <w:tc>
+          <w:tcPr/>
+          <w:p>
+            <w:pPr>
+              <w:pStyle w:val="Compact"/>
+              <w:jc w:val="left"/>
+            </w:pPr>
+            <w:r>
+              <w:t xml:space="preserve">50.0.1</w:t>
+            </w:r>
+          </w:p>
+        </w:tc>
+        <w:tc>
+          <w:tcPr/>
+          <w:p>
+            <w:pPr>
+              <w:pStyle w:val="Compact"/>
+              <w:jc w:val="left"/>
+            </w:pPr>
+            <w:r>
+              <w:t xml:space="preserve">Apache-2.0 / BSD</w:t>
+            </w:r>
+          </w:p>
+        </w:tc>
+        <w:tc>
+          <w:tcPr/>
+          <w:p>
+            <w:pPr>
+              <w:pStyle w:val="Compact"/>
+              <w:jc w:val="left"/>
+            </w:pPr>
+            <w:r>
+              <w:t xml:space="preserve">Шифрование персональных данных в базе (</w:t>
+            </w:r>
+            <w:r>
+              <w:rPr>
+                <w:rStyle w:val="VerbatimChar"/>
+              </w:rPr>
+              <w:t xml:space="preserve">core/encryption.py</w:t>
+            </w:r>
+            <w:r>
+              <w:t xml:space="preserve">)</w:t>
+            </w:r>
+          </w:p>
+        </w:tc>
+      </w:tr>
+      <w:tr>
+        <w:tc>
+          <w:tcPr/>
+          <w:p>
+            <w:pPr>
+              <w:pStyle w:val="Compact"/>
+              <w:jc w:val="left"/>
+            </w:pPr>
+            <w:r>
               <w:t xml:space="preserve">tenacity</w:t>
             </w:r>
           </w:p>
@@ -15611,8 +15755,8 @@
         <w:t xml:space="preserve">Разработка: pytest 8.3.4, pytest-asyncio 0.24.0, pytest-cov 6.0.0, ruff 0.8.6, mypy 1.14.1, bandit 1.8.3, pip-audit 2.7.3.</w:t>
       </w:r>
     </w:p>
-    <w:bookmarkEnd w:id="108"/>
-    <w:bookmarkStart w:id="109" w:name="фронтенд-node.js-20"/>
+    <w:bookmarkEnd w:id="111"/>
+    <w:bookmarkStart w:id="112" w:name="фронтенд-node.js-20"/>
     <w:p>
       <w:pPr>
         <w:pStyle w:val="Heading2"/>
@@ -16115,8 +16259,8 @@
         </w:tc>
       </w:tr>
     </w:tbl>
-    <w:bookmarkEnd w:id="109"/>
-    <w:bookmarkStart w:id="110" w:name="инфраструктура"/>
+    <w:bookmarkEnd w:id="112"/>
+    <w:bookmarkStart w:id="113" w:name="инфраструктура"/>
     <w:p>
       <w:pPr>
         <w:pStyle w:val="Heading2"/>
@@ -16475,8 +16619,8 @@
         </w:tc>
       </w:tr>
     </w:tbl>
-    <w:bookmarkEnd w:id="110"/>
-    <w:bookmarkStart w:id="111" w:name="шрифты-и-бренд"/>
+    <w:bookmarkEnd w:id="113"/>
+    <w:bookmarkStart w:id="114" w:name="шрифты-и-бренд"/>
     <w:p>
       <w:pPr>
         <w:pStyle w:val="Heading2"/>
@@ -16680,8 +16824,8 @@
         </w:tc>
       </w:tr>
     </w:tbl>
-    <w:bookmarkEnd w:id="111"/>
-    <w:bookmarkStart w:id="115" w:name="модели-llm-gigachat-и-yandexgpt"/>
+    <w:bookmarkEnd w:id="114"/>
+    <w:bookmarkStart w:id="118" w:name="модели-llm-gigachat-и-yandexgpt"/>
     <w:p>
       <w:pPr>
         <w:pStyle w:val="Heading2"/>
@@ -17293,7 +17437,7 @@
       <w:r>
         <w:t xml:space="preserve"> </w:t>
       </w:r>
-      <w:hyperlink r:id="rId112">
+      <w:hyperlink r:id="rId115">
         <w:r>
           <w:rPr>
             <w:rStyle w:val="Hyperlink"/>
@@ -17307,7 +17451,7 @@
       <w:r>
         <w:t xml:space="preserve"> </w:t>
       </w:r>
-      <w:hyperlink r:id="rId113">
+      <w:hyperlink r:id="rId116">
         <w:r>
           <w:rPr>
             <w:rStyle w:val="Hyperlink"/>
@@ -17329,7 +17473,7 @@
       <w:r>
         <w:t xml:space="preserve"> </w:t>
       </w:r>
-      <w:hyperlink r:id="rId114">
+      <w:hyperlink r:id="rId117">
         <w:r>
           <w:rPr>
             <w:rStyle w:val="Hyperlink"/>
@@ -17341,9 +17485,9 @@
         <w:t xml:space="preserve">.</w:t>
       </w:r>
     </w:p>
-    <w:bookmarkEnd w:id="115"/>
-    <w:bookmarkEnd w:id="116"/>
-    <w:bookmarkStart w:id="129" w:name="sec-07-komanda-i-process"/>
+    <w:bookmarkEnd w:id="118"/>
+    <w:bookmarkEnd w:id="119"/>
+    <w:bookmarkStart w:id="132" w:name="sec-07-komanda-i-process"/>
     <w:p>
       <w:pPr>
         <w:pStyle w:val="Heading1"/>
@@ -17352,7 +17496,7 @@
         <w:t xml:space="preserve">7. Команда и процесс</w:t>
       </w:r>
     </w:p>
-    <w:bookmarkStart w:id="121" w:name="команда-и-трек"/>
+    <w:bookmarkStart w:id="124" w:name="команда-и-трек"/>
     <w:p>
       <w:pPr>
         <w:pStyle w:val="Heading2"/>
@@ -17532,7 +17676,7 @@
             <w:r>
               <w:t xml:space="preserve">Яков Дятлов (</w:t>
             </w:r>
-            <w:hyperlink r:id="rId117">
+            <w:hyperlink r:id="rId120">
               <w:r>
                 <w:rPr>
                   <w:rStyle w:val="Hyperlink"/>
@@ -17569,7 +17713,7 @@
             <w:r>
               <w:t xml:space="preserve">Ирина Живова (</w:t>
             </w:r>
-            <w:hyperlink r:id="rId118">
+            <w:hyperlink r:id="rId121">
               <w:r>
                 <w:rPr>
                   <w:rStyle w:val="Hyperlink"/>
@@ -17606,7 +17750,7 @@
             <w:r>
               <w:t xml:space="preserve">Сергей Емельянов (</w:t>
             </w:r>
-            <w:hyperlink r:id="rId119">
+            <w:hyperlink r:id="rId122">
               <w:r>
                 <w:rPr>
                   <w:rStyle w:val="Hyperlink"/>
@@ -17643,7 +17787,7 @@
             <w:r>
               <w:t xml:space="preserve">Алиса Живова (</w:t>
             </w:r>
-            <w:hyperlink r:id="rId120">
+            <w:hyperlink r:id="rId123">
               <w:r>
                 <w:rPr>
                   <w:rStyle w:val="Hyperlink"/>
@@ -17670,8 +17814,8 @@
         </w:tc>
       </w:tr>
     </w:tbl>
-    <w:bookmarkEnd w:id="121"/>
-    <w:bookmarkStart w:id="125" w:name="как-велась-разработка"/>
+    <w:bookmarkEnd w:id="124"/>
+    <w:bookmarkStart w:id="128" w:name="как-велась-разработка"/>
     <w:p>
       <w:pPr>
         <w:pStyle w:val="Heading2"/>
@@ -17769,7 +17913,7 @@
       <w:r>
         <w:t xml:space="preserve"> </w:t>
       </w:r>
-      <w:hyperlink r:id="rId122">
+      <w:hyperlink r:id="rId125">
         <w:r>
           <w:rPr>
             <w:rStyle w:val="VerbatimChar"/>
@@ -17795,7 +17939,7 @@
       <w:r>
         <w:t xml:space="preserve"> </w:t>
       </w:r>
-      <w:hyperlink r:id="rId74">
+      <w:hyperlink r:id="rId77">
         <w:r>
           <w:rPr>
             <w:rStyle w:val="VerbatimChar"/>
@@ -17836,7 +17980,7 @@
       <w:r>
         <w:t xml:space="preserve"> </w:t>
       </w:r>
-      <w:hyperlink r:id="rId123">
+      <w:hyperlink r:id="rId126">
         <w:r>
           <w:rPr>
             <w:rStyle w:val="VerbatimChar"/>
@@ -17858,7 +18002,7 @@
       <w:r>
         <w:t xml:space="preserve"> </w:t>
       </w:r>
-      <w:hyperlink r:id="rId124">
+      <w:hyperlink r:id="rId127">
         <w:r>
           <w:rPr>
             <w:rStyle w:val="Hyperlink"/>
@@ -17870,8 +18014,8 @@
         <w:t xml:space="preserve">.</w:t>
       </w:r>
     </w:p>
-    <w:bookmarkEnd w:id="125"/>
-    <w:bookmarkStart w:id="126" w:name="качество"/>
+    <w:bookmarkEnd w:id="128"/>
+    <w:bookmarkStart w:id="129" w:name="качество"/>
     <w:p>
       <w:pPr>
         <w:pStyle w:val="Heading2"/>
@@ -17982,7 +18126,7 @@
               <w:jc w:val="left"/>
             </w:pPr>
             <w:r>
-              <w:t xml:space="preserve">pytest, 274 теста, покрытие кода 83 % при пороге 70 %</w:t>
+              <w:t xml:space="preserve">pytest, 276 тестов, покрытие кода 83 % при пороге 70 %</w:t>
             </w:r>
           </w:p>
         </w:tc>
@@ -18116,7 +18260,7 @@
               <w:t xml:space="preserve"> </w:t>
             </w:r>
             <w:r>
-              <w:t xml:space="preserve">и сборка Vite, 39 тестов Vitest — в CI; ESLint — локально</w:t>
+              <w:t xml:space="preserve">и сборка Vite, 43 теста Vitest — в CI; ESLint — локально</w:t>
             </w:r>
           </w:p>
         </w:tc>
@@ -18142,8 +18286,8 @@
         <w:t xml:space="preserve">: два задания, бэкенд и фронтенд, на каждый push и pull request.</w:t>
       </w:r>
     </w:p>
-    <w:bookmarkEnd w:id="126"/>
-    <w:bookmarkStart w:id="128" w:name="критерии-оценки-и-где-они-закрыты"/>
+    <w:bookmarkEnd w:id="129"/>
+    <w:bookmarkStart w:id="131" w:name="критерии-оценки-и-где-они-закрыты"/>
     <w:p>
       <w:pPr>
         <w:pStyle w:val="Heading2"/>
@@ -18334,7 +18478,7 @@
             <w:r>
               <w:t xml:space="preserve"> </w:t>
             </w:r>
-            <w:hyperlink r:id="rId30">
+            <w:hyperlink r:id="rId33">
               <w:r>
                 <w:rPr>
                   <w:rStyle w:val="Hyperlink"/>
@@ -18389,7 +18533,7 @@
               <w:pStyle w:val="Compact"/>
               <w:jc w:val="left"/>
             </w:pPr>
-            <w:hyperlink r:id="rId127">
+            <w:hyperlink r:id="rId130">
               <w:r>
                 <w:rPr>
                   <w:rStyle w:val="Hyperlink"/>
@@ -18514,6 +18658,75 @@
               <w:jc w:val="left"/>
             </w:pPr>
             <w:r>
+              <w:t xml:space="preserve">Презентация и выступление</w:t>
+            </w:r>
+          </w:p>
+        </w:tc>
+        <w:tc>
+          <w:tcPr/>
+          <w:p>
+            <w:pPr>
+              <w:pStyle w:val="Compact"/>
+              <w:jc w:val="left"/>
+            </w:pPr>
+            <w:r>
+              <w:t xml:space="preserve">10 %</w:t>
+            </w:r>
+          </w:p>
+        </w:tc>
+        <w:tc>
+          <w:tcPr/>
+          <w:p>
+            <w:pPr>
+              <w:pStyle w:val="Compact"/>
+              <w:jc w:val="left"/>
+            </w:pPr>
+            <w:r>
+              <w:t xml:space="preserve">Презентация на шаблоне ФСП и демо-видео с титрами</w:t>
+            </w:r>
+          </w:p>
+        </w:tc>
+        <w:tc>
+          <w:tcPr/>
+          <w:p>
+            <w:pPr>
+              <w:pStyle w:val="Compact"/>
+              <w:jc w:val="left"/>
+            </w:pPr>
+            <w:hyperlink r:id="rId27">
+              <w:r>
+                <w:rPr>
+                  <w:rStyle w:val="Hyperlink"/>
+                </w:rPr>
+                <w:t xml:space="preserve">HyreKit_pitch.pdf</w:t>
+              </w:r>
+            </w:hyperlink>
+            <w:r>
+              <w:t xml:space="preserve">,</w:t>
+            </w:r>
+            <w:r>
+              <w:t xml:space="preserve"> </w:t>
+            </w:r>
+            <w:hyperlink r:id="rId29">
+              <w:r>
+                <w:rPr>
+                  <w:rStyle w:val="Hyperlink"/>
+                </w:rPr>
+                <w:t xml:space="preserve">HyreKit_demo.mp4</w:t>
+              </w:r>
+            </w:hyperlink>
+          </w:p>
+        </w:tc>
+      </w:tr>
+      <w:tr>
+        <w:tc>
+          <w:tcPr/>
+          <w:p>
+            <w:pPr>
+              <w:pStyle w:val="Compact"/>
+              <w:jc w:val="left"/>
+            </w:pPr>
+            <w:r>
               <w:t xml:space="preserve">Дополнительный функционал</w:t>
             </w:r>
           </w:p>
@@ -18575,8 +18788,8 @@
         </w:tc>
       </w:tr>
     </w:tbl>
-    <w:bookmarkEnd w:id="128"/>
-    <w:bookmarkEnd w:id="129"/>
+    <w:bookmarkEnd w:id="131"/>
+    <w:bookmarkEnd w:id="132"/>
     <w:sectPr/>
   </w:body>
 </w:document>
